--- a/spectral-causality-brainstorm/06_spectral_causality_academic.docx
+++ b/spectral-causality-brainstorm/06_spectral_causality_academic.docx
@@ -110,7 +110,39 @@
         <w:pStyle w:val="ListNumber"/>
       </w:pPr>
       <w:r>
-        <w:t>[理論的課題と展望](#8-理論的課題と展望)</w:t>
+        <w:t>[LiNGAM vs スペクトル因果性：構造比較](#8-構造比較)</w:t>
+      </w:r>
+    </w:p>
+    <w:p>
+      <w:pPr>
+        <w:pStyle w:val="ListNumber"/>
+      </w:pPr>
+      <w:r>
+        <w:t>[ECDアンサンブルと因果上流性](#9-ecdアンサンブルと因果上流性)</w:t>
+      </w:r>
+    </w:p>
+    <w:p>
+      <w:pPr>
+        <w:pStyle w:val="ListNumber"/>
+      </w:pPr>
+      <w:r>
+        <w:t>[DAG転移点の解析](#10-dag転移点の解析)</w:t>
+      </w:r>
+    </w:p>
+    <w:p>
+      <w:pPr>
+        <w:pStyle w:val="ListNumber"/>
+      </w:pPr>
+      <w:r>
+        <w:t>[循環構造のプルーニングと実運用](#11-循環構造のプルーニングと実運用)</w:t>
+      </w:r>
+    </w:p>
+    <w:p>
+      <w:pPr>
+        <w:pStyle w:val="ListNumber"/>
+      </w:pPr>
+      <w:r>
+        <w:t>[理論的課題と展望](#12-理論的課題と展望)</w:t>
       </w:r>
     </w:p>
     <w:p>
@@ -6400,288 +6432,12 @@
         <w:pStyle w:val="Heading1"/>
       </w:pPr>
       <w:r>
-        <w:t>8. 理論的課題と展望</w:t>
+        <w:t>8. LiNGAM vs スペクトル因果性：3条件での構造比較</w:t>
       </w:r>
     </w:p>
     <w:p>
-      <w:pPr>
-        <w:pStyle w:val="Heading2"/>
-      </w:pPr>
-      <w:r>
-        <w:t>8.1 識別可能性</w:t>
-      </w:r>
-    </w:p>
-    <w:p>
-      <w:r>
-        <w:t>LiNGAM には明確な識別可能性条件（非ガウス＋線形＋DAG＋共通原因なし → 因果方向が一意に同定; Shimizu et al., 2006）がある。</w:t>
-      </w:r>
-    </w:p>
-    <w:p>
-      <w:r>
-        <w:t>スペクトル因果性には</w:t>
-      </w:r>
-      <w:r>
-        <w:rPr>
-          <w:b/>
-        </w:rPr>
-        <w:t>現時点で識別可能性の理論がない</w:t>
-      </w:r>
-      <w:r>
-        <w:t>。すなわち、SCD が真の因果方向と一致する条件が明らかではない。今後の研究課題として：</w:t>
-      </w:r>
-    </w:p>
-    <w:p>
-      <w:r>
-        <w:rPr>
-          <w:b/>
-        </w:rPr>
-        <w:t>予想 8.1</w:t>
-      </w:r>
-      <w:r>
-        <w:t xml:space="preserve"> 以下の条件下で、SCD は因果方向と一致する：</w:t>
-      </w:r>
-    </w:p>
-    <w:p>
-      <w:pPr>
-        <w:pStyle w:val="ListNumber"/>
-      </w:pPr>
-      <w:r>
-        <w:t>ユーティリティ非対称性 $U(i,j) - U(j,i)$ が真の因果方向と同符号</w:t>
-      </w:r>
-    </w:p>
-    <w:p>
-      <w:pPr>
-        <w:pStyle w:val="ListNumber"/>
-      </w:pPr>
-      <w:r>
-        <w:t>ユーティリティ重み $w(i,j)$ が因果効果の強さの単調関数</w:t>
-      </w:r>
-    </w:p>
-    <w:p>
-      <w:pPr>
-        <w:pStyle w:val="ListNumber"/>
-      </w:pPr>
-      <w:r>
-        <w:t>グラフがDAG的構造を持つ（$r_</w:t>
-      </w:r>
-      <w:r>
-        <w:rPr>
-          <w:vertAlign w:val="superscript"/>
-        </w:rPr>
-        <w:t>\text{gradient</w:t>
-      </w:r>
-      <w:r>
-        <w:t>} \approx 1$）</w:t>
-      </w:r>
-    </w:p>
-    <w:p>
-      <w:r>
-        <w:t>条件 1 が最も制約的であり、ユーティリティ関数の構成方法に依存する。</w:t>
-      </w:r>
-    </w:p>
-    <w:p>
-      <w:pPr>
-        <w:pStyle w:val="Heading2"/>
-      </w:pPr>
-      <w:r>
-        <w:t>8.2 ユーティリティ関数の構成</w:t>
-      </w:r>
-    </w:p>
-    <w:p>
-      <w:r>
-        <w:t>ユーティリティ関数 $U(i,j)$ をどのように構成するかは未解決の問題である。考えうる手法として：</w:t>
-      </w:r>
-    </w:p>
-    <w:p>
-      <w:r>
-        <w:t xml:space="preserve">(a) </w:t>
-      </w:r>
-      <w:r>
-        <w:rPr>
-          <w:b/>
-        </w:rPr>
-        <w:t>専門家符号化</w:t>
-      </w:r>
-      <w:r>
-        <w:t>: 臨床専門家が手動で $U(i,j)$ を設定。再現性に難あり。</w:t>
-      </w:r>
-    </w:p>
-    <w:p>
-      <w:r>
-        <w:t xml:space="preserve">(b) </w:t>
-      </w:r>
-      <w:r>
-        <w:rPr>
-          <w:b/>
-        </w:rPr>
-        <w:t>LLMベース</w:t>
-      </w:r>
-      <w:r>
-        <w:t>: 大規模言語モデルに「変数 $X_i$ の情報は変数 $X_j$ に関する問いにどの程度有用か？」と質問し、応答を数値化。モデル依存性が課題。</w:t>
-      </w:r>
-    </w:p>
-    <w:p>
-      <w:r>
-        <w:t xml:space="preserve">(c) </w:t>
-      </w:r>
-      <w:r>
-        <w:rPr>
-          <w:b/>
-        </w:rPr>
-        <w:t>データ駆動</w:t>
-      </w:r>
-      <w:r>
-        <w:t>: $U(i,j) = |\hat</w:t>
-      </w:r>
-      <w:r>
-        <w:rPr>
-          <w:vertAlign w:val="superscript"/>
-        </w:rPr>
-        <w:t>\rho</w:t>
-      </w:r>
-      <w:r>
-        <w:t>_</w:t>
-      </w:r>
-      <w:r>
-        <w:rPr>
-          <w:vertAlign w:val="superscript"/>
-        </w:rPr>
-        <w:t>ij</w:t>
-      </w:r>
-      <w:r>
-        <w:t>|$（予測的相関の非対称性）。純粋にデータ駆動だが、交絡に弱い。</w:t>
-      </w:r>
-    </w:p>
-    <w:p>
-      <w:r>
-        <w:t xml:space="preserve">(d) </w:t>
-      </w:r>
-      <w:r>
-        <w:rPr>
-          <w:b/>
-        </w:rPr>
-        <w:t>ハイブリッド</w:t>
-      </w:r>
-      <w:r>
-        <w:t>: $U(i,j) = \alpha \cdot U_</w:t>
-      </w:r>
-      <w:r>
-        <w:rPr>
-          <w:vertAlign w:val="superscript"/>
-        </w:rPr>
-        <w:t>\text{expert</w:t>
-      </w:r>
-      <w:r>
-        <w:t>}(i,j) + (1 - \alpha) \cdot U_</w:t>
-      </w:r>
-      <w:r>
-        <w:rPr>
-          <w:vertAlign w:val="superscript"/>
-        </w:rPr>
-        <w:t>\text{data</w:t>
-      </w:r>
-      <w:r>
-        <w:t>}(i,j)$。本稿の実データ解析ではこの手法を用いた（$\alpha = 0.6$）。</w:t>
-      </w:r>
-    </w:p>
-    <w:p>
-      <w:pPr>
-        <w:pStyle w:val="Heading2"/>
-      </w:pPr>
-      <w:r>
-        <w:t>8.3 電荷パラメータ $q$ の選択</w:t>
-      </w:r>
-    </w:p>
-    <w:p>
-      <w:r>
-        <w:t>$q$ の値は結果に大きく影響する。$q$ の選択基準として：</w:t>
-      </w:r>
-    </w:p>
-    <w:p>
-      <w:pPr>
-        <w:pStyle w:val="ListBullet"/>
-      </w:pPr>
-      <w:r>
-        <w:rPr>
-          <w:b/>
-        </w:rPr>
-        <w:t>交差検証</w:t>
-      </w:r>
-      <w:r>
-        <w:t>: LiNGAM等の既存手法との因果方向一致率を最大化する $q$ を選択</w:t>
-      </w:r>
-    </w:p>
-    <w:p>
-      <w:pPr>
-        <w:pStyle w:val="ListBullet"/>
-      </w:pPr>
-      <w:r>
-        <w:rPr>
-          <w:b/>
-        </w:rPr>
-        <w:t>安定性</w:t>
-      </w:r>
-      <w:r>
-        <w:t>: $q$ の微小変動に対するSCDの安定性（感度解析）</w:t>
-      </w:r>
-    </w:p>
-    <w:p>
-      <w:pPr>
-        <w:pStyle w:val="ListBullet"/>
-      </w:pPr>
-      <w:r>
-        <w:rPr>
-          <w:b/>
-        </w:rPr>
-        <w:t>理論的</w:t>
-      </w:r>
-      <w:r>
-        <w:t>: $q = 0.25$ が数学的に「最大方向性感度」を与える（注意3.1参照）</w:t>
-      </w:r>
-    </w:p>
-    <w:p>
-      <w:pPr>
-        <w:pStyle w:val="Heading2"/>
-      </w:pPr>
-      <w:r>
-        <w:t>8.4 スケーラビリティ</w:t>
-      </w:r>
-    </w:p>
-    <w:p>
-      <w:pPr>
-        <w:pStyle w:val="ListBullet"/>
-      </w:pPr>
-      <w:r>
-        <w:t>磁気ラプラシアンの固有分解：$O(n^3)$。ランダム化SVDで $O(nk^2)$（上位 $k$ 個のみ）</w:t>
-      </w:r>
-    </w:p>
-    <w:p>
-      <w:pPr>
-        <w:pStyle w:val="ListBullet"/>
-      </w:pPr>
-      <w:r>
-        <w:t>Hodge分解：$O(|E|)$（スパースグラフなら高速）</w:t>
-      </w:r>
-    </w:p>
-    <w:p>
-      <w:pPr>
-        <w:pStyle w:val="ListBullet"/>
-      </w:pPr>
-      <w:r>
-        <w:t>ユーティリティ関数の計算：$O(n^2)$ ペアに対する LLM 呼び出しがボトルネック</w:t>
-      </w:r>
-    </w:p>
-    <w:p>
-      <w:pPr>
-        <w:pStyle w:val="Heading2"/>
-      </w:pPr>
-      <w:r>
-        <w:t>8.5 因果上流性と介入不可能性の対応</w:t>
-      </w:r>
-    </w:p>
-    <w:p>
-      <w:r>
-        <w:t>UCI心疾患データにおいて、Hodge因果ポテンシャル $\phi$ と臨床的介入可能性（interventionability）の間に顕著な対応が観察される：</w:t>
+      <w:r>
+        <w:t>§7で個別に示した各手法の結果を、同一データ上で体系的に比較する。以下の3条件で因果構造を推定した：</w:t>
       </w:r>
     </w:p>
     <w:tbl>
@@ -6712,7 +6468,7 @@
                 <w:b/>
                 <w:sz w:val="18"/>
               </w:rPr>
-              <w:t>変数</w:t>
+              <w:t>条件</w:t>
             </w:r>
           </w:p>
         </w:tc>
@@ -6730,7 +6486,7 @@
                 <w:b/>
                 <w:sz w:val="18"/>
               </w:rPr>
-              <w:t>$\phi$（上流度）</w:t>
+              <w:t>手法</w:t>
             </w:r>
           </w:p>
         </w:tc>
@@ -6748,7 +6504,7 @@
                 <w:b/>
                 <w:sz w:val="18"/>
               </w:rPr>
-              <w:t>介入可能性 $\iota$</w:t>
+              <w:t>グラフ種類</w:t>
             </w:r>
           </w:p>
         </w:tc>
@@ -6766,7 +6522,7 @@
                 <w:b/>
                 <w:sz w:val="18"/>
               </w:rPr>
-              <w:t>臨床的理由</w:t>
+              <w:t>ドメイン知識</w:t>
             </w:r>
           </w:p>
         </w:tc>
@@ -6786,7 +6542,7 @@
                 <w:b w:val="0"/>
                 <w:sz w:val="18"/>
               </w:rPr>
-              <w:t>Age</w:t>
+              <w:t>**(A)**</w:t>
             </w:r>
           </w:p>
         </w:tc>
@@ -6804,7 +6560,7 @@
                 <w:b w:val="0"/>
                 <w:sz w:val="18"/>
               </w:rPr>
-              <w:t>最大（最上流）</w:t>
+              <w:t>DirectLiNGAM</w:t>
             </w:r>
           </w:p>
         </w:tc>
@@ -6822,7 +6578,7 @@
                 <w:b w:val="0"/>
                 <w:sz w:val="18"/>
               </w:rPr>
-              <w:t>**不可能**（$\iota = 0$）</w:t>
+              <w:t>DAG（非巡回）</w:t>
             </w:r>
           </w:p>
         </w:tc>
@@ -6840,7 +6596,7 @@
                 <w:b w:val="0"/>
                 <w:sz w:val="18"/>
               </w:rPr>
-              <w:t>不可逆な生物学的プロセス</w:t>
+              <w:t>不要</w:t>
             </w:r>
           </w:p>
         </w:tc>
@@ -6860,7 +6616,7 @@
                 <w:b w:val="0"/>
                 <w:sz w:val="18"/>
               </w:rPr>
-              <w:t>MaxHR</w:t>
+              <w:t>**(B)**</w:t>
             </w:r>
           </w:p>
         </w:tc>
@@ -6878,7 +6634,7 @@
                 <w:b w:val="0"/>
                 <w:sz w:val="18"/>
               </w:rPr>
-              <w:t>上流</w:t>
+              <w:t>スペクトル因果性（$\alpha = 0.6$）</w:t>
             </w:r>
           </w:p>
         </w:tc>
@@ -6896,7 +6652,7 @@
                 <w:b w:val="0"/>
                 <w:sz w:val="18"/>
               </w:rPr>
-              <w:t>**困難**（$\iota \approx 0.3$）</w:t>
+              <w:t>DCG（巡回許容）</w:t>
             </w:r>
           </w:p>
         </w:tc>
@@ -6914,7 +6670,7 @@
                 <w:b w:val="0"/>
                 <w:sz w:val="18"/>
               </w:rPr>
-              <w:t>加齢・体質に依存</w:t>
+              <w:t>臨床知識60% + データ40%</w:t>
             </w:r>
           </w:p>
         </w:tc>
@@ -6934,7 +6690,7 @@
                 <w:b w:val="0"/>
                 <w:sz w:val="18"/>
               </w:rPr>
-              <w:t>STDep</w:t>
+              <w:t>**(C)**</w:t>
             </w:r>
           </w:p>
         </w:tc>
@@ -6952,7 +6708,7 @@
                 <w:b w:val="0"/>
                 <w:sz w:val="18"/>
               </w:rPr>
-              <w:t>中流</w:t>
+              <w:t>スペクトル因果性（$\alpha = 0$）</w:t>
             </w:r>
           </w:p>
         </w:tc>
@@ -6970,7 +6726,7 @@
                 <w:b w:val="0"/>
                 <w:sz w:val="18"/>
               </w:rPr>
-              <w:t>**間接的**（$\iota \approx 0.5$）</w:t>
+              <w:t>DCG（巡回許容）</w:t>
             </w:r>
           </w:p>
         </w:tc>
@@ -6988,155 +6744,7 @@
                 <w:b w:val="0"/>
                 <w:sz w:val="18"/>
               </w:rPr>
-              <w:t>PCI/CABGで虚血改善</w:t>
-            </w:r>
-          </w:p>
-        </w:tc>
-      </w:tr>
-      <w:tr>
-        <w:tc>
-          <w:tcPr>
-            <w:tcW w:type="dxa" w:w="2160"/>
-          </w:tcPr>
-          <w:p>
-            <w:pPr>
-              <w:jc w:val="left"/>
-            </w:pPr>
-            <w:r/>
-            <w:r>
-              <w:rPr>
-                <w:b w:val="0"/>
-                <w:sz w:val="18"/>
-              </w:rPr>
-              <w:t>Chol</w:t>
-            </w:r>
-          </w:p>
-        </w:tc>
-        <w:tc>
-          <w:tcPr>
-            <w:tcW w:type="dxa" w:w="2160"/>
-          </w:tcPr>
-          <w:p>
-            <w:pPr>
-              <w:jc w:val="left"/>
-            </w:pPr>
-            <w:r/>
-            <w:r>
-              <w:rPr>
-                <w:b w:val="0"/>
-                <w:sz w:val="18"/>
-              </w:rPr>
-              <w:t>下流</w:t>
-            </w:r>
-          </w:p>
-        </w:tc>
-        <w:tc>
-          <w:tcPr>
-            <w:tcW w:type="dxa" w:w="2160"/>
-          </w:tcPr>
-          <w:p>
-            <w:pPr>
-              <w:jc w:val="left"/>
-            </w:pPr>
-            <w:r/>
-            <w:r>
-              <w:rPr>
-                <w:b w:val="0"/>
-                <w:sz w:val="18"/>
-              </w:rPr>
-              <w:t>**容易**（$\iota \approx 0.9$）</w:t>
-            </w:r>
-          </w:p>
-        </w:tc>
-        <w:tc>
-          <w:tcPr>
-            <w:tcW w:type="dxa" w:w="2160"/>
-          </w:tcPr>
-          <w:p>
-            <w:pPr>
-              <w:jc w:val="left"/>
-            </w:pPr>
-            <w:r/>
-            <w:r>
-              <w:rPr>
-                <w:b w:val="0"/>
-                <w:sz w:val="18"/>
-              </w:rPr>
-              <w:t>スタチン</w:t>
-            </w:r>
-          </w:p>
-        </w:tc>
-      </w:tr>
-      <w:tr>
-        <w:tc>
-          <w:tcPr>
-            <w:tcW w:type="dxa" w:w="2160"/>
-          </w:tcPr>
-          <w:p>
-            <w:pPr>
-              <w:jc w:val="left"/>
-            </w:pPr>
-            <w:r/>
-            <w:r>
-              <w:rPr>
-                <w:b w:val="0"/>
-                <w:sz w:val="18"/>
-              </w:rPr>
-              <w:t>RestBP</w:t>
-            </w:r>
-          </w:p>
-        </w:tc>
-        <w:tc>
-          <w:tcPr>
-            <w:tcW w:type="dxa" w:w="2160"/>
-          </w:tcPr>
-          <w:p>
-            <w:pPr>
-              <w:jc w:val="left"/>
-            </w:pPr>
-            <w:r/>
-            <w:r>
-              <w:rPr>
-                <w:b w:val="0"/>
-                <w:sz w:val="18"/>
-              </w:rPr>
-              <w:t>最下流</w:t>
-            </w:r>
-          </w:p>
-        </w:tc>
-        <w:tc>
-          <w:tcPr>
-            <w:tcW w:type="dxa" w:w="2160"/>
-          </w:tcPr>
-          <w:p>
-            <w:pPr>
-              <w:jc w:val="left"/>
-            </w:pPr>
-            <w:r/>
-            <w:r>
-              <w:rPr>
-                <w:b w:val="0"/>
-                <w:sz w:val="18"/>
-              </w:rPr>
-              <w:t>**容易**（$\iota \approx 0.8$）</w:t>
-            </w:r>
-          </w:p>
-        </w:tc>
-        <w:tc>
-          <w:tcPr>
-            <w:tcW w:type="dxa" w:w="2160"/>
-          </w:tcPr>
-          <w:p>
-            <w:pPr>
-              <w:jc w:val="left"/>
-            </w:pPr>
-            <w:r/>
-            <w:r>
-              <w:rPr>
-                <w:b w:val="0"/>
-                <w:sz w:val="18"/>
-              </w:rPr>
-              <w:t>降圧薬</w:t>
+              <w:t>不要（純データ駆動）</w:t>
             </w:r>
           </w:p>
         </w:tc>
@@ -7144,35 +6752,11 @@
     </w:tbl>
     <w:p/>
     <w:p>
-      <w:r>
-        <w:t>この対応は偶然ではなく、構造的理由がある。介入不可能な変数は</w:t>
-      </w:r>
-      <w:r>
-        <w:rPr>
-          <w:b/>
-        </w:rPr>
-        <w:t>外生的（exogenous）</w:t>
-      </w:r>
-      <w:r>
-        <w:t>——他の変数に影響されず一方的に影響を与えるため、DAGの根（root）に位置する。因果推論の用語では、構造方程式 $X_i = f_i(\text</w:t>
-      </w:r>
-      <w:r>
-        <w:rPr>
-          <w:vertAlign w:val="superscript"/>
-        </w:rPr>
-        <w:t>parents</w:t>
-      </w:r>
-      <w:r>
-        <w:t>(X_i), \varepsilon_i)$ において $\text</w:t>
-      </w:r>
-      <w:r>
-        <w:rPr>
-          <w:vertAlign w:val="superscript"/>
-        </w:rPr>
-        <w:t>parents</w:t>
-      </w:r>
-      <w:r>
-        <w:t>(X_i) = \emptyset$ の変数が最上流であり、これは定義上介入不可能な変数に対応する。</w:t>
+      <w:pPr>
+        <w:pStyle w:val="Heading2"/>
+      </w:pPr>
+      <w:r>
+        <w:t>8.1 辺レベルの比較</w:t>
       </w:r>
     </w:p>
     <w:p>
@@ -7180,10 +6764,1051 @@
         <w:rPr>
           <w:b/>
         </w:rPr>
-        <w:t>命題 8.1（非形式的）</w:t>
-      </w:r>
-      <w:r>
-        <w:t>: $\phi(i)$ と $\iota(i)$ の間に負の相関が成立する条件は、(a) 介入不可能な変数がDAGの根に位置し、(b) 介入可能な変数ほど多くの親を持つ場合である。医療データではこの条件が自然に満たされやすい。</w:t>
+        <w:t>(A) LiNGAM DAG</w:t>
+      </w:r>
+      <w:r>
+        <w:t>: 6本の因果辺。因果順序 Age → MaxHR → STDep → RestBP → Chol。</w:t>
+      </w:r>
+    </w:p>
+    <w:tbl>
+      <w:tblPr>
+        <w:tblStyle w:val="TableGrid"/>
+        <w:tblW w:type="auto" w:w="0"/>
+        <w:jc w:val="center"/>
+        <w:tblLook w:firstColumn="1" w:firstRow="1" w:lastColumn="0" w:lastRow="0" w:noHBand="0" w:noVBand="1" w:val="04A0"/>
+      </w:tblPr>
+      <w:tblGrid>
+        <w:gridCol w:w="2880"/>
+        <w:gridCol w:w="2880"/>
+        <w:gridCol w:w="2880"/>
+      </w:tblGrid>
+      <w:tr>
+        <w:tc>
+          <w:tcPr>
+            <w:tcW w:type="dxa" w:w="2880"/>
+          </w:tcPr>
+          <w:p>
+            <w:pPr>
+              <w:jc w:val="left"/>
+            </w:pPr>
+            <w:r/>
+            <w:r>
+              <w:rPr>
+                <w:b/>
+                <w:sz w:val="18"/>
+              </w:rPr>
+              <w:t>辺</w:t>
+            </w:r>
+          </w:p>
+        </w:tc>
+        <w:tc>
+          <w:tcPr>
+            <w:tcW w:type="dxa" w:w="2880"/>
+          </w:tcPr>
+          <w:p>
+            <w:pPr>
+              <w:jc w:val="left"/>
+            </w:pPr>
+            <w:r/>
+            <w:r>
+              <w:rPr>
+                <w:b/>
+                <w:sz w:val="18"/>
+              </w:rPr>
+              <w:t>効果量</w:t>
+            </w:r>
+          </w:p>
+        </w:tc>
+        <w:tc>
+          <w:tcPr>
+            <w:tcW w:type="dxa" w:w="2880"/>
+          </w:tcPr>
+          <w:p>
+            <w:pPr>
+              <w:jc w:val="left"/>
+            </w:pPr>
+            <w:r/>
+            <w:r>
+              <w:rPr>
+                <w:b/>
+                <w:sz w:val="18"/>
+              </w:rPr>
+              <w:t>臨床的解釈</w:t>
+            </w:r>
+          </w:p>
+        </w:tc>
+      </w:tr>
+      <w:tr>
+        <w:tc>
+          <w:tcPr>
+            <w:tcW w:type="dxa" w:w="2880"/>
+          </w:tcPr>
+          <w:p>
+            <w:pPr>
+              <w:jc w:val="left"/>
+            </w:pPr>
+            <w:r/>
+            <w:r>
+              <w:rPr>
+                <w:b w:val="0"/>
+                <w:sz w:val="18"/>
+              </w:rPr>
+              <w:t>Age → MaxHR</w:t>
+            </w:r>
+          </w:p>
+        </w:tc>
+        <w:tc>
+          <w:tcPr>
+            <w:tcW w:type="dxa" w:w="2880"/>
+          </w:tcPr>
+          <w:p>
+            <w:pPr>
+              <w:jc w:val="left"/>
+            </w:pPr>
+            <w:r/>
+            <w:r>
+              <w:rPr>
+                <w:b w:val="0"/>
+                <w:sz w:val="18"/>
+              </w:rPr>
+              <w:t>−0.395</w:t>
+            </w:r>
+          </w:p>
+        </w:tc>
+        <w:tc>
+          <w:tcPr>
+            <w:tcW w:type="dxa" w:w="2880"/>
+          </w:tcPr>
+          <w:p>
+            <w:pPr>
+              <w:jc w:val="left"/>
+            </w:pPr>
+            <w:r/>
+            <w:r>
+              <w:rPr>
+                <w:b w:val="0"/>
+                <w:sz w:val="18"/>
+              </w:rPr>
+              <w:t>加齢による最大心拍数の低下</w:t>
+            </w:r>
+          </w:p>
+        </w:tc>
+      </w:tr>
+      <w:tr>
+        <w:tc>
+          <w:tcPr>
+            <w:tcW w:type="dxa" w:w="2880"/>
+          </w:tcPr>
+          <w:p>
+            <w:pPr>
+              <w:jc w:val="left"/>
+            </w:pPr>
+            <w:r/>
+            <w:r>
+              <w:rPr>
+                <w:b w:val="0"/>
+                <w:sz w:val="18"/>
+              </w:rPr>
+              <w:t>Age → RestBP</w:t>
+            </w:r>
+          </w:p>
+        </w:tc>
+        <w:tc>
+          <w:tcPr>
+            <w:tcW w:type="dxa" w:w="2880"/>
+          </w:tcPr>
+          <w:p>
+            <w:pPr>
+              <w:jc w:val="left"/>
+            </w:pPr>
+            <w:r/>
+            <w:r>
+              <w:rPr>
+                <w:b w:val="0"/>
+                <w:sz w:val="18"/>
+              </w:rPr>
+              <w:t>+0.309</w:t>
+            </w:r>
+          </w:p>
+        </w:tc>
+        <w:tc>
+          <w:tcPr>
+            <w:tcW w:type="dxa" w:w="2880"/>
+          </w:tcPr>
+          <w:p>
+            <w:pPr>
+              <w:jc w:val="left"/>
+            </w:pPr>
+            <w:r/>
+            <w:r>
+              <w:rPr>
+                <w:b w:val="0"/>
+                <w:sz w:val="18"/>
+              </w:rPr>
+              <w:t>加齢による血圧上昇</w:t>
+            </w:r>
+          </w:p>
+        </w:tc>
+      </w:tr>
+      <w:tr>
+        <w:tc>
+          <w:tcPr>
+            <w:tcW w:type="dxa" w:w="2880"/>
+          </w:tcPr>
+          <w:p>
+            <w:pPr>
+              <w:jc w:val="left"/>
+            </w:pPr>
+            <w:r/>
+            <w:r>
+              <w:rPr>
+                <w:b w:val="0"/>
+                <w:sz w:val="18"/>
+              </w:rPr>
+              <w:t>Age → Chol</w:t>
+            </w:r>
+          </w:p>
+        </w:tc>
+        <w:tc>
+          <w:tcPr>
+            <w:tcW w:type="dxa" w:w="2880"/>
+          </w:tcPr>
+          <w:p>
+            <w:pPr>
+              <w:jc w:val="left"/>
+            </w:pPr>
+            <w:r/>
+            <w:r>
+              <w:rPr>
+                <w:b w:val="0"/>
+                <w:sz w:val="18"/>
+              </w:rPr>
+              <w:t>+0.203</w:t>
+            </w:r>
+          </w:p>
+        </w:tc>
+        <w:tc>
+          <w:tcPr>
+            <w:tcW w:type="dxa" w:w="2880"/>
+          </w:tcPr>
+          <w:p>
+            <w:pPr>
+              <w:jc w:val="left"/>
+            </w:pPr>
+            <w:r/>
+            <w:r>
+              <w:rPr>
+                <w:b w:val="0"/>
+                <w:sz w:val="18"/>
+              </w:rPr>
+              <w:t>加齢によるコレステロール上昇</w:t>
+            </w:r>
+          </w:p>
+        </w:tc>
+      </w:tr>
+      <w:tr>
+        <w:tc>
+          <w:tcPr>
+            <w:tcW w:type="dxa" w:w="2880"/>
+          </w:tcPr>
+          <w:p>
+            <w:pPr>
+              <w:jc w:val="left"/>
+            </w:pPr>
+            <w:r/>
+            <w:r>
+              <w:rPr>
+                <w:b w:val="0"/>
+                <w:sz w:val="18"/>
+              </w:rPr>
+              <w:t>MaxHR → STDep</w:t>
+            </w:r>
+          </w:p>
+        </w:tc>
+        <w:tc>
+          <w:tcPr>
+            <w:tcW w:type="dxa" w:w="2880"/>
+          </w:tcPr>
+          <w:p>
+            <w:pPr>
+              <w:jc w:val="left"/>
+            </w:pPr>
+            <w:r/>
+            <w:r>
+              <w:rPr>
+                <w:b w:val="0"/>
+                <w:sz w:val="18"/>
+              </w:rPr>
+              <w:t>−0.348</w:t>
+            </w:r>
+          </w:p>
+        </w:tc>
+        <w:tc>
+          <w:tcPr>
+            <w:tcW w:type="dxa" w:w="2880"/>
+          </w:tcPr>
+          <w:p>
+            <w:pPr>
+              <w:jc w:val="left"/>
+            </w:pPr>
+            <w:r/>
+            <w:r>
+              <w:rPr>
+                <w:b w:val="0"/>
+                <w:sz w:val="18"/>
+              </w:rPr>
+              <w:t>運動耐容能低下による虚血悪化</w:t>
+            </w:r>
+          </w:p>
+        </w:tc>
+      </w:tr>
+      <w:tr>
+        <w:tc>
+          <w:tcPr>
+            <w:tcW w:type="dxa" w:w="2880"/>
+          </w:tcPr>
+          <w:p>
+            <w:pPr>
+              <w:jc w:val="left"/>
+            </w:pPr>
+            <w:r/>
+            <w:r>
+              <w:rPr>
+                <w:b w:val="0"/>
+                <w:sz w:val="18"/>
+              </w:rPr>
+              <w:t>STDep → RestBP</w:t>
+            </w:r>
+          </w:p>
+        </w:tc>
+        <w:tc>
+          <w:tcPr>
+            <w:tcW w:type="dxa" w:w="2880"/>
+          </w:tcPr>
+          <w:p>
+            <w:pPr>
+              <w:jc w:val="left"/>
+            </w:pPr>
+            <w:r/>
+            <w:r>
+              <w:rPr>
+                <w:b w:val="0"/>
+                <w:sz w:val="18"/>
+              </w:rPr>
+              <w:t>+0.177</w:t>
+            </w:r>
+          </w:p>
+        </w:tc>
+        <w:tc>
+          <w:tcPr>
+            <w:tcW w:type="dxa" w:w="2880"/>
+          </w:tcPr>
+          <w:p>
+            <w:pPr>
+              <w:jc w:val="left"/>
+            </w:pPr>
+            <w:r/>
+            <w:r>
+              <w:rPr>
+                <w:b w:val="0"/>
+                <w:sz w:val="18"/>
+              </w:rPr>
+              <w:t>虚血と血圧の関連</w:t>
+            </w:r>
+          </w:p>
+        </w:tc>
+      </w:tr>
+      <w:tr>
+        <w:tc>
+          <w:tcPr>
+            <w:tcW w:type="dxa" w:w="2880"/>
+          </w:tcPr>
+          <w:p>
+            <w:pPr>
+              <w:jc w:val="left"/>
+            </w:pPr>
+            <w:r/>
+            <w:r>
+              <w:rPr>
+                <w:b w:val="0"/>
+                <w:sz w:val="18"/>
+              </w:rPr>
+              <w:t>MaxHR → RestBP</w:t>
+            </w:r>
+          </w:p>
+        </w:tc>
+        <w:tc>
+          <w:tcPr>
+            <w:tcW w:type="dxa" w:w="2880"/>
+          </w:tcPr>
+          <w:p>
+            <w:pPr>
+              <w:jc w:val="left"/>
+            </w:pPr>
+            <w:r/>
+            <w:r>
+              <w:rPr>
+                <w:b w:val="0"/>
+                <w:sz w:val="18"/>
+              </w:rPr>
+              <w:t>+0.134</w:t>
+            </w:r>
+          </w:p>
+        </w:tc>
+        <w:tc>
+          <w:tcPr>
+            <w:tcW w:type="dxa" w:w="2880"/>
+          </w:tcPr>
+          <w:p>
+            <w:pPr>
+              <w:jc w:val="left"/>
+            </w:pPr>
+            <w:r/>
+            <w:r>
+              <w:rPr>
+                <w:b w:val="0"/>
+                <w:sz w:val="18"/>
+              </w:rPr>
+              <w:t>心機能と血圧の関連</w:t>
+            </w:r>
+          </w:p>
+        </w:tc>
+      </w:tr>
+    </w:tbl>
+    <w:p/>
+    <w:p>
+      <w:r>
+        <w:rPr>
+          <w:b/>
+        </w:rPr>
+        <w:t>(B) スペクトル因果性 DCG（$\alpha = 0.6$）</w:t>
+      </w:r>
+      <w:r>
+        <w:t>: 9本の有向辺（循環含む）。Hodge分解で勾配85.9%、カール14.1%。</w:t>
+      </w:r>
+    </w:p>
+    <w:tbl>
+      <w:tblPr>
+        <w:tblStyle w:val="TableGrid"/>
+        <w:tblW w:type="auto" w:w="0"/>
+        <w:jc w:val="center"/>
+        <w:tblLook w:firstColumn="1" w:firstRow="1" w:lastColumn="0" w:lastRow="0" w:noHBand="0" w:noVBand="1" w:val="04A0"/>
+      </w:tblPr>
+      <w:tblGrid>
+        <w:gridCol w:w="2880"/>
+        <w:gridCol w:w="2880"/>
+        <w:gridCol w:w="2880"/>
+      </w:tblGrid>
+      <w:tr>
+        <w:tc>
+          <w:tcPr>
+            <w:tcW w:type="dxa" w:w="2880"/>
+          </w:tcPr>
+          <w:p>
+            <w:pPr>
+              <w:jc w:val="left"/>
+            </w:pPr>
+            <w:r/>
+            <w:r>
+              <w:rPr>
+                <w:b/>
+                <w:sz w:val="18"/>
+              </w:rPr>
+              <w:t>辺</w:t>
+            </w:r>
+          </w:p>
+        </w:tc>
+        <w:tc>
+          <w:tcPr>
+            <w:tcW w:type="dxa" w:w="2880"/>
+          </w:tcPr>
+          <w:p>
+            <w:pPr>
+              <w:jc w:val="left"/>
+            </w:pPr>
+            <w:r/>
+            <w:r>
+              <w:rPr>
+                <w:b/>
+                <w:sz w:val="18"/>
+              </w:rPr>
+              <w:t>SCD値</w:t>
+            </w:r>
+          </w:p>
+        </w:tc>
+        <w:tc>
+          <w:tcPr>
+            <w:tcW w:type="dxa" w:w="2880"/>
+          </w:tcPr>
+          <w:p>
+            <w:pPr>
+              <w:jc w:val="left"/>
+            </w:pPr>
+            <w:r/>
+            <w:r>
+              <w:rPr>
+                <w:b/>
+                <w:sz w:val="18"/>
+              </w:rPr>
+              <w:t>LiNGAMとの一致</w:t>
+            </w:r>
+          </w:p>
+        </w:tc>
+      </w:tr>
+      <w:tr>
+        <w:tc>
+          <w:tcPr>
+            <w:tcW w:type="dxa" w:w="2880"/>
+          </w:tcPr>
+          <w:p>
+            <w:pPr>
+              <w:jc w:val="left"/>
+            </w:pPr>
+            <w:r/>
+            <w:r>
+              <w:rPr>
+                <w:b w:val="0"/>
+                <w:sz w:val="18"/>
+              </w:rPr>
+              <w:t>RestBP → Age</w:t>
+            </w:r>
+          </w:p>
+        </w:tc>
+        <w:tc>
+          <w:tcPr>
+            <w:tcW w:type="dxa" w:w="2880"/>
+          </w:tcPr>
+          <w:p>
+            <w:pPr>
+              <w:jc w:val="left"/>
+            </w:pPr>
+            <w:r/>
+            <w:r>
+              <w:rPr>
+                <w:b w:val="0"/>
+                <w:sz w:val="18"/>
+              </w:rPr>
+              <w:t>+0.329</w:t>
+            </w:r>
+          </w:p>
+        </w:tc>
+        <w:tc>
+          <w:tcPr>
+            <w:tcW w:type="dxa" w:w="2880"/>
+          </w:tcPr>
+          <w:p>
+            <w:pPr>
+              <w:jc w:val="left"/>
+            </w:pPr>
+            <w:r/>
+            <w:r>
+              <w:rPr>
+                <w:b w:val="0"/>
+                <w:sz w:val="18"/>
+              </w:rPr>
+              <w:t>**逆方向**</w:t>
+            </w:r>
+          </w:p>
+        </w:tc>
+      </w:tr>
+      <w:tr>
+        <w:tc>
+          <w:tcPr>
+            <w:tcW w:type="dxa" w:w="2880"/>
+          </w:tcPr>
+          <w:p>
+            <w:pPr>
+              <w:jc w:val="left"/>
+            </w:pPr>
+            <w:r/>
+            <w:r>
+              <w:rPr>
+                <w:b w:val="0"/>
+                <w:sz w:val="18"/>
+              </w:rPr>
+              <w:t>Chol → Age</w:t>
+            </w:r>
+          </w:p>
+        </w:tc>
+        <w:tc>
+          <w:tcPr>
+            <w:tcW w:type="dxa" w:w="2880"/>
+          </w:tcPr>
+          <w:p>
+            <w:pPr>
+              <w:jc w:val="left"/>
+            </w:pPr>
+            <w:r/>
+            <w:r>
+              <w:rPr>
+                <w:b w:val="0"/>
+                <w:sz w:val="18"/>
+              </w:rPr>
+              <w:t>+0.289</w:t>
+            </w:r>
+          </w:p>
+        </w:tc>
+        <w:tc>
+          <w:tcPr>
+            <w:tcW w:type="dxa" w:w="2880"/>
+          </w:tcPr>
+          <w:p>
+            <w:pPr>
+              <w:jc w:val="left"/>
+            </w:pPr>
+            <w:r/>
+            <w:r>
+              <w:rPr>
+                <w:b w:val="0"/>
+                <w:sz w:val="18"/>
+              </w:rPr>
+              <w:t>**逆方向**</w:t>
+            </w:r>
+          </w:p>
+        </w:tc>
+      </w:tr>
+      <w:tr>
+        <w:tc>
+          <w:tcPr>
+            <w:tcW w:type="dxa" w:w="2880"/>
+          </w:tcPr>
+          <w:p>
+            <w:pPr>
+              <w:jc w:val="left"/>
+            </w:pPr>
+            <w:r/>
+            <w:r>
+              <w:rPr>
+                <w:b w:val="0"/>
+                <w:sz w:val="18"/>
+              </w:rPr>
+              <w:t>MaxHR → Age</w:t>
+            </w:r>
+          </w:p>
+        </w:tc>
+        <w:tc>
+          <w:tcPr>
+            <w:tcW w:type="dxa" w:w="2880"/>
+          </w:tcPr>
+          <w:p>
+            <w:pPr>
+              <w:jc w:val="left"/>
+            </w:pPr>
+            <w:r/>
+            <w:r>
+              <w:rPr>
+                <w:b w:val="0"/>
+                <w:sz w:val="18"/>
+              </w:rPr>
+              <w:t>+0.342</w:t>
+            </w:r>
+          </w:p>
+        </w:tc>
+        <w:tc>
+          <w:tcPr>
+            <w:tcW w:type="dxa" w:w="2880"/>
+          </w:tcPr>
+          <w:p>
+            <w:pPr>
+              <w:jc w:val="left"/>
+            </w:pPr>
+            <w:r/>
+            <w:r>
+              <w:rPr>
+                <w:b w:val="0"/>
+                <w:sz w:val="18"/>
+              </w:rPr>
+              <w:t>**逆方向**</w:t>
+            </w:r>
+          </w:p>
+        </w:tc>
+      </w:tr>
+      <w:tr>
+        <w:tc>
+          <w:tcPr>
+            <w:tcW w:type="dxa" w:w="2880"/>
+          </w:tcPr>
+          <w:p>
+            <w:pPr>
+              <w:jc w:val="left"/>
+            </w:pPr>
+            <w:r/>
+            <w:r>
+              <w:rPr>
+                <w:b w:val="0"/>
+                <w:sz w:val="18"/>
+              </w:rPr>
+              <w:t>STDep → MaxHR</w:t>
+            </w:r>
+          </w:p>
+        </w:tc>
+        <w:tc>
+          <w:tcPr>
+            <w:tcW w:type="dxa" w:w="2880"/>
+          </w:tcPr>
+          <w:p>
+            <w:pPr>
+              <w:jc w:val="left"/>
+            </w:pPr>
+            <w:r/>
+            <w:r>
+              <w:rPr>
+                <w:b w:val="0"/>
+                <w:sz w:val="18"/>
+              </w:rPr>
+              <w:t>+0.396</w:t>
+            </w:r>
+          </w:p>
+        </w:tc>
+        <w:tc>
+          <w:tcPr>
+            <w:tcW w:type="dxa" w:w="2880"/>
+          </w:tcPr>
+          <w:p>
+            <w:pPr>
+              <w:jc w:val="left"/>
+            </w:pPr>
+            <w:r/>
+            <w:r>
+              <w:rPr>
+                <w:b w:val="0"/>
+                <w:sz w:val="18"/>
+              </w:rPr>
+              <w:t>**逆方向**</w:t>
+            </w:r>
+          </w:p>
+        </w:tc>
+      </w:tr>
+    </w:tbl>
+    <w:p/>
+    <w:p>
+      <w:r>
+        <w:rPr>
+          <w:b/>
+        </w:rPr>
+        <w:t>ほぼ全ての辺がLiNGAMと逆方向</w:t>
+      </w:r>
+      <w:r>
+        <w:t>を示す。</w:t>
+      </w:r>
+    </w:p>
+    <w:p>
+      <w:r>
+        <w:rPr>
+          <w:b/>
+        </w:rPr>
+        <w:t>(C) スペクトル因果性（$\alpha = 0$）</w:t>
+      </w:r>
+      <w:r>
+        <w:t>: 辺数0本。相関行列は対称（$|\rho_</w:t>
+      </w:r>
+      <w:r>
+        <w:rPr>
+          <w:vertAlign w:val="superscript"/>
+        </w:rPr>
+        <w:t>ij</w:t>
+      </w:r>
+      <w:r>
+        <w:t>| = |\rho_</w:t>
+      </w:r>
+      <w:r>
+        <w:rPr>
+          <w:vertAlign w:val="superscript"/>
+        </w:rPr>
+        <w:t>ji</w:t>
+      </w:r>
+      <w:r>
+        <w:t>|$）であるため、非対称成分がゼロとなり方向性信号を検出できない。</w:t>
+      </w:r>
+    </w:p>
+    <w:tbl>
+      <w:tblPr>
+        <w:tblStyle w:val="TableGrid"/>
+        <w:tblW w:type="auto" w:w="0"/>
+        <w:jc w:val="center"/>
+        <w:tblLook w:firstColumn="1" w:firstRow="1" w:lastColumn="0" w:lastRow="0" w:noHBand="0" w:noVBand="1" w:val="04A0"/>
+      </w:tblPr>
+      <w:tblGrid>
+        <w:gridCol w:w="2880"/>
+        <w:gridCol w:w="2880"/>
+        <w:gridCol w:w="2880"/>
+      </w:tblGrid>
+      <w:tr>
+        <w:tc>
+          <w:tcPr>
+            <w:tcW w:type="dxa" w:w="2880"/>
+          </w:tcPr>
+          <w:p>
+            <w:pPr>
+              <w:jc w:val="left"/>
+            </w:pPr>
+            <w:r/>
+            <w:r>
+              <w:rPr>
+                <w:b/>
+                <w:sz w:val="18"/>
+              </w:rPr>
+              <w:t>指標</w:t>
+            </w:r>
+          </w:p>
+        </w:tc>
+        <w:tc>
+          <w:tcPr>
+            <w:tcW w:type="dxa" w:w="2880"/>
+          </w:tcPr>
+          <w:p>
+            <w:pPr>
+              <w:jc w:val="left"/>
+            </w:pPr>
+            <w:r/>
+            <w:r>
+              <w:rPr>
+                <w:b/>
+                <w:sz w:val="18"/>
+              </w:rPr>
+              <w:t>$\alpha = 0.6$</w:t>
+            </w:r>
+          </w:p>
+        </w:tc>
+        <w:tc>
+          <w:tcPr>
+            <w:tcW w:type="dxa" w:w="2880"/>
+          </w:tcPr>
+          <w:p>
+            <w:pPr>
+              <w:jc w:val="left"/>
+            </w:pPr>
+            <w:r/>
+            <w:r>
+              <w:rPr>
+                <w:b/>
+                <w:sz w:val="18"/>
+              </w:rPr>
+              <w:t>$\alpha = 0$</w:t>
+            </w:r>
+          </w:p>
+        </w:tc>
+      </w:tr>
+      <w:tr>
+        <w:tc>
+          <w:tcPr>
+            <w:tcW w:type="dxa" w:w="2880"/>
+          </w:tcPr>
+          <w:p>
+            <w:pPr>
+              <w:jc w:val="left"/>
+            </w:pPr>
+            <w:r/>
+            <w:r>
+              <w:rPr>
+                <w:b w:val="0"/>
+                <w:sz w:val="18"/>
+              </w:rPr>
+              <w:t>検出辺数</w:t>
+            </w:r>
+          </w:p>
+        </w:tc>
+        <w:tc>
+          <w:tcPr>
+            <w:tcW w:type="dxa" w:w="2880"/>
+          </w:tcPr>
+          <w:p>
+            <w:pPr>
+              <w:jc w:val="left"/>
+            </w:pPr>
+            <w:r/>
+            <w:r>
+              <w:rPr>
+                <w:b w:val="0"/>
+                <w:sz w:val="18"/>
+              </w:rPr>
+              <w:t>9</w:t>
+            </w:r>
+          </w:p>
+        </w:tc>
+        <w:tc>
+          <w:tcPr>
+            <w:tcW w:type="dxa" w:w="2880"/>
+          </w:tcPr>
+          <w:p>
+            <w:pPr>
+              <w:jc w:val="left"/>
+            </w:pPr>
+            <w:r/>
+            <w:r>
+              <w:rPr>
+                <w:b w:val="0"/>
+                <w:sz w:val="18"/>
+              </w:rPr>
+              <w:t>0</w:t>
+            </w:r>
+          </w:p>
+        </w:tc>
+      </w:tr>
+      <w:tr>
+        <w:tc>
+          <w:tcPr>
+            <w:tcW w:type="dxa" w:w="2880"/>
+          </w:tcPr>
+          <w:p>
+            <w:pPr>
+              <w:jc w:val="left"/>
+            </w:pPr>
+            <w:r/>
+            <w:r>
+              <w:rPr>
+                <w:b w:val="0"/>
+                <w:sz w:val="18"/>
+              </w:rPr>
+              <w:t>勾配比率</w:t>
+            </w:r>
+          </w:p>
+        </w:tc>
+        <w:tc>
+          <w:tcPr>
+            <w:tcW w:type="dxa" w:w="2880"/>
+          </w:tcPr>
+          <w:p>
+            <w:pPr>
+              <w:jc w:val="left"/>
+            </w:pPr>
+            <w:r/>
+            <w:r>
+              <w:rPr>
+                <w:b w:val="0"/>
+                <w:sz w:val="18"/>
+              </w:rPr>
+              <w:t>85.9%</w:t>
+            </w:r>
+          </w:p>
+        </w:tc>
+        <w:tc>
+          <w:tcPr>
+            <w:tcW w:type="dxa" w:w="2880"/>
+          </w:tcPr>
+          <w:p>
+            <w:pPr>
+              <w:jc w:val="left"/>
+            </w:pPr>
+            <w:r/>
+            <w:r>
+              <w:rPr>
+                <w:b w:val="0"/>
+                <w:sz w:val="18"/>
+              </w:rPr>
+              <w:t>N/A（非対称成分ゼロ）</w:t>
+            </w:r>
+          </w:p>
+        </w:tc>
+      </w:tr>
+      <w:tr>
+        <w:tc>
+          <w:tcPr>
+            <w:tcW w:type="dxa" w:w="2880"/>
+          </w:tcPr>
+          <w:p>
+            <w:pPr>
+              <w:jc w:val="left"/>
+            </w:pPr>
+            <w:r/>
+            <w:r>
+              <w:rPr>
+                <w:b w:val="0"/>
+                <w:sz w:val="18"/>
+              </w:rPr>
+              <w:t>LiNGAM方向一致率</w:t>
+            </w:r>
+          </w:p>
+        </w:tc>
+        <w:tc>
+          <w:tcPr>
+            <w:tcW w:type="dxa" w:w="2880"/>
+          </w:tcPr>
+          <w:p>
+            <w:pPr>
+              <w:jc w:val="left"/>
+            </w:pPr>
+            <w:r/>
+            <w:r>
+              <w:rPr>
+                <w:b w:val="0"/>
+                <w:sz w:val="18"/>
+              </w:rPr>
+              <w:t>~10%</w:t>
+            </w:r>
+          </w:p>
+        </w:tc>
+        <w:tc>
+          <w:tcPr>
+            <w:tcW w:type="dxa" w:w="2880"/>
+          </w:tcPr>
+          <w:p>
+            <w:pPr>
+              <w:jc w:val="left"/>
+            </w:pPr>
+            <w:r/>
+            <w:r>
+              <w:rPr>
+                <w:b w:val="0"/>
+                <w:sz w:val="18"/>
+              </w:rPr>
+              <w:t>N/A</w:t>
+            </w:r>
+          </w:p>
+        </w:tc>
+      </w:tr>
+    </w:tbl>
+    <w:p/>
+    <w:p>
+      <w:pPr>
+        <w:jc w:val="center"/>
+      </w:pPr>
+      <w:r>
+        <w:drawing>
+          <wp:inline xmlns:a="http://schemas.openxmlformats.org/drawingml/2006/main" xmlns:pic="http://schemas.openxmlformats.org/drawingml/2006/picture">
+            <wp:extent cx="5029200" cy="2187657"/>
+            <wp:docPr id="6" name="Picture 6"/>
+            <wp:cNvGraphicFramePr>
+              <a:graphicFrameLocks noChangeAspect="1"/>
+            </wp:cNvGraphicFramePr>
+            <a:graphic>
+              <a:graphicData uri="http://schemas.openxmlformats.org/drawingml/2006/picture">
+                <pic:pic>
+                  <pic:nvPicPr>
+                    <pic:cNvPr id="0" name="fig7_lingam_vs_spectral.png"/>
+                    <pic:cNvPicPr/>
+                  </pic:nvPicPr>
+                  <pic:blipFill>
+                    <a:blip r:embed="rId14"/>
+                    <a:stretch>
+                      <a:fillRect/>
+                    </a:stretch>
+                  </pic:blipFill>
+                  <pic:spPr>
+                    <a:xfrm>
+                      <a:off x="0" y="0"/>
+                      <a:ext cx="5029200" cy="2187657"/>
+                    </a:xfrm>
+                    <a:prstGeom prst="rect"/>
+                  </pic:spPr>
+                </pic:pic>
+              </a:graphicData>
+            </a:graphic>
+          </wp:inline>
+        </w:drawing>
+      </w:r>
+    </w:p>
+    <w:p>
+      <w:pPr>
+        <w:spacing w:before="120" w:after="240"/>
+        <w:jc w:val="center"/>
+      </w:pPr>
+      <w:r>
+        <w:rPr>
+          <w:i/>
+          <w:sz w:val="18"/>
+        </w:rPr>
+        <w:t>図6: 3条件での因果構造比較。(A) LiNGAMはDAG仮定の下で6本の因果辺を推定。(B) スペクトル因果性（$\alpha = 0.6$）は9本の有向辺を含むDCGを推定（循環あり）。(C) $\alpha = 0$（純データ駆動）では方向性信号がゼロとなり辺を検出できない。</w:t>
       </w:r>
     </w:p>
     <w:p>
@@ -7191,136 +7816,78 @@
         <w:pStyle w:val="Heading2"/>
       </w:pPr>
       <w:r>
-        <w:t>8.6 DAG転移点：ドメイン知識の「量」より「質」</w:t>
+        <w:t>8.2 「情報的方向」と「介入的因果」の本質的乖離</w:t>
       </w:r>
     </w:p>
     <w:p>
       <w:r>
-        <w:t>§8.2で述べたハイブリッド手法において $\alpha$ の選択が重要であるように見えるが、実験的に以下が判明した：</w:t>
+        <w:t>(B)でスペクトル因果性がLiNGAMとほぼ逆方向を示す点は、バグではなく捉えている「因果」の種類が異なる：</w:t>
       </w:r>
     </w:p>
     <w:p>
+      <w:pPr>
+        <w:pStyle w:val="ListBullet"/>
+      </w:pPr>
       <w:r>
         <w:rPr>
           <w:b/>
         </w:rPr>
-        <w:t>定理的知見 8.2（数値実験に基づく）</w:t>
-      </w:r>
-      <w:r>
-        <w:t>: UCI心疾患データにおいて、$r_</w:t>
-      </w:r>
-      <w:r>
-        <w:rPr>
-          <w:vertAlign w:val="superscript"/>
-        </w:rPr>
-        <w:t>\text{gradient</w:t>
-      </w:r>
-      <w:r>
-        <w:t>}(\alpha)$ は $\alpha = 0$ で未定義（対称ユーティリティ行列では方向性フローがゼロ）、$\alpha &gt; 0$ で即座に 0.859 に到達し、$\alpha$ の値に依存しない。</w:t>
+        <w:t>LiNGAM（介入的因果, Level 2）</w:t>
+      </w:r>
+      <w:r>
+        <w:t xml:space="preserve">: 「Ageを操作したらMaxHRが変わる」— </w:t>
+      </w:r>
+      <w:r>
+        <w:rPr>
+          <w:b/>
+        </w:rPr>
+        <w:t>原因 → 結果</w:t>
+      </w:r>
+      <w:r>
+        <w:t xml:space="preserve"> の方向</w:t>
       </w:r>
     </w:p>
     <w:p>
-      <w:r>
-        <w:t>これはHodge分解の勾配比率がフローの</w:t>
-      </w:r>
+      <w:pPr>
+        <w:pStyle w:val="ListBullet"/>
+      </w:pPr>
       <w:r>
         <w:rPr>
           <w:b/>
         </w:rPr>
-        <w:t>構造</w:t>
-      </w:r>
-      <w:r>
-        <w:t>（方向の符号パターン）のみに依存し、</w:t>
+        <w:t>スペクトル因果性（情報的因果, Level 1.5）</w:t>
+      </w:r>
+      <w:r>
+        <w:t xml:space="preserve">: 「MaxHRを知ればAgeについて推論できる」— </w:t>
       </w:r>
       <w:r>
         <w:rPr>
           <w:b/>
         </w:rPr>
-        <w:t>大きさ</w:t>
-      </w:r>
-      <w:r>
-        <w:t>（$\alpha$ によるスケーリング）には依存しないためである：</w:t>
+        <w:t>情報提供 → 情報受容</w:t>
+      </w:r>
+      <w:r>
+        <w:t xml:space="preserve"> の方向</w:t>
       </w:r>
     </w:p>
     <w:p>
       <w:r>
-        <w:t>$$A(\alpha) = \alpha(C - C^T) + (1-\alpha)\underbrace</w:t>
-      </w:r>
-      <w:r>
-        <w:rPr>
-          <w:vertAlign w:val="superscript"/>
-        </w:rPr>
-        <w:t>(|\rho| - |\rho|^T)</w:t>
-      </w:r>
-      <w:r>
-        <w:t>_</w:t>
-      </w:r>
-      <w:r>
-        <w:rPr>
-          <w:vertAlign w:val="superscript"/>
-        </w:rPr>
-        <w:t>= 0</w:t>
-      </w:r>
-      <w:r>
-        <w:t xml:space="preserve"> = \alpha(C - C^T)$$</w:t>
-      </w:r>
-    </w:p>
-    <w:p>
-      <w:r>
-        <w:t>$r_</w:t>
-      </w:r>
-      <w:r>
-        <w:rPr>
-          <w:vertAlign w:val="superscript"/>
-        </w:rPr>
-        <w:t>\text{gradient</w:t>
-      </w:r>
-      <w:r>
-        <w:t>} = \|\nabla\phi\|^2 / \|\omega\|^2$ はフロー $\omega$ のスカラー倍に不変。</w:t>
-      </w:r>
-    </w:p>
-    <w:p>
-      <w:r>
         <w:rPr>
           <w:b/>
         </w:rPr>
-        <w:t>真の閾値は知識の品質 $p_{\text{flip}}$</w:t>
-      </w:r>
-      <w:r>
-        <w:t>: ドメイン知識の辺方向を $p_</w:t>
-      </w:r>
-      <w:r>
-        <w:rPr>
-          <w:vertAlign w:val="superscript"/>
-        </w:rPr>
-        <w:t>\text{flip</w:t>
-      </w:r>
-      <w:r>
-        <w:t>}$ の割合で反転させた実験（200試行）では、$p_</w:t>
-      </w:r>
-      <w:r>
-        <w:rPr>
-          <w:vertAlign w:val="superscript"/>
-        </w:rPr>
-        <w:t>\text{flip</w:t>
-      </w:r>
-      <w:r>
-        <w:t>}^</w:t>
-      </w:r>
-      <w:r>
-        <w:rPr>
-          <w:i/>
-        </w:rPr>
-        <w:t xml:space="preserve"> \approx 0.15$（85%以上正しい）で $r_{\text{gradient}} &gt; 0.5$。$p_{\text{flip}} \approx 0.3$ で最低点（U字型カーブ）——</w:t>
-      </w:r>
-      <w:r>
-        <w:rPr>
-          <w:i/>
-        </w:rPr>
-        <w:t>部分的な誤情報は完全な無知より悪い</w:t>
-      </w:r>
-      <w:r>
-        <w:t>*。</w:t>
+        <w:t>不一致パターンの一般則</w:t>
+      </w:r>
+      <w:r>
+        <w:t>: 介入的因果（A→B）と情報的因果（B→A）が逆方向のとき、その変数ペアは「</w:t>
+      </w:r>
+      <w:r>
+        <w:rPr>
+          <w:b/>
+        </w:rPr>
+        <w:t>診断マーカー的関係</w:t>
+      </w:r>
+      <w:r>
+        <w:t>」にある — Bの値を見てAの状態を推論する臨床場面が存在する。</w:t>
       </w:r>
     </w:p>
     <w:p>
@@ -7328,24 +7895,51 @@
         <w:pStyle w:val="Heading2"/>
       </w:pPr>
       <w:r>
-        <w:t>8.7 ECDアンサンブルと実運用パイプライン</w:t>
+        <w:t>8.3 $\alpha = 0$ の根本的限界</w:t>
       </w:r>
     </w:p>
     <w:p>
       <w:r>
-        <w:t xml:space="preserve">上記の知見を統合すると、以下の </w:t>
+        <w:t>$|\rho|$ は本質的に対称であるため、$\alpha = 0$ ではユーティリティ行列も対称となり $A = U - U^T = 0$。</w:t>
       </w:r>
       <w:r>
         <w:rPr>
           <w:b/>
         </w:rPr>
-        <w:t>ECD（Ensemble Causal Direction）パイプライン</w:t>
-      </w:r>
-      <w:r>
-        <w:t xml:space="preserve"> が実運用に最適である：</w:t>
+        <w:t>横断スナップショットの相関だけでは因果方向の推定が原理的に不可能</w:t>
+      </w:r>
+      <w:r>
+        <w:t>。これはLiNGAMの非ガウス仮定の重要性を裏付ける。</w:t>
       </w:r>
     </w:p>
     <w:p>
+      <w:pPr>
+        <w:pStyle w:val="Heading1"/>
+      </w:pPr>
+      <w:r>
+        <w:t>9. ECDアンサンブルと因果上流性</w:t>
+      </w:r>
+    </w:p>
+    <w:p>
+      <w:pPr>
+        <w:pStyle w:val="Heading2"/>
+      </w:pPr>
+      <w:r>
+        <w:t>9.1 ECD（Ensemble Causal Direction）パイプライン</w:t>
+      </w:r>
+    </w:p>
+    <w:p>
+      <w:r>
+        <w:t>§8でLiNGAM単独とスペクトル因果性単独の限界が明らかになった。自然な問い：</w:t>
+      </w:r>
+      <w:r>
+        <w:rPr>
+          <w:b/>
+        </w:rPr>
+        <w:t>LiNGAMの推定結果をドメイン知識として使えばどうなるか？</w:t>
+      </w:r>
+    </w:p>
+    <w:p>
       <w:r>
         <w:t>$$U_</w:t>
       </w:r>
@@ -7375,6 +7969,994 @@
       </w:r>
       <w:r>
         <w:t>(X_i, X_j)|$$</w:t>
+      </w:r>
+    </w:p>
+    <w:p>
+      <w:r>
+        <w:t>ここで $C_</w:t>
+      </w:r>
+      <w:r>
+        <w:rPr>
+          <w:vertAlign w:val="superscript"/>
+        </w:rPr>
+        <w:t>\text{LiNGAM</w:t>
+      </w:r>
+      <w:r>
+        <w:t>}(i,j) = |B_</w:t>
+      </w:r>
+      <w:r>
+        <w:rPr>
+          <w:vertAlign w:val="superscript"/>
+        </w:rPr>
+        <w:t>ji</w:t>
+      </w:r>
+      <w:r>
+        <w:t>|$。LiNGAMの推定DAGを $C$ として使用した場合（$\alpha = 0.3$）：</w:t>
+      </w:r>
+    </w:p>
+    <w:tbl>
+      <w:tblPr>
+        <w:tblStyle w:val="TableGrid"/>
+        <w:tblW w:type="auto" w:w="0"/>
+        <w:jc w:val="center"/>
+        <w:tblLook w:firstColumn="1" w:firstRow="1" w:lastColumn="0" w:lastRow="0" w:noHBand="0" w:noVBand="1" w:val="04A0"/>
+      </w:tblPr>
+      <w:tblGrid>
+        <w:gridCol w:w="2880"/>
+        <w:gridCol w:w="2880"/>
+        <w:gridCol w:w="2880"/>
+      </w:tblGrid>
+      <w:tr>
+        <w:tc>
+          <w:tcPr>
+            <w:tcW w:type="dxa" w:w="2880"/>
+          </w:tcPr>
+          <w:p>
+            <w:pPr>
+              <w:jc w:val="left"/>
+            </w:pPr>
+            <w:r/>
+            <w:r>
+              <w:rPr>
+                <w:b/>
+                <w:sz w:val="18"/>
+              </w:rPr>
+              <w:t>指標</w:t>
+            </w:r>
+          </w:p>
+        </w:tc>
+        <w:tc>
+          <w:tcPr>
+            <w:tcW w:type="dxa" w:w="2880"/>
+          </w:tcPr>
+          <w:p>
+            <w:pPr>
+              <w:jc w:val="left"/>
+            </w:pPr>
+            <w:r/>
+            <w:r>
+              <w:rPr>
+                <w:b/>
+                <w:sz w:val="18"/>
+              </w:rPr>
+              <w:t>臨床知識（$\alpha = 0.6$）</w:t>
+            </w:r>
+          </w:p>
+        </w:tc>
+        <w:tc>
+          <w:tcPr>
+            <w:tcW w:type="dxa" w:w="2880"/>
+          </w:tcPr>
+          <w:p>
+            <w:pPr>
+              <w:jc w:val="left"/>
+            </w:pPr>
+            <w:r/>
+            <w:r>
+              <w:rPr>
+                <w:b/>
+                <w:sz w:val="18"/>
+              </w:rPr>
+              <w:t>ECD/LiNGAM（$\alpha = 0.3$）</w:t>
+            </w:r>
+          </w:p>
+        </w:tc>
+      </w:tr>
+      <w:tr>
+        <w:tc>
+          <w:tcPr>
+            <w:tcW w:type="dxa" w:w="2880"/>
+          </w:tcPr>
+          <w:p>
+            <w:pPr>
+              <w:jc w:val="left"/>
+            </w:pPr>
+            <w:r/>
+            <w:r>
+              <w:rPr>
+                <w:b w:val="0"/>
+                <w:sz w:val="18"/>
+              </w:rPr>
+              <w:t>$r_{\text{gradient}}$</w:t>
+            </w:r>
+          </w:p>
+        </w:tc>
+        <w:tc>
+          <w:tcPr>
+            <w:tcW w:type="dxa" w:w="2880"/>
+          </w:tcPr>
+          <w:p>
+            <w:pPr>
+              <w:jc w:val="left"/>
+            </w:pPr>
+            <w:r/>
+            <w:r>
+              <w:rPr>
+                <w:b w:val="0"/>
+                <w:sz w:val="18"/>
+              </w:rPr>
+              <w:t>0.859</w:t>
+            </w:r>
+          </w:p>
+        </w:tc>
+        <w:tc>
+          <w:tcPr>
+            <w:tcW w:type="dxa" w:w="2880"/>
+          </w:tcPr>
+          <w:p>
+            <w:pPr>
+              <w:jc w:val="left"/>
+            </w:pPr>
+            <w:r/>
+            <w:r>
+              <w:rPr>
+                <w:b w:val="0"/>
+                <w:sz w:val="18"/>
+              </w:rPr>
+              <w:t>0.555</w:t>
+            </w:r>
+          </w:p>
+        </w:tc>
+      </w:tr>
+      <w:tr>
+        <w:tc>
+          <w:tcPr>
+            <w:tcW w:type="dxa" w:w="2880"/>
+          </w:tcPr>
+          <w:p>
+            <w:pPr>
+              <w:jc w:val="left"/>
+            </w:pPr>
+            <w:r/>
+            <w:r>
+              <w:rPr>
+                <w:b w:val="0"/>
+                <w:sz w:val="18"/>
+              </w:rPr>
+              <w:t>辺数</w:t>
+            </w:r>
+          </w:p>
+        </w:tc>
+        <w:tc>
+          <w:tcPr>
+            <w:tcW w:type="dxa" w:w="2880"/>
+          </w:tcPr>
+          <w:p>
+            <w:pPr>
+              <w:jc w:val="left"/>
+            </w:pPr>
+            <w:r/>
+            <w:r>
+              <w:rPr>
+                <w:b w:val="0"/>
+                <w:sz w:val="18"/>
+              </w:rPr>
+              <w:t>9</w:t>
+            </w:r>
+          </w:p>
+        </w:tc>
+        <w:tc>
+          <w:tcPr>
+            <w:tcW w:type="dxa" w:w="2880"/>
+          </w:tcPr>
+          <w:p>
+            <w:pPr>
+              <w:jc w:val="left"/>
+            </w:pPr>
+            <w:r/>
+            <w:r>
+              <w:rPr>
+                <w:b w:val="0"/>
+                <w:sz w:val="18"/>
+              </w:rPr>
+              <w:t>6</w:t>
+            </w:r>
+          </w:p>
+        </w:tc>
+      </w:tr>
+      <w:tr>
+        <w:tc>
+          <w:tcPr>
+            <w:tcW w:type="dxa" w:w="2880"/>
+          </w:tcPr>
+          <w:p>
+            <w:pPr>
+              <w:jc w:val="left"/>
+            </w:pPr>
+            <w:r/>
+            <w:r>
+              <w:rPr>
+                <w:b w:val="0"/>
+                <w:sz w:val="18"/>
+              </w:rPr>
+              <w:t>Hodge $\phi$ 順序</w:t>
+            </w:r>
+          </w:p>
+        </w:tc>
+        <w:tc>
+          <w:tcPr>
+            <w:tcW w:type="dxa" w:w="2880"/>
+          </w:tcPr>
+          <w:p>
+            <w:pPr>
+              <w:jc w:val="left"/>
+            </w:pPr>
+            <w:r/>
+            <w:r>
+              <w:rPr>
+                <w:b w:val="0"/>
+                <w:sz w:val="18"/>
+              </w:rPr>
+              <w:t>Age &gt; Chol &gt; BP ≈ MaxHR &gt; ST</w:t>
+            </w:r>
+          </w:p>
+        </w:tc>
+        <w:tc>
+          <w:tcPr>
+            <w:tcW w:type="dxa" w:w="2880"/>
+          </w:tcPr>
+          <w:p>
+            <w:pPr>
+              <w:jc w:val="left"/>
+            </w:pPr>
+            <w:r/>
+            <w:r>
+              <w:rPr>
+                <w:b w:val="0"/>
+                <w:sz w:val="18"/>
+              </w:rPr>
+              <w:t>**Age &gt; MaxHR &gt; STDep &gt; Chol &gt; RestBP**</w:t>
+            </w:r>
+          </w:p>
+        </w:tc>
+      </w:tr>
+    </w:tbl>
+    <w:p/>
+    <w:p>
+      <w:r>
+        <w:rPr>
+          <w:b/>
+        </w:rPr>
+        <w:t>重要な発見</w:t>
+      </w:r>
+      <w:r>
+        <w:t xml:space="preserve">: ECDのHodge因果ポテンシャル順序は </w:t>
+      </w:r>
+      <w:r>
+        <w:rPr>
+          <w:b/>
+        </w:rPr>
+        <w:t>Age &gt; MaxHR &gt; STDep &gt; Chol &gt; RestBP</w:t>
+      </w:r>
+      <w:r>
+        <w:t xml:space="preserve"> であり、LiNGAMの因果順序 </w:t>
+      </w:r>
+      <w:r>
+        <w:rPr>
+          <w:b/>
+        </w:rPr>
+        <w:t>Age &gt; MaxHR &gt; STDep &gt; RestBP &gt; Chol</w:t>
+      </w:r>
+      <w:r>
+        <w:t xml:space="preserve"> とほぼ一致する（下位2変数のみ入れ替わり）。</w:t>
+      </w:r>
+    </w:p>
+    <w:p>
+      <w:r>
+        <w:t>$r_</w:t>
+      </w:r>
+      <w:r>
+        <w:rPr>
+          <w:vertAlign w:val="superscript"/>
+        </w:rPr>
+        <w:t>\text{gradient</w:t>
+      </w:r>
+      <w:r>
+        <w:t>} = 0.555$ が臨床知識の 0.859 と比較して低い理由は、LiNGAMのC行列がスパース（6辺のみ）で非対称性が限定的なためである。</w:t>
+      </w:r>
+    </w:p>
+    <w:p>
+      <w:pPr>
+        <w:jc w:val="center"/>
+      </w:pPr>
+      <w:r>
+        <w:drawing>
+          <wp:inline xmlns:a="http://schemas.openxmlformats.org/drawingml/2006/main" xmlns:pic="http://schemas.openxmlformats.org/drawingml/2006/picture">
+            <wp:extent cx="5029200" cy="4481653"/>
+            <wp:docPr id="7" name="Picture 7"/>
+            <wp:cNvGraphicFramePr>
+              <a:graphicFrameLocks noChangeAspect="1"/>
+            </wp:cNvGraphicFramePr>
+            <a:graphic>
+              <a:graphicData uri="http://schemas.openxmlformats.org/drawingml/2006/picture">
+                <pic:pic>
+                  <pic:nvPicPr>
+                    <pic:cNvPr id="0" name="fig9_ecd_pruning_analysis.png"/>
+                    <pic:cNvPicPr/>
+                  </pic:nvPicPr>
+                  <pic:blipFill>
+                    <a:blip r:embed="rId15"/>
+                    <a:stretch>
+                      <a:fillRect/>
+                    </a:stretch>
+                  </pic:blipFill>
+                  <pic:spPr>
+                    <a:xfrm>
+                      <a:off x="0" y="0"/>
+                      <a:ext cx="5029200" cy="4481653"/>
+                    </a:xfrm>
+                    <a:prstGeom prst="rect"/>
+                  </pic:spPr>
+                </pic:pic>
+              </a:graphicData>
+            </a:graphic>
+          </wp:inline>
+        </w:drawing>
+      </w:r>
+    </w:p>
+    <w:p>
+      <w:pPr>
+        <w:spacing w:before="120" w:after="240"/>
+        <w:jc w:val="center"/>
+      </w:pPr>
+      <w:r>
+        <w:rPr>
+          <w:i/>
+          <w:sz w:val="18"/>
+        </w:rPr>
+        <w:t>図7: (A) ECD構造のHodge分解（青=勾配、赤=カール）。(B) 因果ポテンシャル $\phi$ と介入可能性 $\iota$ の対応。(C) 辺ごとのフィードバック割合。(D) ドメイン知識の品質（$p_{\text{flip}}$）とDAG度のU字型関係。</w:t>
+      </w:r>
+    </w:p>
+    <w:p>
+      <w:pPr>
+        <w:pStyle w:val="Heading2"/>
+      </w:pPr>
+      <w:r>
+        <w:t>9.2 因果上流性と介入不可能性の対応</w:t>
+      </w:r>
+    </w:p>
+    <w:p>
+      <w:r>
+        <w:t>ECDの因果ポテンシャル $\phi$ と臨床的介入可能性の間に顕著な対応が観察される（図7B）：</w:t>
+      </w:r>
+    </w:p>
+    <w:tbl>
+      <w:tblPr>
+        <w:tblStyle w:val="TableGrid"/>
+        <w:tblW w:type="auto" w:w="0"/>
+        <w:jc w:val="center"/>
+        <w:tblLook w:firstColumn="1" w:firstRow="1" w:lastColumn="0" w:lastRow="0" w:noHBand="0" w:noVBand="1" w:val="04A0"/>
+      </w:tblPr>
+      <w:tblGrid>
+        <w:gridCol w:w="1728"/>
+        <w:gridCol w:w="1728"/>
+        <w:gridCol w:w="1728"/>
+        <w:gridCol w:w="1728"/>
+        <w:gridCol w:w="1728"/>
+      </w:tblGrid>
+      <w:tr>
+        <w:tc>
+          <w:tcPr>
+            <w:tcW w:type="dxa" w:w="1728"/>
+          </w:tcPr>
+          <w:p>
+            <w:pPr>
+              <w:jc w:val="left"/>
+            </w:pPr>
+            <w:r/>
+            <w:r>
+              <w:rPr>
+                <w:b/>
+                <w:sz w:val="18"/>
+              </w:rPr>
+              <w:t>変数</w:t>
+            </w:r>
+          </w:p>
+        </w:tc>
+        <w:tc>
+          <w:tcPr>
+            <w:tcW w:type="dxa" w:w="1728"/>
+          </w:tcPr>
+          <w:p>
+            <w:pPr>
+              <w:jc w:val="left"/>
+            </w:pPr>
+            <w:r/>
+            <w:r>
+              <w:rPr>
+                <w:b/>
+                <w:sz w:val="18"/>
+              </w:rPr>
+              <w:t>Hodge $\phi$</w:t>
+            </w:r>
+          </w:p>
+        </w:tc>
+        <w:tc>
+          <w:tcPr>
+            <w:tcW w:type="dxa" w:w="1728"/>
+          </w:tcPr>
+          <w:p>
+            <w:pPr>
+              <w:jc w:val="left"/>
+            </w:pPr>
+            <w:r/>
+            <w:r>
+              <w:rPr>
+                <w:b/>
+                <w:sz w:val="18"/>
+              </w:rPr>
+              <w:t>正規化 $-\phi$（0–1）</w:t>
+            </w:r>
+          </w:p>
+        </w:tc>
+        <w:tc>
+          <w:tcPr>
+            <w:tcW w:type="dxa" w:w="1728"/>
+          </w:tcPr>
+          <w:p>
+            <w:pPr>
+              <w:jc w:val="left"/>
+            </w:pPr>
+            <w:r/>
+            <w:r>
+              <w:rPr>
+                <w:b/>
+                <w:sz w:val="18"/>
+              </w:rPr>
+              <w:t>介入可能性 $\iota$</w:t>
+            </w:r>
+          </w:p>
+        </w:tc>
+        <w:tc>
+          <w:tcPr>
+            <w:tcW w:type="dxa" w:w="1728"/>
+          </w:tcPr>
+          <w:p>
+            <w:pPr>
+              <w:jc w:val="left"/>
+            </w:pPr>
+            <w:r/>
+            <w:r>
+              <w:rPr>
+                <w:b/>
+                <w:sz w:val="18"/>
+              </w:rPr>
+              <w:t>臨床的理由</w:t>
+            </w:r>
+          </w:p>
+        </w:tc>
+      </w:tr>
+      <w:tr>
+        <w:tc>
+          <w:tcPr>
+            <w:tcW w:type="dxa" w:w="1728"/>
+          </w:tcPr>
+          <w:p>
+            <w:pPr>
+              <w:jc w:val="left"/>
+            </w:pPr>
+            <w:r/>
+            <w:r>
+              <w:rPr>
+                <w:b w:val="0"/>
+                <w:sz w:val="18"/>
+              </w:rPr>
+              <w:t>Age</w:t>
+            </w:r>
+          </w:p>
+        </w:tc>
+        <w:tc>
+          <w:tcPr>
+            <w:tcW w:type="dxa" w:w="1728"/>
+          </w:tcPr>
+          <w:p>
+            <w:pPr>
+              <w:jc w:val="left"/>
+            </w:pPr>
+            <w:r/>
+            <w:r>
+              <w:rPr>
+                <w:b w:val="0"/>
+                <w:sz w:val="18"/>
+              </w:rPr>
+              <w:t>0.000</w:t>
+            </w:r>
+          </w:p>
+        </w:tc>
+        <w:tc>
+          <w:tcPr>
+            <w:tcW w:type="dxa" w:w="1728"/>
+          </w:tcPr>
+          <w:p>
+            <w:pPr>
+              <w:jc w:val="left"/>
+            </w:pPr>
+            <w:r/>
+            <w:r>
+              <w:rPr>
+                <w:b w:val="0"/>
+                <w:sz w:val="18"/>
+              </w:rPr>
+              <w:t>0.00</w:t>
+            </w:r>
+          </w:p>
+        </w:tc>
+        <w:tc>
+          <w:tcPr>
+            <w:tcW w:type="dxa" w:w="1728"/>
+          </w:tcPr>
+          <w:p>
+            <w:pPr>
+              <w:jc w:val="left"/>
+            </w:pPr>
+            <w:r/>
+            <w:r>
+              <w:rPr>
+                <w:b w:val="0"/>
+                <w:sz w:val="18"/>
+              </w:rPr>
+              <w:t>**不可能**（$\iota = 0$）</w:t>
+            </w:r>
+          </w:p>
+        </w:tc>
+        <w:tc>
+          <w:tcPr>
+            <w:tcW w:type="dxa" w:w="1728"/>
+          </w:tcPr>
+          <w:p>
+            <w:pPr>
+              <w:jc w:val="left"/>
+            </w:pPr>
+            <w:r/>
+            <w:r>
+              <w:rPr>
+                <w:b w:val="0"/>
+                <w:sz w:val="18"/>
+              </w:rPr>
+              <w:t>不可逆な生物学的プロセス</w:t>
+            </w:r>
+          </w:p>
+        </w:tc>
+      </w:tr>
+      <w:tr>
+        <w:tc>
+          <w:tcPr>
+            <w:tcW w:type="dxa" w:w="1728"/>
+          </w:tcPr>
+          <w:p>
+            <w:pPr>
+              <w:jc w:val="left"/>
+            </w:pPr>
+            <w:r/>
+            <w:r>
+              <w:rPr>
+                <w:b w:val="0"/>
+                <w:sz w:val="18"/>
+              </w:rPr>
+              <w:t>MaxHR</w:t>
+            </w:r>
+          </w:p>
+        </w:tc>
+        <w:tc>
+          <w:tcPr>
+            <w:tcW w:type="dxa" w:w="1728"/>
+          </w:tcPr>
+          <w:p>
+            <w:pPr>
+              <w:jc w:val="left"/>
+            </w:pPr>
+            <w:r/>
+            <w:r>
+              <w:rPr>
+                <w:b w:val="0"/>
+                <w:sz w:val="18"/>
+              </w:rPr>
+              <w:t>−0.204</w:t>
+            </w:r>
+          </w:p>
+        </w:tc>
+        <w:tc>
+          <w:tcPr>
+            <w:tcW w:type="dxa" w:w="1728"/>
+          </w:tcPr>
+          <w:p>
+            <w:pPr>
+              <w:jc w:val="left"/>
+            </w:pPr>
+            <w:r/>
+            <w:r>
+              <w:rPr>
+                <w:b w:val="0"/>
+                <w:sz w:val="18"/>
+              </w:rPr>
+              <w:t>0.63</w:t>
+            </w:r>
+          </w:p>
+        </w:tc>
+        <w:tc>
+          <w:tcPr>
+            <w:tcW w:type="dxa" w:w="1728"/>
+          </w:tcPr>
+          <w:p>
+            <w:pPr>
+              <w:jc w:val="left"/>
+            </w:pPr>
+            <w:r/>
+            <w:r>
+              <w:rPr>
+                <w:b w:val="0"/>
+                <w:sz w:val="18"/>
+              </w:rPr>
+              <w:t>**困難**（$\iota \approx 0.3$）</w:t>
+            </w:r>
+          </w:p>
+        </w:tc>
+        <w:tc>
+          <w:tcPr>
+            <w:tcW w:type="dxa" w:w="1728"/>
+          </w:tcPr>
+          <w:p>
+            <w:pPr>
+              <w:jc w:val="left"/>
+            </w:pPr>
+            <w:r/>
+            <w:r>
+              <w:rPr>
+                <w:b w:val="0"/>
+                <w:sz w:val="18"/>
+              </w:rPr>
+              <w:t>加齢・体質に依存</w:t>
+            </w:r>
+          </w:p>
+        </w:tc>
+      </w:tr>
+      <w:tr>
+        <w:tc>
+          <w:tcPr>
+            <w:tcW w:type="dxa" w:w="1728"/>
+          </w:tcPr>
+          <w:p>
+            <w:pPr>
+              <w:jc w:val="left"/>
+            </w:pPr>
+            <w:r/>
+            <w:r>
+              <w:rPr>
+                <w:b w:val="0"/>
+                <w:sz w:val="18"/>
+              </w:rPr>
+              <w:t>STDep</w:t>
+            </w:r>
+          </w:p>
+        </w:tc>
+        <w:tc>
+          <w:tcPr>
+            <w:tcW w:type="dxa" w:w="1728"/>
+          </w:tcPr>
+          <w:p>
+            <w:pPr>
+              <w:jc w:val="left"/>
+            </w:pPr>
+            <w:r/>
+            <w:r>
+              <w:rPr>
+                <w:b w:val="0"/>
+                <w:sz w:val="18"/>
+              </w:rPr>
+              <w:t>−0.324</w:t>
+            </w:r>
+          </w:p>
+        </w:tc>
+        <w:tc>
+          <w:tcPr>
+            <w:tcW w:type="dxa" w:w="1728"/>
+          </w:tcPr>
+          <w:p>
+            <w:pPr>
+              <w:jc w:val="left"/>
+            </w:pPr>
+            <w:r/>
+            <w:r>
+              <w:rPr>
+                <w:b w:val="0"/>
+                <w:sz w:val="18"/>
+              </w:rPr>
+              <w:t>1.00</w:t>
+            </w:r>
+          </w:p>
+        </w:tc>
+        <w:tc>
+          <w:tcPr>
+            <w:tcW w:type="dxa" w:w="1728"/>
+          </w:tcPr>
+          <w:p>
+            <w:pPr>
+              <w:jc w:val="left"/>
+            </w:pPr>
+            <w:r/>
+            <w:r>
+              <w:rPr>
+                <w:b w:val="0"/>
+                <w:sz w:val="18"/>
+              </w:rPr>
+              <w:t>**間接的**（$\iota \approx 0.5$）</w:t>
+            </w:r>
+          </w:p>
+        </w:tc>
+        <w:tc>
+          <w:tcPr>
+            <w:tcW w:type="dxa" w:w="1728"/>
+          </w:tcPr>
+          <w:p>
+            <w:pPr>
+              <w:jc w:val="left"/>
+            </w:pPr>
+            <w:r/>
+            <w:r>
+              <w:rPr>
+                <w:b w:val="0"/>
+                <w:sz w:val="18"/>
+              </w:rPr>
+              <w:t>PCI/CABGで虚血改善</w:t>
+            </w:r>
+          </w:p>
+        </w:tc>
+      </w:tr>
+      <w:tr>
+        <w:tc>
+          <w:tcPr>
+            <w:tcW w:type="dxa" w:w="1728"/>
+          </w:tcPr>
+          <w:p>
+            <w:pPr>
+              <w:jc w:val="left"/>
+            </w:pPr>
+            <w:r/>
+            <w:r>
+              <w:rPr>
+                <w:b w:val="0"/>
+                <w:sz w:val="18"/>
+              </w:rPr>
+              <w:t>Chol</w:t>
+            </w:r>
+          </w:p>
+        </w:tc>
+        <w:tc>
+          <w:tcPr>
+            <w:tcW w:type="dxa" w:w="1728"/>
+          </w:tcPr>
+          <w:p>
+            <w:pPr>
+              <w:jc w:val="left"/>
+            </w:pPr>
+            <w:r/>
+            <w:r>
+              <w:rPr>
+                <w:b w:val="0"/>
+                <w:sz w:val="18"/>
+              </w:rPr>
+              <w:t>−0.168</w:t>
+            </w:r>
+          </w:p>
+        </w:tc>
+        <w:tc>
+          <w:tcPr>
+            <w:tcW w:type="dxa" w:w="1728"/>
+          </w:tcPr>
+          <w:p>
+            <w:pPr>
+              <w:jc w:val="left"/>
+            </w:pPr>
+            <w:r/>
+            <w:r>
+              <w:rPr>
+                <w:b w:val="0"/>
+                <w:sz w:val="18"/>
+              </w:rPr>
+              <w:t>0.52</w:t>
+            </w:r>
+          </w:p>
+        </w:tc>
+        <w:tc>
+          <w:tcPr>
+            <w:tcW w:type="dxa" w:w="1728"/>
+          </w:tcPr>
+          <w:p>
+            <w:pPr>
+              <w:jc w:val="left"/>
+            </w:pPr>
+            <w:r/>
+            <w:r>
+              <w:rPr>
+                <w:b w:val="0"/>
+                <w:sz w:val="18"/>
+              </w:rPr>
+              <w:t>**容易**（$\iota \approx 0.9$）</w:t>
+            </w:r>
+          </w:p>
+        </w:tc>
+        <w:tc>
+          <w:tcPr>
+            <w:tcW w:type="dxa" w:w="1728"/>
+          </w:tcPr>
+          <w:p>
+            <w:pPr>
+              <w:jc w:val="left"/>
+            </w:pPr>
+            <w:r/>
+            <w:r>
+              <w:rPr>
+                <w:b w:val="0"/>
+                <w:sz w:val="18"/>
+              </w:rPr>
+              <w:t>スタチン</w:t>
+            </w:r>
+          </w:p>
+        </w:tc>
+      </w:tr>
+      <w:tr>
+        <w:tc>
+          <w:tcPr>
+            <w:tcW w:type="dxa" w:w="1728"/>
+          </w:tcPr>
+          <w:p>
+            <w:pPr>
+              <w:jc w:val="left"/>
+            </w:pPr>
+            <w:r/>
+            <w:r>
+              <w:rPr>
+                <w:b w:val="0"/>
+                <w:sz w:val="18"/>
+              </w:rPr>
+              <w:t>RestBP</w:t>
+            </w:r>
+          </w:p>
+        </w:tc>
+        <w:tc>
+          <w:tcPr>
+            <w:tcW w:type="dxa" w:w="1728"/>
+          </w:tcPr>
+          <w:p>
+            <w:pPr>
+              <w:jc w:val="left"/>
+            </w:pPr>
+            <w:r/>
+            <w:r>
+              <w:rPr>
+                <w:b w:val="0"/>
+                <w:sz w:val="18"/>
+              </w:rPr>
+              <w:t>−0.204</w:t>
+            </w:r>
+          </w:p>
+        </w:tc>
+        <w:tc>
+          <w:tcPr>
+            <w:tcW w:type="dxa" w:w="1728"/>
+          </w:tcPr>
+          <w:p>
+            <w:pPr>
+              <w:jc w:val="left"/>
+            </w:pPr>
+            <w:r/>
+            <w:r>
+              <w:rPr>
+                <w:b w:val="0"/>
+                <w:sz w:val="18"/>
+              </w:rPr>
+              <w:t>0.63</w:t>
+            </w:r>
+          </w:p>
+        </w:tc>
+        <w:tc>
+          <w:tcPr>
+            <w:tcW w:type="dxa" w:w="1728"/>
+          </w:tcPr>
+          <w:p>
+            <w:pPr>
+              <w:jc w:val="left"/>
+            </w:pPr>
+            <w:r/>
+            <w:r>
+              <w:rPr>
+                <w:b w:val="0"/>
+                <w:sz w:val="18"/>
+              </w:rPr>
+              <w:t>**容易**（$\iota \approx 0.8$）</w:t>
+            </w:r>
+          </w:p>
+        </w:tc>
+        <w:tc>
+          <w:tcPr>
+            <w:tcW w:type="dxa" w:w="1728"/>
+          </w:tcPr>
+          <w:p>
+            <w:pPr>
+              <w:jc w:val="left"/>
+            </w:pPr>
+            <w:r/>
+            <w:r>
+              <w:rPr>
+                <w:b w:val="0"/>
+                <w:sz w:val="18"/>
+              </w:rPr>
+              <w:t>降圧薬</w:t>
+            </w:r>
+          </w:p>
+        </w:tc>
+      </w:tr>
+    </w:tbl>
+    <w:p/>
+    <w:p>
+      <w:r>
+        <w:t>この対応は構造的理由がある：介入不可能な変数は</w:t>
+      </w:r>
+      <w:r>
+        <w:rPr>
+          <w:b/>
+        </w:rPr>
+        <w:t>外生的</w:t>
+      </w:r>
+      <w:r>
+        <w:t>であり、DAGの根に位置する。構造方程式 $X_i = f_i(\text</w:t>
+      </w:r>
+      <w:r>
+        <w:rPr>
+          <w:vertAlign w:val="superscript"/>
+        </w:rPr>
+        <w:t>parents</w:t>
+      </w:r>
+      <w:r>
+        <w:t>(X_i), \varepsilon_i)$ において $\text</w:t>
+      </w:r>
+      <w:r>
+        <w:rPr>
+          <w:vertAlign w:val="superscript"/>
+        </w:rPr>
+        <w:t>parents</w:t>
+      </w:r>
+      <w:r>
+        <w:t>(X_i) = \emptyset$ の変数が最上流であり、定義上介入不可能な変数に対応する。</w:t>
+      </w:r>
+    </w:p>
+    <w:p>
+      <w:r>
+        <w:rPr>
+          <w:b/>
+        </w:rPr>
+        <w:t>命題 9.1（非形式的）</w:t>
+      </w:r>
+      <w:r>
+        <w:t>: $\phi(i)$ と $\iota(i)$ の間に負の相関が成立する条件は、(a) 介入不可能な変数がDAGの根に位置し、(b) 介入可能な変数ほど多くの親を持つ場合である。</w:t>
+      </w:r>
+    </w:p>
+    <w:p>
+      <w:pPr>
+        <w:pStyle w:val="Heading2"/>
+      </w:pPr>
+      <w:r>
+        <w:t>9.3 臨床的含意</w:t>
       </w:r>
     </w:p>
     <w:p>
@@ -7385,10 +8967,10 @@
         <w:rPr>
           <w:b/>
         </w:rPr>
-        <w:t>LiNGAMでDAG推定</w:t>
-      </w:r>
-      <w:r>
-        <w:t>（ドメイン知識不要）</w:t>
+        <w:t>治療ターゲットの同定</w:t>
+      </w:r>
+      <w:r>
+        <w:t>: $\phi$ が低い（下流の）変数は介入しやすい候補</w:t>
       </w:r>
     </w:p>
     <w:p>
@@ -7399,10 +8981,10 @@
         <w:rPr>
           <w:b/>
         </w:rPr>
-        <w:t>ブートストラップ安定性でプルーニング</w:t>
-      </w:r>
-      <w:r>
-        <w:t>（安定性 &gt; 80% の辺のみ残す）</w:t>
+        <w:t>予防医学</w:t>
+      </w:r>
+      <w:r>
+        <w:t>: 因果的上流の変数は介入困難だが影響力が大きい。下流変数の早期モニタリングで上流の影響を間接管理</w:t>
       </w:r>
     </w:p>
     <w:p>
@@ -7413,73 +8995,18 @@
         <w:rPr>
           <w:b/>
         </w:rPr>
-        <w:t>残った辺を $C_{\text{LiNGAM}}$ として低α（0.01–0.1）で設定</w:t>
+        <w:t>$\phi$ の新解釈</w:t>
+      </w:r>
+      <w:r>
+        <w:t>: 純粋に数学的な量（グラフスペクトル構造）に臨床的アクショナビリティという実用的意味を付与</w:t>
       </w:r>
     </w:p>
     <w:p>
       <w:pPr>
-        <w:pStyle w:val="ListNumber"/>
+        <w:pStyle w:val="Heading1"/>
       </w:pPr>
       <w:r>
-        <w:rPr>
-          <w:b/>
-        </w:rPr>
-        <w:t>Hodge分解でDAG/DCGハイブリッド解析</w:t>
-      </w:r>
-    </w:p>
-    <w:p>
-      <w:r>
-        <w:t>低αが十分である理由は§8.6の通り。LiNGAMによるプルーニングはブートストラップ安定性を通じて $p_</w:t>
-      </w:r>
-      <w:r>
-        <w:rPr>
-          <w:vertAlign w:val="superscript"/>
-        </w:rPr>
-        <w:t>\text{flip</w:t>
-      </w:r>
-      <w:r>
-        <w:t>}$ を間接的に制御する（不安定な辺 ≈ 方向不確実 ≈ 高 $p_</w:t>
-      </w:r>
-      <w:r>
-        <w:rPr>
-          <w:vertAlign w:val="superscript"/>
-        </w:rPr>
-        <w:t>\text{flip</w:t>
-      </w:r>
-      <w:r>
-        <w:t>}$ リスク）。</w:t>
-      </w:r>
-    </w:p>
-    <w:p>
-      <w:r>
-        <w:t>循環構造のプルーニングについては、辺ごとの</w:t>
-      </w:r>
-      <w:r>
-        <w:rPr>
-          <w:b/>
-        </w:rPr>
-        <w:t>フィードバック率</w:t>
-      </w:r>
-      <w:r>
-        <w:t>（$\text</w:t>
-      </w:r>
-      <w:r>
-        <w:rPr>
-          <w:vertAlign w:val="superscript"/>
-        </w:rPr>
-        <w:t>curl</w:t>
-      </w:r>
-      <w:r>
-        <w:t>^2 / \text</w:t>
-      </w:r>
-      <w:r>
-        <w:rPr>
-          <w:vertAlign w:val="superscript"/>
-        </w:rPr>
-        <w:t>total</w:t>
-      </w:r>
-      <w:r>
-        <w:t>^2$）に基づき、分析目的に応じた粒度で因果モデルを導出できる。UCI心疾患データでは MaxHR ↔ STDep のフィードバック率が73%と高く、DAG仮定下での一方向因果（LiNGAM）は臨床的フィードバックループを見落とす可能性がある。</w:t>
+        <w:t>10. DAG転移点の解析</w:t>
       </w:r>
     </w:p>
     <w:p>
@@ -7487,85 +9014,1591 @@
         <w:pStyle w:val="Heading2"/>
       </w:pPr>
       <w:r>
-        <w:t>8.8 今後の方向性</w:t>
+        <w:t>10.1 $\alpha$ 掃引実験：不連続相転移の発見</w:t>
+      </w:r>
+    </w:p>
+    <w:p>
+      <w:r>
+        <w:t>$\alpha$ を $0 \to 1$ まで掃引した結果（$C =$ 臨床知識行列）、DAG度（$r_</w:t>
+      </w:r>
+      <w:r>
+        <w:rPr>
+          <w:vertAlign w:val="superscript"/>
+        </w:rPr>
+        <w:t>\text{gradient</w:t>
+      </w:r>
+      <w:r>
+        <w:t>}$）は滑らかに変化しない：</w:t>
+      </w:r>
+    </w:p>
+    <w:tbl>
+      <w:tblPr>
+        <w:tblStyle w:val="TableGrid"/>
+        <w:tblW w:type="auto" w:w="0"/>
+        <w:jc w:val="center"/>
+        <w:tblLook w:firstColumn="1" w:firstRow="1" w:lastColumn="0" w:lastRow="0" w:noHBand="0" w:noVBand="1" w:val="04A0"/>
+      </w:tblPr>
+      <w:tblGrid>
+        <w:gridCol w:w="2160"/>
+        <w:gridCol w:w="2160"/>
+        <w:gridCol w:w="2160"/>
+        <w:gridCol w:w="2160"/>
+      </w:tblGrid>
+      <w:tr>
+        <w:tc>
+          <w:tcPr>
+            <w:tcW w:type="dxa" w:w="2160"/>
+          </w:tcPr>
+          <w:p>
+            <w:pPr>
+              <w:jc w:val="left"/>
+            </w:pPr>
+            <w:r/>
+            <w:r>
+              <w:rPr>
+                <w:b/>
+                <w:sz w:val="18"/>
+              </w:rPr>
+              <w:t>$\alpha$</w:t>
+            </w:r>
+          </w:p>
+        </w:tc>
+        <w:tc>
+          <w:tcPr>
+            <w:tcW w:type="dxa" w:w="2160"/>
+          </w:tcPr>
+          <w:p>
+            <w:pPr>
+              <w:jc w:val="left"/>
+            </w:pPr>
+            <w:r/>
+            <w:r>
+              <w:rPr>
+                <w:b/>
+                <w:sz w:val="18"/>
+              </w:rPr>
+              <w:t>$r_{\text{gradient}}$</w:t>
+            </w:r>
+          </w:p>
+        </w:tc>
+        <w:tc>
+          <w:tcPr>
+            <w:tcW w:type="dxa" w:w="2160"/>
+          </w:tcPr>
+          <w:p>
+            <w:pPr>
+              <w:jc w:val="left"/>
+            </w:pPr>
+            <w:r/>
+            <w:r>
+              <w:rPr>
+                <w:b/>
+                <w:sz w:val="18"/>
+              </w:rPr>
+              <w:t>辺数</w:t>
+            </w:r>
+          </w:p>
+        </w:tc>
+        <w:tc>
+          <w:tcPr>
+            <w:tcW w:type="dxa" w:w="2160"/>
+          </w:tcPr>
+          <w:p>
+            <w:pPr>
+              <w:jc w:val="left"/>
+            </w:pPr>
+            <w:r/>
+            <w:r>
+              <w:rPr>
+                <w:b/>
+                <w:sz w:val="18"/>
+              </w:rPr>
+              <w:t>非対称ノルム</w:t>
+            </w:r>
+          </w:p>
+        </w:tc>
+      </w:tr>
+      <w:tr>
+        <w:tc>
+          <w:tcPr>
+            <w:tcW w:type="dxa" w:w="2160"/>
+          </w:tcPr>
+          <w:p>
+            <w:pPr>
+              <w:jc w:val="left"/>
+            </w:pPr>
+            <w:r/>
+            <w:r>
+              <w:rPr>
+                <w:b w:val="0"/>
+                <w:sz w:val="18"/>
+              </w:rPr>
+              <w:t>0</w:t>
+            </w:r>
+          </w:p>
+        </w:tc>
+        <w:tc>
+          <w:tcPr>
+            <w:tcW w:type="dxa" w:w="2160"/>
+          </w:tcPr>
+          <w:p>
+            <w:pPr>
+              <w:jc w:val="left"/>
+            </w:pPr>
+            <w:r/>
+            <w:r>
+              <w:rPr>
+                <w:b w:val="0"/>
+                <w:sz w:val="18"/>
+              </w:rPr>
+              <w:t>**未定義**（0/0）</w:t>
+            </w:r>
+          </w:p>
+        </w:tc>
+        <w:tc>
+          <w:tcPr>
+            <w:tcW w:type="dxa" w:w="2160"/>
+          </w:tcPr>
+          <w:p>
+            <w:pPr>
+              <w:jc w:val="left"/>
+            </w:pPr>
+            <w:r/>
+            <w:r>
+              <w:rPr>
+                <w:b w:val="0"/>
+                <w:sz w:val="18"/>
+              </w:rPr>
+              <w:t>0</w:t>
+            </w:r>
+          </w:p>
+        </w:tc>
+        <w:tc>
+          <w:tcPr>
+            <w:tcW w:type="dxa" w:w="2160"/>
+          </w:tcPr>
+          <w:p>
+            <w:pPr>
+              <w:jc w:val="left"/>
+            </w:pPr>
+            <w:r/>
+            <w:r>
+              <w:rPr>
+                <w:b w:val="0"/>
+                <w:sz w:val="18"/>
+              </w:rPr>
+              <w:t>0.000</w:t>
+            </w:r>
+          </w:p>
+        </w:tc>
+      </w:tr>
+      <w:tr>
+        <w:tc>
+          <w:tcPr>
+            <w:tcW w:type="dxa" w:w="2160"/>
+          </w:tcPr>
+          <w:p>
+            <w:pPr>
+              <w:jc w:val="left"/>
+            </w:pPr>
+            <w:r/>
+            <w:r>
+              <w:rPr>
+                <w:b w:val="0"/>
+                <w:sz w:val="18"/>
+              </w:rPr>
+              <w:t>$10^{-6}$</w:t>
+            </w:r>
+          </w:p>
+        </w:tc>
+        <w:tc>
+          <w:tcPr>
+            <w:tcW w:type="dxa" w:w="2160"/>
+          </w:tcPr>
+          <w:p>
+            <w:pPr>
+              <w:jc w:val="left"/>
+            </w:pPr>
+            <w:r/>
+            <w:r>
+              <w:rPr>
+                <w:b w:val="0"/>
+                <w:sz w:val="18"/>
+              </w:rPr>
+              <w:t>**0.859**</w:t>
+            </w:r>
+          </w:p>
+        </w:tc>
+        <w:tc>
+          <w:tcPr>
+            <w:tcW w:type="dxa" w:w="2160"/>
+          </w:tcPr>
+          <w:p>
+            <w:pPr>
+              <w:jc w:val="left"/>
+            </w:pPr>
+            <w:r/>
+            <w:r>
+              <w:rPr>
+                <w:b w:val="0"/>
+                <w:sz w:val="18"/>
+              </w:rPr>
+              <w:t>9</w:t>
+            </w:r>
+          </w:p>
+        </w:tc>
+        <w:tc>
+          <w:tcPr>
+            <w:tcW w:type="dxa" w:w="2160"/>
+          </w:tcPr>
+          <w:p>
+            <w:pPr>
+              <w:jc w:val="left"/>
+            </w:pPr>
+            <w:r/>
+            <w:r>
+              <w:rPr>
+                <w:b w:val="0"/>
+                <w:sz w:val="18"/>
+              </w:rPr>
+              <w:t>0.000001</w:t>
+            </w:r>
+          </w:p>
+        </w:tc>
+      </w:tr>
+      <w:tr>
+        <w:tc>
+          <w:tcPr>
+            <w:tcW w:type="dxa" w:w="2160"/>
+          </w:tcPr>
+          <w:p>
+            <w:pPr>
+              <w:jc w:val="left"/>
+            </w:pPr>
+            <w:r/>
+            <w:r>
+              <w:rPr>
+                <w:b w:val="0"/>
+                <w:sz w:val="18"/>
+              </w:rPr>
+              <w:t>0.01</w:t>
+            </w:r>
+          </w:p>
+        </w:tc>
+        <w:tc>
+          <w:tcPr>
+            <w:tcW w:type="dxa" w:w="2160"/>
+          </w:tcPr>
+          <w:p>
+            <w:pPr>
+              <w:jc w:val="left"/>
+            </w:pPr>
+            <w:r/>
+            <w:r>
+              <w:rPr>
+                <w:b w:val="0"/>
+                <w:sz w:val="18"/>
+              </w:rPr>
+              <w:t>0.859</w:t>
+            </w:r>
+          </w:p>
+        </w:tc>
+        <w:tc>
+          <w:tcPr>
+            <w:tcW w:type="dxa" w:w="2160"/>
+          </w:tcPr>
+          <w:p>
+            <w:pPr>
+              <w:jc w:val="left"/>
+            </w:pPr>
+            <w:r/>
+            <w:r>
+              <w:rPr>
+                <w:b w:val="0"/>
+                <w:sz w:val="18"/>
+              </w:rPr>
+              <w:t>9</w:t>
+            </w:r>
+          </w:p>
+        </w:tc>
+        <w:tc>
+          <w:tcPr>
+            <w:tcW w:type="dxa" w:w="2160"/>
+          </w:tcPr>
+          <w:p>
+            <w:pPr>
+              <w:jc w:val="left"/>
+            </w:pPr>
+            <w:r/>
+            <w:r>
+              <w:rPr>
+                <w:b w:val="0"/>
+                <w:sz w:val="18"/>
+              </w:rPr>
+              <w:t>0.013</w:t>
+            </w:r>
+          </w:p>
+        </w:tc>
+      </w:tr>
+      <w:tr>
+        <w:tc>
+          <w:tcPr>
+            <w:tcW w:type="dxa" w:w="2160"/>
+          </w:tcPr>
+          <w:p>
+            <w:pPr>
+              <w:jc w:val="left"/>
+            </w:pPr>
+            <w:r/>
+            <w:r>
+              <w:rPr>
+                <w:b w:val="0"/>
+                <w:sz w:val="18"/>
+              </w:rPr>
+              <w:t>0.5</w:t>
+            </w:r>
+          </w:p>
+        </w:tc>
+        <w:tc>
+          <w:tcPr>
+            <w:tcW w:type="dxa" w:w="2160"/>
+          </w:tcPr>
+          <w:p>
+            <w:pPr>
+              <w:jc w:val="left"/>
+            </w:pPr>
+            <w:r/>
+            <w:r>
+              <w:rPr>
+                <w:b w:val="0"/>
+                <w:sz w:val="18"/>
+              </w:rPr>
+              <w:t>0.859</w:t>
+            </w:r>
+          </w:p>
+        </w:tc>
+        <w:tc>
+          <w:tcPr>
+            <w:tcW w:type="dxa" w:w="2160"/>
+          </w:tcPr>
+          <w:p>
+            <w:pPr>
+              <w:jc w:val="left"/>
+            </w:pPr>
+            <w:r/>
+            <w:r>
+              <w:rPr>
+                <w:b w:val="0"/>
+                <w:sz w:val="18"/>
+              </w:rPr>
+              <w:t>9</w:t>
+            </w:r>
+          </w:p>
+        </w:tc>
+        <w:tc>
+          <w:tcPr>
+            <w:tcW w:type="dxa" w:w="2160"/>
+          </w:tcPr>
+          <w:p>
+            <w:pPr>
+              <w:jc w:val="left"/>
+            </w:pPr>
+            <w:r/>
+            <w:r>
+              <w:rPr>
+                <w:b w:val="0"/>
+                <w:sz w:val="18"/>
+              </w:rPr>
+              <w:t>0.663</w:t>
+            </w:r>
+          </w:p>
+        </w:tc>
+      </w:tr>
+      <w:tr>
+        <w:tc>
+          <w:tcPr>
+            <w:tcW w:type="dxa" w:w="2160"/>
+          </w:tcPr>
+          <w:p>
+            <w:pPr>
+              <w:jc w:val="left"/>
+            </w:pPr>
+            <w:r/>
+            <w:r>
+              <w:rPr>
+                <w:b w:val="0"/>
+                <w:sz w:val="18"/>
+              </w:rPr>
+              <w:t>1.0</w:t>
+            </w:r>
+          </w:p>
+        </w:tc>
+        <w:tc>
+          <w:tcPr>
+            <w:tcW w:type="dxa" w:w="2160"/>
+          </w:tcPr>
+          <w:p>
+            <w:pPr>
+              <w:jc w:val="left"/>
+            </w:pPr>
+            <w:r/>
+            <w:r>
+              <w:rPr>
+                <w:b w:val="0"/>
+                <w:sz w:val="18"/>
+              </w:rPr>
+              <w:t>0.859</w:t>
+            </w:r>
+          </w:p>
+        </w:tc>
+        <w:tc>
+          <w:tcPr>
+            <w:tcW w:type="dxa" w:w="2160"/>
+          </w:tcPr>
+          <w:p>
+            <w:pPr>
+              <w:jc w:val="left"/>
+            </w:pPr>
+            <w:r/>
+            <w:r>
+              <w:rPr>
+                <w:b w:val="0"/>
+                <w:sz w:val="18"/>
+              </w:rPr>
+              <w:t>9</w:t>
+            </w:r>
+          </w:p>
+        </w:tc>
+        <w:tc>
+          <w:tcPr>
+            <w:tcW w:type="dxa" w:w="2160"/>
+          </w:tcPr>
+          <w:p>
+            <w:pPr>
+              <w:jc w:val="left"/>
+            </w:pPr>
+            <w:r/>
+            <w:r>
+              <w:rPr>
+                <w:b w:val="0"/>
+                <w:sz w:val="18"/>
+              </w:rPr>
+              <w:t>1.327</w:t>
+            </w:r>
+          </w:p>
+        </w:tc>
+      </w:tr>
+    </w:tbl>
+    <w:p/>
+    <w:p>
+      <w:pPr>
+        <w:jc w:val="center"/>
+      </w:pPr>
+      <w:r>
+        <w:drawing>
+          <wp:inline xmlns:a="http://schemas.openxmlformats.org/drawingml/2006/main" xmlns:pic="http://schemas.openxmlformats.org/drawingml/2006/picture">
+            <wp:extent cx="5029200" cy="3715183"/>
+            <wp:docPr id="8" name="Picture 8"/>
+            <wp:cNvGraphicFramePr>
+              <a:graphicFrameLocks noChangeAspect="1"/>
+            </wp:cNvGraphicFramePr>
+            <a:graphic>
+              <a:graphicData uri="http://schemas.openxmlformats.org/drawingml/2006/picture">
+                <pic:pic>
+                  <pic:nvPicPr>
+                    <pic:cNvPr id="0" name="fig8_alpha_sweep.png"/>
+                    <pic:cNvPicPr/>
+                  </pic:nvPicPr>
+                  <pic:blipFill>
+                    <a:blip r:embed="rId16"/>
+                    <a:stretch>
+                      <a:fillRect/>
+                    </a:stretch>
+                  </pic:blipFill>
+                  <pic:spPr>
+                    <a:xfrm>
+                      <a:off x="0" y="0"/>
+                      <a:ext cx="5029200" cy="3715183"/>
+                    </a:xfrm>
+                    <a:prstGeom prst="rect"/>
+                  </pic:spPr>
+                </pic:pic>
+              </a:graphicData>
+            </a:graphic>
+          </wp:inline>
+        </w:drawing>
       </w:r>
     </w:p>
     <w:p>
       <w:pPr>
-        <w:pStyle w:val="ListNumber"/>
+        <w:spacing w:before="120" w:after="240"/>
+        <w:jc w:val="center"/>
       </w:pPr>
       <w:r>
         <w:rPr>
+          <w:i/>
+          <w:sz w:val="18"/>
+        </w:rPr>
+        <w:t>図8: (A) $r_{\text{gradient}}$ は $\alpha = 0$ で未定義、$\alpha &gt; 0$ で即座に 0.859 に到達（不連続相転移）。(B) 辺数とLiNGAM一致率。(C) 非対称ノルムは $\alpha$ に線形比例するが、DAG度は不変。(D) 位相図。</w:t>
+      </w:r>
+    </w:p>
+    <w:p>
+      <w:r>
+        <w:rPr>
           <w:b/>
         </w:rPr>
-        <w:t>識別可能性の理論構築</w:t>
-      </w:r>
-      <w:r>
-        <w:t>: 特殊ケース（ツリーDAG + 線形SEM）での SCD と因果方向の一致証明</w:t>
+        <w:t>数学的説明</w:t>
+      </w:r>
+      <w:r>
+        <w:t>: $\alpha$ の値は実質的に無意味。</w:t>
+      </w:r>
+    </w:p>
+    <w:p>
+      <w:r>
+        <w:t>$$A(\alpha) = \alpha \cdot (C - C^T) + (1-\alpha) \cdot \underbrace</w:t>
+      </w:r>
+      <w:r>
+        <w:rPr>
+          <w:vertAlign w:val="superscript"/>
+        </w:rPr>
+        <w:t>(|\rho| - |\rho|^T)</w:t>
+      </w:r>
+      <w:r>
+        <w:t>_</w:t>
+      </w:r>
+      <w:r>
+        <w:rPr>
+          <w:vertAlign w:val="superscript"/>
+        </w:rPr>
+        <w:t>= 0</w:t>
+      </w:r>
+      <w:r>
+        <w:t xml:space="preserve"> = \alpha \cdot (C - C^T)$$</w:t>
+      </w:r>
+    </w:p>
+    <w:p>
+      <w:r>
+        <w:t>$r_</w:t>
+      </w:r>
+      <w:r>
+        <w:rPr>
+          <w:vertAlign w:val="superscript"/>
+        </w:rPr>
+        <w:t>\text{gradient</w:t>
+      </w:r>
+      <w:r>
+        <w:t>} = \|\nabla\phi\|^2 / \|\omega\|^2$ はフロー $\omega$ のスカラー倍に不変であるため、$\alpha = 10^</w:t>
+      </w:r>
+      <w:r>
+        <w:rPr>
+          <w:vertAlign w:val="superscript"/>
+        </w:rPr>
+        <w:t>-6</w:t>
+      </w:r>
+      <w:r>
+        <w:t>$ でも $\alpha = 1$ でも構造は同一。</w:t>
       </w:r>
     </w:p>
     <w:p>
       <w:pPr>
-        <w:pStyle w:val="ListNumber"/>
+        <w:pStyle w:val="Heading2"/>
       </w:pPr>
       <w:r>
+        <w:t>10.2 真の閾値：知識の品質 $p_{\text{flip}}$</w:t>
+      </w:r>
+    </w:p>
+    <w:p>
+      <w:r>
+        <w:t>正しいドメイン知識の辺方向を $p_</w:t>
+      </w:r>
+      <w:r>
+        <w:rPr>
+          <w:vertAlign w:val="superscript"/>
+        </w:rPr>
+        <w:t>\text{flip</w:t>
+      </w:r>
+      <w:r>
+        <w:t>}$ の割合でランダムに反転させた実験（200試行, $\alpha = 0.6$）：</w:t>
+      </w:r>
+    </w:p>
+    <w:tbl>
+      <w:tblPr>
+        <w:tblStyle w:val="TableGrid"/>
+        <w:tblW w:type="auto" w:w="0"/>
+        <w:jc w:val="center"/>
+        <w:tblLook w:firstColumn="1" w:firstRow="1" w:lastColumn="0" w:lastRow="0" w:noHBand="0" w:noVBand="1" w:val="04A0"/>
+      </w:tblPr>
+      <w:tblGrid>
+        <w:gridCol w:w="2880"/>
+        <w:gridCol w:w="2880"/>
+        <w:gridCol w:w="2880"/>
+      </w:tblGrid>
+      <w:tr>
+        <w:tc>
+          <w:tcPr>
+            <w:tcW w:type="dxa" w:w="2880"/>
+          </w:tcPr>
+          <w:p>
+            <w:pPr>
+              <w:jc w:val="left"/>
+            </w:pPr>
+            <w:r/>
+            <w:r>
+              <w:rPr>
+                <w:b/>
+                <w:sz w:val="18"/>
+              </w:rPr>
+              <w:t>$p_{\text{flip}}$</w:t>
+            </w:r>
+          </w:p>
+        </w:tc>
+        <w:tc>
+          <w:tcPr>
+            <w:tcW w:type="dxa" w:w="2880"/>
+          </w:tcPr>
+          <w:p>
+            <w:pPr>
+              <w:jc w:val="left"/>
+            </w:pPr>
+            <w:r/>
+            <w:r>
+              <w:rPr>
+                <w:b/>
+                <w:sz w:val="18"/>
+              </w:rPr>
+              <w:t>$r_{\text{gradient}}$（平均 ± SD）</w:t>
+            </w:r>
+          </w:p>
+        </w:tc>
+        <w:tc>
+          <w:tcPr>
+            <w:tcW w:type="dxa" w:w="2880"/>
+          </w:tcPr>
+          <w:p>
+            <w:pPr>
+              <w:jc w:val="left"/>
+            </w:pPr>
+            <w:r/>
+            <w:r>
+              <w:rPr>
+                <w:b/>
+                <w:sz w:val="18"/>
+              </w:rPr>
+              <w:t>解釈</w:t>
+            </w:r>
+          </w:p>
+        </w:tc>
+      </w:tr>
+      <w:tr>
+        <w:tc>
+          <w:tcPr>
+            <w:tcW w:type="dxa" w:w="2880"/>
+          </w:tcPr>
+          <w:p>
+            <w:pPr>
+              <w:jc w:val="left"/>
+            </w:pPr>
+            <w:r/>
+            <w:r>
+              <w:rPr>
+                <w:b w:val="0"/>
+                <w:sz w:val="18"/>
+              </w:rPr>
+              <w:t>0.0</w:t>
+            </w:r>
+          </w:p>
+        </w:tc>
+        <w:tc>
+          <w:tcPr>
+            <w:tcW w:type="dxa" w:w="2880"/>
+          </w:tcPr>
+          <w:p>
+            <w:pPr>
+              <w:jc w:val="left"/>
+            </w:pPr>
+            <w:r/>
+            <w:r>
+              <w:rPr>
+                <w:b w:val="0"/>
+                <w:sz w:val="18"/>
+              </w:rPr>
+              <w:t>**0.859** ± 0.000</w:t>
+            </w:r>
+          </w:p>
+        </w:tc>
+        <w:tc>
+          <w:tcPr>
+            <w:tcW w:type="dxa" w:w="2880"/>
+          </w:tcPr>
+          <w:p>
+            <w:pPr>
+              <w:jc w:val="left"/>
+            </w:pPr>
+            <w:r/>
+            <w:r>
+              <w:rPr>
+                <w:b w:val="0"/>
+                <w:sz w:val="18"/>
+              </w:rPr>
+              <w:t>完全に正しい → 高DAG</w:t>
+            </w:r>
+          </w:p>
+        </w:tc>
+      </w:tr>
+      <w:tr>
+        <w:tc>
+          <w:tcPr>
+            <w:tcW w:type="dxa" w:w="2880"/>
+          </w:tcPr>
+          <w:p>
+            <w:pPr>
+              <w:jc w:val="left"/>
+            </w:pPr>
+            <w:r/>
+            <w:r>
+              <w:rPr>
+                <w:b w:val="0"/>
+                <w:sz w:val="18"/>
+              </w:rPr>
+              <w:t>0.1</w:t>
+            </w:r>
+          </w:p>
+        </w:tc>
+        <w:tc>
+          <w:tcPr>
+            <w:tcW w:type="dxa" w:w="2880"/>
+          </w:tcPr>
+          <w:p>
+            <w:pPr>
+              <w:jc w:val="left"/>
+            </w:pPr>
+            <w:r/>
+            <w:r>
+              <w:rPr>
+                <w:b w:val="0"/>
+                <w:sz w:val="18"/>
+              </w:rPr>
+              <w:t>0.576 ± 0.242</w:t>
+            </w:r>
+          </w:p>
+        </w:tc>
+        <w:tc>
+          <w:tcPr>
+            <w:tcW w:type="dxa" w:w="2880"/>
+          </w:tcPr>
+          <w:p>
+            <w:pPr>
+              <w:jc w:val="left"/>
+            </w:pPr>
+            <w:r/>
+            <w:r>
+              <w:rPr>
+                <w:b w:val="0"/>
+                <w:sz w:val="18"/>
+              </w:rPr>
+              <w:t>10%誤り → 急落</w:t>
+            </w:r>
+          </w:p>
+        </w:tc>
+      </w:tr>
+      <w:tr>
+        <w:tc>
+          <w:tcPr>
+            <w:tcW w:type="dxa" w:w="2880"/>
+          </w:tcPr>
+          <w:p>
+            <w:pPr>
+              <w:jc w:val="left"/>
+            </w:pPr>
+            <w:r/>
+            <w:r>
+              <w:rPr>
+                <w:b w:val="0"/>
+                <w:sz w:val="18"/>
+              </w:rPr>
+              <w:t>0.2</w:t>
+            </w:r>
+          </w:p>
+        </w:tc>
+        <w:tc>
+          <w:tcPr>
+            <w:tcW w:type="dxa" w:w="2880"/>
+          </w:tcPr>
+          <w:p>
+            <w:pPr>
+              <w:jc w:val="left"/>
+            </w:pPr>
+            <w:r/>
+            <w:r>
+              <w:rPr>
+                <w:b w:val="0"/>
+                <w:sz w:val="18"/>
+              </w:rPr>
+              <w:t>0.443 ± 0.226</w:t>
+            </w:r>
+          </w:p>
+        </w:tc>
+        <w:tc>
+          <w:tcPr>
+            <w:tcW w:type="dxa" w:w="2880"/>
+          </w:tcPr>
+          <w:p>
+            <w:pPr>
+              <w:jc w:val="left"/>
+            </w:pPr>
+            <w:r/>
+            <w:r>
+              <w:rPr>
+                <w:b w:val="0"/>
+                <w:sz w:val="18"/>
+              </w:rPr>
+              <w:t>ほぼランダム水準</w:t>
+            </w:r>
+          </w:p>
+        </w:tc>
+      </w:tr>
+      <w:tr>
+        <w:tc>
+          <w:tcPr>
+            <w:tcW w:type="dxa" w:w="2880"/>
+          </w:tcPr>
+          <w:p>
+            <w:pPr>
+              <w:jc w:val="left"/>
+            </w:pPr>
+            <w:r/>
+            <w:r>
+              <w:rPr>
+                <w:b w:val="0"/>
+                <w:sz w:val="18"/>
+              </w:rPr>
+              <w:t>**0.3**</w:t>
+            </w:r>
+          </w:p>
+        </w:tc>
+        <w:tc>
+          <w:tcPr>
+            <w:tcW w:type="dxa" w:w="2880"/>
+          </w:tcPr>
+          <w:p>
+            <w:pPr>
+              <w:jc w:val="left"/>
+            </w:pPr>
+            <w:r/>
+            <w:r>
+              <w:rPr>
+                <w:b w:val="0"/>
+                <w:sz w:val="18"/>
+              </w:rPr>
+              <w:t>**0.371** ± 0.214</w:t>
+            </w:r>
+          </w:p>
+        </w:tc>
+        <w:tc>
+          <w:tcPr>
+            <w:tcW w:type="dxa" w:w="2880"/>
+          </w:tcPr>
+          <w:p>
+            <w:pPr>
+              <w:jc w:val="left"/>
+            </w:pPr>
+            <w:r/>
+            <w:r>
+              <w:rPr>
+                <w:b w:val="0"/>
+                <w:sz w:val="18"/>
+              </w:rPr>
+              <w:t>**最低点（最大循環）**</w:t>
+            </w:r>
+          </w:p>
+        </w:tc>
+      </w:tr>
+      <w:tr>
+        <w:tc>
+          <w:tcPr>
+            <w:tcW w:type="dxa" w:w="2880"/>
+          </w:tcPr>
+          <w:p>
+            <w:pPr>
+              <w:jc w:val="left"/>
+            </w:pPr>
+            <w:r/>
+            <w:r>
+              <w:rPr>
+                <w:b w:val="0"/>
+                <w:sz w:val="18"/>
+              </w:rPr>
+              <w:t>0.5</w:t>
+            </w:r>
+          </w:p>
+        </w:tc>
+        <w:tc>
+          <w:tcPr>
+            <w:tcW w:type="dxa" w:w="2880"/>
+          </w:tcPr>
+          <w:p>
+            <w:pPr>
+              <w:jc w:val="left"/>
+            </w:pPr>
+            <w:r/>
+            <w:r>
+              <w:rPr>
+                <w:b w:val="0"/>
+                <w:sz w:val="18"/>
+              </w:rPr>
+              <w:t>0.516 ± 0.232</w:t>
+            </w:r>
+          </w:p>
+        </w:tc>
+        <w:tc>
+          <w:tcPr>
+            <w:tcW w:type="dxa" w:w="2880"/>
+          </w:tcPr>
+          <w:p>
+            <w:pPr>
+              <w:jc w:val="left"/>
+            </w:pPr>
+            <w:r/>
+            <w:r>
+              <w:rPr>
+                <w:b w:val="0"/>
+                <w:sz w:val="18"/>
+              </w:rPr>
+              <w:t>半分反転</w:t>
+            </w:r>
+          </w:p>
+        </w:tc>
+      </w:tr>
+      <w:tr>
+        <w:tc>
+          <w:tcPr>
+            <w:tcW w:type="dxa" w:w="2880"/>
+          </w:tcPr>
+          <w:p>
+            <w:pPr>
+              <w:jc w:val="left"/>
+            </w:pPr>
+            <w:r/>
+            <w:r>
+              <w:rPr>
+                <w:b w:val="0"/>
+                <w:sz w:val="18"/>
+              </w:rPr>
+              <w:t>1.0</w:t>
+            </w:r>
+          </w:p>
+        </w:tc>
+        <w:tc>
+          <w:tcPr>
+            <w:tcW w:type="dxa" w:w="2880"/>
+          </w:tcPr>
+          <w:p>
+            <w:pPr>
+              <w:jc w:val="left"/>
+            </w:pPr>
+            <w:r/>
+            <w:r>
+              <w:rPr>
+                <w:b w:val="0"/>
+                <w:sz w:val="18"/>
+              </w:rPr>
+              <w:t>**0.859** ± 0.000</w:t>
+            </w:r>
+          </w:p>
+        </w:tc>
+        <w:tc>
+          <w:tcPr>
+            <w:tcW w:type="dxa" w:w="2880"/>
+          </w:tcPr>
+          <w:p>
+            <w:pPr>
+              <w:jc w:val="left"/>
+            </w:pPr>
+            <w:r/>
+            <w:r>
+              <w:rPr>
+                <w:b w:val="0"/>
+                <w:sz w:val="18"/>
+              </w:rPr>
+              <w:t>完全反転 → 逆DAGで回復</w:t>
+            </w:r>
+          </w:p>
+        </w:tc>
+      </w:tr>
+    </w:tbl>
+    <w:p/>
+    <w:p>
+      <w:r>
         <w:rPr>
           <w:b/>
         </w:rPr>
-        <w:t>ECDパイプラインの検証</w:t>
-      </w:r>
-      <w:r>
-        <w:t>: MIMIC-IV、日本健診コホート（$n &gt; 10^5$; Okuda et al., 2025）での再現性評価</w:t>
+        <w:t>U字型カーブ</w:t>
+      </w:r>
+      <w:r>
+        <w:t>（図7D）：$p_</w:t>
+      </w:r>
+      <w:r>
+        <w:rPr>
+          <w:vertAlign w:val="superscript"/>
+        </w:rPr>
+        <w:t>\text{flip</w:t>
+      </w:r>
+      <w:r>
+        <w:t>} = 0$ と $p_</w:t>
+      </w:r>
+      <w:r>
+        <w:rPr>
+          <w:vertAlign w:val="superscript"/>
+        </w:rPr>
+        <w:t>\text{flip</w:t>
+      </w:r>
+      <w:r>
+        <w:t>} = 1$ で同じDAG度。最低点は $p_</w:t>
+      </w:r>
+      <w:r>
+        <w:rPr>
+          <w:vertAlign w:val="superscript"/>
+        </w:rPr>
+        <w:t>\text{flip</w:t>
+      </w:r>
+      <w:r>
+        <w:t>} \approx 0.3$。</w:t>
       </w:r>
     </w:p>
     <w:p>
       <w:pPr>
-        <w:pStyle w:val="ListNumber"/>
+        <w:pStyle w:val="ListBullet"/>
       </w:pPr>
       <w:r>
-        <w:rPr>
-          <w:b/>
-        </w:rPr>
-        <w:t>経時データへの拡張</w:t>
-      </w:r>
-      <w:r>
-        <w:t>: 時間的ユーティリティグラフの構築と Eigentrajectories の抽出</w:t>
+        <w:t>$p = 0$: 全辺が整合的 → 強いDAG</w:t>
       </w:r>
     </w:p>
     <w:p>
       <w:pPr>
-        <w:pStyle w:val="ListNumber"/>
+        <w:pStyle w:val="ListBullet"/>
       </w:pPr>
       <w:r>
+        <w:t>$p = 1$: 全辺が逆転しているが</w:t>
+      </w:r>
+      <w:r>
         <w:rPr>
           <w:b/>
         </w:rPr>
-        <w:t>$p_{\text{flip}}$ の自動推定</w:t>
-      </w:r>
-      <w:r>
-        <w:t>: LiNGAMとの因果方向一致率からドメイン知識品質を推定するメタ手法</w:t>
+        <w:t>互いに整合的</w:t>
+      </w:r>
+      <w:r>
+        <w:t xml:space="preserve"> → 逆方向の強いDAG</w:t>
       </w:r>
     </w:p>
     <w:p>
       <w:pPr>
-        <w:pStyle w:val="ListNumber"/>
+        <w:pStyle w:val="ListBullet"/>
       </w:pPr>
       <w:r>
+        <w:t xml:space="preserve">$p \approx 0.3$: 一部が正、一部が逆 → </w:t>
+      </w:r>
+      <w:r>
         <w:rPr>
           <w:b/>
         </w:rPr>
-        <w:t>プルーニング閾値の自動化</w:t>
-      </w:r>
-      <w:r>
-        <w:t>: フィードバック率のブートストラップ信頼区間に基づく統計的閾値設定</w:t>
+        <w:t>矛盾する方向指示</w:t>
+      </w:r>
+      <w:r>
+        <w:t xml:space="preserve"> → カール（循環）が最大化</w:t>
       </w:r>
     </w:p>
     <w:p>
       <w:pPr>
-        <w:pStyle w:val="Heading1"/>
+        <w:ind w:left="850"/>
       </w:pPr>
-      <w:r>
-        <w:t>記号一覧</w:t>
+      <w:r/>
+      <w:r>
+        <w:rPr>
+          <w:b/>
+        </w:rPr>
+        <w:t>「部分的な誤情報は完全な無知より悪い」</w:t>
+      </w:r>
+      <w:r/>
+    </w:p>
+    <w:p>
+      <w:r>
+        <w:t>DAG度が50%を超える閾値：$p_</w:t>
+      </w:r>
+      <w:r>
+        <w:rPr>
+          <w:vertAlign w:val="superscript"/>
+        </w:rPr>
+        <w:t>\text{flip</w:t>
+      </w:r>
+      <w:r>
+        <w:t>}^</w:t>
+      </w:r>
+      <w:r>
+        <w:rPr>
+          <w:i/>
+        </w:rPr>
+        <w:t xml:space="preserve"> \approx 0.15$（</w:t>
+      </w:r>
+      <w:r>
+        <w:rPr>
+          <w:i/>
+        </w:rPr>
+        <w:t>辺方向の85%以上が正しければDAG構造が維持される</w:t>
+      </w:r>
+      <w:r>
+        <w:t>*）。</w:t>
+      </w:r>
+    </w:p>
+    <w:p>
+      <w:pPr>
+        <w:pStyle w:val="Heading2"/>
+      </w:pPr>
+      <w:r>
+        <w:t>10.3 Leave-One-Edge-Out：根ノードの方向性が骨格</w:t>
+      </w:r>
+    </w:p>
+    <w:p>
+      <w:r>
+        <w:t>各変数ペアの方向性ドメイン知識を1つずつ除去した影響：</w:t>
+      </w:r>
+    </w:p>
+    <w:tbl>
+      <w:tblPr>
+        <w:tblStyle w:val="TableGrid"/>
+        <w:tblW w:type="auto" w:w="0"/>
+        <w:jc w:val="center"/>
+        <w:tblLook w:firstColumn="1" w:firstRow="1" w:lastColumn="0" w:lastRow="0" w:noHBand="0" w:noVBand="1" w:val="04A0"/>
+      </w:tblPr>
+      <w:tblGrid>
+        <w:gridCol w:w="2880"/>
+        <w:gridCol w:w="2880"/>
+        <w:gridCol w:w="2880"/>
+      </w:tblGrid>
+      <w:tr>
+        <w:tc>
+          <w:tcPr>
+            <w:tcW w:type="dxa" w:w="2880"/>
+          </w:tcPr>
+          <w:p>
+            <w:pPr>
+              <w:jc w:val="left"/>
+            </w:pPr>
+            <w:r/>
+            <w:r>
+              <w:rPr>
+                <w:b/>
+                <w:sz w:val="18"/>
+              </w:rPr>
+              <w:t>除去した辺</w:t>
+            </w:r>
+          </w:p>
+        </w:tc>
+        <w:tc>
+          <w:tcPr>
+            <w:tcW w:type="dxa" w:w="2880"/>
+          </w:tcPr>
+          <w:p>
+            <w:pPr>
+              <w:jc w:val="left"/>
+            </w:pPr>
+            <w:r/>
+            <w:r>
+              <w:rPr>
+                <w:b/>
+                <w:sz w:val="18"/>
+              </w:rPr>
+              <w:t>$\Delta r_{\text{gradient}}$</w:t>
+            </w:r>
+          </w:p>
+        </w:tc>
+        <w:tc>
+          <w:tcPr>
+            <w:tcW w:type="dxa" w:w="2880"/>
+          </w:tcPr>
+          <w:p>
+            <w:pPr>
+              <w:jc w:val="left"/>
+            </w:pPr>
+            <w:r/>
+            <w:r>
+              <w:rPr>
+                <w:b/>
+                <w:sz w:val="18"/>
+              </w:rPr>
+              <w:t>重要度</w:t>
+            </w:r>
+          </w:p>
+        </w:tc>
+      </w:tr>
+      <w:tr>
+        <w:tc>
+          <w:tcPr>
+            <w:tcW w:type="dxa" w:w="2880"/>
+          </w:tcPr>
+          <w:p>
+            <w:pPr>
+              <w:jc w:val="left"/>
+            </w:pPr>
+            <w:r/>
+            <w:r>
+              <w:rPr>
+                <w:b w:val="0"/>
+                <w:sz w:val="18"/>
+              </w:rPr>
+              <w:t>**Age ↔ STDep**</w:t>
+            </w:r>
+          </w:p>
+        </w:tc>
+        <w:tc>
+          <w:tcPr>
+            <w:tcW w:type="dxa" w:w="2880"/>
+          </w:tcPr>
+          <w:p>
+            <w:pPr>
+              <w:jc w:val="left"/>
+            </w:pPr>
+            <w:r/>
+            <w:r>
+              <w:rPr>
+                <w:b w:val="0"/>
+                <w:sz w:val="18"/>
+              </w:rPr>
+              <w:t>**−0.267**</w:t>
+            </w:r>
+          </w:p>
+        </w:tc>
+        <w:tc>
+          <w:tcPr>
+            <w:tcW w:type="dxa" w:w="2880"/>
+          </w:tcPr>
+          <w:p>
+            <w:pPr>
+              <w:jc w:val="left"/>
+            </w:pPr>
+            <w:r/>
+            <w:r>
+              <w:rPr>
+                <w:b w:val="0"/>
+                <w:sz w:val="18"/>
+              </w:rPr>
+              <w:t>★★★</w:t>
+            </w:r>
+          </w:p>
+        </w:tc>
+      </w:tr>
+      <w:tr>
+        <w:tc>
+          <w:tcPr>
+            <w:tcW w:type="dxa" w:w="2880"/>
+          </w:tcPr>
+          <w:p>
+            <w:pPr>
+              <w:jc w:val="left"/>
+            </w:pPr>
+            <w:r/>
+            <w:r>
+              <w:rPr>
+                <w:b w:val="0"/>
+                <w:sz w:val="18"/>
+              </w:rPr>
+              <w:t>Age ↔ MaxHR</w:t>
+            </w:r>
+          </w:p>
+        </w:tc>
+        <w:tc>
+          <w:tcPr>
+            <w:tcW w:type="dxa" w:w="2880"/>
+          </w:tcPr>
+          <w:p>
+            <w:pPr>
+              <w:jc w:val="left"/>
+            </w:pPr>
+            <w:r/>
+            <w:r>
+              <w:rPr>
+                <w:b w:val="0"/>
+                <w:sz w:val="18"/>
+              </w:rPr>
+              <w:t>−0.098</w:t>
+            </w:r>
+          </w:p>
+        </w:tc>
+        <w:tc>
+          <w:tcPr>
+            <w:tcW w:type="dxa" w:w="2880"/>
+          </w:tcPr>
+          <w:p>
+            <w:pPr>
+              <w:jc w:val="left"/>
+            </w:pPr>
+            <w:r/>
+            <w:r>
+              <w:rPr>
+                <w:b w:val="0"/>
+                <w:sz w:val="18"/>
+              </w:rPr>
+              <w:t>★★</w:t>
+            </w:r>
+          </w:p>
+        </w:tc>
+      </w:tr>
+      <w:tr>
+        <w:tc>
+          <w:tcPr>
+            <w:tcW w:type="dxa" w:w="2880"/>
+          </w:tcPr>
+          <w:p>
+            <w:pPr>
+              <w:jc w:val="left"/>
+            </w:pPr>
+            <w:r/>
+            <w:r>
+              <w:rPr>
+                <w:b w:val="0"/>
+                <w:sz w:val="18"/>
+              </w:rPr>
+              <w:t>Age ↔ Chol</w:t>
+            </w:r>
+          </w:p>
+        </w:tc>
+        <w:tc>
+          <w:tcPr>
+            <w:tcW w:type="dxa" w:w="2880"/>
+          </w:tcPr>
+          <w:p>
+            <w:pPr>
+              <w:jc w:val="left"/>
+            </w:pPr>
+            <w:r/>
+            <w:r>
+              <w:rPr>
+                <w:b w:val="0"/>
+                <w:sz w:val="18"/>
+              </w:rPr>
+              <w:t>−0.069</w:t>
+            </w:r>
+          </w:p>
+        </w:tc>
+        <w:tc>
+          <w:tcPr>
+            <w:tcW w:type="dxa" w:w="2880"/>
+          </w:tcPr>
+          <w:p>
+            <w:pPr>
+              <w:jc w:val="left"/>
+            </w:pPr>
+            <w:r/>
+            <w:r>
+              <w:rPr>
+                <w:b w:val="0"/>
+                <w:sz w:val="18"/>
+              </w:rPr>
+              <w:t>★★</w:t>
+            </w:r>
+          </w:p>
+        </w:tc>
+      </w:tr>
+      <w:tr>
+        <w:tc>
+          <w:tcPr>
+            <w:tcW w:type="dxa" w:w="2880"/>
+          </w:tcPr>
+          <w:p>
+            <w:pPr>
+              <w:jc w:val="left"/>
+            </w:pPr>
+            <w:r/>
+            <w:r>
+              <w:rPr>
+                <w:b w:val="0"/>
+                <w:sz w:val="18"/>
+              </w:rPr>
+              <w:t>Age ↔ RestBP</w:t>
+            </w:r>
+          </w:p>
+        </w:tc>
+        <w:tc>
+          <w:tcPr>
+            <w:tcW w:type="dxa" w:w="2880"/>
+          </w:tcPr>
+          <w:p>
+            <w:pPr>
+              <w:jc w:val="left"/>
+            </w:pPr>
+            <w:r/>
+            <w:r>
+              <w:rPr>
+                <w:b w:val="0"/>
+                <w:sz w:val="18"/>
+              </w:rPr>
+              <w:t>−0.040</w:t>
+            </w:r>
+          </w:p>
+        </w:tc>
+        <w:tc>
+          <w:tcPr>
+            <w:tcW w:type="dxa" w:w="2880"/>
+          </w:tcPr>
+          <w:p>
+            <w:pPr>
+              <w:jc w:val="left"/>
+            </w:pPr>
+            <w:r/>
+            <w:r>
+              <w:rPr>
+                <w:b w:val="0"/>
+                <w:sz w:val="18"/>
+              </w:rPr>
+              <w:t>★</w:t>
+            </w:r>
+          </w:p>
+        </w:tc>
+      </w:tr>
+      <w:tr>
+        <w:tc>
+          <w:tcPr>
+            <w:tcW w:type="dxa" w:w="2880"/>
+          </w:tcPr>
+          <w:p>
+            <w:pPr>
+              <w:jc w:val="left"/>
+            </w:pPr>
+            <w:r/>
+            <w:r>
+              <w:rPr>
+                <w:b w:val="0"/>
+                <w:sz w:val="18"/>
+              </w:rPr>
+              <w:t>Chol ↔ STDep</w:t>
+            </w:r>
+          </w:p>
+        </w:tc>
+        <w:tc>
+          <w:tcPr>
+            <w:tcW w:type="dxa" w:w="2880"/>
+          </w:tcPr>
+          <w:p>
+            <w:pPr>
+              <w:jc w:val="left"/>
+            </w:pPr>
+            <w:r/>
+            <w:r>
+              <w:rPr>
+                <w:b w:val="0"/>
+                <w:sz w:val="18"/>
+              </w:rPr>
+              <w:t>−0.054</w:t>
+            </w:r>
+          </w:p>
+        </w:tc>
+        <w:tc>
+          <w:tcPr>
+            <w:tcW w:type="dxa" w:w="2880"/>
+          </w:tcPr>
+          <w:p>
+            <w:pPr>
+              <w:jc w:val="left"/>
+            </w:pPr>
+            <w:r/>
+            <w:r>
+              <w:rPr>
+                <w:b w:val="0"/>
+                <w:sz w:val="18"/>
+              </w:rPr>
+              <w:t>★</w:t>
+            </w:r>
+          </w:p>
+        </w:tc>
+      </w:tr>
+      <w:tr>
+        <w:tc>
+          <w:tcPr>
+            <w:tcW w:type="dxa" w:w="2880"/>
+          </w:tcPr>
+          <w:p>
+            <w:pPr>
+              <w:jc w:val="left"/>
+            </w:pPr>
+            <w:r/>
+            <w:r>
+              <w:rPr>
+                <w:b w:val="0"/>
+                <w:sz w:val="18"/>
+              </w:rPr>
+              <w:t>RestBP ↔ MaxHR</w:t>
+            </w:r>
+          </w:p>
+        </w:tc>
+        <w:tc>
+          <w:tcPr>
+            <w:tcW w:type="dxa" w:w="2880"/>
+          </w:tcPr>
+          <w:p>
+            <w:pPr>
+              <w:jc w:val="left"/>
+            </w:pPr>
+            <w:r/>
+            <w:r>
+              <w:rPr>
+                <w:b w:val="0"/>
+                <w:sz w:val="18"/>
+              </w:rPr>
+              <w:t>+0.015</w:t>
+            </w:r>
+          </w:p>
+        </w:tc>
+        <w:tc>
+          <w:tcPr>
+            <w:tcW w:type="dxa" w:w="2880"/>
+          </w:tcPr>
+          <w:p>
+            <w:pPr>
+              <w:jc w:val="left"/>
+            </w:pPr>
+            <w:r/>
+            <w:r>
+              <w:rPr>
+                <w:b w:val="0"/>
+                <w:sz w:val="18"/>
+              </w:rPr>
+              <w:t>除去で改善</w:t>
+            </w:r>
+          </w:p>
+        </w:tc>
+      </w:tr>
+    </w:tbl>
+    <w:p/>
+    <w:p>
+      <w:r>
+        <w:rPr>
+          <w:b/>
+        </w:rPr>
+        <w:t>Age（根ノード）関連の辺がDAG構造の骨格</w:t>
+      </w:r>
+      <w:r>
+        <w:t>。「この変数は外生的だ」という最小限の知識がDAG構造維持に最大のレバレッジを持つ。</w:t>
+      </w:r>
+    </w:p>
+    <w:p>
+      <w:pPr>
+        <w:pStyle w:val="Heading2"/>
+      </w:pPr>
+      <w:r>
+        <w:t>10.4 ランダム知識との比較</w:t>
+      </w:r>
+    </w:p>
+    <w:p>
+      <w:r>
+        <w:t>$C_</w:t>
+      </w:r>
+      <w:r>
+        <w:rPr>
+          <w:vertAlign w:val="superscript"/>
+        </w:rPr>
+        <w:t>\text{clinical</w:t>
+      </w:r>
+      <w:r>
+        <w:t>}$ をランダム行列に置換した場合（50試行平均）：</w:t>
       </w:r>
     </w:p>
     <w:tbl>
@@ -7594,7 +10627,7 @@
                 <w:b/>
                 <w:sz w:val="18"/>
               </w:rPr>
-              <w:t>記号</w:t>
+              <w:t>$\alpha$</w:t>
             </w:r>
           </w:p>
         </w:tc>
@@ -7612,7 +10645,7 @@
                 <w:b/>
                 <w:sz w:val="18"/>
               </w:rPr>
-              <w:t>意味</w:t>
+              <w:t>$r_{\text{gradient}}$（平均 ± SD）</w:t>
             </w:r>
           </w:p>
         </w:tc>
@@ -7632,7 +10665,7 @@
                 <w:b w:val="0"/>
                 <w:sz w:val="18"/>
               </w:rPr>
-              <w:t>$G = (V, E, w)$</w:t>
+              <w:t>0.1</w:t>
             </w:r>
           </w:p>
         </w:tc>
@@ -7650,7 +10683,7 @@
                 <w:b w:val="0"/>
                 <w:sz w:val="18"/>
               </w:rPr>
-              <w:t>重み付き（有向）グラフ</w:t>
+              <w:t>0.468 ± 0.197</w:t>
             </w:r>
           </w:p>
         </w:tc>
@@ -7670,7 +10703,7 @@
                 <w:b w:val="0"/>
                 <w:sz w:val="18"/>
               </w:rPr>
-              <w:t>$W$, $D$</w:t>
+              <w:t>0.3</w:t>
             </w:r>
           </w:p>
         </w:tc>
@@ -7688,7 +10721,7 @@
                 <w:b w:val="0"/>
                 <w:sz w:val="18"/>
               </w:rPr>
-              <w:t>隣接行列, 次数行列</w:t>
+              <w:t>0.438 ± 0.212</w:t>
             </w:r>
           </w:p>
         </w:tc>
@@ -7708,7 +10741,7 @@
                 <w:b w:val="0"/>
                 <w:sz w:val="18"/>
               </w:rPr>
-              <w:t>$L = D - W$</w:t>
+              <w:t>0.5</w:t>
             </w:r>
           </w:p>
         </w:tc>
@@ -7726,7 +10759,7 @@
                 <w:b w:val="0"/>
                 <w:sz w:val="18"/>
               </w:rPr>
-              <w:t>非正規化グラフラプラシアン</w:t>
+              <w:t>0.401 ± 0.212</w:t>
             </w:r>
           </w:p>
         </w:tc>
@@ -7746,7 +10779,7 @@
                 <w:b w:val="0"/>
                 <w:sz w:val="18"/>
               </w:rPr>
-              <w:t>$\mathcal{L} = I - D^{-1/2}WD^{-1/2}$</w:t>
+              <w:t>0.8</w:t>
             </w:r>
           </w:p>
         </w:tc>
@@ -7764,7 +10797,89 @@
                 <w:b w:val="0"/>
                 <w:sz w:val="18"/>
               </w:rPr>
-              <w:t>正規化グラフラプラシアン</w:t>
+              <w:t>0.410 ± 0.197</w:t>
+            </w:r>
+          </w:p>
+        </w:tc>
+      </w:tr>
+    </w:tbl>
+    <w:p/>
+    <w:p>
+      <w:r>
+        <w:t>ランダム知識では $r_</w:t>
+      </w:r>
+      <w:r>
+        <w:rPr>
+          <w:vertAlign w:val="superscript"/>
+        </w:rPr>
+        <w:t>\text{gradient</w:t>
+      </w:r>
+      <w:r>
+        <w:t>} \approx 0.4$（ほぼ半々 = 構造なし）。正しい臨床知識の0.859と大きく異なる。DAG度は $\alpha$ の大きさではなく、</w:t>
+      </w:r>
+      <w:r>
+        <w:rPr>
+          <w:b/>
+        </w:rPr>
+        <w:t>ドメイン知識の内部整合性</w:t>
+      </w:r>
+      <w:r>
+        <w:t>に依存する。</w:t>
+      </w:r>
+    </w:p>
+    <w:p>
+      <w:pPr>
+        <w:pStyle w:val="Heading2"/>
+      </w:pPr>
+      <w:r>
+        <w:t>10.5 相転移の物理学的類推</w:t>
+      </w:r>
+    </w:p>
+    <w:tbl>
+      <w:tblPr>
+        <w:tblStyle w:val="TableGrid"/>
+        <w:tblW w:type="auto" w:w="0"/>
+        <w:jc w:val="center"/>
+        <w:tblLook w:firstColumn="1" w:firstRow="1" w:lastColumn="0" w:lastRow="0" w:noHBand="0" w:noVBand="1" w:val="04A0"/>
+      </w:tblPr>
+      <w:tblGrid>
+        <w:gridCol w:w="4320"/>
+        <w:gridCol w:w="4320"/>
+      </w:tblGrid>
+      <w:tr>
+        <w:tc>
+          <w:tcPr>
+            <w:tcW w:type="dxa" w:w="4320"/>
+          </w:tcPr>
+          <w:p>
+            <w:pPr>
+              <w:jc w:val="left"/>
+            </w:pPr>
+            <w:r/>
+            <w:r>
+              <w:rPr>
+                <w:b/>
+                <w:sz w:val="18"/>
+              </w:rPr>
+              <w:t>物理系</w:t>
+            </w:r>
+          </w:p>
+        </w:tc>
+        <w:tc>
+          <w:tcPr>
+            <w:tcW w:type="dxa" w:w="4320"/>
+          </w:tcPr>
+          <w:p>
+            <w:pPr>
+              <w:jc w:val="left"/>
+            </w:pPr>
+            <w:r/>
+            <w:r>
+              <w:rPr>
+                <w:b/>
+                <w:sz w:val="18"/>
+              </w:rPr>
+              <w:t>因果推定系</w:t>
             </w:r>
           </w:p>
         </w:tc>
@@ -7784,7 +10899,7 @@
                 <w:b w:val="0"/>
                 <w:sz w:val="18"/>
               </w:rPr>
-              <w:t>$H^{(q)}$</w:t>
+              <w:t>温度 $T$</w:t>
             </w:r>
           </w:p>
         </w:tc>
@@ -7802,7 +10917,7 @@
                 <w:b w:val="0"/>
                 <w:sz w:val="18"/>
               </w:rPr>
-              <w:t>エルミート隣接行列（磁気ラプラシアン用）</w:t>
+              <w:t>知識品質 $1 - p_{\text{flip}}$</w:t>
             </w:r>
           </w:p>
         </w:tc>
@@ -7822,7 +10937,7 @@
                 <w:b w:val="0"/>
                 <w:sz w:val="18"/>
               </w:rPr>
-              <w:t>$\mathcal{L}^{(q)} = I - D^{-1/2}H^{(q)}D^{-1/2}$</w:t>
+              <w:t>秩序パラメータ</w:t>
             </w:r>
           </w:p>
         </w:tc>
@@ -7840,7 +10955,7 @@
                 <w:b w:val="0"/>
                 <w:sz w:val="18"/>
               </w:rPr>
-              <w:t>正規化磁気ラプラシアン</w:t>
+              <w:t>$r_{\text{gradient}}$（DAG度）</w:t>
             </w:r>
           </w:p>
         </w:tc>
@@ -7860,7 +10975,7 @@
                 <w:b w:val="0"/>
                 <w:sz w:val="18"/>
               </w:rPr>
-              <w:t>$q$</w:t>
+              <w:t>外部磁場 $h$</w:t>
             </w:r>
           </w:p>
         </w:tc>
@@ -7878,7 +10993,7 @@
                 <w:b w:val="0"/>
                 <w:sz w:val="18"/>
               </w:rPr>
-              <w:t>電荷パラメータ（方向性感度, $[0, 0.5]$）</w:t>
+              <w:t>知識量 $\alpha$</w:t>
             </w:r>
           </w:p>
         </w:tc>
@@ -7898,7 +11013,7 @@
                 <w:b w:val="0"/>
                 <w:sz w:val="18"/>
               </w:rPr>
-              <w:t>$\sigma_{ij}$</w:t>
+              <w:t>相転移温度 $T_c$</w:t>
             </w:r>
           </w:p>
         </w:tc>
@@ -7916,7 +11031,7 @@
                 <w:b w:val="0"/>
                 <w:sz w:val="18"/>
               </w:rPr>
-              <w:t>エッジ方向性符号（$\{-1, 0, +1\}$）</w:t>
+              <w:t>$p_{\text{flip}}^* \approx 0.15$</w:t>
             </w:r>
           </w:p>
         </w:tc>
@@ -7936,7 +11051,7 @@
                 <w:b w:val="0"/>
                 <w:sz w:val="18"/>
               </w:rPr>
-              <w:t>$u_k$, $\lambda_k$</w:t>
+              <w:t>強磁性相</w:t>
             </w:r>
           </w:p>
         </w:tc>
@@ -7954,7 +11069,7 @@
                 <w:b w:val="0"/>
                 <w:sz w:val="18"/>
               </w:rPr>
-              <w:t>$k$ 番目の固有ベクトル, 固有値</w:t>
+              <w:t>DAG的因果構造</w:t>
             </w:r>
           </w:p>
         </w:tc>
@@ -7974,7 +11089,7 @@
                 <w:b w:val="0"/>
                 <w:sz w:val="18"/>
               </w:rPr>
-              <w:t>$\theta_k(i) = \arg(u_k(i))$</w:t>
+              <w:t>常磁性相</w:t>
             </w:r>
           </w:p>
         </w:tc>
@@ -7992,7 +11107,99 @@
                 <w:b w:val="0"/>
                 <w:sz w:val="18"/>
               </w:rPr>
-              <w:t>ノード $i$ の第 $k$ モードにおける位相角</w:t>
+              <w:t>循環的（DCG）構造</w:t>
+            </w:r>
+          </w:p>
+        </w:tc>
+      </w:tr>
+    </w:tbl>
+    <w:p/>
+    <w:p>
+      <w:r>
+        <w:t>$\alpha$ は外部磁場 $h$ に相当：$h &gt; 0$ であれば無限小でも秩序化を誘起する（$\alpha = 0^+$ で即座にDAG）。しかし温度が高すぎる（$p_</w:t>
+      </w:r>
+      <w:r>
+        <w:rPr>
+          <w:vertAlign w:val="superscript"/>
+        </w:rPr>
+        <w:t>\text{flip</w:t>
+      </w:r>
+      <w:r>
+        <w:t>} &gt; 0.15$）と秩序は崩壊する。</w:t>
+      </w:r>
+    </w:p>
+    <w:p>
+      <w:pPr>
+        <w:pStyle w:val="Heading2"/>
+      </w:pPr>
+      <w:r>
+        <w:t>10.6 三つの閾値のまとめ</w:t>
+      </w:r>
+    </w:p>
+    <w:tbl>
+      <w:tblPr>
+        <w:tblStyle w:val="TableGrid"/>
+        <w:tblW w:type="auto" w:w="0"/>
+        <w:jc w:val="center"/>
+        <w:tblLook w:firstColumn="1" w:firstRow="1" w:lastColumn="0" w:lastRow="0" w:noHBand="0" w:noVBand="1" w:val="04A0"/>
+      </w:tblPr>
+      <w:tblGrid>
+        <w:gridCol w:w="2880"/>
+        <w:gridCol w:w="2880"/>
+        <w:gridCol w:w="2880"/>
+      </w:tblGrid>
+      <w:tr>
+        <w:tc>
+          <w:tcPr>
+            <w:tcW w:type="dxa" w:w="2880"/>
+          </w:tcPr>
+          <w:p>
+            <w:pPr>
+              <w:jc w:val="left"/>
+            </w:pPr>
+            <w:r/>
+            <w:r>
+              <w:rPr>
+                <w:b/>
+                <w:sz w:val="18"/>
+              </w:rPr>
+              <w:t>閾値</w:t>
+            </w:r>
+          </w:p>
+        </w:tc>
+        <w:tc>
+          <w:tcPr>
+            <w:tcW w:type="dxa" w:w="2880"/>
+          </w:tcPr>
+          <w:p>
+            <w:pPr>
+              <w:jc w:val="left"/>
+            </w:pPr>
+            <w:r/>
+            <w:r>
+              <w:rPr>
+                <w:b/>
+                <w:sz w:val="18"/>
+              </w:rPr>
+              <w:t>値</w:t>
+            </w:r>
+          </w:p>
+        </w:tc>
+        <w:tc>
+          <w:tcPr>
+            <w:tcW w:type="dxa" w:w="2880"/>
+          </w:tcPr>
+          <w:p>
+            <w:pPr>
+              <w:jc w:val="left"/>
+            </w:pPr>
+            <w:r/>
+            <w:r>
+              <w:rPr>
+                <w:b/>
+                <w:sz w:val="18"/>
+              </w:rPr>
+              <w:t>意味</w:t>
             </w:r>
           </w:p>
         </w:tc>
@@ -8000,7 +11207,7 @@
       <w:tr>
         <w:tc>
           <w:tcPr>
-            <w:tcW w:type="dxa" w:w="4320"/>
+            <w:tcW w:type="dxa" w:w="2880"/>
           </w:tcPr>
           <w:p>
             <w:pPr>
@@ -8012,13 +11219,13 @@
                 <w:b w:val="0"/>
                 <w:sz w:val="18"/>
               </w:rPr>
-              <w:t>$U(i,j)$</w:t>
-            </w:r>
-          </w:p>
-        </w:tc>
-        <w:tc>
-          <w:tcPr>
-            <w:tcW w:type="dxa" w:w="4320"/>
+              <w:t>$\alpha^*$（知識量閾値）</w:t>
+            </w:r>
+          </w:p>
+        </w:tc>
+        <w:tc>
+          <w:tcPr>
+            <w:tcW w:type="dxa" w:w="2880"/>
           </w:tcPr>
           <w:p>
             <w:pPr>
@@ -8030,7 +11237,25 @@
                 <w:b w:val="0"/>
                 <w:sz w:val="18"/>
               </w:rPr>
-              <w:t>ユーティリティ関数</w:t>
+              <w:t>**$0^+$（不連続）**</w:t>
+            </w:r>
+          </w:p>
+        </w:tc>
+        <w:tc>
+          <w:tcPr>
+            <w:tcW w:type="dxa" w:w="2880"/>
+          </w:tcPr>
+          <w:p>
+            <w:pPr>
+              <w:jc w:val="left"/>
+            </w:pPr>
+            <w:r/>
+            <w:r>
+              <w:rPr>
+                <w:b w:val="0"/>
+                <w:sz w:val="18"/>
+              </w:rPr>
+              <w:t>知識量は無限小でもDAGが出現</w:t>
             </w:r>
           </w:p>
         </w:tc>
@@ -8038,7 +11263,7 @@
       <w:tr>
         <w:tc>
           <w:tcPr>
-            <w:tcW w:type="dxa" w:w="4320"/>
+            <w:tcW w:type="dxa" w:w="2880"/>
           </w:tcPr>
           <w:p>
             <w:pPr>
@@ -8050,13 +11275,13 @@
                 <w:b w:val="0"/>
                 <w:sz w:val="18"/>
               </w:rPr>
-              <w:t>$\mathrm{SCC}(i,j)$</w:t>
-            </w:r>
-          </w:p>
-        </w:tc>
-        <w:tc>
-          <w:tcPr>
-            <w:tcW w:type="dxa" w:w="4320"/>
+              <w:t>$p_{\text{flip}}^*$（知識品質閾値）</w:t>
+            </w:r>
+          </w:p>
+        </w:tc>
+        <w:tc>
+          <w:tcPr>
+            <w:tcW w:type="dxa" w:w="2880"/>
           </w:tcPr>
           <w:p>
             <w:pPr>
@@ -8068,7 +11293,25 @@
                 <w:b w:val="0"/>
                 <w:sz w:val="18"/>
               </w:rPr>
-              <w:t>スペクトル因果結合度（対称）</w:t>
+              <w:t>**≈ 0.15**</w:t>
+            </w:r>
+          </w:p>
+        </w:tc>
+        <w:tc>
+          <w:tcPr>
+            <w:tcW w:type="dxa" w:w="2880"/>
+          </w:tcPr>
+          <w:p>
+            <w:pPr>
+              <w:jc w:val="left"/>
+            </w:pPr>
+            <w:r/>
+            <w:r>
+              <w:rPr>
+                <w:b w:val="0"/>
+                <w:sz w:val="18"/>
+              </w:rPr>
+              <w:t>辺方向の85%以上が正しければDAG</w:t>
             </w:r>
           </w:p>
         </w:tc>
@@ -8076,7 +11319,7 @@
       <w:tr>
         <w:tc>
           <w:tcPr>
-            <w:tcW w:type="dxa" w:w="4320"/>
+            <w:tcW w:type="dxa" w:w="2880"/>
           </w:tcPr>
           <w:p>
             <w:pPr>
@@ -8088,13 +11331,13 @@
                 <w:b w:val="0"/>
                 <w:sz w:val="18"/>
               </w:rPr>
-              <w:t>$\mathrm{SCD}(i,j)$</w:t>
-            </w:r>
-          </w:p>
-        </w:tc>
-        <w:tc>
-          <w:tcPr>
-            <w:tcW w:type="dxa" w:w="4320"/>
+              <w:t>$\Delta r^*$（骨格辺閾値）</w:t>
+            </w:r>
+          </w:p>
+        </w:tc>
+        <w:tc>
+          <w:tcPr>
+            <w:tcW w:type="dxa" w:w="2880"/>
           </w:tcPr>
           <w:p>
             <w:pPr>
@@ -8106,7 +11349,185 @@
                 <w:b w:val="0"/>
                 <w:sz w:val="18"/>
               </w:rPr>
-              <w:t>スペクトル因果方向（反対称）</w:t>
+              <w:t>Age関連辺</w:t>
+            </w:r>
+          </w:p>
+        </w:tc>
+        <w:tc>
+          <w:tcPr>
+            <w:tcW w:type="dxa" w:w="2880"/>
+          </w:tcPr>
+          <w:p>
+            <w:pPr>
+              <w:jc w:val="left"/>
+            </w:pPr>
+            <w:r/>
+            <w:r>
+              <w:rPr>
+                <w:b w:val="0"/>
+                <w:sz w:val="18"/>
+              </w:rPr>
+              <w:t>根ノードの方向性がDAG維持に必須</w:t>
+            </w:r>
+          </w:p>
+        </w:tc>
+      </w:tr>
+    </w:tbl>
+    <w:p/>
+    <w:p>
+      <w:pPr>
+        <w:pStyle w:val="Heading1"/>
+      </w:pPr>
+      <w:r>
+        <w:t>11. 循環構造のプルーニングと実運用</w:t>
+      </w:r>
+    </w:p>
+    <w:p>
+      <w:pPr>
+        <w:pStyle w:val="Heading2"/>
+      </w:pPr>
+      <w:r>
+        <w:t>11.1 臨床的にはフィードバック（循環）が正しい</w:t>
+      </w:r>
+    </w:p>
+    <w:p>
+      <w:r>
+        <w:t>DAGは数学的に扱いやすいが、</w:t>
+      </w:r>
+      <w:r>
+        <w:rPr>
+          <w:b/>
+        </w:rPr>
+        <w:t>臨床的には循環モデルが正しい場合が多い</w:t>
+      </w:r>
+      <w:r>
+        <w:t>：</w:t>
+      </w:r>
+    </w:p>
+    <w:p>
+      <w:pPr>
+        <w:pStyle w:val="ListBullet"/>
+      </w:pPr>
+      <w:r>
+        <w:rPr>
+          <w:b/>
+        </w:rPr>
+        <w:t>運動耐容能 ↔ 虚血</w:t>
+      </w:r>
+      <w:r>
+        <w:t>: 低MaxHR → 運動時虚血 → STDep上昇 → 心筋酸素需要↑ → さらにMaxHR低下</w:t>
+      </w:r>
+    </w:p>
+    <w:p>
+      <w:pPr>
+        <w:pStyle w:val="ListBullet"/>
+      </w:pPr>
+      <w:r>
+        <w:rPr>
+          <w:b/>
+        </w:rPr>
+        <w:t>高血圧 ↔ 虚血</w:t>
+      </w:r>
+      <w:r>
+        <w:t>: 高RestBP → 心筋肥大 → 虚血悪化 → 交感神経活性化 → RestBP上昇</w:t>
+      </w:r>
+    </w:p>
+    <w:p>
+      <w:pPr>
+        <w:pStyle w:val="Heading2"/>
+      </w:pPr>
+      <w:r>
+        <w:t>11.2 辺ごとのフィードバック解析</w:t>
+      </w:r>
+    </w:p>
+    <w:p>
+      <w:r>
+        <w:t>ECDモデル（$\alpha = 0.3$, $C =$ LiNGAM）のHodge分解から、各辺のフィードバック割合を算出（図7C）：</w:t>
+      </w:r>
+    </w:p>
+    <w:tbl>
+      <w:tblPr>
+        <w:tblStyle w:val="TableGrid"/>
+        <w:tblW w:type="auto" w:w="0"/>
+        <w:jc w:val="center"/>
+        <w:tblLook w:firstColumn="1" w:firstRow="1" w:lastColumn="0" w:lastRow="0" w:noHBand="0" w:noVBand="1" w:val="04A0"/>
+      </w:tblPr>
+      <w:tblGrid>
+        <w:gridCol w:w="2160"/>
+        <w:gridCol w:w="2160"/>
+        <w:gridCol w:w="2160"/>
+        <w:gridCol w:w="2160"/>
+      </w:tblGrid>
+      <w:tr>
+        <w:tc>
+          <w:tcPr>
+            <w:tcW w:type="dxa" w:w="2160"/>
+          </w:tcPr>
+          <w:p>
+            <w:pPr>
+              <w:jc w:val="left"/>
+            </w:pPr>
+            <w:r/>
+            <w:r>
+              <w:rPr>
+                <w:b/>
+                <w:sz w:val="18"/>
+              </w:rPr>
+              <w:t>辺</w:t>
+            </w:r>
+          </w:p>
+        </w:tc>
+        <w:tc>
+          <w:tcPr>
+            <w:tcW w:type="dxa" w:w="2160"/>
+          </w:tcPr>
+          <w:p>
+            <w:pPr>
+              <w:jc w:val="left"/>
+            </w:pPr>
+            <w:r/>
+            <w:r>
+              <w:rPr>
+                <w:b/>
+                <w:sz w:val="18"/>
+              </w:rPr>
+              <w:t>勾配方向</w:t>
+            </w:r>
+          </w:p>
+        </w:tc>
+        <w:tc>
+          <w:tcPr>
+            <w:tcW w:type="dxa" w:w="2160"/>
+          </w:tcPr>
+          <w:p>
+            <w:pPr>
+              <w:jc w:val="left"/>
+            </w:pPr>
+            <w:r/>
+            <w:r>
+              <w:rPr>
+                <w:b/>
+                <w:sz w:val="18"/>
+              </w:rPr>
+              <w:t>フィードバック率</w:t>
+            </w:r>
+          </w:p>
+        </w:tc>
+        <w:tc>
+          <w:tcPr>
+            <w:tcW w:type="dxa" w:w="2160"/>
+          </w:tcPr>
+          <w:p>
+            <w:pPr>
+              <w:jc w:val="left"/>
+            </w:pPr>
+            <w:r/>
+            <w:r>
+              <w:rPr>
+                <w:b/>
+                <w:sz w:val="18"/>
+              </w:rPr>
+              <w:t>臨床的解釈</w:t>
             </w:r>
           </w:p>
         </w:tc>
@@ -8114,7 +11535,7 @@
       <w:tr>
         <w:tc>
           <w:tcPr>
-            <w:tcW w:type="dxa" w:w="4320"/>
+            <w:tcW w:type="dxa" w:w="2160"/>
           </w:tcPr>
           <w:p>
             <w:pPr>
@@ -8126,13 +11547,13 @@
                 <w:b w:val="0"/>
                 <w:sz w:val="18"/>
               </w:rPr>
-              <w:t>$\mathrm{CCI}(i,j)$</w:t>
-            </w:r>
-          </w:p>
-        </w:tc>
-        <w:tc>
-          <w:tcPr>
-            <w:tcW w:type="dxa" w:w="4320"/>
+              <w:t>Age → RestBP</w:t>
+            </w:r>
+          </w:p>
+        </w:tc>
+        <w:tc>
+          <w:tcPr>
+            <w:tcW w:type="dxa" w:w="2160"/>
           </w:tcPr>
           <w:p>
             <w:pPr>
@@ -8144,7 +11565,43 @@
                 <w:b w:val="0"/>
                 <w:sz w:val="18"/>
               </w:rPr>
-              <w:t>複素因果指標（$\mathrm{SCC} + i \cdot \mathrm{SCD}$）</w:t>
+              <w:t>Age→RestBP</w:t>
+            </w:r>
+          </w:p>
+        </w:tc>
+        <w:tc>
+          <w:tcPr>
+            <w:tcW w:type="dxa" w:w="2160"/>
+          </w:tcPr>
+          <w:p>
+            <w:pPr>
+              <w:jc w:val="left"/>
+            </w:pPr>
+            <w:r/>
+            <w:r>
+              <w:rPr>
+                <w:b w:val="0"/>
+                <w:sz w:val="18"/>
+              </w:rPr>
+              <w:t>**0%**</w:t>
+            </w:r>
+          </w:p>
+        </w:tc>
+        <w:tc>
+          <w:tcPr>
+            <w:tcW w:type="dxa" w:w="2160"/>
+          </w:tcPr>
+          <w:p>
+            <w:pPr>
+              <w:jc w:val="left"/>
+            </w:pPr>
+            <w:r/>
+            <w:r>
+              <w:rPr>
+                <w:b w:val="0"/>
+                <w:sz w:val="18"/>
+              </w:rPr>
+              <w:t>純粋な一方向因果</w:t>
             </w:r>
           </w:p>
         </w:tc>
@@ -8152,7 +11609,7 @@
       <w:tr>
         <w:tc>
           <w:tcPr>
-            <w:tcW w:type="dxa" w:w="4320"/>
+            <w:tcW w:type="dxa" w:w="2160"/>
           </w:tcPr>
           <w:p>
             <w:pPr>
@@ -8164,13 +11621,13 @@
                 <w:b w:val="0"/>
                 <w:sz w:val="18"/>
               </w:rPr>
-              <w:t>$\phi(i)$</w:t>
-            </w:r>
-          </w:p>
-        </w:tc>
-        <w:tc>
-          <w:tcPr>
-            <w:tcW w:type="dxa" w:w="4320"/>
+              <w:t>Age → Chol</w:t>
+            </w:r>
+          </w:p>
+        </w:tc>
+        <w:tc>
+          <w:tcPr>
+            <w:tcW w:type="dxa" w:w="2160"/>
           </w:tcPr>
           <w:p>
             <w:pPr>
@@ -8182,7 +11639,43 @@
                 <w:b w:val="0"/>
                 <w:sz w:val="18"/>
               </w:rPr>
-              <w:t>因果ポテンシャル（Hodge分解より）</w:t>
+              <w:t>Age→Chol</w:t>
+            </w:r>
+          </w:p>
+        </w:tc>
+        <w:tc>
+          <w:tcPr>
+            <w:tcW w:type="dxa" w:w="2160"/>
+          </w:tcPr>
+          <w:p>
+            <w:pPr>
+              <w:jc w:val="left"/>
+            </w:pPr>
+            <w:r/>
+            <w:r>
+              <w:rPr>
+                <w:b w:val="0"/>
+                <w:sz w:val="18"/>
+              </w:rPr>
+              <w:t>**1%**</w:t>
+            </w:r>
+          </w:p>
+        </w:tc>
+        <w:tc>
+          <w:tcPr>
+            <w:tcW w:type="dxa" w:w="2160"/>
+          </w:tcPr>
+          <w:p>
+            <w:pPr>
+              <w:jc w:val="left"/>
+            </w:pPr>
+            <w:r/>
+            <w:r>
+              <w:rPr>
+                <w:b w:val="0"/>
+                <w:sz w:val="18"/>
+              </w:rPr>
+              <w:t>純粋な一方向因果</w:t>
             </w:r>
           </w:p>
         </w:tc>
@@ -8190,6 +11683,1949 @@
       <w:tr>
         <w:tc>
           <w:tcPr>
+            <w:tcW w:type="dxa" w:w="2160"/>
+          </w:tcPr>
+          <w:p>
+            <w:pPr>
+              <w:jc w:val="left"/>
+            </w:pPr>
+            <w:r/>
+            <w:r>
+              <w:rPr>
+                <w:b w:val="0"/>
+                <w:sz w:val="18"/>
+              </w:rPr>
+              <w:t>RestBP ↔ STDep</w:t>
+            </w:r>
+          </w:p>
+        </w:tc>
+        <w:tc>
+          <w:tcPr>
+            <w:tcW w:type="dxa" w:w="2160"/>
+          </w:tcPr>
+          <w:p>
+            <w:pPr>
+              <w:jc w:val="left"/>
+            </w:pPr>
+            <w:r/>
+            <w:r>
+              <w:rPr>
+                <w:b w:val="0"/>
+                <w:sz w:val="18"/>
+              </w:rPr>
+              <w:t>STDep→RestBP</w:t>
+            </w:r>
+          </w:p>
+        </w:tc>
+        <w:tc>
+          <w:tcPr>
+            <w:tcW w:type="dxa" w:w="2160"/>
+          </w:tcPr>
+          <w:p>
+            <w:pPr>
+              <w:jc w:val="left"/>
+            </w:pPr>
+            <w:r/>
+            <w:r>
+              <w:rPr>
+                <w:b w:val="0"/>
+                <w:sz w:val="18"/>
+              </w:rPr>
+              <w:t>**24%**</w:t>
+            </w:r>
+          </w:p>
+        </w:tc>
+        <w:tc>
+          <w:tcPr>
+            <w:tcW w:type="dxa" w:w="2160"/>
+          </w:tcPr>
+          <w:p>
+            <w:pPr>
+              <w:jc w:val="left"/>
+            </w:pPr>
+            <w:r/>
+            <w:r>
+              <w:rPr>
+                <w:b w:val="0"/>
+                <w:sz w:val="18"/>
+              </w:rPr>
+              <w:t>高血圧↔虚血の弱い循環</w:t>
+            </w:r>
+          </w:p>
+        </w:tc>
+      </w:tr>
+      <w:tr>
+        <w:tc>
+          <w:tcPr>
+            <w:tcW w:type="dxa" w:w="2160"/>
+          </w:tcPr>
+          <w:p>
+            <w:pPr>
+              <w:jc w:val="left"/>
+            </w:pPr>
+            <w:r/>
+            <w:r>
+              <w:rPr>
+                <w:b w:val="0"/>
+                <w:sz w:val="18"/>
+              </w:rPr>
+              <w:t>Age ↔ MaxHR</w:t>
+            </w:r>
+          </w:p>
+        </w:tc>
+        <w:tc>
+          <w:tcPr>
+            <w:tcW w:type="dxa" w:w="2160"/>
+          </w:tcPr>
+          <w:p>
+            <w:pPr>
+              <w:jc w:val="left"/>
+            </w:pPr>
+            <w:r/>
+            <w:r>
+              <w:rPr>
+                <w:b w:val="0"/>
+                <w:sz w:val="18"/>
+              </w:rPr>
+              <w:t>Age→MaxHR</w:t>
+            </w:r>
+          </w:p>
+        </w:tc>
+        <w:tc>
+          <w:tcPr>
+            <w:tcW w:type="dxa" w:w="2160"/>
+          </w:tcPr>
+          <w:p>
+            <w:pPr>
+              <w:jc w:val="left"/>
+            </w:pPr>
+            <w:r/>
+            <w:r>
+              <w:rPr>
+                <w:b w:val="0"/>
+                <w:sz w:val="18"/>
+              </w:rPr>
+              <w:t>**34%**</w:t>
+            </w:r>
+          </w:p>
+        </w:tc>
+        <w:tc>
+          <w:tcPr>
+            <w:tcW w:type="dxa" w:w="2160"/>
+          </w:tcPr>
+          <w:p>
+            <w:pPr>
+              <w:jc w:val="left"/>
+            </w:pPr>
+            <w:r/>
+            <w:r>
+              <w:rPr>
+                <w:b w:val="0"/>
+                <w:sz w:val="18"/>
+              </w:rPr>
+              <w:t>加齢↔体力低下</w:t>
+            </w:r>
+          </w:p>
+        </w:tc>
+      </w:tr>
+      <w:tr>
+        <w:tc>
+          <w:tcPr>
+            <w:tcW w:type="dxa" w:w="2160"/>
+          </w:tcPr>
+          <w:p>
+            <w:pPr>
+              <w:jc w:val="left"/>
+            </w:pPr>
+            <w:r/>
+            <w:r>
+              <w:rPr>
+                <w:b w:val="0"/>
+                <w:sz w:val="18"/>
+              </w:rPr>
+              <w:t>**MaxHR ↔ STDep**</w:t>
+            </w:r>
+          </w:p>
+        </w:tc>
+        <w:tc>
+          <w:tcPr>
+            <w:tcW w:type="dxa" w:w="2160"/>
+          </w:tcPr>
+          <w:p>
+            <w:pPr>
+              <w:jc w:val="left"/>
+            </w:pPr>
+            <w:r/>
+            <w:r>
+              <w:rPr>
+                <w:b w:val="0"/>
+                <w:sz w:val="18"/>
+              </w:rPr>
+              <w:t>MaxHR→STDep</w:t>
+            </w:r>
+          </w:p>
+        </w:tc>
+        <w:tc>
+          <w:tcPr>
+            <w:tcW w:type="dxa" w:w="2160"/>
+          </w:tcPr>
+          <w:p>
+            <w:pPr>
+              <w:jc w:val="left"/>
+            </w:pPr>
+            <w:r/>
+            <w:r>
+              <w:rPr>
+                <w:b w:val="0"/>
+                <w:sz w:val="18"/>
+              </w:rPr>
+              <w:t>**73%**</w:t>
+            </w:r>
+          </w:p>
+        </w:tc>
+        <w:tc>
+          <w:tcPr>
+            <w:tcW w:type="dxa" w:w="2160"/>
+          </w:tcPr>
+          <w:p>
+            <w:pPr>
+              <w:jc w:val="left"/>
+            </w:pPr>
+            <w:r/>
+            <w:r>
+              <w:rPr>
+                <w:b w:val="0"/>
+                <w:sz w:val="18"/>
+              </w:rPr>
+              <w:t>**運動↔虚血ループ（強い循環）**</w:t>
+            </w:r>
+          </w:p>
+        </w:tc>
+      </w:tr>
+    </w:tbl>
+    <w:p/>
+    <w:p>
+      <w:r>
+        <w:rPr>
+          <w:b/>
+        </w:rPr>
+        <w:t>MaxHR ↔ STDep のフィードバック率73%</w:t>
+      </w:r>
+      <w:r>
+        <w:t xml:space="preserve"> は、LiNGAMのDAG仮定（MaxHR → STDep の一方向）が臨床的フィードバックを見落としていることを示す。</w:t>
+      </w:r>
+    </w:p>
+    <w:p>
+      <w:pPr>
+        <w:pStyle w:val="Heading2"/>
+      </w:pPr>
+      <w:r>
+        <w:t>11.3 プルーニング閾値のチューニング</w:t>
+      </w:r>
+    </w:p>
+    <w:p>
+      <w:r>
+        <w:t>辺ごとのフィードバック率に基づく分類指針：</w:t>
+      </w:r>
+    </w:p>
+    <w:tbl>
+      <w:tblPr>
+        <w:tblStyle w:val="TableGrid"/>
+        <w:tblW w:type="auto" w:w="0"/>
+        <w:jc w:val="center"/>
+        <w:tblLook w:firstColumn="1" w:firstRow="1" w:lastColumn="0" w:lastRow="0" w:noHBand="0" w:noVBand="1" w:val="04A0"/>
+      </w:tblPr>
+      <w:tblGrid>
+        <w:gridCol w:w="2880"/>
+        <w:gridCol w:w="2880"/>
+        <w:gridCol w:w="2880"/>
+      </w:tblGrid>
+      <w:tr>
+        <w:tc>
+          <w:tcPr>
+            <w:tcW w:type="dxa" w:w="2880"/>
+          </w:tcPr>
+          <w:p>
+            <w:pPr>
+              <w:jc w:val="left"/>
+            </w:pPr>
+            <w:r/>
+            <w:r>
+              <w:rPr>
+                <w:b/>
+                <w:sz w:val="18"/>
+              </w:rPr>
+              <w:t>フィードバック率</w:t>
+            </w:r>
+          </w:p>
+        </w:tc>
+        <w:tc>
+          <w:tcPr>
+            <w:tcW w:type="dxa" w:w="2880"/>
+          </w:tcPr>
+          <w:p>
+            <w:pPr>
+              <w:jc w:val="left"/>
+            </w:pPr>
+            <w:r/>
+            <w:r>
+              <w:rPr>
+                <w:b/>
+                <w:sz w:val="18"/>
+              </w:rPr>
+              <w:t>分類</w:t>
+            </w:r>
+          </w:p>
+        </w:tc>
+        <w:tc>
+          <w:tcPr>
+            <w:tcW w:type="dxa" w:w="2880"/>
+          </w:tcPr>
+          <w:p>
+            <w:pPr>
+              <w:jc w:val="left"/>
+            </w:pPr>
+            <w:r/>
+            <w:r>
+              <w:rPr>
+                <w:b/>
+                <w:sz w:val="18"/>
+              </w:rPr>
+              <w:t>推奨される表現</w:t>
+            </w:r>
+          </w:p>
+        </w:tc>
+      </w:tr>
+      <w:tr>
+        <w:tc>
+          <w:tcPr>
+            <w:tcW w:type="dxa" w:w="2880"/>
+          </w:tcPr>
+          <w:p>
+            <w:pPr>
+              <w:jc w:val="left"/>
+            </w:pPr>
+            <w:r/>
+            <w:r>
+              <w:rPr>
+                <w:b w:val="0"/>
+                <w:sz w:val="18"/>
+              </w:rPr>
+              <w:t>&lt; 20%</w:t>
+            </w:r>
+          </w:p>
+        </w:tc>
+        <w:tc>
+          <w:tcPr>
+            <w:tcW w:type="dxa" w:w="2880"/>
+          </w:tcPr>
+          <w:p>
+            <w:pPr>
+              <w:jc w:val="left"/>
+            </w:pPr>
+            <w:r/>
+            <w:r>
+              <w:rPr>
+                <w:b w:val="0"/>
+                <w:sz w:val="18"/>
+              </w:rPr>
+              <w:t>**DAG辺**</w:t>
+            </w:r>
+          </w:p>
+        </w:tc>
+        <w:tc>
+          <w:tcPr>
+            <w:tcW w:type="dxa" w:w="2880"/>
+          </w:tcPr>
+          <w:p>
+            <w:pPr>
+              <w:jc w:val="left"/>
+            </w:pPr>
+            <w:r/>
+            <w:r>
+              <w:rPr>
+                <w:b w:val="0"/>
+                <w:sz w:val="18"/>
+              </w:rPr>
+              <w:t>一方向因果として扱う</w:t>
+            </w:r>
+          </w:p>
+        </w:tc>
+      </w:tr>
+      <w:tr>
+        <w:tc>
+          <w:tcPr>
+            <w:tcW w:type="dxa" w:w="2880"/>
+          </w:tcPr>
+          <w:p>
+            <w:pPr>
+              <w:jc w:val="left"/>
+            </w:pPr>
+            <w:r/>
+            <w:r>
+              <w:rPr>
+                <w:b w:val="0"/>
+                <w:sz w:val="18"/>
+              </w:rPr>
+              <w:t>20–50%</w:t>
+            </w:r>
+          </w:p>
+        </w:tc>
+        <w:tc>
+          <w:tcPr>
+            <w:tcW w:type="dxa" w:w="2880"/>
+          </w:tcPr>
+          <w:p>
+            <w:pPr>
+              <w:jc w:val="left"/>
+            </w:pPr>
+            <w:r/>
+            <w:r>
+              <w:rPr>
+                <w:b w:val="0"/>
+                <w:sz w:val="18"/>
+              </w:rPr>
+              <w:t>**弱い循環**</w:t>
+            </w:r>
+          </w:p>
+        </w:tc>
+        <w:tc>
+          <w:tcPr>
+            <w:tcW w:type="dxa" w:w="2880"/>
+          </w:tcPr>
+          <w:p>
+            <w:pPr>
+              <w:jc w:val="left"/>
+            </w:pPr>
+            <w:r/>
+            <w:r>
+              <w:rPr>
+                <w:b w:val="0"/>
+                <w:sz w:val="18"/>
+              </w:rPr>
+              <w:t>注記付きの一方向辺</w:t>
+            </w:r>
+          </w:p>
+        </w:tc>
+      </w:tr>
+      <w:tr>
+        <w:tc>
+          <w:tcPr>
+            <w:tcW w:type="dxa" w:w="2880"/>
+          </w:tcPr>
+          <w:p>
+            <w:pPr>
+              <w:jc w:val="left"/>
+            </w:pPr>
+            <w:r/>
+            <w:r>
+              <w:rPr>
+                <w:b w:val="0"/>
+                <w:sz w:val="18"/>
+              </w:rPr>
+              <w:t>&gt; 50%</w:t>
+            </w:r>
+          </w:p>
+        </w:tc>
+        <w:tc>
+          <w:tcPr>
+            <w:tcW w:type="dxa" w:w="2880"/>
+          </w:tcPr>
+          <w:p>
+            <w:pPr>
+              <w:jc w:val="left"/>
+            </w:pPr>
+            <w:r/>
+            <w:r>
+              <w:rPr>
+                <w:b w:val="0"/>
+                <w:sz w:val="18"/>
+              </w:rPr>
+              <w:t>**強い循環**</w:t>
+            </w:r>
+          </w:p>
+        </w:tc>
+        <w:tc>
+          <w:tcPr>
+            <w:tcW w:type="dxa" w:w="2880"/>
+          </w:tcPr>
+          <w:p>
+            <w:pPr>
+              <w:jc w:val="left"/>
+            </w:pPr>
+            <w:r/>
+            <w:r>
+              <w:rPr>
+                <w:b w:val="0"/>
+                <w:sz w:val="18"/>
+              </w:rPr>
+              <w:t>双方向辺で表現</w:t>
+            </w:r>
+          </w:p>
+        </w:tc>
+      </w:tr>
+    </w:tbl>
+    <w:p/>
+    <w:p>
+      <w:r>
+        <w:t>分析目的に応じたプルーニングレベル：</w:t>
+      </w:r>
+    </w:p>
+    <w:tbl>
+      <w:tblPr>
+        <w:tblStyle w:val="TableGrid"/>
+        <w:tblW w:type="auto" w:w="0"/>
+        <w:jc w:val="center"/>
+        <w:tblLook w:firstColumn="1" w:firstRow="1" w:lastColumn="0" w:lastRow="0" w:noHBand="0" w:noVBand="1" w:val="04A0"/>
+      </w:tblPr>
+      <w:tblGrid>
+        <w:gridCol w:w="2880"/>
+        <w:gridCol w:w="2880"/>
+        <w:gridCol w:w="2880"/>
+      </w:tblGrid>
+      <w:tr>
+        <w:tc>
+          <w:tcPr>
+            <w:tcW w:type="dxa" w:w="2880"/>
+          </w:tcPr>
+          <w:p>
+            <w:pPr>
+              <w:jc w:val="left"/>
+            </w:pPr>
+            <w:r/>
+            <w:r>
+              <w:rPr>
+                <w:b/>
+                <w:sz w:val="18"/>
+              </w:rPr>
+              <w:t>目的</w:t>
+            </w:r>
+          </w:p>
+        </w:tc>
+        <w:tc>
+          <w:tcPr>
+            <w:tcW w:type="dxa" w:w="2880"/>
+          </w:tcPr>
+          <w:p>
+            <w:pPr>
+              <w:jc w:val="left"/>
+            </w:pPr>
+            <w:r/>
+            <w:r>
+              <w:rPr>
+                <w:b/>
+                <w:sz w:val="18"/>
+              </w:rPr>
+              <w:t>プルーニング水準</w:t>
+            </w:r>
+          </w:p>
+        </w:tc>
+        <w:tc>
+          <w:tcPr>
+            <w:tcW w:type="dxa" w:w="2880"/>
+          </w:tcPr>
+          <w:p>
+            <w:pPr>
+              <w:jc w:val="left"/>
+            </w:pPr>
+            <w:r/>
+            <w:r>
+              <w:rPr>
+                <w:b/>
+                <w:sz w:val="18"/>
+              </w:rPr>
+              <w:t>フィードバック率閾値</w:t>
+            </w:r>
+          </w:p>
+        </w:tc>
+      </w:tr>
+      <w:tr>
+        <w:tc>
+          <w:tcPr>
+            <w:tcW w:type="dxa" w:w="2880"/>
+          </w:tcPr>
+          <w:p>
+            <w:pPr>
+              <w:jc w:val="left"/>
+            </w:pPr>
+            <w:r/>
+            <w:r>
+              <w:rPr>
+                <w:b w:val="0"/>
+                <w:sz w:val="18"/>
+              </w:rPr>
+              <w:t>**因果推論（介入計画）**</w:t>
+            </w:r>
+          </w:p>
+        </w:tc>
+        <w:tc>
+          <w:tcPr>
+            <w:tcW w:type="dxa" w:w="2880"/>
+          </w:tcPr>
+          <w:p>
+            <w:pPr>
+              <w:jc w:val="left"/>
+            </w:pPr>
+            <w:r/>
+            <w:r>
+              <w:rPr>
+                <w:b w:val="0"/>
+                <w:sz w:val="18"/>
+              </w:rPr>
+              <w:t>強</w:t>
+            </w:r>
+          </w:p>
+        </w:tc>
+        <w:tc>
+          <w:tcPr>
+            <w:tcW w:type="dxa" w:w="2880"/>
+          </w:tcPr>
+          <w:p>
+            <w:pPr>
+              <w:jc w:val="left"/>
+            </w:pPr>
+            <w:r/>
+            <w:r>
+              <w:rPr>
+                <w:b w:val="0"/>
+                <w:sz w:val="18"/>
+              </w:rPr>
+              <w:t>DAG辺のみ（&lt; 20%）</w:t>
+            </w:r>
+          </w:p>
+        </w:tc>
+      </w:tr>
+      <w:tr>
+        <w:tc>
+          <w:tcPr>
+            <w:tcW w:type="dxa" w:w="2880"/>
+          </w:tcPr>
+          <w:p>
+            <w:pPr>
+              <w:jc w:val="left"/>
+            </w:pPr>
+            <w:r/>
+            <w:r>
+              <w:rPr>
+                <w:b w:val="0"/>
+                <w:sz w:val="18"/>
+              </w:rPr>
+              <w:t>**病態理解（メカニズム）**</w:t>
+            </w:r>
+          </w:p>
+        </w:tc>
+        <w:tc>
+          <w:tcPr>
+            <w:tcW w:type="dxa" w:w="2880"/>
+          </w:tcPr>
+          <w:p>
+            <w:pPr>
+              <w:jc w:val="left"/>
+            </w:pPr>
+            <w:r/>
+            <w:r>
+              <w:rPr>
+                <w:b w:val="0"/>
+                <w:sz w:val="18"/>
+              </w:rPr>
+              <w:t>中</w:t>
+            </w:r>
+          </w:p>
+        </w:tc>
+        <w:tc>
+          <w:tcPr>
+            <w:tcW w:type="dxa" w:w="2880"/>
+          </w:tcPr>
+          <w:p>
+            <w:pPr>
+              <w:jc w:val="left"/>
+            </w:pPr>
+            <w:r/>
+            <w:r>
+              <w:rPr>
+                <w:b w:val="0"/>
+                <w:sz w:val="18"/>
+              </w:rPr>
+              <w:t>弱循環も含む（&lt; 50%）</w:t>
+            </w:r>
+          </w:p>
+        </w:tc>
+      </w:tr>
+      <w:tr>
+        <w:tc>
+          <w:tcPr>
+            <w:tcW w:type="dxa" w:w="2880"/>
+          </w:tcPr>
+          <w:p>
+            <w:pPr>
+              <w:jc w:val="left"/>
+            </w:pPr>
+            <w:r/>
+            <w:r>
+              <w:rPr>
+                <w:b w:val="0"/>
+                <w:sz w:val="18"/>
+              </w:rPr>
+              <w:t>**システム記述（全体像）**</w:t>
+            </w:r>
+          </w:p>
+        </w:tc>
+        <w:tc>
+          <w:tcPr>
+            <w:tcW w:type="dxa" w:w="2880"/>
+          </w:tcPr>
+          <w:p>
+            <w:pPr>
+              <w:jc w:val="left"/>
+            </w:pPr>
+            <w:r/>
+            <w:r>
+              <w:rPr>
+                <w:b w:val="0"/>
+                <w:sz w:val="18"/>
+              </w:rPr>
+              <w:t>弱</w:t>
+            </w:r>
+          </w:p>
+        </w:tc>
+        <w:tc>
+          <w:tcPr>
+            <w:tcW w:type="dxa" w:w="2880"/>
+          </w:tcPr>
+          <w:p>
+            <w:pPr>
+              <w:jc w:val="left"/>
+            </w:pPr>
+            <w:r/>
+            <w:r>
+              <w:rPr>
+                <w:b w:val="0"/>
+                <w:sz w:val="18"/>
+              </w:rPr>
+              <w:t>全辺保持（DCG）</w:t>
+            </w:r>
+          </w:p>
+        </w:tc>
+      </w:tr>
+      <w:tr>
+        <w:tc>
+          <w:tcPr>
+            <w:tcW w:type="dxa" w:w="2880"/>
+          </w:tcPr>
+          <w:p>
+            <w:pPr>
+              <w:jc w:val="left"/>
+            </w:pPr>
+            <w:r/>
+            <w:r>
+              <w:rPr>
+                <w:b w:val="0"/>
+                <w:sz w:val="18"/>
+              </w:rPr>
+              <w:t>**フィードバック発見**</w:t>
+            </w:r>
+          </w:p>
+        </w:tc>
+        <w:tc>
+          <w:tcPr>
+            <w:tcW w:type="dxa" w:w="2880"/>
+          </w:tcPr>
+          <w:p>
+            <w:pPr>
+              <w:jc w:val="left"/>
+            </w:pPr>
+            <w:r/>
+            <w:r>
+              <w:rPr>
+                <w:b w:val="0"/>
+                <w:sz w:val="18"/>
+              </w:rPr>
+              <w:t>なし</w:t>
+            </w:r>
+          </w:p>
+        </w:tc>
+        <w:tc>
+          <w:tcPr>
+            <w:tcW w:type="dxa" w:w="2880"/>
+          </w:tcPr>
+          <w:p>
+            <w:pPr>
+              <w:jc w:val="left"/>
+            </w:pPr>
+            <w:r/>
+            <w:r>
+              <w:rPr>
+                <w:b w:val="0"/>
+                <w:sz w:val="18"/>
+              </w:rPr>
+              <w:t>高フィードバック率辺を積極検出</w:t>
+            </w:r>
+          </w:p>
+        </w:tc>
+      </w:tr>
+    </w:tbl>
+    <w:p/>
+    <w:p>
+      <w:pPr>
+        <w:pStyle w:val="Heading2"/>
+      </w:pPr>
+      <w:r>
+        <w:t>11.4 実運用パイプライン</w:t>
+      </w:r>
+    </w:p>
+    <w:p>
+      <w:r>
+        <w:t>上記の全解析結果を総合した推奨フロー：</w:t>
+      </w:r>
+    </w:p>
+    <w:p>
+      <w:pPr>
+        <w:ind w:left="567"/>
+      </w:pPr>
+      <w:r>
+        <w:rPr>
+          <w:rFonts w:ascii="Courier New" w:hAnsi="Courier New"/>
+          <w:sz w:val="18"/>
+        </w:rPr>
+        <w:t>Step 1: LiNGAMでDAG推定（ドメイン知識不要）</w:t>
+        <w:br/>
+        <w:t xml:space="preserve">         ↓</w:t>
+        <w:br/>
+        <w:t>Step 2: ブートストラップ安定性でプルーニング</w:t>
+        <w:br/>
+        <w:t xml:space="preserve">        （安定性 &gt; 80% の辺のみ残す = 高確信辺）</w:t>
+        <w:br/>
+        <w:t xml:space="preserve">         ↓</w:t>
+        <w:br/>
+        <w:t>Step 3: 残った辺を C_LiNGAM として α=0.01〜0.1 で設定</w:t>
+        <w:br/>
+        <w:t xml:space="preserve">        （方向はドメイン知識、強さはデータ相関）</w:t>
+        <w:br/>
+        <w:t xml:space="preserve">         ↓</w:t>
+        <w:br/>
+        <w:t>Step 4: スペクトル因果性（Hodge分解）で：</w:t>
+        <w:br/>
+        <w:t xml:space="preserve">        ├── DAG的フロー（勾配成分）を確認</w:t>
+        <w:br/>
+        <w:t xml:space="preserve">        ├── フィードバックループ（カール成分）を定量化</w:t>
+        <w:br/>
+        <w:t xml:space="preserve">        └── 辺ごとのフィードバック率で循環辺を同定</w:t>
+      </w:r>
+    </w:p>
+    <w:p>
+      <w:r>
+        <w:rPr>
+          <w:b/>
+        </w:rPr>
+        <w:t>なぜ低αで十分か</w:t>
+      </w:r>
+      <w:r>
+        <w:t>: §10.1で証明されたように、$r_</w:t>
+      </w:r>
+      <w:r>
+        <w:rPr>
+          <w:vertAlign w:val="superscript"/>
+        </w:rPr>
+        <w:t>\text{gradient</w:t>
+      </w:r>
+      <w:r>
+        <w:t>}$ は $\alpha$ のスカラー倍に不変。低αのメリットは</w:t>
+      </w:r>
+      <w:r>
+        <w:rPr>
+          <w:b/>
+        </w:rPr>
+        <w:t>データ駆動の相関重みが辺の太さに反映</w:t>
+      </w:r>
+      <w:r>
+        <w:t>されること。$\alpha = 0.01$ なら「方向はドメイン知識、強さはデータ」という自然な分担。</w:t>
+      </w:r>
+    </w:p>
+    <w:p>
+      <w:r>
+        <w:rPr>
+          <w:b/>
+        </w:rPr>
+        <w:t>ブートストラッププルーニング戦略</w:t>
+      </w:r>
+      <w:r>
+        <w:t>:</w:t>
+      </w:r>
+    </w:p>
+    <w:p>
+      <w:pPr>
+        <w:ind w:left="567"/>
+      </w:pPr>
+      <w:r>
+        <w:rPr>
+          <w:rFonts w:ascii="Courier New" w:hAnsi="Courier New"/>
+          <w:sz w:val="18"/>
+        </w:rPr>
+        <w:t># ブートストラップ安定性によるLiNGAMプルーニング</w:t>
+        <w:br/>
+        <w:t>n_bootstrap = 100</w:t>
+        <w:br/>
+        <w:t>edge_count = np.zeros((n, n))</w:t>
+        <w:br/>
+        <w:t>for _ in range(n_bootstrap):</w:t>
+        <w:br/>
+        <w:t xml:space="preserve">    idx = np.random.choice(n_samples, n_samples, replace=True)</w:t>
+        <w:br/>
+        <w:t xml:space="preserve">    model = DirectLiNGAM()</w:t>
+        <w:br/>
+        <w:t xml:space="preserve">    model.fit(X[idx])</w:t>
+        <w:br/>
+        <w:t xml:space="preserve">    B = model.adjacency_matrix_</w:t>
+        <w:br/>
+        <w:t xml:space="preserve">    edge_count += (np.abs(B) &gt; threshold)</w:t>
+        <w:br/>
+        <w:br/>
+        <w:t>stability = edge_count / n_bootstrap</w:t>
+        <w:br/>
+        <w:t># 安定性 &gt; 80% の辺のみ C_LiNGAM に採用</w:t>
+        <w:br/>
+        <w:t>C_lingam = np.where(stability &gt; 0.8, np.abs(B_full), 0)</w:t>
+      </w:r>
+    </w:p>
+    <w:p>
+      <w:r>
+        <w:t>ブートストラップにより $p_</w:t>
+      </w:r>
+      <w:r>
+        <w:rPr>
+          <w:vertAlign w:val="superscript"/>
+        </w:rPr>
+        <w:t>\text{flip</w:t>
+      </w:r>
+      <w:r>
+        <w:t>}$ を間接的に制御：不安定な辺 ≈ 方向不確実 ≈ 高 $p_</w:t>
+      </w:r>
+      <w:r>
+        <w:rPr>
+          <w:vertAlign w:val="superscript"/>
+        </w:rPr>
+        <w:t>\text{flip</w:t>
+      </w:r>
+      <w:r>
+        <w:t>}$ リスク。</w:t>
+      </w:r>
+    </w:p>
+    <w:p>
+      <w:pPr>
+        <w:pStyle w:val="Heading2"/>
+      </w:pPr>
+      <w:r>
+        <w:t>11.5 ドメイン知識の有無に応じた使い分け</w:t>
+      </w:r>
+    </w:p>
+    <w:tbl>
+      <w:tblPr>
+        <w:tblStyle w:val="TableGrid"/>
+        <w:tblW w:type="auto" w:w="0"/>
+        <w:jc w:val="center"/>
+        <w:tblLook w:firstColumn="1" w:firstRow="1" w:lastColumn="0" w:lastRow="0" w:noHBand="0" w:noVBand="1" w:val="04A0"/>
+      </w:tblPr>
+      <w:tblGrid>
+        <w:gridCol w:w="2880"/>
+        <w:gridCol w:w="2880"/>
+        <w:gridCol w:w="2880"/>
+      </w:tblGrid>
+      <w:tr>
+        <w:tc>
+          <w:tcPr>
+            <w:tcW w:type="dxa" w:w="2880"/>
+          </w:tcPr>
+          <w:p>
+            <w:pPr>
+              <w:jc w:val="left"/>
+            </w:pPr>
+            <w:r/>
+            <w:r>
+              <w:rPr>
+                <w:b/>
+                <w:sz w:val="18"/>
+              </w:rPr>
+              <w:t>状況</w:t>
+            </w:r>
+          </w:p>
+        </w:tc>
+        <w:tc>
+          <w:tcPr>
+            <w:tcW w:type="dxa" w:w="2880"/>
+          </w:tcPr>
+          <w:p>
+            <w:pPr>
+              <w:jc w:val="left"/>
+            </w:pPr>
+            <w:r/>
+            <w:r>
+              <w:rPr>
+                <w:b/>
+                <w:sz w:val="18"/>
+              </w:rPr>
+              <w:t>推奨設定</w:t>
+            </w:r>
+          </w:p>
+        </w:tc>
+        <w:tc>
+          <w:tcPr>
+            <w:tcW w:type="dxa" w:w="2880"/>
+          </w:tcPr>
+          <w:p>
+            <w:pPr>
+              <w:jc w:val="left"/>
+            </w:pPr>
+            <w:r/>
+            <w:r>
+              <w:rPr>
+                <w:b/>
+                <w:sz w:val="18"/>
+              </w:rPr>
+              <w:t>理由</w:t>
+            </w:r>
+          </w:p>
+        </w:tc>
+      </w:tr>
+      <w:tr>
+        <w:tc>
+          <w:tcPr>
+            <w:tcW w:type="dxa" w:w="2880"/>
+          </w:tcPr>
+          <w:p>
+            <w:pPr>
+              <w:jc w:val="left"/>
+            </w:pPr>
+            <w:r/>
+            <w:r>
+              <w:rPr>
+                <w:b w:val="0"/>
+                <w:sz w:val="18"/>
+              </w:rPr>
+              <w:t>確信ある既知辺が少数</w:t>
+            </w:r>
+          </w:p>
+        </w:tc>
+        <w:tc>
+          <w:tcPr>
+            <w:tcW w:type="dxa" w:w="2880"/>
+          </w:tcPr>
+          <w:p>
+            <w:pPr>
+              <w:jc w:val="left"/>
+            </w:pPr>
+            <w:r/>
+            <w:r>
+              <w:rPr>
+                <w:b w:val="0"/>
+                <w:sz w:val="18"/>
+              </w:rPr>
+              <w:t>既知辺のみ $C$ に設定、$\alpha = 0.01$</w:t>
+            </w:r>
+          </w:p>
+        </w:tc>
+        <w:tc>
+          <w:tcPr>
+            <w:tcW w:type="dxa" w:w="2880"/>
+          </w:tcPr>
+          <w:p>
+            <w:pPr>
+              <w:jc w:val="left"/>
+            </w:pPr>
+            <w:r/>
+            <w:r>
+              <w:rPr>
+                <w:b w:val="0"/>
+                <w:sz w:val="18"/>
+              </w:rPr>
+              <w:t>構造は同一、データ相関が重みに反映</w:t>
+            </w:r>
+          </w:p>
+        </w:tc>
+      </w:tr>
+      <w:tr>
+        <w:tc>
+          <w:tcPr>
+            <w:tcW w:type="dxa" w:w="2880"/>
+          </w:tcPr>
+          <w:p>
+            <w:pPr>
+              <w:jc w:val="left"/>
+            </w:pPr>
+            <w:r/>
+            <w:r>
+              <w:rPr>
+                <w:b w:val="0"/>
+                <w:sz w:val="18"/>
+              </w:rPr>
+              <w:t>既知辺 + LiNGAM</w:t>
+            </w:r>
+          </w:p>
+        </w:tc>
+        <w:tc>
+          <w:tcPr>
+            <w:tcW w:type="dxa" w:w="2880"/>
+          </w:tcPr>
+          <w:p>
+            <w:pPr>
+              <w:jc w:val="left"/>
+            </w:pPr>
+            <w:r/>
+            <w:r>
+              <w:rPr>
+                <w:b w:val="0"/>
+                <w:sz w:val="18"/>
+              </w:rPr>
+              <w:t>$C = C_{\text{known}} + C_{\text{LiNGAM(pruned)}}$、$\alpha = 0.01$</w:t>
+            </w:r>
+          </w:p>
+        </w:tc>
+        <w:tc>
+          <w:tcPr>
+            <w:tcW w:type="dxa" w:w="2880"/>
+          </w:tcPr>
+          <w:p>
+            <w:pPr>
+              <w:jc w:val="left"/>
+            </w:pPr>
+            <w:r/>
+            <w:r>
+              <w:rPr>
+                <w:b w:val="0"/>
+                <w:sz w:val="18"/>
+              </w:rPr>
+              <w:t>最も豊富な方向性情報</w:t>
+            </w:r>
+          </w:p>
+        </w:tc>
+      </w:tr>
+      <w:tr>
+        <w:tc>
+          <w:tcPr>
+            <w:tcW w:type="dxa" w:w="2880"/>
+          </w:tcPr>
+          <w:p>
+            <w:pPr>
+              <w:jc w:val="left"/>
+            </w:pPr>
+            <w:r/>
+            <w:r>
+              <w:rPr>
+                <w:b w:val="0"/>
+                <w:sz w:val="18"/>
+              </w:rPr>
+              <w:t>知識に不確実性あり</w:t>
+            </w:r>
+          </w:p>
+        </w:tc>
+        <w:tc>
+          <w:tcPr>
+            <w:tcW w:type="dxa" w:w="2880"/>
+          </w:tcPr>
+          <w:p>
+            <w:pPr>
+              <w:jc w:val="left"/>
+            </w:pPr>
+            <w:r/>
+            <w:r>
+              <w:rPr>
+                <w:b w:val="0"/>
+                <w:sz w:val="18"/>
+              </w:rPr>
+              <w:t>不確実な辺を除外、$\alpha = 0.01$</w:t>
+            </w:r>
+          </w:p>
+        </w:tc>
+        <w:tc>
+          <w:tcPr>
+            <w:tcW w:type="dxa" w:w="2880"/>
+          </w:tcPr>
+          <w:p>
+            <w:pPr>
+              <w:jc w:val="left"/>
+            </w:pPr>
+            <w:r/>
+            <w:r>
+              <w:rPr>
+                <w:b w:val="0"/>
+                <w:sz w:val="18"/>
+              </w:rPr>
+              <w:t>部分的誤情報は無知より悪い（§10.2）</w:t>
+            </w:r>
+          </w:p>
+        </w:tc>
+      </w:tr>
+      <w:tr>
+        <w:tc>
+          <w:tcPr>
+            <w:tcW w:type="dxa" w:w="2880"/>
+          </w:tcPr>
+          <w:p>
+            <w:pPr>
+              <w:jc w:val="left"/>
+            </w:pPr>
+            <w:r/>
+            <w:r>
+              <w:rPr>
+                <w:b w:val="0"/>
+                <w:sz w:val="18"/>
+              </w:rPr>
+              <w:t>循環を含む分析が目的</w:t>
+            </w:r>
+          </w:p>
+        </w:tc>
+        <w:tc>
+          <w:tcPr>
+            <w:tcW w:type="dxa" w:w="2880"/>
+          </w:tcPr>
+          <w:p>
+            <w:pPr>
+              <w:jc w:val="left"/>
+            </w:pPr>
+            <w:r/>
+            <w:r>
+              <w:rPr>
+                <w:b w:val="0"/>
+                <w:sz w:val="18"/>
+              </w:rPr>
+              <w:t>$\alpha = 0$ でHodge分解のみ</w:t>
+            </w:r>
+          </w:p>
+        </w:tc>
+        <w:tc>
+          <w:tcPr>
+            <w:tcW w:type="dxa" w:w="2880"/>
+          </w:tcPr>
+          <w:p>
+            <w:pPr>
+              <w:jc w:val="left"/>
+            </w:pPr>
+            <w:r/>
+            <w:r>
+              <w:rPr>
+                <w:b w:val="0"/>
+                <w:sz w:val="18"/>
+              </w:rPr>
+              <w:t>DAG仮定を置かず独立に解析</w:t>
+            </w:r>
+          </w:p>
+        </w:tc>
+      </w:tr>
+    </w:tbl>
+    <w:p/>
+    <w:p>
+      <w:pPr>
+        <w:pStyle w:val="Heading2"/>
+      </w:pPr>
+      <w:r>
+        <w:t>11.6 LiNGAM + スペクトル因果性の相補性</w:t>
+      </w:r>
+    </w:p>
+    <w:tbl>
+      <w:tblPr>
+        <w:tblStyle w:val="TableGrid"/>
+        <w:tblW w:type="auto" w:w="0"/>
+        <w:jc w:val="center"/>
+        <w:tblLook w:firstColumn="1" w:firstRow="1" w:lastColumn="0" w:lastRow="0" w:noHBand="0" w:noVBand="1" w:val="04A0"/>
+      </w:tblPr>
+      <w:tblGrid>
+        <w:gridCol w:w="2880"/>
+        <w:gridCol w:w="2880"/>
+        <w:gridCol w:w="2880"/>
+      </w:tblGrid>
+      <w:tr>
+        <w:tc>
+          <w:tcPr>
+            <w:tcW w:type="dxa" w:w="2880"/>
+          </w:tcPr>
+          <w:p>
+            <w:pPr>
+              <w:jc w:val="left"/>
+            </w:pPr>
+            <w:r/>
+            <w:r>
+              <w:rPr>
+                <w:b/>
+                <w:sz w:val="18"/>
+              </w:rPr>
+              <w:t>能力</w:t>
+            </w:r>
+          </w:p>
+        </w:tc>
+        <w:tc>
+          <w:tcPr>
+            <w:tcW w:type="dxa" w:w="2880"/>
+          </w:tcPr>
+          <w:p>
+            <w:pPr>
+              <w:jc w:val="left"/>
+            </w:pPr>
+            <w:r/>
+            <w:r>
+              <w:rPr>
+                <w:b/>
+                <w:sz w:val="18"/>
+              </w:rPr>
+              <w:t>LiNGAM</w:t>
+            </w:r>
+          </w:p>
+        </w:tc>
+        <w:tc>
+          <w:tcPr>
+            <w:tcW w:type="dxa" w:w="2880"/>
+          </w:tcPr>
+          <w:p>
+            <w:pPr>
+              <w:jc w:val="left"/>
+            </w:pPr>
+            <w:r/>
+            <w:r>
+              <w:rPr>
+                <w:b/>
+                <w:sz w:val="18"/>
+              </w:rPr>
+              <w:t>スペクトル因果性（ECD）</w:t>
+            </w:r>
+          </w:p>
+        </w:tc>
+      </w:tr>
+      <w:tr>
+        <w:tc>
+          <w:tcPr>
+            <w:tcW w:type="dxa" w:w="2880"/>
+          </w:tcPr>
+          <w:p>
+            <w:pPr>
+              <w:jc w:val="left"/>
+            </w:pPr>
+            <w:r/>
+            <w:r>
+              <w:rPr>
+                <w:b w:val="0"/>
+                <w:sz w:val="18"/>
+              </w:rPr>
+              <w:t>DAG推定</w:t>
+            </w:r>
+          </w:p>
+        </w:tc>
+        <w:tc>
+          <w:tcPr>
+            <w:tcW w:type="dxa" w:w="2880"/>
+          </w:tcPr>
+          <w:p>
+            <w:pPr>
+              <w:jc w:val="left"/>
+            </w:pPr>
+            <w:r/>
+            <w:r>
+              <w:rPr>
+                <w:b w:val="0"/>
+                <w:sz w:val="18"/>
+              </w:rPr>
+              <w:t>◎（主目的）</w:t>
+            </w:r>
+          </w:p>
+        </w:tc>
+        <w:tc>
+          <w:tcPr>
+            <w:tcW w:type="dxa" w:w="2880"/>
+          </w:tcPr>
+          <w:p>
+            <w:pPr>
+              <w:jc w:val="left"/>
+            </w:pPr>
+            <w:r/>
+            <w:r>
+              <w:rPr>
+                <w:b w:val="0"/>
+                <w:sz w:val="18"/>
+              </w:rPr>
+              <w:t>△（Hodge勾配で近似）</w:t>
+            </w:r>
+          </w:p>
+        </w:tc>
+      </w:tr>
+      <w:tr>
+        <w:tc>
+          <w:tcPr>
+            <w:tcW w:type="dxa" w:w="2880"/>
+          </w:tcPr>
+          <w:p>
+            <w:pPr>
+              <w:jc w:val="left"/>
+            </w:pPr>
+            <w:r/>
+            <w:r>
+              <w:rPr>
+                <w:b w:val="0"/>
+                <w:sz w:val="18"/>
+              </w:rPr>
+              <w:t>フィードバック定量</w:t>
+            </w:r>
+          </w:p>
+        </w:tc>
+        <w:tc>
+          <w:tcPr>
+            <w:tcW w:type="dxa" w:w="2880"/>
+          </w:tcPr>
+          <w:p>
+            <w:pPr>
+              <w:jc w:val="left"/>
+            </w:pPr>
+            <w:r/>
+            <w:r>
+              <w:rPr>
+                <w:b w:val="0"/>
+                <w:sz w:val="18"/>
+              </w:rPr>
+              <w:t>✗（DAG仮定で不可）</w:t>
+            </w:r>
+          </w:p>
+        </w:tc>
+        <w:tc>
+          <w:tcPr>
+            <w:tcW w:type="dxa" w:w="2880"/>
+          </w:tcPr>
+          <w:p>
+            <w:pPr>
+              <w:jc w:val="left"/>
+            </w:pPr>
+            <w:r/>
+            <w:r>
+              <w:rPr>
+                <w:b w:val="0"/>
+                <w:sz w:val="18"/>
+              </w:rPr>
+              <w:t>**◎**（カール成分）</w:t>
+            </w:r>
+          </w:p>
+        </w:tc>
+      </w:tr>
+      <w:tr>
+        <w:tc>
+          <w:tcPr>
+            <w:tcW w:type="dxa" w:w="2880"/>
+          </w:tcPr>
+          <w:p>
+            <w:pPr>
+              <w:jc w:val="left"/>
+            </w:pPr>
+            <w:r/>
+            <w:r>
+              <w:rPr>
+                <w:b w:val="0"/>
+                <w:sz w:val="18"/>
+              </w:rPr>
+              <w:t>辺ごとの循環性評価</w:t>
+            </w:r>
+          </w:p>
+        </w:tc>
+        <w:tc>
+          <w:tcPr>
+            <w:tcW w:type="dxa" w:w="2880"/>
+          </w:tcPr>
+          <w:p>
+            <w:pPr>
+              <w:jc w:val="left"/>
+            </w:pPr>
+            <w:r/>
+            <w:r>
+              <w:rPr>
+                <w:b w:val="0"/>
+                <w:sz w:val="18"/>
+              </w:rPr>
+              <w:t>✗</w:t>
+            </w:r>
+          </w:p>
+        </w:tc>
+        <w:tc>
+          <w:tcPr>
+            <w:tcW w:type="dxa" w:w="2880"/>
+          </w:tcPr>
+          <w:p>
+            <w:pPr>
+              <w:jc w:val="left"/>
+            </w:pPr>
+            <w:r/>
+            <w:r>
+              <w:rPr>
+                <w:b w:val="0"/>
+                <w:sz w:val="18"/>
+              </w:rPr>
+              <w:t>**◎**（フィードバック率）</w:t>
+            </w:r>
+          </w:p>
+        </w:tc>
+      </w:tr>
+      <w:tr>
+        <w:tc>
+          <w:tcPr>
+            <w:tcW w:type="dxa" w:w="2880"/>
+          </w:tcPr>
+          <w:p>
+            <w:pPr>
+              <w:jc w:val="left"/>
+            </w:pPr>
+            <w:r/>
+            <w:r>
+              <w:rPr>
+                <w:b w:val="0"/>
+                <w:sz w:val="18"/>
+              </w:rPr>
+              <w:t>介入可能性の示唆</w:t>
+            </w:r>
+          </w:p>
+        </w:tc>
+        <w:tc>
+          <w:tcPr>
+            <w:tcW w:type="dxa" w:w="2880"/>
+          </w:tcPr>
+          <w:p>
+            <w:pPr>
+              <w:jc w:val="left"/>
+            </w:pPr>
+            <w:r/>
+            <w:r>
+              <w:rPr>
+                <w:b w:val="0"/>
+                <w:sz w:val="18"/>
+              </w:rPr>
+              <w:t>○（因果順序から間接的に）</w:t>
+            </w:r>
+          </w:p>
+        </w:tc>
+        <w:tc>
+          <w:tcPr>
+            <w:tcW w:type="dxa" w:w="2880"/>
+          </w:tcPr>
+          <w:p>
+            <w:pPr>
+              <w:jc w:val="left"/>
+            </w:pPr>
+            <w:r/>
+            <w:r>
+              <w:rPr>
+                <w:b w:val="0"/>
+                <w:sz w:val="18"/>
+              </w:rPr>
+              <w:t>**◎**（$\phi$ と直接対応）</w:t>
+            </w:r>
+          </w:p>
+        </w:tc>
+      </w:tr>
+    </w:tbl>
+    <w:p/>
+    <w:p>
+      <w:pPr>
+        <w:spacing w:before="120" w:after="240"/>
+        <w:jc w:val="center"/>
+      </w:pPr>
+      <w:r>
+        <w:rPr>
+          <w:i/>
+          <w:sz w:val="18"/>
+        </w:rPr>
+        <w:t>ECDパイプラインは、DAG因果推定の「その先」— フィードバックの定量化と臨床的循環の同定 — を可能にする。</w:t>
+      </w:r>
+    </w:p>
+    <w:p>
+      <w:pPr>
+        <w:pStyle w:val="Heading1"/>
+      </w:pPr>
+      <w:r>
+        <w:t>12. 理論的課題と展望</w:t>
+      </w:r>
+    </w:p>
+    <w:p>
+      <w:pPr>
+        <w:pStyle w:val="Heading2"/>
+      </w:pPr>
+      <w:r>
+        <w:t>12.1 識別可能性</w:t>
+      </w:r>
+    </w:p>
+    <w:p>
+      <w:r>
+        <w:t>LiNGAM には明確な識別可能性条件（非ガウス＋線形＋DAG＋共通原因なし → 因果方向が一意に同定; Shimizu et al., 2006）がある。</w:t>
+      </w:r>
+    </w:p>
+    <w:p>
+      <w:r>
+        <w:t>スペクトル因果性には</w:t>
+      </w:r>
+      <w:r>
+        <w:rPr>
+          <w:b/>
+        </w:rPr>
+        <w:t>現時点で識別可能性の理論がない</w:t>
+      </w:r>
+      <w:r>
+        <w:t>。すなわち、SCD が真の因果方向と一致する条件が明らかではない。</w:t>
+      </w:r>
+    </w:p>
+    <w:p>
+      <w:r>
+        <w:rPr>
+          <w:b/>
+        </w:rPr>
+        <w:t>予想 12.1</w:t>
+      </w:r>
+      <w:r>
+        <w:t xml:space="preserve"> 以下の条件下で、SCD は因果方向と一致する：</w:t>
+      </w:r>
+    </w:p>
+    <w:p>
+      <w:pPr>
+        <w:pStyle w:val="ListNumber"/>
+      </w:pPr>
+      <w:r>
+        <w:t>ユーティリティ非対称性 $U(i,j) - U(j,i)$ が真の因果方向と同符号</w:t>
+      </w:r>
+    </w:p>
+    <w:p>
+      <w:pPr>
+        <w:pStyle w:val="ListNumber"/>
+      </w:pPr>
+      <w:r>
+        <w:t>ユーティリティ重み $w(i,j)$ が因果効果の強さの単調関数</w:t>
+      </w:r>
+    </w:p>
+    <w:p>
+      <w:pPr>
+        <w:pStyle w:val="ListNumber"/>
+      </w:pPr>
+      <w:r>
+        <w:t>グラフがDAG的構造を持つ（$r_</w:t>
+      </w:r>
+      <w:r>
+        <w:rPr>
+          <w:vertAlign w:val="superscript"/>
+        </w:rPr>
+        <w:t>\text{gradient</w:t>
+      </w:r>
+      <w:r>
+        <w:t>} \approx 1$）</w:t>
+      </w:r>
+    </w:p>
+    <w:p>
+      <w:r>
+        <w:t>条件 1 が最も制約的であり、ユーティリティ関数の構成方法に依存する。</w:t>
+      </w:r>
+    </w:p>
+    <w:p>
+      <w:pPr>
+        <w:pStyle w:val="Heading2"/>
+      </w:pPr>
+      <w:r>
+        <w:t>12.2 ユーティリティ関数の構成</w:t>
+      </w:r>
+    </w:p>
+    <w:p>
+      <w:r>
+        <w:t>ユーティリティ関数 $U(i,j)$ をどのように構成するかは未解決の問題である。考えうる手法として：</w:t>
+      </w:r>
+    </w:p>
+    <w:p>
+      <w:r>
+        <w:t xml:space="preserve">(a) </w:t>
+      </w:r>
+      <w:r>
+        <w:rPr>
+          <w:b/>
+        </w:rPr>
+        <w:t>専門家符号化</w:t>
+      </w:r>
+      <w:r>
+        <w:t>: 臨床専門家が手動で $U(i,j)$ を設定。再現性に難あり。</w:t>
+      </w:r>
+    </w:p>
+    <w:p>
+      <w:r>
+        <w:t xml:space="preserve">(b) </w:t>
+      </w:r>
+      <w:r>
+        <w:rPr>
+          <w:b/>
+        </w:rPr>
+        <w:t>LLMベース</w:t>
+      </w:r>
+      <w:r>
+        <w:t>: 大規模言語モデルに「変数 $X_i$ の情報は変数 $X_j$ に関する問いにどの程度有用か？」と質問し、応答を数値化。モデル依存性が課題。</w:t>
+      </w:r>
+    </w:p>
+    <w:p>
+      <w:r>
+        <w:t xml:space="preserve">(c) </w:t>
+      </w:r>
+      <w:r>
+        <w:rPr>
+          <w:b/>
+        </w:rPr>
+        <w:t>データ駆動</w:t>
+      </w:r>
+      <w:r>
+        <w:t>: $U(i,j) = |\hat</w:t>
+      </w:r>
+      <w:r>
+        <w:rPr>
+          <w:vertAlign w:val="superscript"/>
+        </w:rPr>
+        <w:t>\rho</w:t>
+      </w:r>
+      <w:r>
+        <w:t>_</w:t>
+      </w:r>
+      <w:r>
+        <w:rPr>
+          <w:vertAlign w:val="superscript"/>
+        </w:rPr>
+        <w:t>ij</w:t>
+      </w:r>
+      <w:r>
+        <w:t>|$（予測的相関の非対称性）。純粋にデータ駆動だが、交絡に弱い。</w:t>
+      </w:r>
+    </w:p>
+    <w:p>
+      <w:r>
+        <w:t xml:space="preserve">(d) </w:t>
+      </w:r>
+      <w:r>
+        <w:rPr>
+          <w:b/>
+        </w:rPr>
+        <w:t>ハイブリッド</w:t>
+      </w:r>
+      <w:r>
+        <w:t>: $U(i,j) = \alpha \cdot U_</w:t>
+      </w:r>
+      <w:r>
+        <w:rPr>
+          <w:vertAlign w:val="superscript"/>
+        </w:rPr>
+        <w:t>\text{expert</w:t>
+      </w:r>
+      <w:r>
+        <w:t>}(i,j) + (1 - \alpha) \cdot U_</w:t>
+      </w:r>
+      <w:r>
+        <w:rPr>
+          <w:vertAlign w:val="superscript"/>
+        </w:rPr>
+        <w:t>\text{data</w:t>
+      </w:r>
+      <w:r>
+        <w:t>}(i,j)$。本稿ではこの手法を用いた（§7: $\alpha = 0.6$）。ただし§10で示したように $\alpha$ の値自体は結果に影響しない。</w:t>
+      </w:r>
+    </w:p>
+    <w:p>
+      <w:pPr>
+        <w:pStyle w:val="Heading2"/>
+      </w:pPr>
+      <w:r>
+        <w:t>12.3 電荷パラメータ $q$ の選択</w:t>
+      </w:r>
+    </w:p>
+    <w:p>
+      <w:r>
+        <w:t>$q$ の値は結果に大きく影響する。$q$ の選択基準として：</w:t>
+      </w:r>
+    </w:p>
+    <w:p>
+      <w:pPr>
+        <w:pStyle w:val="ListBullet"/>
+      </w:pPr>
+      <w:r>
+        <w:rPr>
+          <w:b/>
+        </w:rPr>
+        <w:t>交差検証</w:t>
+      </w:r>
+      <w:r>
+        <w:t>: LiNGAM等の既存手法との因果方向一致率を最大化する $q$ を選択</w:t>
+      </w:r>
+    </w:p>
+    <w:p>
+      <w:pPr>
+        <w:pStyle w:val="ListBullet"/>
+      </w:pPr>
+      <w:r>
+        <w:rPr>
+          <w:b/>
+        </w:rPr>
+        <w:t>安定性</w:t>
+      </w:r>
+      <w:r>
+        <w:t>: $q$ の微小変動に対するSCDの安定性（感度解析）</w:t>
+      </w:r>
+    </w:p>
+    <w:p>
+      <w:pPr>
+        <w:pStyle w:val="ListBullet"/>
+      </w:pPr>
+      <w:r>
+        <w:rPr>
+          <w:b/>
+        </w:rPr>
+        <w:t>理論的</w:t>
+      </w:r>
+      <w:r>
+        <w:t>: $q = 0.25$ が数学的に「最大方向性感度」を与える（注意3.1参照）</w:t>
+      </w:r>
+    </w:p>
+    <w:p>
+      <w:pPr>
+        <w:pStyle w:val="Heading2"/>
+      </w:pPr>
+      <w:r>
+        <w:t>12.4 スケーラビリティ</w:t>
+      </w:r>
+    </w:p>
+    <w:p>
+      <w:pPr>
+        <w:pStyle w:val="ListBullet"/>
+      </w:pPr>
+      <w:r>
+        <w:t>磁気ラプラシアンの固有分解：$O(n^3)$。ランダム化SVDで $O(nk^2)$（上位 $k$ 個のみ）</w:t>
+      </w:r>
+    </w:p>
+    <w:p>
+      <w:pPr>
+        <w:pStyle w:val="ListBullet"/>
+      </w:pPr>
+      <w:r>
+        <w:t>Hodge分解：$O(|E|)$（スパースグラフなら高速）</w:t>
+      </w:r>
+    </w:p>
+    <w:p>
+      <w:pPr>
+        <w:pStyle w:val="ListBullet"/>
+      </w:pPr>
+      <w:r>
+        <w:t>ユーティリティ関数の計算：$O(n^2)$ ペアに対する LLM 呼び出しがボトルネック</w:t>
+      </w:r>
+    </w:p>
+    <w:p>
+      <w:pPr>
+        <w:pStyle w:val="Heading2"/>
+      </w:pPr>
+      <w:r>
+        <w:t>12.5 今後の方向性</w:t>
+      </w:r>
+    </w:p>
+    <w:p>
+      <w:pPr>
+        <w:pStyle w:val="ListNumber"/>
+      </w:pPr>
+      <w:r>
+        <w:rPr>
+          <w:b/>
+        </w:rPr>
+        <w:t>識別可能性の理論構築</w:t>
+      </w:r>
+      <w:r>
+        <w:t>: 特殊ケース（ツリーDAG + 線形SEM）での SCD と因果方向の一致証明</w:t>
+      </w:r>
+    </w:p>
+    <w:p>
+      <w:pPr>
+        <w:pStyle w:val="ListNumber"/>
+      </w:pPr>
+      <w:r>
+        <w:rPr>
+          <w:b/>
+        </w:rPr>
+        <w:t>ECDパイプラインの検証</w:t>
+      </w:r>
+      <w:r>
+        <w:t>: MIMIC-IV、日本健診コホート（$n &gt; 10^5$; Okuda et al., 2025）での再現性評価</w:t>
+      </w:r>
+    </w:p>
+    <w:p>
+      <w:pPr>
+        <w:pStyle w:val="ListNumber"/>
+      </w:pPr>
+      <w:r>
+        <w:rPr>
+          <w:b/>
+        </w:rPr>
+        <w:t>経時データへの拡張</w:t>
+      </w:r>
+      <w:r>
+        <w:t>: 時間的ユーティリティグラフの構築と Eigentrajectories の抽出</w:t>
+      </w:r>
+    </w:p>
+    <w:p>
+      <w:pPr>
+        <w:pStyle w:val="ListNumber"/>
+      </w:pPr>
+      <w:r>
+        <w:rPr>
+          <w:b/>
+        </w:rPr>
+        <w:t>$p_{\text{flip}}$ の自動推定</w:t>
+      </w:r>
+      <w:r>
+        <w:t>: LiNGAMとの因果方向一致率からドメイン知識品質を推定するメタ手法（§10.2の$p_</w:t>
+      </w:r>
+      <w:r>
+        <w:rPr>
+          <w:vertAlign w:val="superscript"/>
+        </w:rPr>
+        <w:t>\text{flip</w:t>
+      </w:r>
+      <w:r>
+        <w:t>}^*$を実データ上で自動算出）</w:t>
+      </w:r>
+    </w:p>
+    <w:p>
+      <w:pPr>
+        <w:pStyle w:val="ListNumber"/>
+      </w:pPr>
+      <w:r>
+        <w:rPr>
+          <w:b/>
+        </w:rPr>
+        <w:t>プルーニング閾値の自動化</w:t>
+      </w:r>
+      <w:r>
+        <w:t>: フィードバック率のブートストラップ信頼区間に基づく統計的閾値設定（§11.3）</w:t>
+      </w:r>
+    </w:p>
+    <w:p>
+      <w:pPr>
+        <w:pStyle w:val="ListNumber"/>
+      </w:pPr>
+      <w:r>
+        <w:rPr>
+          <w:b/>
+        </w:rPr>
+        <w:t>ドメイン知識のエンコード改善</w:t>
+      </w:r>
+      <w:r>
+        <w:t>: 「情報的影響度」ではなく「介入的因果強度」をエンコードする方法の開発（§8.2の乖離を解消）</w:t>
+      </w:r>
+    </w:p>
+    <w:p>
+      <w:pPr>
+        <w:pStyle w:val="Heading1"/>
+      </w:pPr>
+      <w:r>
+        <w:t>記号一覧</w:t>
+      </w:r>
+    </w:p>
+    <w:tbl>
+      <w:tblPr>
+        <w:tblStyle w:val="TableGrid"/>
+        <w:tblW w:type="auto" w:w="0"/>
+        <w:jc w:val="center"/>
+        <w:tblLook w:firstColumn="1" w:firstRow="1" w:lastColumn="0" w:lastRow="0" w:noHBand="0" w:noVBand="1" w:val="04A0"/>
+      </w:tblPr>
+      <w:tblGrid>
+        <w:gridCol w:w="4320"/>
+        <w:gridCol w:w="4320"/>
+      </w:tblGrid>
+      <w:tr>
+        <w:tc>
+          <w:tcPr>
             <w:tcW w:type="dxa" w:w="4320"/>
           </w:tcPr>
           <w:p>
@@ -8199,9 +13635,617 @@
             <w:r/>
             <w:r>
               <w:rPr>
+                <w:b/>
+                <w:sz w:val="18"/>
+              </w:rPr>
+              <w:t>記号</w:t>
+            </w:r>
+          </w:p>
+        </w:tc>
+        <w:tc>
+          <w:tcPr>
+            <w:tcW w:type="dxa" w:w="4320"/>
+          </w:tcPr>
+          <w:p>
+            <w:pPr>
+              <w:jc w:val="left"/>
+            </w:pPr>
+            <w:r/>
+            <w:r>
+              <w:rPr>
+                <w:b/>
+                <w:sz w:val="18"/>
+              </w:rPr>
+              <w:t>意味</w:t>
+            </w:r>
+          </w:p>
+        </w:tc>
+      </w:tr>
+      <w:tr>
+        <w:tc>
+          <w:tcPr>
+            <w:tcW w:type="dxa" w:w="4320"/>
+          </w:tcPr>
+          <w:p>
+            <w:pPr>
+              <w:jc w:val="left"/>
+            </w:pPr>
+            <w:r/>
+            <w:r>
+              <w:rPr>
                 <w:b w:val="0"/>
                 <w:sz w:val="18"/>
               </w:rPr>
+              <w:t>$G = (V, E, w)$</w:t>
+            </w:r>
+          </w:p>
+        </w:tc>
+        <w:tc>
+          <w:tcPr>
+            <w:tcW w:type="dxa" w:w="4320"/>
+          </w:tcPr>
+          <w:p>
+            <w:pPr>
+              <w:jc w:val="left"/>
+            </w:pPr>
+            <w:r/>
+            <w:r>
+              <w:rPr>
+                <w:b w:val="0"/>
+                <w:sz w:val="18"/>
+              </w:rPr>
+              <w:t>重み付き（有向）グラフ</w:t>
+            </w:r>
+          </w:p>
+        </w:tc>
+      </w:tr>
+      <w:tr>
+        <w:tc>
+          <w:tcPr>
+            <w:tcW w:type="dxa" w:w="4320"/>
+          </w:tcPr>
+          <w:p>
+            <w:pPr>
+              <w:jc w:val="left"/>
+            </w:pPr>
+            <w:r/>
+            <w:r>
+              <w:rPr>
+                <w:b w:val="0"/>
+                <w:sz w:val="18"/>
+              </w:rPr>
+              <w:t>$W$, $D$</w:t>
+            </w:r>
+          </w:p>
+        </w:tc>
+        <w:tc>
+          <w:tcPr>
+            <w:tcW w:type="dxa" w:w="4320"/>
+          </w:tcPr>
+          <w:p>
+            <w:pPr>
+              <w:jc w:val="left"/>
+            </w:pPr>
+            <w:r/>
+            <w:r>
+              <w:rPr>
+                <w:b w:val="0"/>
+                <w:sz w:val="18"/>
+              </w:rPr>
+              <w:t>隣接行列, 次数行列</w:t>
+            </w:r>
+          </w:p>
+        </w:tc>
+      </w:tr>
+      <w:tr>
+        <w:tc>
+          <w:tcPr>
+            <w:tcW w:type="dxa" w:w="4320"/>
+          </w:tcPr>
+          <w:p>
+            <w:pPr>
+              <w:jc w:val="left"/>
+            </w:pPr>
+            <w:r/>
+            <w:r>
+              <w:rPr>
+                <w:b w:val="0"/>
+                <w:sz w:val="18"/>
+              </w:rPr>
+              <w:t>$L = D - W$</w:t>
+            </w:r>
+          </w:p>
+        </w:tc>
+        <w:tc>
+          <w:tcPr>
+            <w:tcW w:type="dxa" w:w="4320"/>
+          </w:tcPr>
+          <w:p>
+            <w:pPr>
+              <w:jc w:val="left"/>
+            </w:pPr>
+            <w:r/>
+            <w:r>
+              <w:rPr>
+                <w:b w:val="0"/>
+                <w:sz w:val="18"/>
+              </w:rPr>
+              <w:t>非正規化グラフラプラシアン</w:t>
+            </w:r>
+          </w:p>
+        </w:tc>
+      </w:tr>
+      <w:tr>
+        <w:tc>
+          <w:tcPr>
+            <w:tcW w:type="dxa" w:w="4320"/>
+          </w:tcPr>
+          <w:p>
+            <w:pPr>
+              <w:jc w:val="left"/>
+            </w:pPr>
+            <w:r/>
+            <w:r>
+              <w:rPr>
+                <w:b w:val="0"/>
+                <w:sz w:val="18"/>
+              </w:rPr>
+              <w:t>$\mathcal{L} = I - D^{-1/2}WD^{-1/2}$</w:t>
+            </w:r>
+          </w:p>
+        </w:tc>
+        <w:tc>
+          <w:tcPr>
+            <w:tcW w:type="dxa" w:w="4320"/>
+          </w:tcPr>
+          <w:p>
+            <w:pPr>
+              <w:jc w:val="left"/>
+            </w:pPr>
+            <w:r/>
+            <w:r>
+              <w:rPr>
+                <w:b w:val="0"/>
+                <w:sz w:val="18"/>
+              </w:rPr>
+              <w:t>正規化グラフラプラシアン</w:t>
+            </w:r>
+          </w:p>
+        </w:tc>
+      </w:tr>
+      <w:tr>
+        <w:tc>
+          <w:tcPr>
+            <w:tcW w:type="dxa" w:w="4320"/>
+          </w:tcPr>
+          <w:p>
+            <w:pPr>
+              <w:jc w:val="left"/>
+            </w:pPr>
+            <w:r/>
+            <w:r>
+              <w:rPr>
+                <w:b w:val="0"/>
+                <w:sz w:val="18"/>
+              </w:rPr>
+              <w:t>$H^{(q)}$</w:t>
+            </w:r>
+          </w:p>
+        </w:tc>
+        <w:tc>
+          <w:tcPr>
+            <w:tcW w:type="dxa" w:w="4320"/>
+          </w:tcPr>
+          <w:p>
+            <w:pPr>
+              <w:jc w:val="left"/>
+            </w:pPr>
+            <w:r/>
+            <w:r>
+              <w:rPr>
+                <w:b w:val="0"/>
+                <w:sz w:val="18"/>
+              </w:rPr>
+              <w:t>エルミート隣接行列（磁気ラプラシアン用）</w:t>
+            </w:r>
+          </w:p>
+        </w:tc>
+      </w:tr>
+      <w:tr>
+        <w:tc>
+          <w:tcPr>
+            <w:tcW w:type="dxa" w:w="4320"/>
+          </w:tcPr>
+          <w:p>
+            <w:pPr>
+              <w:jc w:val="left"/>
+            </w:pPr>
+            <w:r/>
+            <w:r>
+              <w:rPr>
+                <w:b w:val="0"/>
+                <w:sz w:val="18"/>
+              </w:rPr>
+              <w:t>$\mathcal{L}^{(q)} = I - D^{-1/2}H^{(q)}D^{-1/2}$</w:t>
+            </w:r>
+          </w:p>
+        </w:tc>
+        <w:tc>
+          <w:tcPr>
+            <w:tcW w:type="dxa" w:w="4320"/>
+          </w:tcPr>
+          <w:p>
+            <w:pPr>
+              <w:jc w:val="left"/>
+            </w:pPr>
+            <w:r/>
+            <w:r>
+              <w:rPr>
+                <w:b w:val="0"/>
+                <w:sz w:val="18"/>
+              </w:rPr>
+              <w:t>正規化磁気ラプラシアン</w:t>
+            </w:r>
+          </w:p>
+        </w:tc>
+      </w:tr>
+      <w:tr>
+        <w:tc>
+          <w:tcPr>
+            <w:tcW w:type="dxa" w:w="4320"/>
+          </w:tcPr>
+          <w:p>
+            <w:pPr>
+              <w:jc w:val="left"/>
+            </w:pPr>
+            <w:r/>
+            <w:r>
+              <w:rPr>
+                <w:b w:val="0"/>
+                <w:sz w:val="18"/>
+              </w:rPr>
+              <w:t>$q$</w:t>
+            </w:r>
+          </w:p>
+        </w:tc>
+        <w:tc>
+          <w:tcPr>
+            <w:tcW w:type="dxa" w:w="4320"/>
+          </w:tcPr>
+          <w:p>
+            <w:pPr>
+              <w:jc w:val="left"/>
+            </w:pPr>
+            <w:r/>
+            <w:r>
+              <w:rPr>
+                <w:b w:val="0"/>
+                <w:sz w:val="18"/>
+              </w:rPr>
+              <w:t>電荷パラメータ（方向性感度, $[0, 0.5]$）</w:t>
+            </w:r>
+          </w:p>
+        </w:tc>
+      </w:tr>
+      <w:tr>
+        <w:tc>
+          <w:tcPr>
+            <w:tcW w:type="dxa" w:w="4320"/>
+          </w:tcPr>
+          <w:p>
+            <w:pPr>
+              <w:jc w:val="left"/>
+            </w:pPr>
+            <w:r/>
+            <w:r>
+              <w:rPr>
+                <w:b w:val="0"/>
+                <w:sz w:val="18"/>
+              </w:rPr>
+              <w:t>$\sigma_{ij}$</w:t>
+            </w:r>
+          </w:p>
+        </w:tc>
+        <w:tc>
+          <w:tcPr>
+            <w:tcW w:type="dxa" w:w="4320"/>
+          </w:tcPr>
+          <w:p>
+            <w:pPr>
+              <w:jc w:val="left"/>
+            </w:pPr>
+            <w:r/>
+            <w:r>
+              <w:rPr>
+                <w:b w:val="0"/>
+                <w:sz w:val="18"/>
+              </w:rPr>
+              <w:t>エッジ方向性符号（$\{-1, 0, +1\}$）</w:t>
+            </w:r>
+          </w:p>
+        </w:tc>
+      </w:tr>
+      <w:tr>
+        <w:tc>
+          <w:tcPr>
+            <w:tcW w:type="dxa" w:w="4320"/>
+          </w:tcPr>
+          <w:p>
+            <w:pPr>
+              <w:jc w:val="left"/>
+            </w:pPr>
+            <w:r/>
+            <w:r>
+              <w:rPr>
+                <w:b w:val="0"/>
+                <w:sz w:val="18"/>
+              </w:rPr>
+              <w:t>$u_k$, $\lambda_k$</w:t>
+            </w:r>
+          </w:p>
+        </w:tc>
+        <w:tc>
+          <w:tcPr>
+            <w:tcW w:type="dxa" w:w="4320"/>
+          </w:tcPr>
+          <w:p>
+            <w:pPr>
+              <w:jc w:val="left"/>
+            </w:pPr>
+            <w:r/>
+            <w:r>
+              <w:rPr>
+                <w:b w:val="0"/>
+                <w:sz w:val="18"/>
+              </w:rPr>
+              <w:t>$k$ 番目の固有ベクトル, 固有値</w:t>
+            </w:r>
+          </w:p>
+        </w:tc>
+      </w:tr>
+      <w:tr>
+        <w:tc>
+          <w:tcPr>
+            <w:tcW w:type="dxa" w:w="4320"/>
+          </w:tcPr>
+          <w:p>
+            <w:pPr>
+              <w:jc w:val="left"/>
+            </w:pPr>
+            <w:r/>
+            <w:r>
+              <w:rPr>
+                <w:b w:val="0"/>
+                <w:sz w:val="18"/>
+              </w:rPr>
+              <w:t>$\theta_k(i) = \arg(u_k(i))$</w:t>
+            </w:r>
+          </w:p>
+        </w:tc>
+        <w:tc>
+          <w:tcPr>
+            <w:tcW w:type="dxa" w:w="4320"/>
+          </w:tcPr>
+          <w:p>
+            <w:pPr>
+              <w:jc w:val="left"/>
+            </w:pPr>
+            <w:r/>
+            <w:r>
+              <w:rPr>
+                <w:b w:val="0"/>
+                <w:sz w:val="18"/>
+              </w:rPr>
+              <w:t>ノード $i$ の第 $k$ モードにおける位相角</w:t>
+            </w:r>
+          </w:p>
+        </w:tc>
+      </w:tr>
+      <w:tr>
+        <w:tc>
+          <w:tcPr>
+            <w:tcW w:type="dxa" w:w="4320"/>
+          </w:tcPr>
+          <w:p>
+            <w:pPr>
+              <w:jc w:val="left"/>
+            </w:pPr>
+            <w:r/>
+            <w:r>
+              <w:rPr>
+                <w:b w:val="0"/>
+                <w:sz w:val="18"/>
+              </w:rPr>
+              <w:t>$U(i,j)$</w:t>
+            </w:r>
+          </w:p>
+        </w:tc>
+        <w:tc>
+          <w:tcPr>
+            <w:tcW w:type="dxa" w:w="4320"/>
+          </w:tcPr>
+          <w:p>
+            <w:pPr>
+              <w:jc w:val="left"/>
+            </w:pPr>
+            <w:r/>
+            <w:r>
+              <w:rPr>
+                <w:b w:val="0"/>
+                <w:sz w:val="18"/>
+              </w:rPr>
+              <w:t>ユーティリティ関数</w:t>
+            </w:r>
+          </w:p>
+        </w:tc>
+      </w:tr>
+      <w:tr>
+        <w:tc>
+          <w:tcPr>
+            <w:tcW w:type="dxa" w:w="4320"/>
+          </w:tcPr>
+          <w:p>
+            <w:pPr>
+              <w:jc w:val="left"/>
+            </w:pPr>
+            <w:r/>
+            <w:r>
+              <w:rPr>
+                <w:b w:val="0"/>
+                <w:sz w:val="18"/>
+              </w:rPr>
+              <w:t>$\mathrm{SCC}(i,j)$</w:t>
+            </w:r>
+          </w:p>
+        </w:tc>
+        <w:tc>
+          <w:tcPr>
+            <w:tcW w:type="dxa" w:w="4320"/>
+          </w:tcPr>
+          <w:p>
+            <w:pPr>
+              <w:jc w:val="left"/>
+            </w:pPr>
+            <w:r/>
+            <w:r>
+              <w:rPr>
+                <w:b w:val="0"/>
+                <w:sz w:val="18"/>
+              </w:rPr>
+              <w:t>スペクトル因果結合度（対称）</w:t>
+            </w:r>
+          </w:p>
+        </w:tc>
+      </w:tr>
+      <w:tr>
+        <w:tc>
+          <w:tcPr>
+            <w:tcW w:type="dxa" w:w="4320"/>
+          </w:tcPr>
+          <w:p>
+            <w:pPr>
+              <w:jc w:val="left"/>
+            </w:pPr>
+            <w:r/>
+            <w:r>
+              <w:rPr>
+                <w:b w:val="0"/>
+                <w:sz w:val="18"/>
+              </w:rPr>
+              <w:t>$\mathrm{SCD}(i,j)$</w:t>
+            </w:r>
+          </w:p>
+        </w:tc>
+        <w:tc>
+          <w:tcPr>
+            <w:tcW w:type="dxa" w:w="4320"/>
+          </w:tcPr>
+          <w:p>
+            <w:pPr>
+              <w:jc w:val="left"/>
+            </w:pPr>
+            <w:r/>
+            <w:r>
+              <w:rPr>
+                <w:b w:val="0"/>
+                <w:sz w:val="18"/>
+              </w:rPr>
+              <w:t>スペクトル因果方向（反対称）</w:t>
+            </w:r>
+          </w:p>
+        </w:tc>
+      </w:tr>
+      <w:tr>
+        <w:tc>
+          <w:tcPr>
+            <w:tcW w:type="dxa" w:w="4320"/>
+          </w:tcPr>
+          <w:p>
+            <w:pPr>
+              <w:jc w:val="left"/>
+            </w:pPr>
+            <w:r/>
+            <w:r>
+              <w:rPr>
+                <w:b w:val="0"/>
+                <w:sz w:val="18"/>
+              </w:rPr>
+              <w:t>$\mathrm{CCI}(i,j)$</w:t>
+            </w:r>
+          </w:p>
+        </w:tc>
+        <w:tc>
+          <w:tcPr>
+            <w:tcW w:type="dxa" w:w="4320"/>
+          </w:tcPr>
+          <w:p>
+            <w:pPr>
+              <w:jc w:val="left"/>
+            </w:pPr>
+            <w:r/>
+            <w:r>
+              <w:rPr>
+                <w:b w:val="0"/>
+                <w:sz w:val="18"/>
+              </w:rPr>
+              <w:t>複素因果指標（$\mathrm{SCC} + i \cdot \mathrm{SCD}$）</w:t>
+            </w:r>
+          </w:p>
+        </w:tc>
+      </w:tr>
+      <w:tr>
+        <w:tc>
+          <w:tcPr>
+            <w:tcW w:type="dxa" w:w="4320"/>
+          </w:tcPr>
+          <w:p>
+            <w:pPr>
+              <w:jc w:val="left"/>
+            </w:pPr>
+            <w:r/>
+            <w:r>
+              <w:rPr>
+                <w:b w:val="0"/>
+                <w:sz w:val="18"/>
+              </w:rPr>
+              <w:t>$\phi(i)$</w:t>
+            </w:r>
+          </w:p>
+        </w:tc>
+        <w:tc>
+          <w:tcPr>
+            <w:tcW w:type="dxa" w:w="4320"/>
+          </w:tcPr>
+          <w:p>
+            <w:pPr>
+              <w:jc w:val="left"/>
+            </w:pPr>
+            <w:r/>
+            <w:r>
+              <w:rPr>
+                <w:b w:val="0"/>
+                <w:sz w:val="18"/>
+              </w:rPr>
+              <w:t>因果ポテンシャル（Hodge分解より）</w:t>
+            </w:r>
+          </w:p>
+        </w:tc>
+      </w:tr>
+      <w:tr>
+        <w:tc>
+          <w:tcPr>
+            <w:tcW w:type="dxa" w:w="4320"/>
+          </w:tcPr>
+          <w:p>
+            <w:pPr>
+              <w:jc w:val="left"/>
+            </w:pPr>
+            <w:r/>
+            <w:r>
+              <w:rPr>
+                <w:b w:val="0"/>
+                <w:sz w:val="18"/>
+              </w:rPr>
               <w:t>$r_{\text{gradient}}$</w:t>
             </w:r>
           </w:p>
@@ -8221,6 +14265,196 @@
                 <w:sz w:val="18"/>
               </w:rPr>
               <w:t>勾配エネルギー比（DAG適合度）</w:t>
+            </w:r>
+          </w:p>
+        </w:tc>
+      </w:tr>
+      <w:tr>
+        <w:tc>
+          <w:tcPr>
+            <w:tcW w:type="dxa" w:w="4320"/>
+          </w:tcPr>
+          <w:p>
+            <w:pPr>
+              <w:jc w:val="left"/>
+            </w:pPr>
+            <w:r/>
+            <w:r>
+              <w:rPr>
+                <w:b w:val="0"/>
+                <w:sz w:val="18"/>
+              </w:rPr>
+              <w:t>$\iota(i)$</w:t>
+            </w:r>
+          </w:p>
+        </w:tc>
+        <w:tc>
+          <w:tcPr>
+            <w:tcW w:type="dxa" w:w="4320"/>
+          </w:tcPr>
+          <w:p>
+            <w:pPr>
+              <w:jc w:val="left"/>
+            </w:pPr>
+            <w:r/>
+            <w:r>
+              <w:rPr>
+                <w:b w:val="0"/>
+                <w:sz w:val="18"/>
+              </w:rPr>
+              <w:t>介入可能性スコア（$0 =$ 不可能, $1 =$ 容易）</w:t>
+            </w:r>
+          </w:p>
+        </w:tc>
+      </w:tr>
+      <w:tr>
+        <w:tc>
+          <w:tcPr>
+            <w:tcW w:type="dxa" w:w="4320"/>
+          </w:tcPr>
+          <w:p>
+            <w:pPr>
+              <w:jc w:val="left"/>
+            </w:pPr>
+            <w:r/>
+            <w:r>
+              <w:rPr>
+                <w:b w:val="0"/>
+                <w:sz w:val="18"/>
+              </w:rPr>
+              <w:t>$\alpha$</w:t>
+            </w:r>
+          </w:p>
+        </w:tc>
+        <w:tc>
+          <w:tcPr>
+            <w:tcW w:type="dxa" w:w="4320"/>
+          </w:tcPr>
+          <w:p>
+            <w:pPr>
+              <w:jc w:val="left"/>
+            </w:pPr>
+            <w:r/>
+            <w:r>
+              <w:rPr>
+                <w:b w:val="0"/>
+                <w:sz w:val="18"/>
+              </w:rPr>
+              <w:t>ドメイン知識の混合比率</w:t>
+            </w:r>
+          </w:p>
+        </w:tc>
+      </w:tr>
+      <w:tr>
+        <w:tc>
+          <w:tcPr>
+            <w:tcW w:type="dxa" w:w="4320"/>
+          </w:tcPr>
+          <w:p>
+            <w:pPr>
+              <w:jc w:val="left"/>
+            </w:pPr>
+            <w:r/>
+            <w:r>
+              <w:rPr>
+                <w:b w:val="0"/>
+                <w:sz w:val="18"/>
+              </w:rPr>
+              <w:t>$C_{\text{LiNGAM}}$</w:t>
+            </w:r>
+          </w:p>
+        </w:tc>
+        <w:tc>
+          <w:tcPr>
+            <w:tcW w:type="dxa" w:w="4320"/>
+          </w:tcPr>
+          <w:p>
+            <w:pPr>
+              <w:jc w:val="left"/>
+            </w:pPr>
+            <w:r/>
+            <w:r>
+              <w:rPr>
+                <w:b w:val="0"/>
+                <w:sz w:val="18"/>
+              </w:rPr>
+              <w:t>LiNGAM推定DAGから構成した知識行列</w:t>
+            </w:r>
+          </w:p>
+        </w:tc>
+      </w:tr>
+      <w:tr>
+        <w:tc>
+          <w:tcPr>
+            <w:tcW w:type="dxa" w:w="4320"/>
+          </w:tcPr>
+          <w:p>
+            <w:pPr>
+              <w:jc w:val="left"/>
+            </w:pPr>
+            <w:r/>
+            <w:r>
+              <w:rPr>
+                <w:b w:val="0"/>
+                <w:sz w:val="18"/>
+              </w:rPr>
+              <w:t>$p_{\text{flip}}$</w:t>
+            </w:r>
+          </w:p>
+        </w:tc>
+        <w:tc>
+          <w:tcPr>
+            <w:tcW w:type="dxa" w:w="4320"/>
+          </w:tcPr>
+          <w:p>
+            <w:pPr>
+              <w:jc w:val="left"/>
+            </w:pPr>
+            <w:r/>
+            <w:r>
+              <w:rPr>
+                <w:b w:val="0"/>
+                <w:sz w:val="18"/>
+              </w:rPr>
+              <w:t>ドメイン知識の辺方向反転率（品質指標）</w:t>
+            </w:r>
+          </w:p>
+        </w:tc>
+      </w:tr>
+      <w:tr>
+        <w:tc>
+          <w:tcPr>
+            <w:tcW w:type="dxa" w:w="4320"/>
+          </w:tcPr>
+          <w:p>
+            <w:pPr>
+              <w:jc w:val="left"/>
+            </w:pPr>
+            <w:r/>
+            <w:r>
+              <w:rPr>
+                <w:b w:val="0"/>
+                <w:sz w:val="18"/>
+              </w:rPr>
+              <w:t>$p_{\text{flip}}^*$</w:t>
+            </w:r>
+          </w:p>
+        </w:tc>
+        <w:tc>
+          <w:tcPr>
+            <w:tcW w:type="dxa" w:w="4320"/>
+          </w:tcPr>
+          <w:p>
+            <w:pPr>
+              <w:jc w:val="left"/>
+            </w:pPr>
+            <w:r/>
+            <w:r>
+              <w:rPr>
+                <w:b w:val="0"/>
+                <w:sz w:val="18"/>
+              </w:rPr>
+              <w:t>DAG維持の品質閾値（$\approx 0.15$）</w:t>
             </w:r>
           </w:p>
         </w:tc>

--- a/spectral-causality-brainstorm/06_spectral_causality_academic.docx
+++ b/spectral-causality-brainstorm/06_spectral_causality_academic.docx
@@ -129,7 +129,7 @@
         <w:rPr>
           <w:b w:val="0"/>
         </w:rPr>
-        <w:t>[実データによる例示](#7-実データによる例示)</w:t>
+        <w:t>[関連研究・先行文献・周辺調査](#7-関連研究先行文献周辺調査)</w:t>
       </w:r>
     </w:p>
     <w:p>
@@ -140,7 +140,7 @@
         <w:rPr>
           <w:b w:val="0"/>
         </w:rPr>
-        <w:t>[LiNGAM vs スペクトル因果性：構造比較](#8-構造比較)</w:t>
+        <w:t>[実データによる例示](#8-実データによる例示)</w:t>
       </w:r>
     </w:p>
     <w:p>
@@ -151,7 +151,7 @@
         <w:rPr>
           <w:b w:val="0"/>
         </w:rPr>
-        <w:t>[ECDアンサンブルと因果上流性](#9-ecdアンサンブルと因果上流性)</w:t>
+        <w:t>[LiNGAM vs スペクトル因果性：構造比較](#9-構造比較)</w:t>
       </w:r>
     </w:p>
     <w:p>
@@ -162,7 +162,7 @@
         <w:rPr>
           <w:b w:val="0"/>
         </w:rPr>
-        <w:t>[DAG転移点の解析](#10-dag転移点の解析)</w:t>
+        <w:t>[ECDアンサンブルと因果上流性](#10-ecdアンサンブルと因果上流性)</w:t>
       </w:r>
     </w:p>
     <w:p>
@@ -173,7 +173,7 @@
         <w:rPr>
           <w:b w:val="0"/>
         </w:rPr>
-        <w:t>[循環構造のプルーニングと実運用](#11-循環構造のプルーニングと実運用)</w:t>
+        <w:t>[DAG転移点の解析](#11-dag転移点の解析)</w:t>
       </w:r>
     </w:p>
     <w:p>
@@ -184,7 +184,18 @@
         <w:rPr>
           <w:b w:val="0"/>
         </w:rPr>
-        <w:t>[理論的課題と展望](#12-理論的課題と展望)</w:t>
+        <w:t>[循環構造のプルーニングと実運用](#12-循環構造のプルーニングと実運用)</w:t>
+      </w:r>
+    </w:p>
+    <w:p>
+      <w:pPr>
+        <w:pStyle w:val="ListNumber"/>
+      </w:pPr>
+      <w:r>
+        <w:rPr>
+          <w:b w:val="0"/>
+        </w:rPr>
+        <w:t>[理論的課題と展望](#13-理論的課題と展望)</w:t>
       </w:r>
     </w:p>
     <w:p>
@@ -579,7 +590,7 @@
         <w:rPr>
           <w:b w:val="0"/>
         </w:rPr>
-        <w:t>§2でグラフラプラシアンの基礎を復習し、§3で磁気ラプラシアンを導入する。§4でスペクトル因果性を厳密に定式化し、§5でHodge分解との関係を示す。§6で既存手法（LiNGAM、Granger因果）との比較を行い、§7で実データ（UCI心疾患データ）への適用例を示す。§8で理論的課題を議論する。</w:t>
+        <w:t>§2でグラフラプラシアンの基礎を復習し、§3で磁気ラプラシアンを導入する。§4でスペクトル因果性を厳密に定式化し、§5でHodge分解との関係を示す。§6で既存手法との比較、§7で関連研究・先行文献・周辺調査を概観する。§8で実データ（UCI心疾患データ）への適用例を示し、§9–§12でLiNGAMとの構造比較、ECDアンサンブル、DAG転移点、循環プルーニングを詳述する。§13で理論的課題と展望を議論する。</w:t>
       </w:r>
     </w:p>
     <w:p>
@@ -3950,7 +3961,7 @@
         <w:rPr>
           <w:b w:val="0"/>
         </w:rPr>
-        <w:t xml:space="preserve"> は所与とし、その構成方法の議論は§8に譲る。</w:t>
+        <w:t xml:space="preserve"> は所与とし、その構成方法の議論は§13に譲る。</w:t>
       </w:r>
     </w:p>
     <w:p>
@@ -8570,7 +8581,15 @@
         <w:rPr>
           <w:b w:val="0"/>
         </w:rPr>
-        <w:t>7. 実データによる例示</w:t>
+        <w:t>7. 関連研究・先行文献・周辺調査</w:t>
+      </w:r>
+    </w:p>
+    <w:p>
+      <w:r>
+        <w:rPr>
+          <w:b w:val="0"/>
+        </w:rPr>
+        <w:t>本稿で提案するスペクトル因果性は、複数の理論的伝統の交差点に位置する。本節では、直接的な先行文献（§7.1）、方法論的に類似のアプローチ（§7.2）、および周辺領域の関連研究（§7.3）を整理し、本研究の位置づけを明確にする（§7.4）。</w:t>
       </w:r>
     </w:p>
     <w:p>
@@ -8581,7 +8600,1265 @@
         <w:rPr>
           <w:b w:val="0"/>
         </w:rPr>
-        <w:t>7.1 データと変数</w:t>
+        <w:t>7.1 先行文献：理論的源流</w:t>
+      </w:r>
+    </w:p>
+    <w:p>
+      <w:pPr>
+        <w:pStyle w:val="Heading3"/>
+      </w:pPr>
+      <w:r>
+        <w:rPr>
+          <w:b w:val="0"/>
+        </w:rPr>
+        <w:t>7.1.1 磁気ラプラシアンの有向グラフへの応用</w:t>
+      </w:r>
+    </w:p>
+    <w:p>
+      <w:r>
+        <w:rPr>
+          <w:b w:val="0"/>
+        </w:rPr>
+        <w:t>磁気ラプラシアンは元来、量子力学における磁場中の荷電粒子のハミルトニアンに由来するが、ネットワーク科学への応用は Fanuel &amp; Suykens (2017a) が先駆的である。彼らはラプラシアンの「変形（deformation）」としてパラメータ付きラプラシアン族を構築し、有向ネットワークにおけるスペクトルランキングを実現した。最小固有値に対応する固有ベクトルのエントリがノードのランキングスコアを直接与え、変形パラメータにより top-</w:t>
+      </w:r>
+      <w:r>
+        <w:rPr>
+          <w:rFonts w:ascii="Cambria Math" w:hAnsi="Cambria Math"/>
+        </w:rPr>
+        <w:t>k</w:t>
+      </w:r>
+      <w:r>
+        <w:rPr>
+          <w:b w:val="0"/>
+        </w:rPr>
+        <w:t xml:space="preserve"> 要素の強調が可能であることを示した。この手法はグラフ同期問題（group synchronization problem）として定式化され、PageRank ランダムウォークとの理論的接続も明らかにされている。</w:t>
+      </w:r>
+    </w:p>
+    <w:p>
+      <w:r>
+        <w:rPr>
+          <w:b w:val="0"/>
+        </w:rPr>
+        <w:t xml:space="preserve">同グループは磁気ラプラシアンの固有マップ（magnetic eigenmaps）を有向ネットワークのコミュニティ検出に適用し (Fanuel, Alaíz &amp; Suykens, 2017b)、Aharonov-Bohm 位相に基づく方向性符号化が、ランダムウォークベースの既存手法を上回る性能を発揮することを実証した。特に、有限温度での「フラックスコミュニティ」概念は、本稿の電荷パラメータ </w:t>
+      </w:r>
+      <w:r>
+        <w:rPr>
+          <w:rFonts w:ascii="Cambria Math" w:hAnsi="Cambria Math"/>
+        </w:rPr>
+        <w:t>q</w:t>
+      </w:r>
+      <w:r>
+        <w:rPr>
+          <w:b w:val="0"/>
+        </w:rPr>
+        <w:t xml:space="preserve"> による方向性感度の制御と理論的に対応する。</w:t>
+      </w:r>
+    </w:p>
+    <w:p>
+      <w:r>
+        <w:rPr>
+          <w:b w:val="0"/>
+        </w:rPr>
+        <w:t>de Resende &amp; da Costa (2020) は磁気ラプラシアンのスペクトルを大規模有向ネットワーク（</w:t>
+      </w:r>
+      <w:r>
+        <w:rPr>
+          <w:rFonts w:ascii="Cambria Math" w:hAnsi="Cambria Math"/>
+        </w:rPr>
+        <w:t>10</w:t>
+      </w:r>
+      <w:r>
+        <w:rPr>
+          <w:rFonts w:ascii="Cambria Math" w:hAnsi="Cambria Math"/>
+          <w:vertAlign w:val="superscript"/>
+        </w:rPr>
+        <w:t>4</w:t>
+      </w:r>
+      <w:r>
+        <w:rPr>
+          <w:b w:val="0"/>
+        </w:rPr>
+        <w:t>–</w:t>
+      </w:r>
+      <w:r>
+        <w:rPr>
+          <w:rFonts w:ascii="Cambria Math" w:hAnsi="Cambria Math"/>
+        </w:rPr>
+        <w:t>10</w:t>
+      </w:r>
+      <w:r>
+        <w:rPr>
+          <w:rFonts w:ascii="Cambria Math" w:hAnsi="Cambria Math"/>
+          <w:vertAlign w:val="superscript"/>
+        </w:rPr>
+        <w:t>5</w:t>
+      </w:r>
+      <w:r>
+        <w:rPr>
+          <w:b w:val="0"/>
+        </w:rPr>
+        <w:t xml:space="preserve"> ノード）の特性化に適用し、電荷パラメータ </w:t>
+      </w:r>
+      <w:r>
+        <w:rPr>
+          <w:rFonts w:ascii="Cambria Math" w:hAnsi="Cambria Math"/>
+        </w:rPr>
+        <w:t>q</w:t>
+      </w:r>
+      <w:r>
+        <w:rPr>
+          <w:b w:val="0"/>
+        </w:rPr>
+        <w:t xml:space="preserve"> がネットワークの巡回構造（cyclic structure）を段階的に捕捉することを示した。本稿の§4における </w:t>
+      </w:r>
+      <w:r>
+        <w:rPr>
+          <w:rFonts w:ascii="Cambria Math" w:hAnsi="Cambria Math"/>
+        </w:rPr>
+        <w:t>q</w:t>
+      </w:r>
+      <w:r>
+        <w:rPr>
+          <w:b w:val="0"/>
+        </w:rPr>
+        <w:t xml:space="preserve"> の解釈（方向性感度パラメータ）はこの知見に基づく。</w:t>
+      </w:r>
+    </w:p>
+    <w:p>
+      <w:r>
+        <w:rPr>
+          <w:b w:val="0"/>
+        </w:rPr>
+        <w:t>Zhang et al. (2021) は MagNet として磁気ラプラシアンベースのグラフニューラルネットワーク（GNN）を提案し、有向グラフのノード分類・リンク予測において既存 GNN を凌駕する性能を示した。本稿は学習ベースのアプローチではなく因果推論への転用であるが、磁気ラプラシアンの方向性符号化能力の実証として重要な先行研究である。</w:t>
+      </w:r>
+    </w:p>
+    <w:p>
+      <w:pPr>
+        <w:pStyle w:val="Heading3"/>
+      </w:pPr>
+      <w:r>
+        <w:rPr>
+          <w:b w:val="0"/>
+        </w:rPr>
+        <w:t>7.1.2 Hodge分解：ランキングからフロー解析へ</w:t>
+      </w:r>
+    </w:p>
+    <w:p>
+      <w:r>
+        <w:rPr>
+          <w:b w:val="0"/>
+        </w:rPr>
+        <w:t xml:space="preserve">Hodge 分解のネットワーク科学への応用は Jiang et al. (2011) による統計的ランキングへの適用が出発点である。彼らは不完全なペアワイズ比較データ（映画評価、スポーツ対戦等）から、Hodge 分解の勾配成分で大域的ランキングを、カール成分でランキングの非整合性（intransitivity）を定量化した。本稿の因果ポテンシャル </w:t>
+      </w:r>
+      <w:r>
+        <w:rPr>
+          <w:rFonts w:ascii="Cambria Math" w:hAnsi="Cambria Math"/>
+        </w:rPr>
+        <w:t>φ</w:t>
+      </w:r>
+      <w:r>
+        <w:rPr>
+          <w:b w:val="0"/>
+        </w:rPr>
+        <w:t>（§5, 定義 5.2）はこの枠組みの因果推論への拡張である。</w:t>
+      </w:r>
+    </w:p>
+    <w:p>
+      <w:r>
+        <w:rPr>
+          <w:b w:val="0"/>
+        </w:rPr>
+        <w:t>Maehara &amp; Ohkawa は単一細胞 RNA シーケンシングデータに Hodge 分解を適用した ddHodge を提案した (2019)。同手法は2025年に Nature Communications に掲載され (Maehara &amp; Ohkawa, 2025)、高次元遺伝子発現動態を低次元データ多様体上で再構築し、勾配・カール・ダイバージェンスの全基本成分を正確に復元した。特に、マウス胚発生の scRNA-seq データへの適用により、発生過程の遺伝子発現動態が</w:t>
+      </w:r>
+      <w:r>
+        <w:rPr>
+          <w:b/>
+        </w:rPr>
+        <w:t>ポテンシャルランドスケープ</w:t>
+      </w:r>
+      <w:r>
+        <w:rPr>
+          <w:b w:val="0"/>
+        </w:rPr>
+        <w:t>に支配される勾配系であることを実データで初めて検証した点は、因果ポテンシャルの生物学的妥当性を裏付ける。本稿のアプローチと最も直接的に関連する先行研究である。</w:t>
+      </w:r>
+    </w:p>
+    <w:p>
+      <w:pPr>
+        <w:pStyle w:val="Heading3"/>
+      </w:pPr>
+      <w:r>
+        <w:rPr>
+          <w:b w:val="0"/>
+        </w:rPr>
+        <w:t>7.1.3 DAG上のグラフ信号処理</w:t>
+      </w:r>
+    </w:p>
+    <w:p>
+      <w:r>
+        <w:rPr>
+          <w:b w:val="0"/>
+        </w:rPr>
+        <w:t>Shuman et al. (2013) が確立したグラフ信号処理（GSP）はグラフラプラシアンの固有分解をフーリエ変換のアナロジーとして用いるが、主に無向グラフを対象としていた。</w:t>
+      </w:r>
+    </w:p>
+    <w:p>
+      <w:r>
+        <w:rPr>
+          <w:b w:val="0"/>
+        </w:rPr>
+        <w:t>Seifert, Wendler &amp; Püschel (2023) は DAG 上の因果フーリエ解析を定義し、「原因が少数（few causes）」というフーリエスパース性仮定の下で因果信号の復元を理論的に保証した。Misiakos, Mihal &amp; Püschel (2024) はこの枠組みを時系列グラフデータに拡張し、時間展開 DAG 上での構造方程式モデルからの信号とグラフの同時学習を ICASSP 2024 で報告した。また、Stanković et al. (2024) は DAG の隣接行列の固有値が全てゼロとなる本質的問題（通常のスペクトル解析が適用不可）に対し、グラフゼロパディング手法を提案して DAG 上のフーリエ変換を可能にした。</w:t>
+      </w:r>
+    </w:p>
+    <w:p>
+      <w:r>
+        <w:rPr>
+          <w:b w:val="0"/>
+        </w:rPr>
+        <w:t>本稿のスペクトル因果性はこれらの手法と相補的である：DAG 上のフーリエ解析が「DAG 構造が既知」の場面で信号を復元するのに対し、本手法はスペクトル構造から因果的方向性を「推定」するアプローチをとる。</w:t>
+      </w:r>
+    </w:p>
+    <w:p>
+      <w:pPr>
+        <w:pStyle w:val="Heading2"/>
+      </w:pPr>
+      <w:r>
+        <w:rPr>
+          <w:b w:val="0"/>
+        </w:rPr>
+        <w:t>7.2 類似研究：因果探索の代替アプローチ</w:t>
+      </w:r>
+    </w:p>
+    <w:p>
+      <w:pPr>
+        <w:pStyle w:val="Heading3"/>
+      </w:pPr>
+      <w:r>
+        <w:rPr>
+          <w:b w:val="0"/>
+        </w:rPr>
+        <w:t>7.2.1 連続最適化によるDAG学習</w:t>
+      </w:r>
+    </w:p>
+    <w:p>
+      <w:r>
+        <w:rPr>
+          <w:b w:val="0"/>
+        </w:rPr>
+        <w:t xml:space="preserve">Zheng et al. (2018) は NOTEARS において、DAG の非巡回制約を </w:t>
+      </w:r>
+      <w:r>
+        <w:rPr>
+          <w:rFonts w:ascii="Cambria Math" w:hAnsi="Cambria Math"/>
+        </w:rPr>
+        <w:t>tr(e</w:t>
+      </w:r>
+      <w:r>
+        <w:rPr>
+          <w:rFonts w:ascii="Cambria Math" w:hAnsi="Cambria Math"/>
+          <w:vertAlign w:val="superscript"/>
+        </w:rPr>
+        <w:t>W \circ W</w:t>
+      </w:r>
+      <w:r>
+        <w:rPr>
+          <w:rFonts w:ascii="Cambria Math" w:hAnsi="Cambria Math"/>
+        </w:rPr>
+        <w:t>) - d = 0</w:t>
+      </w:r>
+      <w:r>
+        <w:rPr>
+          <w:b w:val="0"/>
+        </w:rPr>
+        <w:t xml:space="preserve"> という連続関数として表現し、因果構造学習を連続最適化問題に変換した。これにより、</w:t>
+      </w:r>
+      <w:r>
+        <w:rPr>
+          <w:rFonts w:ascii="Cambria Math" w:hAnsi="Cambria Math"/>
+        </w:rPr>
+        <w:t>O(d! · 2</w:t>
+      </w:r>
+      <w:r>
+        <w:rPr>
+          <w:rFonts w:ascii="Cambria Math" w:hAnsi="Cambria Math"/>
+          <w:vertAlign w:val="superscript"/>
+        </w:rPr>
+        <w:t>d^2</w:t>
+      </w:r>
+      <w:r>
+        <w:rPr>
+          <w:rFonts w:ascii="Cambria Math" w:hAnsi="Cambria Math"/>
+        </w:rPr>
+        <w:t>)</w:t>
+      </w:r>
+      <w:r>
+        <w:rPr>
+          <w:b w:val="0"/>
+        </w:rPr>
+        <w:t xml:space="preserve"> の離散的探索空間が通常の連続最適化に帰着された。Ng, Ghassami &amp; Zhang (2020) は GOLEM として NOTEARS の最適化効率を改善し、スパース性制約と DAG 制約の役割を理論的に分離した。</w:t>
+      </w:r>
+    </w:p>
+    <w:p>
+      <w:r>
+        <w:rPr>
+          <w:b w:val="0"/>
+        </w:rPr>
+        <w:t xml:space="preserve">M'Charrak et al. (2025) は科学的実践において観測変数が「同一因果システムに属する」という暗黙の仮定を形式化し、グラフラプラシアンの Fiedler 固有値 </w:t>
+      </w:r>
+      <w:r>
+        <w:rPr>
+          <w:rFonts w:ascii="Cambria Math" w:hAnsi="Cambria Math"/>
+        </w:rPr>
+        <w:t>λ</w:t>
+      </w:r>
+      <w:r>
+        <w:rPr>
+          <w:rFonts w:ascii="Cambria Math" w:hAnsi="Cambria Math"/>
+          <w:vertAlign w:val="subscript"/>
+        </w:rPr>
+        <w:t>2</w:t>
+      </w:r>
+      <w:r>
+        <w:rPr>
+          <w:rFonts w:ascii="Cambria Math" w:hAnsi="Cambria Math"/>
+        </w:rPr>
+        <w:t>(ℒ)</w:t>
+      </w:r>
+      <w:r>
+        <w:rPr>
+          <w:b w:val="0"/>
+        </w:rPr>
+        <w:t xml:space="preserve"> による</w:t>
+      </w:r>
+      <w:r>
+        <w:rPr>
+          <w:b/>
+        </w:rPr>
+        <w:t>連結性制約</w:t>
+      </w:r>
+      <w:r>
+        <w:rPr>
+          <w:b w:val="0"/>
+        </w:rPr>
+        <w:t>を DAG 学習に導入した。本稿のスペクトル因果性が磁気ラプラシアンの「位相」で方向性を符号化するのに対し、M'Charrak らは通常のラプラシアンの「最小非零固有値」で因果グラフの連結性を保証する — グラフスペクトル理論の因果推論への応用という共通の方向性を持つ。</w:t>
+      </w:r>
+    </w:p>
+    <w:p>
+      <w:pPr>
+        <w:pStyle w:val="Heading3"/>
+      </w:pPr>
+      <w:r>
+        <w:rPr>
+          <w:b w:val="0"/>
+        </w:rPr>
+        <w:t>7.2.2 情報理論的因果推論</w:t>
+      </w:r>
+    </w:p>
+    <w:p>
+      <w:r>
+        <w:rPr>
+          <w:b w:val="0"/>
+        </w:rPr>
+        <w:t>Schreiber (2000) が提案した</w:t>
+      </w:r>
+      <w:r>
+        <w:rPr>
+          <w:b/>
+        </w:rPr>
+        <w:t>転送エントロピー（Transfer Entropy, TE）</w:t>
+      </w:r>
+      <w:r>
+        <w:rPr>
+          <w:b w:val="0"/>
+        </w:rPr>
+        <w:t>は、時系列における情報フローの方向性と大きさを非パラメトリックに定量化する。共通入力や共有履歴からの情報を条件付きで除外する点で、単純な相互情報量を超える因果的解釈が可能である。</w:t>
+      </w:r>
+    </w:p>
+    <w:p>
+      <w:r>
+        <w:rPr>
+          <w:b w:val="0"/>
+        </w:rPr>
+        <w:t>Sugihara et al. (2012) の</w:t>
+      </w:r>
+      <w:r>
+        <w:rPr>
+          <w:b/>
+        </w:rPr>
+        <w:t>収束交差マッピング（Convergent Cross Mapping, CCM）</w:t>
+      </w:r>
+      <w:r>
+        <w:rPr>
+          <w:b w:val="0"/>
+        </w:rPr>
+        <w:t>は、Takens の埋め込み定理に基づき、弱結合非線形力学系における因果方向を推定する。時系列長の増加に伴いクロスマッピング精度が</w:t>
+      </w:r>
+      <w:r>
+        <w:rPr>
+          <w:b/>
+        </w:rPr>
+        <w:t>収束</w:t>
+      </w:r>
+      <w:r>
+        <w:rPr>
+          <w:b w:val="0"/>
+        </w:rPr>
+        <w:t>するか否かで因果関係を判断する点がユニークであり、生態系・気候データで広く適用されている。</w:t>
+      </w:r>
+    </w:p>
+    <w:p>
+      <w:r>
+        <w:rPr>
+          <w:b w:val="0"/>
+        </w:rPr>
+        <w:t>TE も CCM も時系列データを前提とする点で、横断スナップショットにも適用可能なスペクトル因果性とは原理的に異なる。ただし、TE の「条件付き情報フロー」概念は、本稿のユーティリティ非対称性（「</w:t>
+      </w:r>
+      <w:r>
+        <w:rPr>
+          <w:rFonts w:ascii="Cambria Math" w:hAnsi="Cambria Math"/>
+        </w:rPr>
+        <w:t>X</w:t>
+      </w:r>
+      <w:r>
+        <w:rPr>
+          <w:rFonts w:ascii="Cambria Math" w:hAnsi="Cambria Math"/>
+          <w:vertAlign w:val="subscript"/>
+        </w:rPr>
+        <w:t>i</w:t>
+      </w:r>
+      <w:r>
+        <w:rPr>
+          <w:b w:val="0"/>
+        </w:rPr>
+        <w:t xml:space="preserve"> を知ると </w:t>
+      </w:r>
+      <w:r>
+        <w:rPr>
+          <w:rFonts w:ascii="Cambria Math" w:hAnsi="Cambria Math"/>
+        </w:rPr>
+        <w:t>X</w:t>
+      </w:r>
+      <w:r>
+        <w:rPr>
+          <w:rFonts w:ascii="Cambria Math" w:hAnsi="Cambria Math"/>
+          <w:vertAlign w:val="subscript"/>
+        </w:rPr>
+        <w:t>j</w:t>
+      </w:r>
+      <w:r>
+        <w:rPr>
+          <w:b w:val="0"/>
+        </w:rPr>
+        <w:t xml:space="preserve"> について何が分かるか」）と本質的に類似しており、スペクトル因果性を情報理論的因果推論の</w:t>
+      </w:r>
+      <w:r>
+        <w:rPr>
+          <w:b/>
+        </w:rPr>
+        <w:t>静的（横断的）アナロジー</w:t>
+      </w:r>
+      <w:r>
+        <w:rPr>
+          <w:b w:val="0"/>
+        </w:rPr>
+        <w:t>として位置づけることも可能である。</w:t>
+      </w:r>
+    </w:p>
+    <w:p>
+      <w:pPr>
+        <w:pStyle w:val="Heading3"/>
+      </w:pPr>
+      <w:r>
+        <w:rPr>
+          <w:b w:val="0"/>
+        </w:rPr>
+        <w:t>7.2.3 LiNGAMの拡張と医療データ応用</w:t>
+      </w:r>
+    </w:p>
+    <w:p>
+      <w:r>
+        <w:rPr>
+          <w:b w:val="0"/>
+        </w:rPr>
+        <w:t>Shimizu et al. (2011) の DirectLiNGAM は逐次的な非ガウス性テストにより因果順序を直接推定する手法であり、§8以降の実データ解析のベースラインとして用いている。</w:t>
+      </w:r>
+    </w:p>
+    <w:p>
+      <w:r>
+        <w:rPr>
+          <w:b w:val="0"/>
+        </w:rPr>
+        <w:t>Kotoku et al. (2020) は大阪府特定健診データ（約10万人、2012–2017年度）に DirectLiNGAM を適用し、健診指標間の因果構造を推定した。年齢が最上流に位置し、BMI・血圧・脂質指標の因果連鎖を同定した結果は、本稿の UCI 心疾患データでの知見（Age → MaxHR → STDep）と整合する。</w:t>
+      </w:r>
+    </w:p>
+    <w:p>
+      <w:r>
+        <w:rPr>
+          <w:b w:val="0"/>
+        </w:rPr>
+        <w:t>Okuda et al. (2025) は日本の健診コホート（</w:t>
+      </w:r>
+      <w:r>
+        <w:rPr>
+          <w:rFonts w:ascii="Cambria Math" w:hAnsi="Cambria Math"/>
+        </w:rPr>
+        <w:t>n &gt; 10</w:t>
+      </w:r>
+      <w:r>
+        <w:rPr>
+          <w:rFonts w:ascii="Cambria Math" w:hAnsi="Cambria Math"/>
+          <w:vertAlign w:val="superscript"/>
+        </w:rPr>
+        <w:t>5</w:t>
+      </w:r>
+      <w:r>
+        <w:rPr>
+          <w:b w:val="0"/>
+        </w:rPr>
+        <w:t>）においてワークフロー制約付き Longitudinal LiNGAM を提案し、検査の物理的時間順序を事前知識として因果学習に導入した。「ワークフロー制約 = 物理的に可能な因果」という発想は、本稿の「ユーティリティ制約 = 臨床的にもっともらしい因果」と対応し、ドメイン知識を構造制約として因果探索に注入するという共通の戦略を採る。</w:t>
+      </w:r>
+    </w:p>
+    <w:p>
+      <w:pPr>
+        <w:pStyle w:val="Heading2"/>
+      </w:pPr>
+      <w:r>
+        <w:rPr>
+          <w:b w:val="0"/>
+        </w:rPr>
+        <w:t>7.3 周辺調査：新たな潮流</w:t>
+      </w:r>
+    </w:p>
+    <w:p>
+      <w:pPr>
+        <w:pStyle w:val="Heading3"/>
+      </w:pPr>
+      <w:r>
+        <w:rPr>
+          <w:b w:val="0"/>
+        </w:rPr>
+        <w:t>7.3.1 大規模言語モデルと因果推論</w:t>
+      </w:r>
+    </w:p>
+    <w:p>
+      <w:r>
+        <w:rPr>
+          <w:b w:val="0"/>
+        </w:rPr>
+        <w:t>大規模言語モデル（LLM）の因果推論能力は急速に注目を集めている。Le, Xia &amp; Chen (2024) は複数の LLM エージェントが議論を通じて統計的因果探索手法を選択し、発見された因果グラフをさらに精錬する MAC（Multi-Agent Causal discovery）フレームワークを提案した。LLM が持つメタデータ（変数名・ドメイン知識）と統計的手法を組み合わせるアプローチは、本稿のユーティリティ関数構成（§13.2参照）に LLM を活用する構想と方向性が一致する。</w:t>
+      </w:r>
+    </w:p>
+    <w:p>
+      <w:r>
+        <w:rPr>
+          <w:b w:val="0"/>
+        </w:rPr>
+        <w:t>Sheth, Fatemi &amp; Fritz (2025) は CausalGraph2LLM において、LLM の因果クエリ（因果構造の推論、介入効果の推定等）に対する体系的評価を行い、LLM が因果グラフの構造理解で一定の能力を持つ一方、推移的因果関係の推論に弱点があることを示した。この知見はユーティリティ関数の LLM ベース構成の限界を理解する上で重要である。</w:t>
+      </w:r>
+    </w:p>
+    <w:p>
+      <w:pPr>
+        <w:pStyle w:val="Heading3"/>
+      </w:pPr>
+      <w:r>
+        <w:rPr>
+          <w:b w:val="0"/>
+        </w:rPr>
+        <w:t>7.3.2 生物学的ネットワークの有向グラフ解析</w:t>
+      </w:r>
+    </w:p>
+    <w:p>
+      <w:r>
+        <w:rPr>
+          <w:b w:val="0"/>
+        </w:rPr>
+        <w:t>Wein et al. (2021) はグラフニューラルネットワーク（GNN）を用いた脳ネットワークの因果推論フレームワークを提案し、構造的結合（DTI）と機能的活動（fMRI）のマルチモーダル統合を実現した。GNN が長期依存性を捕捉し、Granger 因果ベースの VAR モデルを上回る性能を示した点は、グラフ構造を明示的に利用する因果推論の有効性を支持する。</w:t>
+      </w:r>
+    </w:p>
+    <w:p>
+      <w:r>
+        <w:rPr>
+          <w:b w:val="0"/>
+        </w:rPr>
+        <w:t>Bernal-González et al. (2025) はブール論理に基づく「論理有向グラフ（logical digraph）」を提案し、生物学的制御ネットワークにおける同期的調節関係の表現と解析を可能にした。因果グラフの構造的性質（極限周期、アトラクタ）を直接解析できる点で、本稿のスペクトル的アプローチとは相補的な視点を提供する。</w:t>
+      </w:r>
+    </w:p>
+    <w:p>
+      <w:pPr>
+        <w:pStyle w:val="Heading3"/>
+      </w:pPr>
+      <w:r>
+        <w:rPr>
+          <w:b w:val="0"/>
+        </w:rPr>
+        <w:t>7.3.3 医療データ因果探索の体系的レビュー</w:t>
+      </w:r>
+    </w:p>
+    <w:p>
+      <w:r>
+        <w:rPr>
+          <w:b w:val="0"/>
+        </w:rPr>
+        <w:t>Liu et al. (2026) は観察医学研究における因果探索のスコーピングレビューを行い、制約ベース（PC, FCI）、スコアベース（GES, NOTEARS）、関数ベース（LiNGAM）の三大カテゴリを整理した。医療分野特有の課題として、(a) 高次元・低サンプル設定、(b) 混合データ型（連続・離散・打ち切り）、(c) 時変交絡、(d) 欠測データを挙げている。スペクトル因果性は (a) にスペクトル分解の次元圧縮特性で、(b) にユーティリティ関数の柔軟性で、(d) にグラフ構造の頑健性でそれぞれ対応しうる。</w:t>
+      </w:r>
+    </w:p>
+    <w:p>
+      <w:pPr>
+        <w:pStyle w:val="Heading2"/>
+      </w:pPr>
+      <w:r>
+        <w:rPr>
+          <w:b w:val="0"/>
+        </w:rPr>
+        <w:t>7.4 本研究の位置づけ：統合的見取り図</w:t>
+      </w:r>
+    </w:p>
+    <w:p>
+      <w:r>
+        <w:rPr>
+          <w:b w:val="0"/>
+        </w:rPr>
+        <w:t>以上の先行研究・類似手法・周辺領域を整理すると、スペクトル因果性の位置づけは以下の表で要約される：</w:t>
+      </w:r>
+    </w:p>
+    <w:tbl>
+      <w:tblPr>
+        <w:tblStyle w:val="TableGrid"/>
+        <w:tblW w:type="auto" w:w="0"/>
+        <w:jc w:val="center"/>
+        <w:tblLook w:firstColumn="1" w:firstRow="1" w:lastColumn="0" w:lastRow="0" w:noHBand="0" w:noVBand="1" w:val="04A0"/>
+      </w:tblPr>
+      <w:tblGrid>
+        <w:gridCol w:w="2880"/>
+        <w:gridCol w:w="2880"/>
+        <w:gridCol w:w="2880"/>
+      </w:tblGrid>
+      <w:tr>
+        <w:tc>
+          <w:tcPr>
+            <w:tcW w:type="dxa" w:w="2880"/>
+          </w:tcPr>
+          <w:p>
+            <w:pPr>
+              <w:jc w:val="left"/>
+            </w:pPr>
+            <w:r/>
+            <w:r>
+              <w:rPr>
+                <w:b/>
+                <w:sz w:val="18"/>
+              </w:rPr>
+              <w:t>研究潮流</w:t>
+            </w:r>
+          </w:p>
+        </w:tc>
+        <w:tc>
+          <w:tcPr>
+            <w:tcW w:type="dxa" w:w="2880"/>
+          </w:tcPr>
+          <w:p>
+            <w:pPr>
+              <w:jc w:val="left"/>
+            </w:pPr>
+            <w:r/>
+            <w:r>
+              <w:rPr>
+                <w:b/>
+                <w:sz w:val="18"/>
+              </w:rPr>
+              <w:t>代表的研究</w:t>
+            </w:r>
+          </w:p>
+        </w:tc>
+        <w:tc>
+          <w:tcPr>
+            <w:tcW w:type="dxa" w:w="2880"/>
+          </w:tcPr>
+          <w:p>
+            <w:pPr>
+              <w:jc w:val="left"/>
+            </w:pPr>
+            <w:r/>
+            <w:r>
+              <w:rPr>
+                <w:b/>
+                <w:sz w:val="18"/>
+              </w:rPr>
+              <w:t>本研究との関係</w:t>
+            </w:r>
+          </w:p>
+        </w:tc>
+      </w:tr>
+      <w:tr>
+        <w:tc>
+          <w:tcPr>
+            <w:tcW w:type="dxa" w:w="2880"/>
+          </w:tcPr>
+          <w:p>
+            <w:pPr>
+              <w:jc w:val="left"/>
+            </w:pPr>
+            <w:r/>
+            <w:r>
+              <w:rPr>
+                <w:b/>
+                <w:sz w:val="18"/>
+              </w:rPr>
+              <w:t>磁気ラプラシアン</w:t>
+            </w:r>
+          </w:p>
+        </w:tc>
+        <w:tc>
+          <w:tcPr>
+            <w:tcW w:type="dxa" w:w="2880"/>
+          </w:tcPr>
+          <w:p>
+            <w:pPr>
+              <w:jc w:val="left"/>
+            </w:pPr>
+            <w:r/>
+            <w:r>
+              <w:rPr>
+                <w:b w:val="0"/>
+                <w:sz w:val="18"/>
+              </w:rPr>
+              <w:t>Fanuel &amp; Suykens (2017a,b); de Resende &amp; da Costa (2020); Zhang et al. (2021)</w:t>
+            </w:r>
+          </w:p>
+        </w:tc>
+        <w:tc>
+          <w:tcPr>
+            <w:tcW w:type="dxa" w:w="2880"/>
+          </w:tcPr>
+          <w:p>
+            <w:pPr>
+              <w:jc w:val="left"/>
+            </w:pPr>
+            <w:r/>
+            <w:r>
+              <w:rPr>
+                <w:b w:val="0"/>
+                <w:sz w:val="18"/>
+              </w:rPr>
+              <w:t>直接的な数理的基盤。方向性の複素位相符号化を因果推論に転用</w:t>
+            </w:r>
+          </w:p>
+        </w:tc>
+      </w:tr>
+      <w:tr>
+        <w:tc>
+          <w:tcPr>
+            <w:tcW w:type="dxa" w:w="2880"/>
+          </w:tcPr>
+          <w:p>
+            <w:pPr>
+              <w:jc w:val="left"/>
+            </w:pPr>
+            <w:r/>
+            <w:r>
+              <w:rPr>
+                <w:b/>
+                <w:sz w:val="18"/>
+              </w:rPr>
+              <w:t>Hodge分解</w:t>
+            </w:r>
+          </w:p>
+        </w:tc>
+        <w:tc>
+          <w:tcPr>
+            <w:tcW w:type="dxa" w:w="2880"/>
+          </w:tcPr>
+          <w:p>
+            <w:pPr>
+              <w:jc w:val="left"/>
+            </w:pPr>
+            <w:r/>
+            <w:r>
+              <w:rPr>
+                <w:b w:val="0"/>
+                <w:sz w:val="18"/>
+              </w:rPr>
+              <w:t>Jiang et al. (2011); Maehara &amp; Ohkawa (2019, 2025)</w:t>
+            </w:r>
+          </w:p>
+        </w:tc>
+        <w:tc>
+          <w:tcPr>
+            <w:tcW w:type="dxa" w:w="2880"/>
+          </w:tcPr>
+          <w:p>
+            <w:pPr>
+              <w:jc w:val="left"/>
+            </w:pPr>
+            <w:r/>
+            <w:r>
+              <w:rPr>
+                <w:b w:val="0"/>
+                <w:sz w:val="18"/>
+              </w:rPr>
+              <w:t>ランキング・フロー解析の枠組みを因果ポテンシャルに拡張</w:t>
+            </w:r>
+          </w:p>
+        </w:tc>
+      </w:tr>
+      <w:tr>
+        <w:tc>
+          <w:tcPr>
+            <w:tcW w:type="dxa" w:w="2880"/>
+          </w:tcPr>
+          <w:p>
+            <w:pPr>
+              <w:jc w:val="left"/>
+            </w:pPr>
+            <w:r/>
+            <w:r>
+              <w:rPr>
+                <w:b/>
+                <w:sz w:val="18"/>
+              </w:rPr>
+              <w:t>DAGスペクトル解析</w:t>
+            </w:r>
+          </w:p>
+        </w:tc>
+        <w:tc>
+          <w:tcPr>
+            <w:tcW w:type="dxa" w:w="2880"/>
+          </w:tcPr>
+          <w:p>
+            <w:pPr>
+              <w:jc w:val="left"/>
+            </w:pPr>
+            <w:r/>
+            <w:r>
+              <w:rPr>
+                <w:b w:val="0"/>
+                <w:sz w:val="18"/>
+              </w:rPr>
+              <w:t>Seifert et al. (2023); Misiakos et al. (2024); Stanković et al. (2024)</w:t>
+            </w:r>
+          </w:p>
+        </w:tc>
+        <w:tc>
+          <w:tcPr>
+            <w:tcW w:type="dxa" w:w="2880"/>
+          </w:tcPr>
+          <w:p>
+            <w:pPr>
+              <w:jc w:val="left"/>
+            </w:pPr>
+            <w:r/>
+            <w:r>
+              <w:rPr>
+                <w:b w:val="0"/>
+                <w:sz w:val="18"/>
+              </w:rPr>
+              <w:t>相補的：DAG既知→信号復元 vs. 本研究：スペクトル→因果方向推定</w:t>
+            </w:r>
+          </w:p>
+        </w:tc>
+      </w:tr>
+      <w:tr>
+        <w:tc>
+          <w:tcPr>
+            <w:tcW w:type="dxa" w:w="2880"/>
+          </w:tcPr>
+          <w:p>
+            <w:pPr>
+              <w:jc w:val="left"/>
+            </w:pPr>
+            <w:r/>
+            <w:r>
+              <w:rPr>
+                <w:b/>
+                <w:sz w:val="18"/>
+              </w:rPr>
+              <w:t>連続DAG学習</w:t>
+            </w:r>
+          </w:p>
+        </w:tc>
+        <w:tc>
+          <w:tcPr>
+            <w:tcW w:type="dxa" w:w="2880"/>
+          </w:tcPr>
+          <w:p>
+            <w:pPr>
+              <w:jc w:val="left"/>
+            </w:pPr>
+            <w:r/>
+            <w:r>
+              <w:rPr>
+                <w:b w:val="0"/>
+                <w:sz w:val="18"/>
+              </w:rPr>
+              <w:t>NOTEARS (Zheng et al., 2018); GOLEM (Ng et al., 2020); M'Charrak et al. (2025)</w:t>
+            </w:r>
+          </w:p>
+        </w:tc>
+        <w:tc>
+          <w:tcPr>
+            <w:tcW w:type="dxa" w:w="2880"/>
+          </w:tcPr>
+          <w:p>
+            <w:pPr>
+              <w:jc w:val="left"/>
+            </w:pPr>
+            <w:r/>
+            <w:r>
+              <w:rPr>
+                <w:b w:val="0"/>
+                <w:sz w:val="18"/>
+              </w:rPr>
+              <w:t>共通のスペクトル正則化思想。本研究は因果方向の直接的読み取り</w:t>
+            </w:r>
+          </w:p>
+        </w:tc>
+      </w:tr>
+      <w:tr>
+        <w:tc>
+          <w:tcPr>
+            <w:tcW w:type="dxa" w:w="2880"/>
+          </w:tcPr>
+          <w:p>
+            <w:pPr>
+              <w:jc w:val="left"/>
+            </w:pPr>
+            <w:r/>
+            <w:r>
+              <w:rPr>
+                <w:b/>
+                <w:sz w:val="18"/>
+              </w:rPr>
+              <w:t>情報理論的因果</w:t>
+            </w:r>
+          </w:p>
+        </w:tc>
+        <w:tc>
+          <w:tcPr>
+            <w:tcW w:type="dxa" w:w="2880"/>
+          </w:tcPr>
+          <w:p>
+            <w:pPr>
+              <w:jc w:val="left"/>
+            </w:pPr>
+            <w:r/>
+            <w:r>
+              <w:rPr>
+                <w:b w:val="0"/>
+                <w:sz w:val="18"/>
+              </w:rPr>
+              <w:t>TE (Schreiber, 2000); CCM (Sugihara et al., 2012)</w:t>
+            </w:r>
+          </w:p>
+        </w:tc>
+        <w:tc>
+          <w:tcPr>
+            <w:tcW w:type="dxa" w:w="2880"/>
+          </w:tcPr>
+          <w:p>
+            <w:pPr>
+              <w:jc w:val="left"/>
+            </w:pPr>
+            <w:r/>
+            <w:r>
+              <w:rPr>
+                <w:b w:val="0"/>
+                <w:sz w:val="18"/>
+              </w:rPr>
+              <w:t>時系列対象 vs. 横断データ対応。ユーティリティ非対称性はTEの静的アナロジー</w:t>
+            </w:r>
+          </w:p>
+        </w:tc>
+      </w:tr>
+      <w:tr>
+        <w:tc>
+          <w:tcPr>
+            <w:tcW w:type="dxa" w:w="2880"/>
+          </w:tcPr>
+          <w:p>
+            <w:pPr>
+              <w:jc w:val="left"/>
+            </w:pPr>
+            <w:r/>
+            <w:r>
+              <w:rPr>
+                <w:b/>
+                <w:sz w:val="18"/>
+              </w:rPr>
+              <w:t>LiNGAM医療応用</w:t>
+            </w:r>
+          </w:p>
+        </w:tc>
+        <w:tc>
+          <w:tcPr>
+            <w:tcW w:type="dxa" w:w="2880"/>
+          </w:tcPr>
+          <w:p>
+            <w:pPr>
+              <w:jc w:val="left"/>
+            </w:pPr>
+            <w:r/>
+            <w:r>
+              <w:rPr>
+                <w:b w:val="0"/>
+                <w:sz w:val="18"/>
+              </w:rPr>
+              <w:t>Kotoku et al. (2020); Okuda et al. (2025)</w:t>
+            </w:r>
+          </w:p>
+        </w:tc>
+        <w:tc>
+          <w:tcPr>
+            <w:tcW w:type="dxa" w:w="2880"/>
+          </w:tcPr>
+          <w:p>
+            <w:pPr>
+              <w:jc w:val="left"/>
+            </w:pPr>
+            <w:r/>
+            <w:r>
+              <w:rPr>
+                <w:b w:val="0"/>
+                <w:sz w:val="18"/>
+              </w:rPr>
+              <w:t>ECDアンサンブルの主要構成要素。ドメイン知識注入の共通戦略</w:t>
+            </w:r>
+          </w:p>
+        </w:tc>
+      </w:tr>
+      <w:tr>
+        <w:tc>
+          <w:tcPr>
+            <w:tcW w:type="dxa" w:w="2880"/>
+          </w:tcPr>
+          <w:p>
+            <w:pPr>
+              <w:jc w:val="left"/>
+            </w:pPr>
+            <w:r/>
+            <w:r>
+              <w:rPr>
+                <w:b/>
+                <w:sz w:val="18"/>
+              </w:rPr>
+              <w:t>LLM × 因果</w:t>
+            </w:r>
+          </w:p>
+        </w:tc>
+        <w:tc>
+          <w:tcPr>
+            <w:tcW w:type="dxa" w:w="2880"/>
+          </w:tcPr>
+          <w:p>
+            <w:pPr>
+              <w:jc w:val="left"/>
+            </w:pPr>
+            <w:r/>
+            <w:r>
+              <w:rPr>
+                <w:b w:val="0"/>
+                <w:sz w:val="18"/>
+              </w:rPr>
+              <w:t>Le et al. (2024); Sheth et al. (2025)</w:t>
+            </w:r>
+          </w:p>
+        </w:tc>
+        <w:tc>
+          <w:tcPr>
+            <w:tcW w:type="dxa" w:w="2880"/>
+          </w:tcPr>
+          <w:p>
+            <w:pPr>
+              <w:jc w:val="left"/>
+            </w:pPr>
+            <w:r/>
+            <w:r>
+              <w:rPr>
+                <w:b w:val="0"/>
+                <w:sz w:val="18"/>
+              </w:rPr>
+              <w:t>ユーティリティ関数のLLMベース構成の理論的根拠</w:t>
+            </w:r>
+          </w:p>
+        </w:tc>
+      </w:tr>
+      <w:tr>
+        <w:tc>
+          <w:tcPr>
+            <w:tcW w:type="dxa" w:w="2880"/>
+          </w:tcPr>
+          <w:p>
+            <w:pPr>
+              <w:jc w:val="left"/>
+            </w:pPr>
+            <w:r/>
+            <w:r>
+              <w:rPr>
+                <w:b/>
+                <w:sz w:val="18"/>
+              </w:rPr>
+              <w:t>生物ネットワーク</w:t>
+            </w:r>
+          </w:p>
+        </w:tc>
+        <w:tc>
+          <w:tcPr>
+            <w:tcW w:type="dxa" w:w="2880"/>
+          </w:tcPr>
+          <w:p>
+            <w:pPr>
+              <w:jc w:val="left"/>
+            </w:pPr>
+            <w:r/>
+            <w:r>
+              <w:rPr>
+                <w:b w:val="0"/>
+                <w:sz w:val="18"/>
+              </w:rPr>
+              <w:t>Wein et al. (2021); Bernal-González et al. (2025)</w:t>
+            </w:r>
+          </w:p>
+        </w:tc>
+        <w:tc>
+          <w:tcPr>
+            <w:tcW w:type="dxa" w:w="2880"/>
+          </w:tcPr>
+          <w:p>
+            <w:pPr>
+              <w:jc w:val="left"/>
+            </w:pPr>
+            <w:r/>
+            <w:r>
+              <w:rPr>
+                <w:b w:val="0"/>
+                <w:sz w:val="18"/>
+              </w:rPr>
+              <w:t>GNN・ブール論理による相補的アプローチ</w:t>
+            </w:r>
+          </w:p>
+        </w:tc>
+      </w:tr>
+      <w:tr>
+        <w:tc>
+          <w:tcPr>
+            <w:tcW w:type="dxa" w:w="2880"/>
+          </w:tcPr>
+          <w:p>
+            <w:pPr>
+              <w:jc w:val="left"/>
+            </w:pPr>
+            <w:r/>
+            <w:r>
+              <w:rPr>
+                <w:b/>
+                <w:sz w:val="18"/>
+              </w:rPr>
+              <w:t>医療因果レビュー</w:t>
+            </w:r>
+          </w:p>
+        </w:tc>
+        <w:tc>
+          <w:tcPr>
+            <w:tcW w:type="dxa" w:w="2880"/>
+          </w:tcPr>
+          <w:p>
+            <w:pPr>
+              <w:jc w:val="left"/>
+            </w:pPr>
+            <w:r/>
+            <w:r>
+              <w:rPr>
+                <w:b w:val="0"/>
+                <w:sz w:val="18"/>
+              </w:rPr>
+              <w:t>Liu et al. (2026)</w:t>
+            </w:r>
+          </w:p>
+        </w:tc>
+        <w:tc>
+          <w:tcPr>
+            <w:tcW w:type="dxa" w:w="2880"/>
+          </w:tcPr>
+          <w:p>
+            <w:pPr>
+              <w:jc w:val="left"/>
+            </w:pPr>
+            <w:r/>
+            <w:r>
+              <w:rPr>
+                <w:b w:val="0"/>
+                <w:sz w:val="18"/>
+              </w:rPr>
+              <w:t>医療分野固有の課題に対するスペクトル因果性の適合性を確認</w:t>
+            </w:r>
+          </w:p>
+        </w:tc>
+      </w:tr>
+    </w:tbl>
+    <w:p/>
+    <w:p>
+      <w:r>
+        <w:rPr>
+          <w:b w:val="0"/>
+        </w:rPr>
+        <w:t>スペクトル因果性の独自性は、(1) 磁気ラプラシアンの方向性符号化を</w:t>
+      </w:r>
+      <w:r>
+        <w:rPr>
+          <w:b/>
+        </w:rPr>
+        <w:t>因果推論</w:t>
+      </w:r>
+      <w:r>
+        <w:rPr>
+          <w:b w:val="0"/>
+        </w:rPr>
+        <w:t>に直接転用した最初の試み、(2) Hodge 分解による</w:t>
+      </w:r>
+      <w:r>
+        <w:rPr>
+          <w:b/>
+        </w:rPr>
+        <w:t>フィードバック（循環成分）の定量化</w:t>
+      </w:r>
+      <w:r>
+        <w:rPr>
+          <w:b w:val="0"/>
+        </w:rPr>
+        <w:t xml:space="preserve">を因果推論に組み込んだ点、(3) Hill 9基準のうち既存の計算的手法が空白としてきた </w:t>
+      </w:r>
+      <w:r>
+        <w:rPr>
+          <w:b/>
+        </w:rPr>
+        <w:t>H6（妥当性）・H7（整合性）・H9（類似性）への対応</w:t>
+      </w:r>
+      <w:r>
+        <w:rPr>
+          <w:b w:val="0"/>
+        </w:rPr>
+        <w:t>（§6.4参照）、の3点に集約される。</w:t>
+      </w:r>
+    </w:p>
+    <w:p>
+      <w:pPr>
+        <w:pStyle w:val="Heading1"/>
+      </w:pPr>
+      <w:r>
+        <w:rPr>
+          <w:b w:val="0"/>
+        </w:rPr>
+        <w:t>8. 実データによる例示</w:t>
+      </w:r>
+    </w:p>
+    <w:p>
+      <w:pPr>
+        <w:pStyle w:val="Heading2"/>
+      </w:pPr>
+      <w:r>
+        <w:rPr>
+          <w:b w:val="0"/>
+        </w:rPr>
+        <w:t>8.1 データと変数</w:t>
       </w:r>
     </w:p>
     <w:p>
@@ -8697,7 +9974,7 @@
         <w:rPr>
           <w:b w:val="0"/>
         </w:rPr>
-        <w:t>7.2 LiNGAM による因果順序（ベースライン）</w:t>
+        <w:t>8.2 LiNGAM による因果順序（ベースライン）</w:t>
       </w:r>
     </w:p>
     <w:p>
@@ -8917,7 +10194,7 @@
         <w:rPr>
           <w:b w:val="0"/>
         </w:rPr>
-        <w:t>7.3 磁気ラプラシアンの固有ベクトル</w:t>
+        <w:t>8.3 磁気ラプラシアンの固有ベクトル</w:t>
       </w:r>
     </w:p>
     <w:p>
@@ -9648,7 +10925,7 @@
         <w:rPr>
           <w:b w:val="0"/>
         </w:rPr>
-        <w:t>7.4 Hodge 分解の結果</w:t>
+        <w:t>8.4 Hodge 分解の結果</w:t>
       </w:r>
     </w:p>
     <w:p>
@@ -10284,7 +11561,7 @@
         <w:rPr>
           <w:b w:val="0"/>
         </w:rPr>
-        <w:t>7.5 手法間比較の考察</w:t>
+        <w:t>8.5 手法間比較の考察</w:t>
       </w:r>
     </w:p>
     <w:p>
@@ -10416,7 +11693,7 @@
         <w:rPr>
           <w:b w:val="0"/>
         </w:rPr>
-        <w:t>8. LiNGAM vs スペクトル因果性：3条件での構造比較</w:t>
+        <w:t>9. LiNGAM vs スペクトル因果性：3条件での構造比較</w:t>
       </w:r>
     </w:p>
     <w:p>
@@ -10424,7 +11701,7 @@
         <w:rPr>
           <w:b w:val="0"/>
         </w:rPr>
-        <w:t>§7で個別に示した各手法の結果を、同一データ上で体系的に比較する。以下の3条件で因果構造を推定した：</w:t>
+        <w:t>§8で個別に示した各手法の結果を、同一データ上で体系的に比較する。以下の3条件で因果構造を推定した：</w:t>
       </w:r>
     </w:p>
     <w:tbl>
@@ -10774,7 +12051,7 @@
         <w:rPr>
           <w:b w:val="0"/>
         </w:rPr>
-        <w:t>8.1 辺レベルの比較</w:t>
+        <w:t>9.1 辺レベルの比較</w:t>
       </w:r>
     </w:p>
     <w:p>
@@ -11936,7 +13213,7 @@
         <w:rPr>
           <w:b w:val="0"/>
         </w:rPr>
-        <w:t>8.2 「情報的方向」と「介入的因果」の本質的乖離</w:t>
+        <w:t>9.2 「情報的方向」と「介入的因果」の本質的乖離</w:t>
       </w:r>
     </w:p>
     <w:p>
@@ -12039,7 +13316,7 @@
         <w:rPr>
           <w:b w:val="0"/>
         </w:rPr>
-        <w:t xml:space="preserve">8.3 </w:t>
+        <w:t xml:space="preserve">9.3 </w:t>
       </w:r>
       <w:r>
         <w:rPr>
@@ -12125,7 +13402,7 @@
         <w:rPr>
           <w:b w:val="0"/>
         </w:rPr>
-        <w:t>9. ECDアンサンブルと因果上流性</w:t>
+        <w:t>10. ECDアンサンブルと因果上流性</w:t>
       </w:r>
     </w:p>
     <w:p>
@@ -12136,7 +13413,7 @@
         <w:rPr>
           <w:b w:val="0"/>
         </w:rPr>
-        <w:t>9.1 ECD（Ensemble Causal Direction）パイプライン</w:t>
+        <w:t>10.1 ECD（Ensemble Causal Direction）パイプライン</w:t>
       </w:r>
     </w:p>
     <w:p>
@@ -12144,7 +13421,7 @@
         <w:rPr>
           <w:b w:val="0"/>
         </w:rPr>
-        <w:t>§8でLiNGAM単独とスペクトル因果性単独の限界が明らかになった。自然な問い：</w:t>
+        <w:t>§9でLiNGAM単独とスペクトル因果性単独の限界が明らかになった。自然な問い：</w:t>
       </w:r>
       <w:r>
         <w:rPr>
@@ -12764,7 +14041,7 @@
         <w:rPr>
           <w:b w:val="0"/>
         </w:rPr>
-        <w:t>9.2 因果上流性と介入不可能性の対応</w:t>
+        <w:t>10.2 因果上流性と介入不可能性の対応</w:t>
       </w:r>
     </w:p>
     <w:p>
@@ -13617,7 +14894,7 @@
         <w:rPr>
           <w:b/>
         </w:rPr>
-        <w:t>命題 9.1（非形式的）</w:t>
+        <w:t>命題 10.1（非形式的）</w:t>
       </w:r>
       <w:r>
         <w:rPr>
@@ -13658,7 +14935,7 @@
         <w:rPr>
           <w:b w:val="0"/>
         </w:rPr>
-        <w:t>9.3 臨床的含意</w:t>
+        <w:t>10.3 臨床的含意</w:t>
       </w:r>
     </w:p>
     <w:p>
@@ -13739,7 +15016,7 @@
         <w:rPr>
           <w:b w:val="0"/>
         </w:rPr>
-        <w:t>10. DAG転移点の解析</w:t>
+        <w:t>11. DAG転移点の解析</w:t>
       </w:r>
     </w:p>
     <w:p>
@@ -13750,7 +15027,7 @@
         <w:rPr>
           <w:b w:val="0"/>
         </w:rPr>
-        <w:t xml:space="preserve">10.1 </w:t>
+        <w:t xml:space="preserve">11.1 </w:t>
       </w:r>
       <w:r>
         <w:rPr>
@@ -14611,7 +15888,7 @@
         <w:rPr>
           <w:b w:val="0"/>
         </w:rPr>
-        <w:t xml:space="preserve">10.2 真の閾値：知識の品質 </w:t>
+        <w:t xml:space="preserve">11.2 真の閾値：知識の品質 </w:t>
       </w:r>
       <w:r>
         <w:rPr>
@@ -15363,7 +16640,7 @@
         <w:rPr>
           <w:b w:val="0"/>
         </w:rPr>
-        <w:t>10.3 Leave-One-Edge-Out：根ノードの方向性が骨格</w:t>
+        <w:t>11.3 Leave-One-Edge-Out：根ノードの方向性が骨格</w:t>
       </w:r>
     </w:p>
     <w:p>
@@ -15816,7 +17093,7 @@
         <w:rPr>
           <w:b w:val="0"/>
         </w:rPr>
-        <w:t>10.4 ランダム知識との比較</w:t>
+        <w:t>11.4 ランダム知識との比較</w:t>
       </w:r>
     </w:p>
     <w:p>
@@ -16134,7 +17411,7 @@
         <w:rPr>
           <w:b w:val="0"/>
         </w:rPr>
-        <w:t>10.5 相転移の物理学的類推</w:t>
+        <w:t>11.5 相転移の物理学的類推</w:t>
       </w:r>
     </w:p>
     <w:tbl>
@@ -16595,7 +17872,7 @@
         <w:rPr>
           <w:b w:val="0"/>
         </w:rPr>
-        <w:t>10.6 三つの閾値のまとめ</w:t>
+        <w:t>11.6 三つの閾値のまとめ</w:t>
       </w:r>
     </w:p>
     <w:tbl>
@@ -16914,7 +18191,7 @@
         <w:rPr>
           <w:b w:val="0"/>
         </w:rPr>
-        <w:t>11. 循環構造のプルーニングと実運用</w:t>
+        <w:t>12. 循環構造のプルーニングと実運用</w:t>
       </w:r>
     </w:p>
     <w:p>
@@ -16925,7 +18202,7 @@
         <w:rPr>
           <w:b w:val="0"/>
         </w:rPr>
-        <w:t>11.1 臨床的にはフィードバック（循環）が正しい</w:t>
+        <w:t>12.1 臨床的にはフィードバック（循環）が正しい</w:t>
       </w:r>
     </w:p>
     <w:p>
@@ -16990,7 +18267,7 @@
         <w:rPr>
           <w:b w:val="0"/>
         </w:rPr>
-        <w:t>11.2 辺ごとのフィードバック解析</w:t>
+        <w:t>12.2 辺ごとのフィードバック解析</w:t>
       </w:r>
     </w:p>
     <w:p>
@@ -17506,7 +18783,7 @@
         <w:rPr>
           <w:b w:val="0"/>
         </w:rPr>
-        <w:t>11.3 プルーニング閾値のチューニング</w:t>
+        <w:t>12.3 プルーニング閾値のチューニング</w:t>
       </w:r>
     </w:p>
     <w:p>
@@ -18065,7 +19342,7 @@
         <w:rPr>
           <w:b w:val="0"/>
         </w:rPr>
-        <w:t>11.4 実運用パイプライン</w:t>
+        <w:t>12.4 実運用パイプライン</w:t>
       </w:r>
     </w:p>
     <w:p>
@@ -18121,7 +19398,7 @@
         <w:rPr>
           <w:b w:val="0"/>
         </w:rPr>
-        <w:t>: §10.1で証明されたように、</w:t>
+        <w:t>: §11.1で証明されたように、</w:t>
       </w:r>
       <w:r>
         <w:rPr>
@@ -18282,7 +19559,7 @@
         <w:rPr>
           <w:b w:val="0"/>
         </w:rPr>
-        <w:t>11.5 ドメイン知識の有無に応じた使い分け</w:t>
+        <w:t>12.5 ドメイン知識の有無に応じた使い分け</w:t>
       </w:r>
     </w:p>
     <w:tbl>
@@ -18581,7 +19858,7 @@
                 <w:b w:val="0"/>
                 <w:sz w:val="18"/>
               </w:rPr>
-              <w:t>部分的誤情報は無知より悪い（§10.2）</w:t>
+              <w:t>部分的誤情報は無知より悪い（§11.2）</w:t>
             </w:r>
           </w:p>
         </w:tc>
@@ -18659,7 +19936,7 @@
         <w:rPr>
           <w:b w:val="0"/>
         </w:rPr>
-        <w:t>11.6 LiNGAM + スペクトル因果性の相補性</w:t>
+        <w:t>12.6 LiNGAM + スペクトル因果性の相補性</w:t>
       </w:r>
     </w:p>
     <w:tbl>
@@ -19013,7 +20290,7 @@
         <w:rPr>
           <w:b w:val="0"/>
         </w:rPr>
-        <w:t>12. 理論的課題と展望</w:t>
+        <w:t>13. 理論的課題と展望</w:t>
       </w:r>
     </w:p>
     <w:p>
@@ -19024,7 +20301,7 @@
         <w:rPr>
           <w:b w:val="0"/>
         </w:rPr>
-        <w:t>12.1 識別可能性</w:t>
+        <w:t>13.1 識別可能性</w:t>
       </w:r>
     </w:p>
     <w:p>
@@ -19060,7 +20337,7 @@
         <w:rPr>
           <w:b/>
         </w:rPr>
-        <w:t>予想 12.1</w:t>
+        <w:t>予想 13.1</w:t>
       </w:r>
       <w:r>
         <w:rPr>
@@ -19167,7 +20444,7 @@
         <w:rPr>
           <w:b w:val="0"/>
         </w:rPr>
-        <w:t>12.2 ユーティリティ関数の構成</w:t>
+        <w:t>13.2 ユーティリティ関数の構成</w:t>
       </w:r>
     </w:p>
     <w:p>
@@ -19392,7 +20669,7 @@
         <w:rPr>
           <w:b w:val="0"/>
         </w:rPr>
-        <w:t xml:space="preserve">）。ただし§10で示したように </w:t>
+        <w:t xml:space="preserve">）。ただし§11で示したように </w:t>
       </w:r>
       <w:r>
         <w:rPr>
@@ -19415,7 +20692,7 @@
         <w:rPr>
           <w:b w:val="0"/>
         </w:rPr>
-        <w:t xml:space="preserve">12.3 電荷パラメータ </w:t>
+        <w:t xml:space="preserve">13.3 電荷パラメータ </w:t>
       </w:r>
       <w:r>
         <w:rPr>
@@ -19551,7 +20828,7 @@
         <w:rPr>
           <w:b w:val="0"/>
         </w:rPr>
-        <w:t>12.4 スケーラビリティ</w:t>
+        <w:t>13.4 スケーラビリティ</w:t>
       </w:r>
     </w:p>
     <w:p>
@@ -19694,7 +20971,7 @@
         <w:rPr>
           <w:b w:val="0"/>
         </w:rPr>
-        <w:t>12.5 今後の方向性</w:t>
+        <w:t>13.5 今後の方向性</w:t>
       </w:r>
     </w:p>
     <w:p>
@@ -19796,7 +21073,7 @@
         <w:rPr>
           <w:b w:val="0"/>
         </w:rPr>
-        <w:t>: LiNGAMとの因果方向一致率からドメイン知識品質を推定するメタ手法（§10.2の</w:t>
+        <w:t>: LiNGAMとの因果方向一致率からドメイン知識品質を推定するメタ手法（§11.2の</w:t>
       </w:r>
       <w:r>
         <w:rPr>
@@ -19839,7 +21116,7 @@
         <w:rPr>
           <w:b w:val="0"/>
         </w:rPr>
-        <w:t>: フィードバック率のブートストラップ信頼区間に基づく統計的閾値設定（§11.3）</w:t>
+        <w:t>: フィードバック率のブートストラップ信頼区間に基づく統計的閾値設定（§12.3）</w:t>
       </w:r>
     </w:p>
     <w:p>
@@ -19856,7 +21133,7 @@
         <w:rPr>
           <w:b w:val="0"/>
         </w:rPr>
-        <w:t>: 「情報的影響度」ではなく「介入的因果強度」をエンコードする方法の開発（§8.2の乖離を解消）</w:t>
+        <w:t>: 「情報的影響度」ではなく「介入的因果強度」をエンコードする方法の開発（§9.2の乖離を解消）</w:t>
       </w:r>
     </w:p>
     <w:p>
@@ -21413,6 +22690,366 @@
           <w:b w:val="0"/>
         </w:rPr>
         <w:t>, 66(5), 688–701.</w:t>
+      </w:r>
+    </w:p>
+    <w:p>
+      <w:pPr>
+        <w:pStyle w:val="ListNumber"/>
+      </w:pPr>
+      <w:r>
+        <w:rPr>
+          <w:b w:val="0"/>
+        </w:rPr>
+        <w:t xml:space="preserve">Fanuel, M. &amp; Suykens, J.A.K. (2017a). Deformed Laplacians and spectral ranking in directed networks. </w:t>
+      </w:r>
+      <w:r>
+        <w:rPr>
+          <w:b w:val="0"/>
+          <w:i/>
+        </w:rPr>
+        <w:t>arXiv:1511.00492</w:t>
+      </w:r>
+      <w:r>
+        <w:rPr>
+          <w:b w:val="0"/>
+        </w:rPr>
+        <w:t>.</w:t>
+      </w:r>
+    </w:p>
+    <w:p>
+      <w:pPr>
+        <w:pStyle w:val="ListNumber"/>
+      </w:pPr>
+      <w:r>
+        <w:rPr>
+          <w:b w:val="0"/>
+        </w:rPr>
+        <w:t xml:space="preserve">Fanuel, M., Alaíz, C.M. &amp; Suykens, J.A.K. (2017b). Magnetic eigenmaps for community detection in directed networks. </w:t>
+      </w:r>
+      <w:r>
+        <w:rPr>
+          <w:b w:val="0"/>
+          <w:i/>
+        </w:rPr>
+        <w:t>Physical Review E</w:t>
+      </w:r>
+      <w:r>
+        <w:rPr>
+          <w:b w:val="0"/>
+        </w:rPr>
+        <w:t>, 95, 022302.</w:t>
+      </w:r>
+    </w:p>
+    <w:p>
+      <w:pPr>
+        <w:pStyle w:val="ListNumber"/>
+      </w:pPr>
+      <w:r>
+        <w:rPr>
+          <w:b w:val="0"/>
+        </w:rPr>
+        <w:t xml:space="preserve">Maehara, K. &amp; Ohkawa, Y. (2025). Geometry-preserving vector field reconstruction of high-dimensional cell-state dynamics using ddHodge. </w:t>
+      </w:r>
+      <w:r>
+        <w:rPr>
+          <w:b w:val="0"/>
+          <w:i/>
+        </w:rPr>
+        <w:t>Nature Communications</w:t>
+      </w:r>
+      <w:r>
+        <w:rPr>
+          <w:b w:val="0"/>
+        </w:rPr>
+        <w:t>, 16, 11342.</w:t>
+      </w:r>
+    </w:p>
+    <w:p>
+      <w:pPr>
+        <w:pStyle w:val="ListNumber"/>
+      </w:pPr>
+      <w:r>
+        <w:rPr>
+          <w:b w:val="0"/>
+        </w:rPr>
+        <w:t xml:space="preserve">Misiakos, P., Mihal, V. &amp; Püschel, M. (2024). Learning signals and graphs from time-series graph data with few causes. In </w:t>
+      </w:r>
+      <w:r>
+        <w:rPr>
+          <w:b w:val="0"/>
+          <w:i/>
+        </w:rPr>
+        <w:t>IEEE ICASSP 2024</w:t>
+      </w:r>
+      <w:r>
+        <w:rPr>
+          <w:b w:val="0"/>
+        </w:rPr>
+        <w:t>.</w:t>
+      </w:r>
+    </w:p>
+    <w:p>
+      <w:pPr>
+        <w:pStyle w:val="ListNumber"/>
+      </w:pPr>
+      <w:r>
+        <w:rPr>
+          <w:b w:val="0"/>
+        </w:rPr>
+        <w:t xml:space="preserve">Stanković, L. et al. (2024). Fourier analysis of signals on directed acyclic graphs (DAG) using graph zero-padding. </w:t>
+      </w:r>
+      <w:r>
+        <w:rPr>
+          <w:b w:val="0"/>
+          <w:i/>
+        </w:rPr>
+        <w:t>arXiv:2311.01073</w:t>
+      </w:r>
+      <w:r>
+        <w:rPr>
+          <w:b w:val="0"/>
+        </w:rPr>
+        <w:t>.</w:t>
+      </w:r>
+    </w:p>
+    <w:p>
+      <w:pPr>
+        <w:pStyle w:val="ListNumber"/>
+      </w:pPr>
+      <w:r>
+        <w:rPr>
+          <w:b w:val="0"/>
+        </w:rPr>
+        <w:t xml:space="preserve">Zheng, X., Aragam, B., Ravikumar, P. &amp; Xing, E.P. (2018). DAGs with NO TEARS: Continuous optimization for structure learning. In </w:t>
+      </w:r>
+      <w:r>
+        <w:rPr>
+          <w:b w:val="0"/>
+          <w:i/>
+        </w:rPr>
+        <w:t>Advances in Neural Information Processing Systems</w:t>
+      </w:r>
+      <w:r>
+        <w:rPr>
+          <w:b w:val="0"/>
+        </w:rPr>
+        <w:t xml:space="preserve"> (NeurIPS 2018).</w:t>
+      </w:r>
+    </w:p>
+    <w:p>
+      <w:pPr>
+        <w:pStyle w:val="ListNumber"/>
+      </w:pPr>
+      <w:r>
+        <w:rPr>
+          <w:b w:val="0"/>
+        </w:rPr>
+        <w:t xml:space="preserve">Ng, I., Ghassami, A. &amp; Zhang, K. (2020). On the role of sparsity and DAG constraints for learning linear DAGs. In </w:t>
+      </w:r>
+      <w:r>
+        <w:rPr>
+          <w:b w:val="0"/>
+          <w:i/>
+        </w:rPr>
+        <w:t>Advances in Neural Information Processing Systems</w:t>
+      </w:r>
+      <w:r>
+        <w:rPr>
+          <w:b w:val="0"/>
+        </w:rPr>
+        <w:t xml:space="preserve"> (NeurIPS 2020).</w:t>
+      </w:r>
+    </w:p>
+    <w:p>
+      <w:pPr>
+        <w:pStyle w:val="ListNumber"/>
+      </w:pPr>
+      <w:r>
+        <w:rPr>
+          <w:b w:val="0"/>
+        </w:rPr>
+        <w:t xml:space="preserve">M'Charrak, A., Lukasiewicz, T., Bronstein, M., Reddy, A.G. &amp; Muandet, K. (2025). Connected causal graphs for real-world science. In </w:t>
+      </w:r>
+      <w:r>
+        <w:rPr>
+          <w:b w:val="0"/>
+          <w:i/>
+        </w:rPr>
+        <w:t>International Conference on Learning Representations</w:t>
+      </w:r>
+      <w:r>
+        <w:rPr>
+          <w:b w:val="0"/>
+        </w:rPr>
+        <w:t xml:space="preserve"> (ICLR 2025).</w:t>
+      </w:r>
+    </w:p>
+    <w:p>
+      <w:pPr>
+        <w:pStyle w:val="ListNumber"/>
+      </w:pPr>
+      <w:r>
+        <w:rPr>
+          <w:b w:val="0"/>
+        </w:rPr>
+        <w:t xml:space="preserve">Schreiber, T. (2000). Measuring information transfer. </w:t>
+      </w:r>
+      <w:r>
+        <w:rPr>
+          <w:b w:val="0"/>
+          <w:i/>
+        </w:rPr>
+        <w:t>Physical Review Letters</w:t>
+      </w:r>
+      <w:r>
+        <w:rPr>
+          <w:b w:val="0"/>
+        </w:rPr>
+        <w:t>, 85(2), 461–464.</w:t>
+      </w:r>
+    </w:p>
+    <w:p>
+      <w:pPr>
+        <w:pStyle w:val="ListNumber"/>
+      </w:pPr>
+      <w:r>
+        <w:rPr>
+          <w:b w:val="0"/>
+        </w:rPr>
+        <w:t xml:space="preserve">Sugihara, G. et al. (2012). Detecting causality in complex ecosystems. </w:t>
+      </w:r>
+      <w:r>
+        <w:rPr>
+          <w:b w:val="0"/>
+          <w:i/>
+        </w:rPr>
+        <w:t>Science</w:t>
+      </w:r>
+      <w:r>
+        <w:rPr>
+          <w:b w:val="0"/>
+        </w:rPr>
+        <w:t>, 338, 496–500.</w:t>
+      </w:r>
+    </w:p>
+    <w:p>
+      <w:pPr>
+        <w:pStyle w:val="ListNumber"/>
+      </w:pPr>
+      <w:r>
+        <w:rPr>
+          <w:b w:val="0"/>
+        </w:rPr>
+        <w:t xml:space="preserve">Le, H.D., Xia, X. &amp; Chen, Z. (2024). Multi-agent causal discovery using large language models. </w:t>
+      </w:r>
+      <w:r>
+        <w:rPr>
+          <w:b w:val="0"/>
+          <w:i/>
+        </w:rPr>
+        <w:t>arXiv:2407.15073</w:t>
+      </w:r>
+      <w:r>
+        <w:rPr>
+          <w:b w:val="0"/>
+        </w:rPr>
+        <w:t>.</w:t>
+      </w:r>
+    </w:p>
+    <w:p>
+      <w:pPr>
+        <w:pStyle w:val="ListNumber"/>
+      </w:pPr>
+      <w:r>
+        <w:rPr>
+          <w:b w:val="0"/>
+        </w:rPr>
+        <w:t xml:space="preserve">Sheth, I., Fatemi, B. &amp; Fritz, M. (2025). CausalGraph2LLM: Evaluating LLMs for causal queries. In </w:t>
+      </w:r>
+      <w:r>
+        <w:rPr>
+          <w:b w:val="0"/>
+          <w:i/>
+        </w:rPr>
+        <w:t>Findings of NAACL 2025</w:t>
+      </w:r>
+      <w:r>
+        <w:rPr>
+          <w:b w:val="0"/>
+        </w:rPr>
+        <w:t>, 2076–2098.</w:t>
+      </w:r>
+    </w:p>
+    <w:p>
+      <w:pPr>
+        <w:pStyle w:val="ListNumber"/>
+      </w:pPr>
+      <w:r>
+        <w:rPr>
+          <w:b w:val="0"/>
+        </w:rPr>
+        <w:t xml:space="preserve">Wein, S. et al. (2021). A graph neural network framework for causal inference in brain networks. </w:t>
+      </w:r>
+      <w:r>
+        <w:rPr>
+          <w:b w:val="0"/>
+          <w:i/>
+        </w:rPr>
+        <w:t>Scientific Reports</w:t>
+      </w:r>
+      <w:r>
+        <w:rPr>
+          <w:b w:val="0"/>
+        </w:rPr>
+        <w:t>, 11, 8061.</w:t>
+      </w:r>
+    </w:p>
+    <w:p>
+      <w:pPr>
+        <w:pStyle w:val="ListNumber"/>
+      </w:pPr>
+      <w:r>
+        <w:rPr>
+          <w:b w:val="0"/>
+        </w:rPr>
+        <w:t xml:space="preserve">Bernal-González, S. et al. (2025). Directed graph theory for the analysis of biological regulatory networks. </w:t>
+      </w:r>
+      <w:r>
+        <w:rPr>
+          <w:b w:val="0"/>
+          <w:i/>
+        </w:rPr>
+        <w:t>Frontiers in Applied Mathematics and Statistics</w:t>
+      </w:r>
+      <w:r>
+        <w:rPr>
+          <w:b w:val="0"/>
+        </w:rPr>
+        <w:t>, 11, 1644869.</w:t>
+      </w:r>
+    </w:p>
+    <w:p>
+      <w:pPr>
+        <w:pStyle w:val="ListNumber"/>
+      </w:pPr>
+      <w:r>
+        <w:rPr>
+          <w:b w:val="0"/>
+        </w:rPr>
+        <w:t xml:space="preserve">Liu, Z. et al. (2026). Causal discovery in observational medical research: Scoping review. </w:t>
+      </w:r>
+      <w:r>
+        <w:rPr>
+          <w:b w:val="0"/>
+          <w:i/>
+        </w:rPr>
+        <w:t>JMIR Medical Informatics</w:t>
+      </w:r>
+      <w:r>
+        <w:rPr>
+          <w:b w:val="0"/>
+        </w:rPr>
+        <w:t>, 14, e82499.</w:t>
       </w:r>
     </w:p>
     <w:sectPr>

--- a/spectral-causality-brainstorm/06_spectral_causality_academic.docx
+++ b/spectral-causality-brainstorm/06_spectral_causality_academic.docx
@@ -266,7 +266,7 @@
         <w:rPr>
           <w:b w:val="0"/>
         </w:rPr>
-        <w:t xml:space="preserve"> (Pearl, 2009): 介入に基づく反事実的定義</w:t>
+        <w:t xml:space="preserve"> [1]: 介入に基づく反事実的定義</w:t>
       </w:r>
     </w:p>
     <w:p>
@@ -283,7 +283,7 @@
         <w:rPr>
           <w:b w:val="0"/>
         </w:rPr>
-        <w:t xml:space="preserve"> (Rubin, 1974): 処置群と対照群の潜在結果の差</w:t>
+        <w:t xml:space="preserve"> [2]: 処置群と対照群の潜在結果の差</w:t>
       </w:r>
     </w:p>
     <w:p>
@@ -300,7 +300,7 @@
         <w:rPr>
           <w:b w:val="0"/>
         </w:rPr>
-        <w:t xml:space="preserve"> (Shimizu et al., 2006): データの非ガウス性を利用した因果方向の同定</w:t>
+        <w:t xml:space="preserve"> [3]: データの非ガウス性を利用した因果方向の同定</w:t>
       </w:r>
     </w:p>
     <w:p>
@@ -317,7 +317,7 @@
         <w:rPr>
           <w:b w:val="0"/>
         </w:rPr>
-        <w:t xml:space="preserve"> (Granger, 1969): 時系列における予測改善に基づく因果性</w:t>
+        <w:t xml:space="preserve"> [4]: 時系列における予測改善に基づく因果性</w:t>
       </w:r>
     </w:p>
     <w:p>
@@ -539,7 +539,7 @@
           <w:i/>
           <w:sz w:val="18"/>
         </w:rPr>
-        <w:t>図1: DirectLiNGAM (Shimizu et al., 2011) により推定された因果DAG。UCI心疾患データ（Cleveland subset, n=297）の5つの臨床変数に対して適用。上流（原因側）から下流（結果側）へ因果的フローが流れる。青線は正の因果効果、赤線は負の因果効果を示す。LiNGAMはDAG仮定を置くため循環は許容されないが、スペクトル因果性ではHodge分解によりフィードバック（循環成分）も定量化可能である。</w:t>
+        <w:t>図1: DirectLiNGAM [5] により推定された因果DAG。UCI心疾患データ（Cleveland subset, n=297）の5つの臨床変数に対して適用。上流（原因側）から下流（結果側）へ因果的フローが流れる。青線は正の因果効果、赤線は負の因果効果を示す。LiNGAMはDAG仮定を置くため循環は許容されないが、スペクトル因果性ではHodge分解によりフィードバック（循環成分）も定量化可能である。</w:t>
       </w:r>
     </w:p>
     <w:p>
@@ -1579,7 +1579,7 @@
         <w:rPr>
           <w:b w:val="0"/>
         </w:rPr>
-        <w:t>（Graph Signal Processing; GSP）の基礎となっている (Shuman et al., 2013)。</w:t>
+        <w:t>（Graph Signal Processing; GSP）の基礎となっている [6]。</w:t>
       </w:r>
     </w:p>
     <w:p>
@@ -1900,7 +1900,7 @@
         <w:rPr>
           <w:b w:val="0"/>
         </w:rPr>
-        <w:t>（磁気ラプラシアン; de Resende &amp; da Costa, 2020; Zhang et al., 2021）</w:t>
+        <w:t>（磁気ラプラシアン [7, 8]）</w:t>
       </w:r>
     </w:p>
     <w:p>
@@ -5777,7 +5777,7 @@
         <w:rPr>
           <w:b w:val="0"/>
         </w:rPr>
-        <w:t>（グラフ上の Hodge 分解; Jiang et al., 2011）</w:t>
+        <w:t>（グラフ上の Hodge 分解; Jiang et al. [9]）</w:t>
       </w:r>
     </w:p>
     <w:p>
@@ -7216,7 +7216,7 @@
                 <w:b w:val="0"/>
                 <w:sz w:val="18"/>
               </w:rPr>
-              <w:t>理論的保証あり (Shimizu et al., 2006)</w:t>
+              <w:t>理論的保証あり [3]</w:t>
             </w:r>
           </w:p>
         </w:tc>
@@ -7295,7 +7295,7 @@
         <w:rPr>
           <w:b w:val="0"/>
         </w:rPr>
-        <w:t>Granger因果 (Granger, 1969) は時系列データに対して、「</w:t>
+        <w:t>Granger因果 [4] は時系列データに対して、「</w:t>
       </w:r>
       <w:r>
         <w:rPr>
@@ -7428,7 +7428,7 @@
         <w:rPr>
           <w:b w:val="0"/>
         </w:rPr>
-        <w:t>Pearl (2009) が提唱した「因果の梯子（Ladder of Causation）」に照らすと：</w:t>
+        <w:t>Pearl [1] が提唱した「因果の梯子（Ladder of Causation）」に照らすと：</w:t>
       </w:r>
     </w:p>
     <w:tbl>
@@ -7887,7 +7887,7 @@
         <w:rPr>
           <w:b w:val="0"/>
         </w:rPr>
-        <w:t>疫学における因果判断の古典的枠組みである Hill の9基準 (Hill, 1965) に照らすと、スペクトル因果性は従来手法がカバーしていなかった基準に貢献する：</w:t>
+        <w:t>疫学における因果判断の古典的枠組みである Hill の9基準 [10] に照らすと、スペクトル因果性は従来手法がカバーしていなかった基準に貢献する：</w:t>
       </w:r>
     </w:p>
     <w:tbl>
@@ -8619,7 +8619,7 @@
         <w:rPr>
           <w:b w:val="0"/>
         </w:rPr>
-        <w:t>磁気ラプラシアンは元来、量子力学における磁場中の荷電粒子のハミルトニアンに由来するが、ネットワーク科学への応用は Fanuel &amp; Suykens (2017a) が先駆的である。彼らはラプラシアンの「変形（deformation）」としてパラメータ付きラプラシアン族を構築し、有向ネットワークにおけるスペクトルランキングを実現した。最小固有値に対応する固有ベクトルのエントリがノードのランキングスコアを直接与え、変形パラメータにより top-</w:t>
+        <w:t>磁気ラプラシアンは元来、量子力学における磁場中の荷電粒子のハミルトニアンに由来するが、ネットワーク科学への応用は Fanuel &amp; Suykens [11] が先駆的である。彼らはラプラシアンの「変形（deformation）」としてパラメータ付きラプラシアン族を構築し、有向ネットワークにおけるスペクトルランキングを実現した。最小固有値に対応する固有ベクトルのエントリがノードのランキングスコアを直接与え、変形パラメータにより top-</w:t>
       </w:r>
       <w:r>
         <w:rPr>
@@ -8639,7 +8639,7 @@
         <w:rPr>
           <w:b w:val="0"/>
         </w:rPr>
-        <w:t xml:space="preserve">同グループは磁気ラプラシアンの固有マップ（magnetic eigenmaps）を有向ネットワークのコミュニティ検出に適用し (Fanuel, Alaíz &amp; Suykens, 2017b)、Aharonov-Bohm 位相に基づく方向性符号化が、ランダムウォークベースの既存手法を上回る性能を発揮することを実証した。特に、有限温度での「フラックスコミュニティ」概念は、本稿の電荷パラメータ </w:t>
+        <w:t xml:space="preserve">同グループは磁気ラプラシアンの固有マップ（magnetic eigenmaps）を有向ネットワークのコミュニティ検出に適用し [12]、Aharonov-Bohm 位相に基づく方向性符号化が、ランダムウォークベースの既存手法を上回る性能を発揮することを実証した。特に、有限温度での「フラックスコミュニティ」概念は、本稿の電荷パラメータ </w:t>
       </w:r>
       <w:r>
         <w:rPr>
@@ -8659,7 +8659,7 @@
         <w:rPr>
           <w:b w:val="0"/>
         </w:rPr>
-        <w:t>de Resende &amp; da Costa (2020) は磁気ラプラシアンのスペクトルを大規模有向ネットワーク（</w:t>
+        <w:t>de Resende &amp; da Costa [7] は磁気ラプラシアンのスペクトルを大規模有向ネットワーク（</w:t>
       </w:r>
       <w:r>
         <w:rPr>
@@ -8729,7 +8729,7 @@
         <w:rPr>
           <w:b w:val="0"/>
         </w:rPr>
-        <w:t>Zhang et al. (2021) は MagNet として磁気ラプラシアンベースのグラフニューラルネットワーク（GNN）を提案し、有向グラフのノード分類・リンク予測において既存 GNN を凌駕する性能を示した。本稿は学習ベースのアプローチではなく因果推論への転用であるが、磁気ラプラシアンの方向性符号化能力の実証として重要な先行研究である。</w:t>
+        <w:t>Zhang et al. [8] は MagNet として磁気ラプラシアンベースのグラフニューラルネットワーク（GNN）を提案し、有向グラフのノード分類・リンク予測において既存 GNN を凌駕する性能を示した。本稿は学習ベースのアプローチではなく因果推論への転用であるが、磁気ラプラシアンの方向性符号化能力の実証として重要な先行研究である。</w:t>
       </w:r>
     </w:p>
     <w:p>
@@ -8748,7 +8748,7 @@
         <w:rPr>
           <w:b w:val="0"/>
         </w:rPr>
-        <w:t xml:space="preserve">Hodge 分解のネットワーク科学への応用は Jiang et al. (2011) による統計的ランキングへの適用が出発点である。彼らは不完全なペアワイズ比較データ（映画評価、スポーツ対戦等）から、Hodge 分解の勾配成分で大域的ランキングを、カール成分でランキングの非整合性（intransitivity）を定量化した。本稿の因果ポテンシャル </w:t>
+        <w:t xml:space="preserve">Hodge 分解のネットワーク科学への応用は Jiang et al. [9] による統計的ランキングへの適用が出発点である。彼らは不完全なペアワイズ比較データ（映画評価、スポーツ対戦等）から、Hodge 分解の勾配成分で大域的ランキングを、カール成分でランキングの非整合性（intransitivity）を定量化した。本稿の因果ポテンシャル </w:t>
       </w:r>
       <w:r>
         <w:rPr>
@@ -8768,7 +8768,7 @@
         <w:rPr>
           <w:b w:val="0"/>
         </w:rPr>
-        <w:t>Maehara &amp; Ohkawa は単一細胞 RNA シーケンシングデータに Hodge 分解を適用した ddHodge を提案した (2019)。同手法は2025年に Nature Communications に掲載され (Maehara &amp; Ohkawa, 2025)、高次元遺伝子発現動態を低次元データ多様体上で再構築し、勾配・カール・ダイバージェンスの全基本成分を正確に復元した。特に、マウス胚発生の scRNA-seq データへの適用により、発生過程の遺伝子発現動態が</w:t>
+        <w:t>Maehara &amp; Ohkawa は単一細胞 RNA シーケンシングデータに Hodge 分解を適用した ddHodge を提案した [13]。同手法は2025年に Nature Communications に掲載され [14]、高次元遺伝子発現動態を低次元データ多様体上で再構築し、勾配・カール・ダイバージェンスの全基本成分を正確に復元した。特に、マウス胚発生の scRNA-seq データへの適用により、発生過程の遺伝子発現動態が</w:t>
       </w:r>
       <w:r>
         <w:rPr>
@@ -8799,7 +8799,7 @@
         <w:rPr>
           <w:b w:val="0"/>
         </w:rPr>
-        <w:t>Shuman et al. (2013) が確立したグラフ信号処理（GSP）はグラフラプラシアンの固有分解をフーリエ変換のアナロジーとして用いるが、主に無向グラフを対象としていた。</w:t>
+        <w:t>Shuman et al. [6] が確立したグラフ信号処理（GSP）はグラフラプラシアンの固有分解をフーリエ変換のアナロジーとして用いるが、主に無向グラフを対象としていた。</w:t>
       </w:r>
     </w:p>
     <w:p>
@@ -8807,7 +8807,7 @@
         <w:rPr>
           <w:b w:val="0"/>
         </w:rPr>
-        <w:t>Seifert, Wendler &amp; Püschel (2023) は DAG 上の因果フーリエ解析を定義し、「原因が少数（few causes）」というフーリエスパース性仮定の下で因果信号の復元を理論的に保証した。Misiakos, Mihal &amp; Püschel (2024) はこの枠組みを時系列グラフデータに拡張し、時間展開 DAG 上での構造方程式モデルからの信号とグラフの同時学習を ICASSP 2024 で報告した。また、Stanković et al. (2024) は DAG の隣接行列の固有値が全てゼロとなる本質的問題（通常のスペクトル解析が適用不可）に対し、グラフゼロパディング手法を提案して DAG 上のフーリエ変換を可能にした。</w:t>
+        <w:t>Seifert, Wendler &amp; Püschel [15] は DAG 上の因果フーリエ解析を定義し、「原因が少数（few causes）」というフーリエスパース性仮定の下で因果信号の復元を理論的に保証した。Misiakos, Mihal &amp; Püschel [16] はこの枠組みを時系列グラフデータに拡張し、時間展開 DAG 上での構造方程式モデルからの信号とグラフの同時学習を ICASSP 2024 で報告した。また、Stanković et al. [17] は DAG の隣接行列の固有値が全てゼロとなる本質的問題（通常のスペクトル解析が適用不可）に対し、グラフゼロパディング手法を提案して DAG 上のフーリエ変換を可能にした。</w:t>
       </w:r>
     </w:p>
     <w:p>
@@ -8845,7 +8845,7 @@
         <w:rPr>
           <w:b w:val="0"/>
         </w:rPr>
-        <w:t xml:space="preserve">Zheng et al. (2018) は NOTEARS において、DAG の非巡回制約を </w:t>
+        <w:t xml:space="preserve">Zheng et al. [18] は NOTEARS において、DAG の非巡回制約を </w:t>
       </w:r>
       <w:r>
         <w:rPr>
@@ -8895,7 +8895,7 @@
         <w:rPr>
           <w:b w:val="0"/>
         </w:rPr>
-        <w:t xml:space="preserve"> の離散的探索空間が通常の連続最適化に帰着された。Ng, Ghassami &amp; Zhang (2020) は GOLEM として NOTEARS の最適化効率を改善し、スパース性制約と DAG 制約の役割を理論的に分離した。</w:t>
+        <w:t xml:space="preserve"> の離散的探索空間が通常の連続最適化に帰着された。Ng, Ghassami &amp; Zhang [19] は GOLEM として NOTEARS の最適化効率を改善し、スパース性制約と DAG 制約の役割を理論的に分離した。</w:t>
       </w:r>
     </w:p>
     <w:p>
@@ -8903,7 +8903,7 @@
         <w:rPr>
           <w:b w:val="0"/>
         </w:rPr>
-        <w:t xml:space="preserve">M'Charrak et al. (2025) は科学的実践において観測変数が「同一因果システムに属する」という暗黙の仮定を形式化し、グラフラプラシアンの Fiedler 固有値 </w:t>
+        <w:t xml:space="preserve">M'Charrak et al. [20] は科学的実践において観測変数が「同一因果システムに属する」という暗黙の仮定を形式化し、グラフラプラシアンの Fiedler 固有値 </w:t>
       </w:r>
       <w:r>
         <w:rPr>
@@ -8959,7 +8959,7 @@
         <w:rPr>
           <w:b w:val="0"/>
         </w:rPr>
-        <w:t>Schreiber (2000) が提案した</w:t>
+        <w:t>Schreiber [21] が提案した</w:t>
       </w:r>
       <w:r>
         <w:rPr>
@@ -8979,7 +8979,7 @@
         <w:rPr>
           <w:b w:val="0"/>
         </w:rPr>
-        <w:t>Sugihara et al. (2012) の</w:t>
+        <w:t>Sugihara et al. [22] の</w:t>
       </w:r>
       <w:r>
         <w:rPr>
@@ -9080,7 +9080,7 @@
         <w:rPr>
           <w:b w:val="0"/>
         </w:rPr>
-        <w:t>Shimizu et al. (2011) の DirectLiNGAM は逐次的な非ガウス性テストにより因果順序を直接推定する手法であり、§8以降の実データ解析のベースラインとして用いている。</w:t>
+        <w:t>Shimizu et al. [5] の DirectLiNGAM は逐次的な非ガウス性テストにより因果順序を直接推定する手法であり、§8以降の実データ解析のベースラインとして用いている。</w:t>
       </w:r>
     </w:p>
     <w:p>
@@ -9088,7 +9088,7 @@
         <w:rPr>
           <w:b w:val="0"/>
         </w:rPr>
-        <w:t>Kotoku et al. (2020) は大阪府特定健診データ（約10万人、2012–2017年度）に DirectLiNGAM を適用し、健診指標間の因果構造を推定した。年齢が最上流に位置し、BMI・血圧・脂質指標の因果連鎖を同定した結果は、本稿の UCI 心疾患データでの知見（Age → MaxHR → STDep）と整合する。</w:t>
+        <w:t>Kotoku et al. [23] は大阪府特定健診データ（約10万人、2012–2017年度）に DirectLiNGAM を適用し、健診指標間の因果構造を推定した。年齢が最上流に位置し、BMI・血圧・脂質指標の因果連鎖を同定した結果は、本稿の UCI 心疾患データでの知見（Age → MaxHR → STDep）と整合する。</w:t>
       </w:r>
     </w:p>
     <w:p>
@@ -9096,7 +9096,7 @@
         <w:rPr>
           <w:b w:val="0"/>
         </w:rPr>
-        <w:t>Okuda et al. (2025) は日本の健診コホート（</w:t>
+        <w:t>Okuda et al. [24] は日本の健診コホート（</w:t>
       </w:r>
       <w:r>
         <w:rPr>
@@ -9145,7 +9145,7 @@
         <w:rPr>
           <w:b w:val="0"/>
         </w:rPr>
-        <w:t>大規模言語モデル（LLM）の因果推論能力は急速に注目を集めている。Le, Xia &amp; Chen (2024) は複数の LLM エージェントが議論を通じて統計的因果探索手法を選択し、発見された因果グラフをさらに精錬する MAC（Multi-Agent Causal discovery）フレームワークを提案した。LLM が持つメタデータ（変数名・ドメイン知識）と統計的手法を組み合わせるアプローチは、本稿のユーティリティ関数構成（§13.2参照）に LLM を活用する構想と方向性が一致する。</w:t>
+        <w:t>大規模言語モデル（LLM）の因果推論能力は急速に注目を集めている。Le, Xia &amp; Chen [25] は複数の LLM エージェントが議論を通じて統計的因果探索手法を選択し、発見された因果グラフをさらに精錬する MAC（Multi-Agent Causal discovery）フレームワークを提案した。LLM が持つメタデータ（変数名・ドメイン知識）と統計的手法を組み合わせるアプローチは、本稿のユーティリティ関数構成（§13.2参照）に LLM を活用する構想と方向性が一致する。</w:t>
       </w:r>
     </w:p>
     <w:p>
@@ -9153,7 +9153,7 @@
         <w:rPr>
           <w:b w:val="0"/>
         </w:rPr>
-        <w:t>Sheth, Fatemi &amp; Fritz (2025) は CausalGraph2LLM において、LLM の因果クエリ（因果構造の推論、介入効果の推定等）に対する体系的評価を行い、LLM が因果グラフの構造理解で一定の能力を持つ一方、推移的因果関係の推論に弱点があることを示した。この知見はユーティリティ関数の LLM ベース構成の限界を理解する上で重要である。</w:t>
+        <w:t>Sheth, Fatemi &amp; Fritz [26] は CausalGraph2LLM において、LLM の因果クエリ（因果構造の推論、介入効果の推定等）に対する体系的評価を行い、LLM が因果グラフの構造理解で一定の能力を持つ一方、推移的因果関係の推論に弱点があることを示した。この知見はユーティリティ関数の LLM ベース構成の限界を理解する上で重要である。</w:t>
       </w:r>
     </w:p>
     <w:p>
@@ -9172,7 +9172,7 @@
         <w:rPr>
           <w:b w:val="0"/>
         </w:rPr>
-        <w:t>Wein et al. (2021) はグラフニューラルネットワーク（GNN）を用いた脳ネットワークの因果推論フレームワークを提案し、構造的結合（DTI）と機能的活動（fMRI）のマルチモーダル統合を実現した。GNN が長期依存性を捕捉し、Granger 因果ベースの VAR モデルを上回る性能を示した点は、グラフ構造を明示的に利用する因果推論の有効性を支持する。</w:t>
+        <w:t>Wein et al. [27] はグラフニューラルネットワーク（GNN）を用いた脳ネットワークの因果推論フレームワークを提案し、構造的結合（DTI）と機能的活動（fMRI）のマルチモーダル統合を実現した。GNN が長期依存性を捕捉し、Granger 因果ベースの VAR モデルを上回る性能を示した点は、グラフ構造を明示的に利用する因果推論の有効性を支持する。</w:t>
       </w:r>
     </w:p>
     <w:p>
@@ -9180,7 +9180,7 @@
         <w:rPr>
           <w:b w:val="0"/>
         </w:rPr>
-        <w:t>Bernal-González et al. (2025) はブール論理に基づく「論理有向グラフ（logical digraph）」を提案し、生物学的制御ネットワークにおける同期的調節関係の表現と解析を可能にした。因果グラフの構造的性質（極限周期、アトラクタ）を直接解析できる点で、本稿のスペクトル的アプローチとは相補的な視点を提供する。</w:t>
+        <w:t>Bernal-González et al. [28] はブール論理に基づく「論理有向グラフ（logical digraph）」を提案し、生物学的制御ネットワークにおける同期的調節関係の表現と解析を可能にした。因果グラフの構造的性質（極限周期、アトラクタ）を直接解析できる点で、本稿のスペクトル的アプローチとは相補的な視点を提供する。</w:t>
       </w:r>
     </w:p>
     <w:p>
@@ -9199,7 +9199,7 @@
         <w:rPr>
           <w:b w:val="0"/>
         </w:rPr>
-        <w:t>Liu et al. (2026) は観察医学研究における因果探索のスコーピングレビューを行い、制約ベース（PC, FCI）、スコアベース（GES, NOTEARS）、関数ベース（LiNGAM）の三大カテゴリを整理した。医療分野特有の課題として、(a) 高次元・低サンプル設定、(b) 混合データ型（連続・離散・打ち切り）、(c) 時変交絡、(d) 欠測データを挙げている。スペクトル因果性は (a) にスペクトル分解の次元圧縮特性で、(b) にユーティリティ関数の柔軟性で、(d) にグラフ構造の頑健性でそれぞれ対応しうる。</w:t>
+        <w:t>Liu et al. [29] は観察医学研究における因果探索のスコーピングレビューを行い、制約ベース（PC, FCI）、スコアベース（GES, NOTEARS）、関数ベース（LiNGAM）の三大カテゴリを整理した。医療分野特有の課題として、(a) 高次元・低サンプル設定、(b) 混合データ型（連続・離散・打ち切り）、(c) 時変交絡、(d) 欠測データを挙げている。スペクトル因果性は (a) にスペクトル分解の次元圧縮特性で、(b) にユーティリティ関数の柔軟性で、(d) にグラフ構造の頑健性でそれぞれ対応しうる。</w:t>
       </w:r>
     </w:p>
     <w:p>
@@ -9322,7 +9322,7 @@
                 <w:b w:val="0"/>
                 <w:sz w:val="18"/>
               </w:rPr>
-              <w:t>Fanuel &amp; Suykens (2017a,b); de Resende &amp; da Costa (2020); Zhang et al. (2021)</w:t>
+              <w:t>Fanuel &amp; Suykens [11, 12]; de Resende &amp; da Costa [7]; Zhang et al. [8]</w:t>
             </w:r>
           </w:p>
         </w:tc>
@@ -9378,7 +9378,7 @@
                 <w:b w:val="0"/>
                 <w:sz w:val="18"/>
               </w:rPr>
-              <w:t>Jiang et al. (2011); Maehara &amp; Ohkawa (2019, 2025)</w:t>
+              <w:t>Jiang et al. [9]; Maehara &amp; Ohkawa [13, 14]</w:t>
             </w:r>
           </w:p>
         </w:tc>
@@ -9434,7 +9434,7 @@
                 <w:b w:val="0"/>
                 <w:sz w:val="18"/>
               </w:rPr>
-              <w:t>Seifert et al. (2023); Misiakos et al. (2024); Stanković et al. (2024)</w:t>
+              <w:t>Seifert et al. [15]; Misiakos et al. [16]; Stanković et al. [17]</w:t>
             </w:r>
           </w:p>
         </w:tc>
@@ -9490,7 +9490,7 @@
                 <w:b w:val="0"/>
                 <w:sz w:val="18"/>
               </w:rPr>
-              <w:t>NOTEARS (Zheng et al., 2018); GOLEM (Ng et al., 2020); M'Charrak et al. (2025)</w:t>
+              <w:t>NOTEARS [18]; GOLEM [19]; M'Charrak et al. [20]</w:t>
             </w:r>
           </w:p>
         </w:tc>
@@ -9546,7 +9546,7 @@
                 <w:b w:val="0"/>
                 <w:sz w:val="18"/>
               </w:rPr>
-              <w:t>TE (Schreiber, 2000); CCM (Sugihara et al., 2012)</w:t>
+              <w:t>TE [21]; CCM [22]</w:t>
             </w:r>
           </w:p>
         </w:tc>
@@ -9602,7 +9602,7 @@
                 <w:b w:val="0"/>
                 <w:sz w:val="18"/>
               </w:rPr>
-              <w:t>Kotoku et al. (2020); Okuda et al. (2025)</w:t>
+              <w:t>Kotoku et al. [23]; Okuda et al. [24]</w:t>
             </w:r>
           </w:p>
         </w:tc>
@@ -9658,7 +9658,7 @@
                 <w:b w:val="0"/>
                 <w:sz w:val="18"/>
               </w:rPr>
-              <w:t>Le et al. (2024); Sheth et al. (2025)</w:t>
+              <w:t>Le et al. [25]; Sheth et al. [26]</w:t>
             </w:r>
           </w:p>
         </w:tc>
@@ -9714,7 +9714,7 @@
                 <w:b w:val="0"/>
                 <w:sz w:val="18"/>
               </w:rPr>
-              <w:t>Wein et al. (2021); Bernal-González et al. (2025)</w:t>
+              <w:t>Wein et al. [27]; Bernal-González et al. [28]</w:t>
             </w:r>
           </w:p>
         </w:tc>
@@ -9770,7 +9770,7 @@
                 <w:b w:val="0"/>
                 <w:sz w:val="18"/>
               </w:rPr>
-              <w:t>Liu et al. (2026)</w:t>
+              <w:t>Liu et al. [29]</w:t>
             </w:r>
           </w:p>
         </w:tc>
@@ -9866,7 +9866,7 @@
         <w:rPr>
           <w:b w:val="0"/>
         </w:rPr>
-        <w:t>UCI Heart Disease Dataset (Cleveland subset; Detrano et al., 1989) の連続変数5つを用いた：</w:t>
+        <w:t>UCI Heart Disease Dataset (Cleveland subset; Detrano et al. [30]) の連続変数5つを用いた：</w:t>
       </w:r>
     </w:p>
     <w:p>
@@ -9982,7 +9982,7 @@
         <w:rPr>
           <w:b w:val="0"/>
         </w:rPr>
-        <w:t xml:space="preserve">DirectLiNGAM (Shimizu et al., 2011) を適用し、因果順序と因果効果行列 </w:t>
+        <w:t xml:space="preserve">DirectLiNGAM [5] を適用し、因果順序と因果効果行列 </w:t>
       </w:r>
       <w:r>
         <w:rPr>
@@ -21024,7 +21024,7 @@
         <w:rPr>
           <w:b w:val="0"/>
         </w:rPr>
-        <w:t>; Okuda et al., 2025）での再現性評価</w:t>
+        <w:t>; Okuda et al. [24]）での再現性評価</w:t>
       </w:r>
     </w:p>
     <w:p>
@@ -22334,8 +22334,14 @@
     </w:p>
     <w:p>
       <w:pPr>
-        <w:pStyle w:val="ListNumber"/>
+        <w:ind w:left="567" w:hanging="567"/>
       </w:pPr>
+      <w:r>
+        <w:rPr>
+          <w:sz w:val="20"/>
+        </w:rPr>
+        <w:t xml:space="preserve">1. </w:t>
+      </w:r>
       <w:r>
         <w:rPr>
           <w:b w:val="0"/>
@@ -22358,37 +22364,49 @@
     </w:p>
     <w:p>
       <w:pPr>
-        <w:pStyle w:val="ListNumber"/>
+        <w:ind w:left="567" w:hanging="567"/>
       </w:pPr>
       <w:r>
         <w:rPr>
-          <w:b w:val="0"/>
-        </w:rPr>
-        <w:t xml:space="preserve">Shimizu, S., Hoyer, P.O., Hyvärinen, A. &amp; Kerminen, A. (2006). A linear non-Gaussian acyclic model for causal discovery. </w:t>
+          <w:sz w:val="20"/>
+        </w:rPr>
+        <w:t xml:space="preserve">2. </w:t>
+      </w:r>
+      <w:r>
+        <w:rPr>
+          <w:b w:val="0"/>
+        </w:rPr>
+        <w:t xml:space="preserve">Rubin, D.B. (1974). Estimating causal effects of treatments in randomized and nonrandomized studies. </w:t>
       </w:r>
       <w:r>
         <w:rPr>
           <w:b w:val="0"/>
           <w:i/>
         </w:rPr>
-        <w:t>Journal of Machine Learning Research</w:t>
-      </w:r>
-      <w:r>
-        <w:rPr>
-          <w:b w:val="0"/>
-        </w:rPr>
-        <w:t>, 7, 2003–2030.</w:t>
+        <w:t>Journal of Educational Psychology</w:t>
+      </w:r>
+      <w:r>
+        <w:rPr>
+          <w:b w:val="0"/>
+        </w:rPr>
+        <w:t>, 66(5), 688–701.</w:t>
       </w:r>
     </w:p>
     <w:p>
       <w:pPr>
-        <w:pStyle w:val="ListNumber"/>
+        <w:ind w:left="567" w:hanging="567"/>
       </w:pPr>
       <w:r>
         <w:rPr>
-          <w:b w:val="0"/>
-        </w:rPr>
-        <w:t xml:space="preserve">Shimizu, S., Inazumi, T., Sogawa, Y., Hyvärinen, A., Kawahara, Y., Washio, T., Hoyer, P.O. &amp; Bollen, K. (2011). DirectLiNGAM: A direct method for learning a linear non-Gaussian structural equation model. </w:t>
+          <w:sz w:val="20"/>
+        </w:rPr>
+        <w:t xml:space="preserve">3. </w:t>
+      </w:r>
+      <w:r>
+        <w:rPr>
+          <w:b w:val="0"/>
+        </w:rPr>
+        <w:t xml:space="preserve">Shimizu, S., Hoyer, P.O., Hyvärinen, A. &amp; Kerminen, A. (2006). A linear non-Gaussian acyclic model for causal discovery. </w:t>
       </w:r>
       <w:r>
         <w:rPr>
@@ -22401,61 +22419,79 @@
         <w:rPr>
           <w:b w:val="0"/>
         </w:rPr>
-        <w:t>, 12, 1225–1248.</w:t>
+        <w:t>, 7, 2003–2030.</w:t>
       </w:r>
     </w:p>
     <w:p>
       <w:pPr>
-        <w:pStyle w:val="ListNumber"/>
+        <w:ind w:left="567" w:hanging="567"/>
       </w:pPr>
       <w:r>
         <w:rPr>
-          <w:b w:val="0"/>
-        </w:rPr>
-        <w:t xml:space="preserve">Hill, A.B. (1965). The environment and disease: Association or causation? </w:t>
+          <w:sz w:val="20"/>
+        </w:rPr>
+        <w:t xml:space="preserve">4. </w:t>
+      </w:r>
+      <w:r>
+        <w:rPr>
+          <w:b w:val="0"/>
+        </w:rPr>
+        <w:t xml:space="preserve">Granger, C.W.J. (1969). Investigating causal relations by econometric models and cross-spectral methods. </w:t>
       </w:r>
       <w:r>
         <w:rPr>
           <w:b w:val="0"/>
           <w:i/>
         </w:rPr>
-        <w:t>Proceedings of the Royal Society of Medicine</w:t>
-      </w:r>
-      <w:r>
-        <w:rPr>
-          <w:b w:val="0"/>
-        </w:rPr>
-        <w:t>, 58, 295–300.</w:t>
+        <w:t>Econometrica</w:t>
+      </w:r>
+      <w:r>
+        <w:rPr>
+          <w:b w:val="0"/>
+        </w:rPr>
+        <w:t>, 37(3), 424–438.</w:t>
       </w:r>
     </w:p>
     <w:p>
       <w:pPr>
-        <w:pStyle w:val="ListNumber"/>
+        <w:ind w:left="567" w:hanging="567"/>
       </w:pPr>
       <w:r>
         <w:rPr>
-          <w:b w:val="0"/>
-        </w:rPr>
-        <w:t xml:space="preserve">Granger, C.W.J. (1969). Investigating causal relations by econometric models and cross-spectral methods. </w:t>
+          <w:sz w:val="20"/>
+        </w:rPr>
+        <w:t xml:space="preserve">5. </w:t>
+      </w:r>
+      <w:r>
+        <w:rPr>
+          <w:b w:val="0"/>
+        </w:rPr>
+        <w:t xml:space="preserve">Shimizu, S., Inazumi, T., Sogawa, Y., Hyvärinen, A., Kawahara, Y., Washio, T., Hoyer, P.O. &amp; Bollen, K. (2011). DirectLiNGAM: A direct method for learning a linear non-Gaussian structural equation model. </w:t>
       </w:r>
       <w:r>
         <w:rPr>
           <w:b w:val="0"/>
           <w:i/>
         </w:rPr>
-        <w:t>Econometrica</w:t>
-      </w:r>
-      <w:r>
-        <w:rPr>
-          <w:b w:val="0"/>
-        </w:rPr>
-        <w:t>, 37(3), 424–438.</w:t>
+        <w:t>Journal of Machine Learning Research</w:t>
+      </w:r>
+      <w:r>
+        <w:rPr>
+          <w:b w:val="0"/>
+        </w:rPr>
+        <w:t>, 12, 1225–1248.</w:t>
       </w:r>
     </w:p>
     <w:p>
       <w:pPr>
-        <w:pStyle w:val="ListNumber"/>
+        <w:ind w:left="567" w:hanging="567"/>
       </w:pPr>
+      <w:r>
+        <w:rPr>
+          <w:sz w:val="20"/>
+        </w:rPr>
+        <w:t xml:space="preserve">6. </w:t>
+      </w:r>
       <w:r>
         <w:rPr>
           <w:b w:val="0"/>
@@ -22478,116 +22514,146 @@
     </w:p>
     <w:p>
       <w:pPr>
-        <w:pStyle w:val="ListNumber"/>
+        <w:ind w:left="567" w:hanging="567"/>
       </w:pPr>
       <w:r>
         <w:rPr>
-          <w:b w:val="0"/>
-        </w:rPr>
-        <w:t xml:space="preserve">Zhang, X., He, Y., Bruber, N., Hooi, B. &amp; Zhu, L. (2022). MagNet: A neural network for directed graphs. In </w:t>
+          <w:sz w:val="20"/>
+        </w:rPr>
+        <w:t xml:space="preserve">7. </w:t>
+      </w:r>
+      <w:r>
+        <w:rPr>
+          <w:b w:val="0"/>
+        </w:rPr>
+        <w:t xml:space="preserve">de Resende, B.M.F. &amp; da Costa, L.F. (2020). Characterization and comparison of large directed networks through the spectra of the magnetic Laplacian. </w:t>
       </w:r>
       <w:r>
         <w:rPr>
           <w:b w:val="0"/>
           <w:i/>
         </w:rPr>
-        <w:t>Advances in Neural Information Processing Systems</w:t>
-      </w:r>
-      <w:r>
-        <w:rPr>
-          <w:b w:val="0"/>
-        </w:rPr>
-        <w:t xml:space="preserve"> (NeurIPS 2021).</w:t>
+        <w:t>Chaos</w:t>
+      </w:r>
+      <w:r>
+        <w:rPr>
+          <w:b w:val="0"/>
+        </w:rPr>
+        <w:t>, 30(7), 073141.</w:t>
       </w:r>
     </w:p>
     <w:p>
       <w:pPr>
-        <w:pStyle w:val="ListNumber"/>
+        <w:ind w:left="567" w:hanging="567"/>
       </w:pPr>
       <w:r>
         <w:rPr>
-          <w:b w:val="0"/>
-        </w:rPr>
-        <w:t xml:space="preserve">de Resende, B.M.F. &amp; da Costa, L.F. (2020). Characterization and comparison of large directed networks through the spectra of the magnetic Laplacian. </w:t>
+          <w:sz w:val="20"/>
+        </w:rPr>
+        <w:t xml:space="preserve">8. </w:t>
+      </w:r>
+      <w:r>
+        <w:rPr>
+          <w:b w:val="0"/>
+        </w:rPr>
+        <w:t xml:space="preserve">Zhang, X., He, Y., Bruber, N., Hooi, B. &amp; Zhu, L. (2022). MagNet: A neural network for directed graphs. In </w:t>
       </w:r>
       <w:r>
         <w:rPr>
           <w:b w:val="0"/>
           <w:i/>
         </w:rPr>
-        <w:t>Chaos</w:t>
-      </w:r>
-      <w:r>
-        <w:rPr>
-          <w:b w:val="0"/>
-        </w:rPr>
-        <w:t>, 30(7), 073141.</w:t>
+        <w:t>Advances in Neural Information Processing Systems</w:t>
+      </w:r>
+      <w:r>
+        <w:rPr>
+          <w:b w:val="0"/>
+        </w:rPr>
+        <w:t xml:space="preserve"> (NeurIPS 2021).</w:t>
       </w:r>
     </w:p>
     <w:p>
       <w:pPr>
-        <w:pStyle w:val="ListNumber"/>
+        <w:ind w:left="567" w:hanging="567"/>
       </w:pPr>
       <w:r>
         <w:rPr>
-          <w:b w:val="0"/>
-        </w:rPr>
-        <w:t xml:space="preserve">Seifert, B., Wendler, C. &amp; Püschel, M. (2023). Causal Fourier analysis on directed acyclic graphs and posets. </w:t>
+          <w:sz w:val="20"/>
+        </w:rPr>
+        <w:t xml:space="preserve">9. </w:t>
+      </w:r>
+      <w:r>
+        <w:rPr>
+          <w:b w:val="0"/>
+        </w:rPr>
+        <w:t xml:space="preserve">Jiang, X., Lim, L.H., Yao, Y. &amp; Ye, Y. (2011). Statistical ranking and combinatorial Hodge theory. </w:t>
       </w:r>
       <w:r>
         <w:rPr>
           <w:b w:val="0"/>
           <w:i/>
         </w:rPr>
-        <w:t>IEEE Transactions on Signal Processing</w:t>
-      </w:r>
-      <w:r>
-        <w:rPr>
-          <w:b w:val="0"/>
-        </w:rPr>
-        <w:t>, 71, 3516–3530.</w:t>
+        <w:t>Mathematical Programming</w:t>
+      </w:r>
+      <w:r>
+        <w:rPr>
+          <w:b w:val="0"/>
+        </w:rPr>
+        <w:t>, 127, 203–244.</w:t>
       </w:r>
     </w:p>
     <w:p>
       <w:pPr>
-        <w:pStyle w:val="ListNumber"/>
+        <w:ind w:left="567" w:hanging="567"/>
       </w:pPr>
       <w:r>
         <w:rPr>
-          <w:b w:val="0"/>
-        </w:rPr>
-        <w:t xml:space="preserve">Jiang, X., Lim, L.H., Yao, Y. &amp; Ye, Y. (2011). Statistical ranking and combinatorial Hodge theory. </w:t>
+          <w:sz w:val="20"/>
+        </w:rPr>
+        <w:t xml:space="preserve">10. </w:t>
+      </w:r>
+      <w:r>
+        <w:rPr>
+          <w:b w:val="0"/>
+        </w:rPr>
+        <w:t xml:space="preserve">Hill, A.B. (1965). The environment and disease: Association or causation? </w:t>
       </w:r>
       <w:r>
         <w:rPr>
           <w:b w:val="0"/>
           <w:i/>
         </w:rPr>
-        <w:t>Mathematical Programming</w:t>
-      </w:r>
-      <w:r>
-        <w:rPr>
-          <w:b w:val="0"/>
-        </w:rPr>
-        <w:t>, 127, 203–244.</w:t>
+        <w:t>Proceedings of the Royal Society of Medicine</w:t>
+      </w:r>
+      <w:r>
+        <w:rPr>
+          <w:b w:val="0"/>
+        </w:rPr>
+        <w:t>, 58, 295–300.</w:t>
       </w:r>
     </w:p>
     <w:p>
       <w:pPr>
-        <w:pStyle w:val="ListNumber"/>
+        <w:ind w:left="567" w:hanging="567"/>
       </w:pPr>
       <w:r>
         <w:rPr>
-          <w:b w:val="0"/>
-        </w:rPr>
-        <w:t xml:space="preserve">Maehara, K. &amp; Ohkawa, Y. (2019). Modeling latent flows on single-cell data using the Hodge decomposition. </w:t>
+          <w:sz w:val="20"/>
+        </w:rPr>
+        <w:t xml:space="preserve">11. </w:t>
+      </w:r>
+      <w:r>
+        <w:rPr>
+          <w:b w:val="0"/>
+        </w:rPr>
+        <w:t xml:space="preserve">Fanuel, M. &amp; Suykens, J.A.K. (2017a). Deformed Laplacians and spectral ranking in directed networks. </w:t>
       </w:r>
       <w:r>
         <w:rPr>
           <w:b w:val="0"/>
           <w:i/>
         </w:rPr>
-        <w:t>bioRxiv</w:t>
+        <w:t>arXiv:1511.00492</w:t>
       </w:r>
       <w:r>
         <w:rPr>
@@ -22598,44 +22664,56 @@
     </w:p>
     <w:p>
       <w:pPr>
-        <w:pStyle w:val="ListNumber"/>
+        <w:ind w:left="567" w:hanging="567"/>
       </w:pPr>
       <w:r>
         <w:rPr>
-          <w:b w:val="0"/>
-        </w:rPr>
-        <w:t xml:space="preserve">Kotoku, J. et al. (2020). Causal relations of health indices inferred statistically using the DirectLiNGAM algorithm from a cross-sectional study. </w:t>
+          <w:sz w:val="20"/>
+        </w:rPr>
+        <w:t xml:space="preserve">12. </w:t>
+      </w:r>
+      <w:r>
+        <w:rPr>
+          <w:b w:val="0"/>
+        </w:rPr>
+        <w:t xml:space="preserve">Fanuel, M., Alaíz, C.M. &amp; Suykens, J.A.K. (2017b). Magnetic eigenmaps for community detection in directed networks. </w:t>
       </w:r>
       <w:r>
         <w:rPr>
           <w:b w:val="0"/>
           <w:i/>
         </w:rPr>
-        <w:t>PLOS ONE</w:t>
-      </w:r>
-      <w:r>
-        <w:rPr>
-          <w:b w:val="0"/>
-        </w:rPr>
-        <w:t>, 15(12), e0243229.</w:t>
+        <w:t>Physical Review E</w:t>
+      </w:r>
+      <w:r>
+        <w:rPr>
+          <w:b w:val="0"/>
+        </w:rPr>
+        <w:t>, 95, 022302.</w:t>
       </w:r>
     </w:p>
     <w:p>
       <w:pPr>
-        <w:pStyle w:val="ListNumber"/>
+        <w:ind w:left="567" w:hanging="567"/>
       </w:pPr>
       <w:r>
         <w:rPr>
-          <w:b w:val="0"/>
-        </w:rPr>
-        <w:t xml:space="preserve">Okuda, S. et al. (2025). Operationalizing longitudinal causal discovery under real-world workflow constraints. </w:t>
+          <w:sz w:val="20"/>
+        </w:rPr>
+        <w:t xml:space="preserve">13. </w:t>
+      </w:r>
+      <w:r>
+        <w:rPr>
+          <w:b w:val="0"/>
+        </w:rPr>
+        <w:t xml:space="preserve">Maehara, K. &amp; Ohkawa, Y. (2019). Modeling latent flows on single-cell data using the Hodge decomposition. </w:t>
       </w:r>
       <w:r>
         <w:rPr>
           <w:b w:val="0"/>
           <w:i/>
         </w:rPr>
-        <w:t>arXiv:2602.23800</w:t>
+        <w:t>bioRxiv</w:t>
       </w:r>
       <w:r>
         <w:rPr>
@@ -22646,68 +22724,86 @@
     </w:p>
     <w:p>
       <w:pPr>
-        <w:pStyle w:val="ListNumber"/>
+        <w:ind w:left="567" w:hanging="567"/>
       </w:pPr>
       <w:r>
         <w:rPr>
-          <w:b w:val="0"/>
-        </w:rPr>
-        <w:t xml:space="preserve">Detrano, R. et al. (1989). International application of a new probability algorithm for the diagnosis of coronary artery disease. </w:t>
+          <w:sz w:val="20"/>
+        </w:rPr>
+        <w:t xml:space="preserve">14. </w:t>
+      </w:r>
+      <w:r>
+        <w:rPr>
+          <w:b w:val="0"/>
+        </w:rPr>
+        <w:t xml:space="preserve">Maehara, K. &amp; Ohkawa, Y. (2025). Geometry-preserving vector field reconstruction of high-dimensional cell-state dynamics using ddHodge. </w:t>
       </w:r>
       <w:r>
         <w:rPr>
           <w:b w:val="0"/>
           <w:i/>
         </w:rPr>
-        <w:t>American Journal of Cardiology</w:t>
-      </w:r>
-      <w:r>
-        <w:rPr>
-          <w:b w:val="0"/>
-        </w:rPr>
-        <w:t>, 64, 304–310.</w:t>
+        <w:t>Nature Communications</w:t>
+      </w:r>
+      <w:r>
+        <w:rPr>
+          <w:b w:val="0"/>
+        </w:rPr>
+        <w:t>, 16, 11342.</w:t>
       </w:r>
     </w:p>
     <w:p>
       <w:pPr>
-        <w:pStyle w:val="ListNumber"/>
+        <w:ind w:left="567" w:hanging="567"/>
       </w:pPr>
       <w:r>
         <w:rPr>
-          <w:b w:val="0"/>
-        </w:rPr>
-        <w:t xml:space="preserve">Rubin, D.B. (1974). Estimating causal effects of treatments in randomized and nonrandomized studies. </w:t>
+          <w:sz w:val="20"/>
+        </w:rPr>
+        <w:t xml:space="preserve">15. </w:t>
+      </w:r>
+      <w:r>
+        <w:rPr>
+          <w:b w:val="0"/>
+        </w:rPr>
+        <w:t xml:space="preserve">Seifert, B., Wendler, C. &amp; Püschel, M. (2023). Causal Fourier analysis on directed acyclic graphs and posets. </w:t>
       </w:r>
       <w:r>
         <w:rPr>
           <w:b w:val="0"/>
           <w:i/>
         </w:rPr>
-        <w:t>Journal of Educational Psychology</w:t>
-      </w:r>
-      <w:r>
-        <w:rPr>
-          <w:b w:val="0"/>
-        </w:rPr>
-        <w:t>, 66(5), 688–701.</w:t>
+        <w:t>IEEE Transactions on Signal Processing</w:t>
+      </w:r>
+      <w:r>
+        <w:rPr>
+          <w:b w:val="0"/>
+        </w:rPr>
+        <w:t>, 71, 3516–3530.</w:t>
       </w:r>
     </w:p>
     <w:p>
       <w:pPr>
-        <w:pStyle w:val="ListNumber"/>
+        <w:ind w:left="567" w:hanging="567"/>
       </w:pPr>
       <w:r>
         <w:rPr>
-          <w:b w:val="0"/>
-        </w:rPr>
-        <w:t xml:space="preserve">Fanuel, M. &amp; Suykens, J.A.K. (2017a). Deformed Laplacians and spectral ranking in directed networks. </w:t>
+          <w:sz w:val="20"/>
+        </w:rPr>
+        <w:t xml:space="preserve">16. </w:t>
+      </w:r>
+      <w:r>
+        <w:rPr>
+          <w:b w:val="0"/>
+        </w:rPr>
+        <w:t xml:space="preserve">Misiakos, P., Mihal, V. &amp; Püschel, M. (2024). Learning signals and graphs from time-series graph data with few causes. In </w:t>
       </w:r>
       <w:r>
         <w:rPr>
           <w:b w:val="0"/>
           <w:i/>
         </w:rPr>
-        <w:t>arXiv:1511.00492</w:t>
+        <w:t>IEEE ICASSP 2024</w:t>
       </w:r>
       <w:r>
         <w:rPr>
@@ -22718,338 +22814,422 @@
     </w:p>
     <w:p>
       <w:pPr>
-        <w:pStyle w:val="ListNumber"/>
+        <w:ind w:left="567" w:hanging="567"/>
       </w:pPr>
       <w:r>
         <w:rPr>
-          <w:b w:val="0"/>
-        </w:rPr>
-        <w:t xml:space="preserve">Fanuel, M., Alaíz, C.M. &amp; Suykens, J.A.K. (2017b). Magnetic eigenmaps for community detection in directed networks. </w:t>
+          <w:sz w:val="20"/>
+        </w:rPr>
+        <w:t xml:space="preserve">17. </w:t>
+      </w:r>
+      <w:r>
+        <w:rPr>
+          <w:b w:val="0"/>
+        </w:rPr>
+        <w:t xml:space="preserve">Stanković, L. et al. (2024). Fourier analysis of signals on directed acyclic graphs (DAG) using graph zero-padding. </w:t>
       </w:r>
       <w:r>
         <w:rPr>
           <w:b w:val="0"/>
           <w:i/>
         </w:rPr>
-        <w:t>Physical Review E</w:t>
-      </w:r>
-      <w:r>
-        <w:rPr>
-          <w:b w:val="0"/>
-        </w:rPr>
-        <w:t>, 95, 022302.</w:t>
+        <w:t>arXiv:2311.01073</w:t>
+      </w:r>
+      <w:r>
+        <w:rPr>
+          <w:b w:val="0"/>
+        </w:rPr>
+        <w:t>.</w:t>
       </w:r>
     </w:p>
     <w:p>
       <w:pPr>
-        <w:pStyle w:val="ListNumber"/>
+        <w:ind w:left="567" w:hanging="567"/>
       </w:pPr>
       <w:r>
         <w:rPr>
-          <w:b w:val="0"/>
-        </w:rPr>
-        <w:t xml:space="preserve">Maehara, K. &amp; Ohkawa, Y. (2025). Geometry-preserving vector field reconstruction of high-dimensional cell-state dynamics using ddHodge. </w:t>
+          <w:sz w:val="20"/>
+        </w:rPr>
+        <w:t xml:space="preserve">18. </w:t>
+      </w:r>
+      <w:r>
+        <w:rPr>
+          <w:b w:val="0"/>
+        </w:rPr>
+        <w:t xml:space="preserve">Zheng, X., Aragam, B., Ravikumar, P. &amp; Xing, E.P. (2018). DAGs with NO TEARS: Continuous optimization for structure learning. In </w:t>
       </w:r>
       <w:r>
         <w:rPr>
           <w:b w:val="0"/>
           <w:i/>
         </w:rPr>
-        <w:t>Nature Communications</w:t>
-      </w:r>
-      <w:r>
-        <w:rPr>
-          <w:b w:val="0"/>
-        </w:rPr>
-        <w:t>, 16, 11342.</w:t>
+        <w:t>Advances in Neural Information Processing Systems</w:t>
+      </w:r>
+      <w:r>
+        <w:rPr>
+          <w:b w:val="0"/>
+        </w:rPr>
+        <w:t xml:space="preserve"> (NeurIPS 2018).</w:t>
       </w:r>
     </w:p>
     <w:p>
       <w:pPr>
-        <w:pStyle w:val="ListNumber"/>
+        <w:ind w:left="567" w:hanging="567"/>
       </w:pPr>
       <w:r>
         <w:rPr>
-          <w:b w:val="0"/>
-        </w:rPr>
-        <w:t xml:space="preserve">Misiakos, P., Mihal, V. &amp; Püschel, M. (2024). Learning signals and graphs from time-series graph data with few causes. In </w:t>
+          <w:sz w:val="20"/>
+        </w:rPr>
+        <w:t xml:space="preserve">19. </w:t>
+      </w:r>
+      <w:r>
+        <w:rPr>
+          <w:b w:val="0"/>
+        </w:rPr>
+        <w:t xml:space="preserve">Ng, I., Ghassami, A. &amp; Zhang, K. (2020). On the role of sparsity and DAG constraints for learning linear DAGs. In </w:t>
       </w:r>
       <w:r>
         <w:rPr>
           <w:b w:val="0"/>
           <w:i/>
         </w:rPr>
-        <w:t>IEEE ICASSP 2024</w:t>
-      </w:r>
-      <w:r>
-        <w:rPr>
-          <w:b w:val="0"/>
-        </w:rPr>
-        <w:t>.</w:t>
+        <w:t>Advances in Neural Information Processing Systems</w:t>
+      </w:r>
+      <w:r>
+        <w:rPr>
+          <w:b w:val="0"/>
+        </w:rPr>
+        <w:t xml:space="preserve"> (NeurIPS 2020).</w:t>
       </w:r>
     </w:p>
     <w:p>
       <w:pPr>
-        <w:pStyle w:val="ListNumber"/>
+        <w:ind w:left="567" w:hanging="567"/>
       </w:pPr>
       <w:r>
         <w:rPr>
-          <w:b w:val="0"/>
-        </w:rPr>
-        <w:t xml:space="preserve">Stanković, L. et al. (2024). Fourier analysis of signals on directed acyclic graphs (DAG) using graph zero-padding. </w:t>
+          <w:sz w:val="20"/>
+        </w:rPr>
+        <w:t xml:space="preserve">20. </w:t>
+      </w:r>
+      <w:r>
+        <w:rPr>
+          <w:b w:val="0"/>
+        </w:rPr>
+        <w:t xml:space="preserve">M'Charrak, A., Lukasiewicz, T., Bronstein, M., Reddy, A.G. &amp; Muandet, K. (2025). Connected causal graphs for real-world science. In </w:t>
       </w:r>
       <w:r>
         <w:rPr>
           <w:b w:val="0"/>
           <w:i/>
         </w:rPr>
-        <w:t>arXiv:2311.01073</w:t>
-      </w:r>
-      <w:r>
-        <w:rPr>
-          <w:b w:val="0"/>
-        </w:rPr>
-        <w:t>.</w:t>
+        <w:t>International Conference on Learning Representations</w:t>
+      </w:r>
+      <w:r>
+        <w:rPr>
+          <w:b w:val="0"/>
+        </w:rPr>
+        <w:t xml:space="preserve"> (ICLR 2025).</w:t>
       </w:r>
     </w:p>
     <w:p>
       <w:pPr>
-        <w:pStyle w:val="ListNumber"/>
+        <w:ind w:left="567" w:hanging="567"/>
       </w:pPr>
       <w:r>
         <w:rPr>
-          <w:b w:val="0"/>
-        </w:rPr>
-        <w:t xml:space="preserve">Zheng, X., Aragam, B., Ravikumar, P. &amp; Xing, E.P. (2018). DAGs with NO TEARS: Continuous optimization for structure learning. In </w:t>
+          <w:sz w:val="20"/>
+        </w:rPr>
+        <w:t xml:space="preserve">21. </w:t>
+      </w:r>
+      <w:r>
+        <w:rPr>
+          <w:b w:val="0"/>
+        </w:rPr>
+        <w:t xml:space="preserve">Schreiber, T. (2000). Measuring information transfer. </w:t>
       </w:r>
       <w:r>
         <w:rPr>
           <w:b w:val="0"/>
           <w:i/>
         </w:rPr>
-        <w:t>Advances in Neural Information Processing Systems</w:t>
-      </w:r>
-      <w:r>
-        <w:rPr>
-          <w:b w:val="0"/>
-        </w:rPr>
-        <w:t xml:space="preserve"> (NeurIPS 2018).</w:t>
+        <w:t>Physical Review Letters</w:t>
+      </w:r>
+      <w:r>
+        <w:rPr>
+          <w:b w:val="0"/>
+        </w:rPr>
+        <w:t>, 85(2), 461–464.</w:t>
       </w:r>
     </w:p>
     <w:p>
       <w:pPr>
-        <w:pStyle w:val="ListNumber"/>
+        <w:ind w:left="567" w:hanging="567"/>
       </w:pPr>
       <w:r>
         <w:rPr>
-          <w:b w:val="0"/>
-        </w:rPr>
-        <w:t xml:space="preserve">Ng, I., Ghassami, A. &amp; Zhang, K. (2020). On the role of sparsity and DAG constraints for learning linear DAGs. In </w:t>
+          <w:sz w:val="20"/>
+        </w:rPr>
+        <w:t xml:space="preserve">22. </w:t>
+      </w:r>
+      <w:r>
+        <w:rPr>
+          <w:b w:val="0"/>
+        </w:rPr>
+        <w:t xml:space="preserve">Sugihara, G. et al. (2012). Detecting causality in complex ecosystems. </w:t>
       </w:r>
       <w:r>
         <w:rPr>
           <w:b w:val="0"/>
           <w:i/>
         </w:rPr>
-        <w:t>Advances in Neural Information Processing Systems</w:t>
-      </w:r>
-      <w:r>
-        <w:rPr>
-          <w:b w:val="0"/>
-        </w:rPr>
-        <w:t xml:space="preserve"> (NeurIPS 2020).</w:t>
+        <w:t>Science</w:t>
+      </w:r>
+      <w:r>
+        <w:rPr>
+          <w:b w:val="0"/>
+        </w:rPr>
+        <w:t>, 338, 496–500.</w:t>
       </w:r>
     </w:p>
     <w:p>
       <w:pPr>
-        <w:pStyle w:val="ListNumber"/>
+        <w:ind w:left="567" w:hanging="567"/>
       </w:pPr>
       <w:r>
         <w:rPr>
-          <w:b w:val="0"/>
-        </w:rPr>
-        <w:t xml:space="preserve">M'Charrak, A., Lukasiewicz, T., Bronstein, M., Reddy, A.G. &amp; Muandet, K. (2025). Connected causal graphs for real-world science. In </w:t>
+          <w:sz w:val="20"/>
+        </w:rPr>
+        <w:t xml:space="preserve">23. </w:t>
+      </w:r>
+      <w:r>
+        <w:rPr>
+          <w:b w:val="0"/>
+        </w:rPr>
+        <w:t xml:space="preserve">Kotoku, J. et al. (2020). Causal relations of health indices inferred statistically using the DirectLiNGAM algorithm from a cross-sectional study. </w:t>
       </w:r>
       <w:r>
         <w:rPr>
           <w:b w:val="0"/>
           <w:i/>
         </w:rPr>
-        <w:t>International Conference on Learning Representations</w:t>
-      </w:r>
-      <w:r>
-        <w:rPr>
-          <w:b w:val="0"/>
-        </w:rPr>
-        <w:t xml:space="preserve"> (ICLR 2025).</w:t>
+        <w:t>PLOS ONE</w:t>
+      </w:r>
+      <w:r>
+        <w:rPr>
+          <w:b w:val="0"/>
+        </w:rPr>
+        <w:t>, 15(12), e0243229.</w:t>
       </w:r>
     </w:p>
     <w:p>
       <w:pPr>
-        <w:pStyle w:val="ListNumber"/>
+        <w:ind w:left="567" w:hanging="567"/>
       </w:pPr>
       <w:r>
         <w:rPr>
-          <w:b w:val="0"/>
-        </w:rPr>
-        <w:t xml:space="preserve">Schreiber, T. (2000). Measuring information transfer. </w:t>
+          <w:sz w:val="20"/>
+        </w:rPr>
+        <w:t xml:space="preserve">24. </w:t>
+      </w:r>
+      <w:r>
+        <w:rPr>
+          <w:b w:val="0"/>
+        </w:rPr>
+        <w:t xml:space="preserve">Okuda, S. et al. (2025). Operationalizing longitudinal causal discovery under real-world workflow constraints. </w:t>
       </w:r>
       <w:r>
         <w:rPr>
           <w:b w:val="0"/>
           <w:i/>
         </w:rPr>
-        <w:t>Physical Review Letters</w:t>
-      </w:r>
-      <w:r>
-        <w:rPr>
-          <w:b w:val="0"/>
-        </w:rPr>
-        <w:t>, 85(2), 461–464.</w:t>
+        <w:t>arXiv:2602.23800</w:t>
+      </w:r>
+      <w:r>
+        <w:rPr>
+          <w:b w:val="0"/>
+        </w:rPr>
+        <w:t>.</w:t>
       </w:r>
     </w:p>
     <w:p>
       <w:pPr>
-        <w:pStyle w:val="ListNumber"/>
+        <w:ind w:left="567" w:hanging="567"/>
       </w:pPr>
       <w:r>
         <w:rPr>
-          <w:b w:val="0"/>
-        </w:rPr>
-        <w:t xml:space="preserve">Sugihara, G. et al. (2012). Detecting causality in complex ecosystems. </w:t>
+          <w:sz w:val="20"/>
+        </w:rPr>
+        <w:t xml:space="preserve">25. </w:t>
+      </w:r>
+      <w:r>
+        <w:rPr>
+          <w:b w:val="0"/>
+        </w:rPr>
+        <w:t xml:space="preserve">Le, H.D., Xia, X. &amp; Chen, Z. (2024). Multi-agent causal discovery using large language models. </w:t>
       </w:r>
       <w:r>
         <w:rPr>
           <w:b w:val="0"/>
           <w:i/>
         </w:rPr>
-        <w:t>Science</w:t>
-      </w:r>
-      <w:r>
-        <w:rPr>
-          <w:b w:val="0"/>
-        </w:rPr>
-        <w:t>, 338, 496–500.</w:t>
+        <w:t>arXiv:2407.15073</w:t>
+      </w:r>
+      <w:r>
+        <w:rPr>
+          <w:b w:val="0"/>
+        </w:rPr>
+        <w:t>.</w:t>
       </w:r>
     </w:p>
     <w:p>
       <w:pPr>
-        <w:pStyle w:val="ListNumber"/>
+        <w:ind w:left="567" w:hanging="567"/>
       </w:pPr>
       <w:r>
         <w:rPr>
-          <w:b w:val="0"/>
-        </w:rPr>
-        <w:t xml:space="preserve">Le, H.D., Xia, X. &amp; Chen, Z. (2024). Multi-agent causal discovery using large language models. </w:t>
+          <w:sz w:val="20"/>
+        </w:rPr>
+        <w:t xml:space="preserve">26. </w:t>
+      </w:r>
+      <w:r>
+        <w:rPr>
+          <w:b w:val="0"/>
+        </w:rPr>
+        <w:t xml:space="preserve">Sheth, I., Fatemi, B. &amp; Fritz, M. (2025). CausalGraph2LLM: Evaluating LLMs for causal queries. In </w:t>
       </w:r>
       <w:r>
         <w:rPr>
           <w:b w:val="0"/>
           <w:i/>
         </w:rPr>
-        <w:t>arXiv:2407.15073</w:t>
-      </w:r>
-      <w:r>
-        <w:rPr>
-          <w:b w:val="0"/>
-        </w:rPr>
-        <w:t>.</w:t>
+        <w:t>Findings of NAACL 2025</w:t>
+      </w:r>
+      <w:r>
+        <w:rPr>
+          <w:b w:val="0"/>
+        </w:rPr>
+        <w:t>, 2076–2098.</w:t>
       </w:r>
     </w:p>
     <w:p>
       <w:pPr>
-        <w:pStyle w:val="ListNumber"/>
+        <w:ind w:left="567" w:hanging="567"/>
       </w:pPr>
       <w:r>
         <w:rPr>
-          <w:b w:val="0"/>
-        </w:rPr>
-        <w:t xml:space="preserve">Sheth, I., Fatemi, B. &amp; Fritz, M. (2025). CausalGraph2LLM: Evaluating LLMs for causal queries. In </w:t>
+          <w:sz w:val="20"/>
+        </w:rPr>
+        <w:t xml:space="preserve">27. </w:t>
+      </w:r>
+      <w:r>
+        <w:rPr>
+          <w:b w:val="0"/>
+        </w:rPr>
+        <w:t xml:space="preserve">Wein, S. et al. (2021). A graph neural network framework for causal inference in brain networks. </w:t>
       </w:r>
       <w:r>
         <w:rPr>
           <w:b w:val="0"/>
           <w:i/>
         </w:rPr>
-        <w:t>Findings of NAACL 2025</w:t>
-      </w:r>
-      <w:r>
-        <w:rPr>
-          <w:b w:val="0"/>
-        </w:rPr>
-        <w:t>, 2076–2098.</w:t>
+        <w:t>Scientific Reports</w:t>
+      </w:r>
+      <w:r>
+        <w:rPr>
+          <w:b w:val="0"/>
+        </w:rPr>
+        <w:t>, 11, 8061.</w:t>
       </w:r>
     </w:p>
     <w:p>
       <w:pPr>
-        <w:pStyle w:val="ListNumber"/>
+        <w:ind w:left="567" w:hanging="567"/>
       </w:pPr>
       <w:r>
         <w:rPr>
-          <w:b w:val="0"/>
-        </w:rPr>
-        <w:t xml:space="preserve">Wein, S. et al. (2021). A graph neural network framework for causal inference in brain networks. </w:t>
+          <w:sz w:val="20"/>
+        </w:rPr>
+        <w:t xml:space="preserve">28. </w:t>
+      </w:r>
+      <w:r>
+        <w:rPr>
+          <w:b w:val="0"/>
+        </w:rPr>
+        <w:t xml:space="preserve">Bernal-González, S. et al. (2025). Directed graph theory for the analysis of biological regulatory networks. </w:t>
       </w:r>
       <w:r>
         <w:rPr>
           <w:b w:val="0"/>
           <w:i/>
         </w:rPr>
-        <w:t>Scientific Reports</w:t>
-      </w:r>
-      <w:r>
-        <w:rPr>
-          <w:b w:val="0"/>
-        </w:rPr>
-        <w:t>, 11, 8061.</w:t>
+        <w:t>Frontiers in Applied Mathematics and Statistics</w:t>
+      </w:r>
+      <w:r>
+        <w:rPr>
+          <w:b w:val="0"/>
+        </w:rPr>
+        <w:t>, 11, 1644869.</w:t>
       </w:r>
     </w:p>
     <w:p>
       <w:pPr>
-        <w:pStyle w:val="ListNumber"/>
+        <w:ind w:left="567" w:hanging="567"/>
       </w:pPr>
       <w:r>
         <w:rPr>
-          <w:b w:val="0"/>
-        </w:rPr>
-        <w:t xml:space="preserve">Bernal-González, S. et al. (2025). Directed graph theory for the analysis of biological regulatory networks. </w:t>
+          <w:sz w:val="20"/>
+        </w:rPr>
+        <w:t xml:space="preserve">29. </w:t>
+      </w:r>
+      <w:r>
+        <w:rPr>
+          <w:b w:val="0"/>
+        </w:rPr>
+        <w:t xml:space="preserve">Liu, Z. et al. (2026). Causal discovery in observational medical research: Scoping review. </w:t>
       </w:r>
       <w:r>
         <w:rPr>
           <w:b w:val="0"/>
           <w:i/>
         </w:rPr>
-        <w:t>Frontiers in Applied Mathematics and Statistics</w:t>
-      </w:r>
-      <w:r>
-        <w:rPr>
-          <w:b w:val="0"/>
-        </w:rPr>
-        <w:t>, 11, 1644869.</w:t>
+        <w:t>JMIR Medical Informatics</w:t>
+      </w:r>
+      <w:r>
+        <w:rPr>
+          <w:b w:val="0"/>
+        </w:rPr>
+        <w:t>, 14, e82499.</w:t>
       </w:r>
     </w:p>
     <w:p>
       <w:pPr>
-        <w:pStyle w:val="ListNumber"/>
+        <w:ind w:left="567" w:hanging="567"/>
       </w:pPr>
       <w:r>
         <w:rPr>
-          <w:b w:val="0"/>
-        </w:rPr>
-        <w:t xml:space="preserve">Liu, Z. et al. (2026). Causal discovery in observational medical research: Scoping review. </w:t>
+          <w:sz w:val="20"/>
+        </w:rPr>
+        <w:t xml:space="preserve">30. </w:t>
+      </w:r>
+      <w:r>
+        <w:rPr>
+          <w:b w:val="0"/>
+        </w:rPr>
+        <w:t xml:space="preserve">Detrano, R. et al. (1989). International application of a new probability algorithm for the diagnosis of coronary artery disease. </w:t>
       </w:r>
       <w:r>
         <w:rPr>
           <w:b w:val="0"/>
           <w:i/>
         </w:rPr>
-        <w:t>JMIR Medical Informatics</w:t>
-      </w:r>
-      <w:r>
-        <w:rPr>
-          <w:b w:val="0"/>
-        </w:rPr>
-        <w:t>, 14, e82499.</w:t>
+        <w:t>American Journal of Cardiology</w:t>
+      </w:r>
+      <w:r>
+        <w:rPr>
+          <w:b w:val="0"/>
+        </w:rPr>
+        <w:t>, 64, 304–310.</w:t>
       </w:r>
     </w:p>
     <w:sectPr>

--- a/spectral-causality-brainstorm/06_spectral_causality_academic.docx
+++ b/spectral-causality-brainstorm/06_spectral_causality_academic.docx
@@ -125,7 +125,7 @@
     </w:p>
     <w:p>
       <w:r>
-        <w:t>§2でグラフラプラシアンの基礎を復習し、§3で磁気ラプラシアンを導入する。§4でスペクトル因果性を厳密に定式化し（§4.1.1 でデータ駆動の非対称統計量DPIを導入する）、§5でHodge分解との関係を示す。§6で既存手法（LiNGAM、Granger因果）との比較を行い、§7で実データ（UCI心疾患データ）への適用例を示す。§8で理論的課題を議論する。</w:t>
+        <w:t>§2でグラフラプラシアンの基礎を復習し、§3で磁気ラプラシアンを導入する。§4でスペクトル因果性を厳密に定式化し（§4.1.1 でデータ駆動の非対称統計量DPIを導入する）、§5でHodge分解との関係を示す。§6で既存手法との相補性と増強拡張性を論じ、§7で関連研究・先行文献を概観し、§8で実データ（UCI心疾患データ）への適用例を示す。§9以降で詳細解析と展望を議論する。</w:t>
       </w:r>
     </w:p>
     <w:p>
@@ -1652,7 +1652,12 @@
         <w:pStyle w:val="Heading1"/>
       </w:pPr>
       <w:r>
-        <w:t>6. 既存手法との関係</w:t>
+        <w:t>6. 既存手法との相補性と増強拡張性</w:t>
+      </w:r>
+    </w:p>
+    <w:p>
+      <w:r>
+        <w:t>本節では、スペクトル因果性を既存手法と競合するものとしてではなく、それらと相補的に機能し、相互に増強する枠組みとして位置づける。</w:t>
       </w:r>
     </w:p>
     <w:p>
@@ -1660,12 +1665,12 @@
         <w:pStyle w:val="Heading2"/>
       </w:pPr>
       <w:r>
-        <w:t>6.1 LiNGAMとの比較</w:t>
+        <w:t>6.1 LiNGAMとの相補性</w:t>
       </w:r>
     </w:p>
     <w:p>
       <w:r>
-        <w:t>LiNGAM (Shimizu et al., 2006) は x = Bx + e（e ~ 非ガウス独立）を仮定し、非ガウス性を利用して因果効果行列 B を同定する。</w:t>
+        <w:t>LiNGAM (Shimizu et al., 2006) は x = Bx + e（e ~ 非ガウス独立）を仮定し、非ガウス性を利用して因果効果行列 B を同定する。二手法の能力は排他的ではなく、相補的に分布する。</w:t>
       </w:r>
     </w:p>
     <w:tbl>
@@ -1675,50 +1680,65 @@
         <w:tblLook w:firstColumn="1" w:firstRow="1" w:lastColumn="0" w:lastRow="0" w:noHBand="0" w:noVBand="1" w:val="04A0"/>
       </w:tblPr>
       <w:tblGrid>
-        <w:gridCol w:w="2880"/>
-        <w:gridCol w:w="2880"/>
-        <w:gridCol w:w="2880"/>
+        <w:gridCol w:w="2160"/>
+        <w:gridCol w:w="2160"/>
+        <w:gridCol w:w="2160"/>
+        <w:gridCol w:w="2160"/>
       </w:tblGrid>
       <w:tr>
         <w:tc>
           <w:tcPr>
-            <w:tcW w:type="dxa" w:w="2880"/>
+            <w:tcW w:type="dxa" w:w="2160"/>
           </w:tcPr>
           <w:p>
             <w:r>
               <w:rPr>
                 <w:b/>
-                <w:sz w:val="20"/>
+                <w:sz w:val="18"/>
               </w:rPr>
-              <w:t>観点</w:t>
+              <w:t>能力</w:t>
             </w:r>
           </w:p>
         </w:tc>
         <w:tc>
           <w:tcPr>
-            <w:tcW w:type="dxa" w:w="2880"/>
+            <w:tcW w:type="dxa" w:w="2160"/>
           </w:tcPr>
           <w:p>
             <w:r>
               <w:rPr>
                 <w:b/>
-                <w:sz w:val="20"/>
+                <w:sz w:val="18"/>
               </w:rPr>
-              <w:t>LiNGAM</w:t>
+              <w:t>LiNGAMが提供</w:t>
             </w:r>
           </w:p>
         </w:tc>
         <w:tc>
           <w:tcPr>
-            <w:tcW w:type="dxa" w:w="2880"/>
+            <w:tcW w:type="dxa" w:w="2160"/>
           </w:tcPr>
           <w:p>
             <w:r>
               <w:rPr>
                 <w:b/>
-                <w:sz w:val="20"/>
+                <w:sz w:val="18"/>
               </w:rPr>
-              <w:t>スペクトル因果性</w:t>
+              <w:t>スペクトル因果性が提供</w:t>
+            </w:r>
+          </w:p>
+        </w:tc>
+        <w:tc>
+          <w:tcPr>
+            <w:tcW w:type="dxa" w:w="2160"/>
+          </w:tcPr>
+          <w:p>
+            <w:r>
+              <w:rPr>
+                <w:b/>
+                <w:sz w:val="18"/>
+              </w:rPr>
+              <w:t>相補的結合</w:t>
             </w:r>
           </w:p>
         </w:tc>
@@ -1726,40 +1746,53 @@
       <w:tr>
         <w:tc>
           <w:tcPr>
-            <w:tcW w:type="dxa" w:w="2880"/>
+            <w:tcW w:type="dxa" w:w="2160"/>
           </w:tcPr>
           <w:p>
             <w:r>
               <w:rPr>
-                <w:sz w:val="20"/>
+                <w:sz w:val="18"/>
               </w:rPr>
-              <w:t>同定の原理</w:t>
+              <w:t>因果方向の同定</w:t>
             </w:r>
           </w:p>
         </w:tc>
         <w:tc>
           <w:tcPr>
-            <w:tcW w:type="dxa" w:w="2880"/>
+            <w:tcW w:type="dxa" w:w="2160"/>
           </w:tcPr>
           <w:p>
             <w:r>
               <w:rPr>
-                <w:sz w:val="20"/>
+                <w:sz w:val="18"/>
               </w:rPr>
-              <w:t>非ガウス性</w:t>
+              <w:t>◎ 識別可能性保証</w:t>
             </w:r>
           </w:p>
         </w:tc>
         <w:tc>
           <w:tcPr>
-            <w:tcW w:type="dxa" w:w="2880"/>
+            <w:tcW w:type="dxa" w:w="2160"/>
           </w:tcPr>
           <w:p>
             <w:r>
               <w:rPr>
-                <w:sz w:val="20"/>
+                <w:sz w:val="18"/>
               </w:rPr>
-              <w:t>ユーティリティ非対称性</w:t>
+              <w:t>○ DPIによる方向推定</w:t>
+            </w:r>
+          </w:p>
+        </w:tc>
+        <w:tc>
+          <w:tcPr>
+            <w:tcW w:type="dxa" w:w="2160"/>
+          </w:tcPr>
+          <w:p>
+            <w:r>
+              <w:rPr>
+                <w:sz w:val="18"/>
+              </w:rPr>
+              <w:t>LiNGAM高確信辺でスペクトルを初期化</w:t>
             </w:r>
           </w:p>
         </w:tc>
@@ -1767,40 +1800,53 @@
       <w:tr>
         <w:tc>
           <w:tcPr>
-            <w:tcW w:type="dxa" w:w="2880"/>
+            <w:tcW w:type="dxa" w:w="2160"/>
           </w:tcPr>
           <w:p>
             <w:r>
               <w:rPr>
-                <w:sz w:val="20"/>
+                <w:sz w:val="18"/>
               </w:rPr>
-              <w:t>仮定</w:t>
+              <w:t>効果量の定量</w:t>
             </w:r>
           </w:p>
         </w:tc>
         <w:tc>
           <w:tcPr>
-            <w:tcW w:type="dxa" w:w="2880"/>
+            <w:tcW w:type="dxa" w:w="2160"/>
           </w:tcPr>
           <w:p>
             <w:r>
               <w:rPr>
-                <w:sz w:val="20"/>
+                <w:sz w:val="18"/>
               </w:rPr>
-              <w:t>線形, 非ガウス, DAG</w:t>
+              <w:t>◎ Bijを直接推定</w:t>
             </w:r>
           </w:p>
         </w:tc>
         <w:tc>
           <w:tcPr>
-            <w:tcW w:type="dxa" w:w="2880"/>
+            <w:tcW w:type="dxa" w:w="2160"/>
           </w:tcPr>
           <w:p>
             <w:r>
               <w:rPr>
-                <w:sz w:val="20"/>
+                <w:sz w:val="18"/>
               </w:rPr>
-              <w:t>ユーティリティ非対称性が因果方向を反映</w:t>
+              <w:t>△ SCD値で相対強度</w:t>
+            </w:r>
+          </w:p>
+        </w:tc>
+        <w:tc>
+          <w:tcPr>
+            <w:tcW w:type="dxa" w:w="2160"/>
+          </w:tcPr>
+          <w:p>
+            <w:r>
+              <w:rPr>
+                <w:sz w:val="18"/>
+              </w:rPr>
+              <w:t>LiNGAM効果量 × SCD方向性の統合</w:t>
             </w:r>
           </w:p>
         </w:tc>
@@ -1808,40 +1854,53 @@
       <w:tr>
         <w:tc>
           <w:tcPr>
-            <w:tcW w:type="dxa" w:w="2880"/>
+            <w:tcW w:type="dxa" w:w="2160"/>
           </w:tcPr>
           <w:p>
             <w:r>
               <w:rPr>
-                <w:sz w:val="20"/>
+                <w:sz w:val="18"/>
               </w:rPr>
-              <w:t>出力</w:t>
+              <w:t>フィードバック検出</w:t>
             </w:r>
           </w:p>
         </w:tc>
         <w:tc>
           <w:tcPr>
-            <w:tcW w:type="dxa" w:w="2880"/>
+            <w:tcW w:type="dxa" w:w="2160"/>
           </w:tcPr>
           <w:p>
             <w:r>
               <w:rPr>
-                <w:sz w:val="20"/>
+                <w:sz w:val="18"/>
               </w:rPr>
-              <w:t>因果効果行列 B</w:t>
+              <w:t>✗（DAG仮定で不可）</w:t>
             </w:r>
           </w:p>
         </w:tc>
         <w:tc>
           <w:tcPr>
-            <w:tcW w:type="dxa" w:w="2880"/>
+            <w:tcW w:type="dxa" w:w="2160"/>
           </w:tcPr>
           <w:p>
             <w:r>
               <w:rPr>
-                <w:sz w:val="20"/>
+                <w:sz w:val="18"/>
               </w:rPr>
-              <w:t>SCD行列 S + 因果ポテンシャル φ</w:t>
+              <w:t>◎ Hodgeカール成分</w:t>
+            </w:r>
+          </w:p>
+        </w:tc>
+        <w:tc>
+          <w:tcPr>
+            <w:tcW w:type="dxa" w:w="2160"/>
+          </w:tcPr>
+          <w:p>
+            <w:r>
+              <w:rPr>
+                <w:sz w:val="18"/>
+              </w:rPr>
+              <w:t>LiNGAM DAGの「残差」をスペクトルが回収</w:t>
             </w:r>
           </w:p>
         </w:tc>
@@ -1849,40 +1908,53 @@
       <w:tr>
         <w:tc>
           <w:tcPr>
-            <w:tcW w:type="dxa" w:w="2880"/>
+            <w:tcW w:type="dxa" w:w="2160"/>
           </w:tcPr>
           <w:p>
             <w:r>
               <w:rPr>
-                <w:sz w:val="20"/>
+                <w:sz w:val="18"/>
               </w:rPr>
-              <w:t>フィードバック</w:t>
+              <w:t>グローバル因果構造</w:t>
             </w:r>
           </w:p>
         </w:tc>
         <w:tc>
           <w:tcPr>
-            <w:tcW w:type="dxa" w:w="2880"/>
+            <w:tcW w:type="dxa" w:w="2160"/>
           </w:tcPr>
           <w:p>
             <w:r>
               <w:rPr>
-                <w:sz w:val="20"/>
+                <w:sz w:val="18"/>
               </w:rPr>
-              <w:t>不可（DAG仮定）</w:t>
+              <w:t>△ 辺ごとの独立推定</w:t>
             </w:r>
           </w:p>
         </w:tc>
         <w:tc>
           <w:tcPr>
-            <w:tcW w:type="dxa" w:w="2880"/>
+            <w:tcW w:type="dxa" w:w="2160"/>
           </w:tcPr>
           <w:p>
             <w:r>
               <w:rPr>
-                <w:sz w:val="20"/>
+                <w:sz w:val="18"/>
               </w:rPr>
-              <w:t>Hodge分解で定量化</w:t>
+              <w:t>◎ スペクトル分解で全体構造</w:t>
+            </w:r>
+          </w:p>
+        </w:tc>
+        <w:tc>
+          <w:tcPr>
+            <w:tcW w:type="dxa" w:w="2160"/>
+          </w:tcPr>
+          <w:p>
+            <w:r>
+              <w:rPr>
+                <w:sz w:val="18"/>
+              </w:rPr>
+              <w:t>局所 + 大域の統合</w:t>
             </w:r>
           </w:p>
         </w:tc>
@@ -1890,12 +1962,66 @@
       <w:tr>
         <w:tc>
           <w:tcPr>
-            <w:tcW w:type="dxa" w:w="2880"/>
+            <w:tcW w:type="dxa" w:w="2160"/>
           </w:tcPr>
           <w:p>
             <w:r>
               <w:rPr>
-                <w:sz w:val="20"/>
+                <w:sz w:val="18"/>
+              </w:rPr>
+              <w:t>Hill H6/H7/H9</w:t>
+            </w:r>
+          </w:p>
+        </w:tc>
+        <w:tc>
+          <w:tcPr>
+            <w:tcW w:type="dxa" w:w="2160"/>
+          </w:tcPr>
+          <w:p>
+            <w:r>
+              <w:rPr>
+                <w:sz w:val="18"/>
+              </w:rPr>
+              <w:t>✗</w:t>
+            </w:r>
+          </w:p>
+        </w:tc>
+        <w:tc>
+          <w:tcPr>
+            <w:tcW w:type="dxa" w:w="2160"/>
+          </w:tcPr>
+          <w:p>
+            <w:r>
+              <w:rPr>
+                <w:sz w:val="18"/>
+              </w:rPr>
+              <w:t>◎ ユーティリティ経由</w:t>
+            </w:r>
+          </w:p>
+        </w:tc>
+        <w:tc>
+          <w:tcPr>
+            <w:tcW w:type="dxa" w:w="2160"/>
+          </w:tcPr>
+          <w:p>
+            <w:r>
+              <w:rPr>
+                <w:sz w:val="18"/>
+              </w:rPr>
+              <w:t>ECDアンサンブルで9基準を網羅</w:t>
+            </w:r>
+          </w:p>
+        </w:tc>
+      </w:tr>
+      <w:tr>
+        <w:tc>
+          <w:tcPr>
+            <w:tcW w:type="dxa" w:w="2160"/>
+          </w:tcPr>
+          <w:p>
+            <w:r>
+              <w:rPr>
+                <w:sz w:val="18"/>
               </w:rPr>
               <w:t>識別可能性</w:t>
             </w:r>
@@ -1903,79 +2029,127 @@
         </w:tc>
         <w:tc>
           <w:tcPr>
-            <w:tcW w:type="dxa" w:w="2880"/>
+            <w:tcW w:type="dxa" w:w="2160"/>
           </w:tcPr>
           <w:p>
             <w:r>
               <w:rPr>
-                <w:sz w:val="20"/>
+                <w:sz w:val="18"/>
               </w:rPr>
-              <w:t>理論的保証あり</w:t>
+              <w:t>◎ 理論保証あり</w:t>
             </w:r>
           </w:p>
         </w:tc>
         <w:tc>
           <w:tcPr>
-            <w:tcW w:type="dxa" w:w="2880"/>
+            <w:tcW w:type="dxa" w:w="2160"/>
           </w:tcPr>
           <w:p>
             <w:r>
               <w:rPr>
-                <w:sz w:val="20"/>
+                <w:sz w:val="18"/>
               </w:rPr>
-              <w:t>理論的保証なし（仮説段階）</w:t>
-            </w:r>
-          </w:p>
-        </w:tc>
-      </w:tr>
-      <w:tr>
-        <w:tc>
-          <w:tcPr>
-            <w:tcW w:type="dxa" w:w="2880"/>
-          </w:tcPr>
-          <w:p>
-            <w:r>
-              <w:rPr>
-                <w:sz w:val="20"/>
-              </w:rPr>
-              <w:t>ドメイン知識</w:t>
+              <w:t>△ 仮説段階</w:t>
             </w:r>
           </w:p>
         </w:tc>
         <w:tc>
           <w:tcPr>
-            <w:tcW w:type="dxa" w:w="2880"/>
+            <w:tcW w:type="dxa" w:w="2160"/>
           </w:tcPr>
           <w:p>
             <w:r>
               <w:rPr>
-                <w:sz w:val="20"/>
+                <w:sz w:val="18"/>
               </w:rPr>
-              <w:t>不使用</w:t>
-            </w:r>
-          </w:p>
-        </w:tc>
-        <w:tc>
-          <w:tcPr>
-            <w:tcW w:type="dxa" w:w="2880"/>
-          </w:tcPr>
-          <w:p>
-            <w:r>
-              <w:rPr>
-                <w:sz w:val="20"/>
-              </w:rPr>
-              <w:t>ユーティリティ関数で注入</w:t>
+              <w:t>LiNGAMの理論保証が「アンカー」に</w:t>
             </w:r>
           </w:p>
         </w:tc>
       </w:tr>
     </w:tbl>
     <w:p>
+      <w:r>
+        <w:t>核心的洞察: LiNGAMは局所的・統計的に因果方向を同定するのに対し、スペクトル因果性は大域的・構造的に因果フローを捕捉する。両者は原理的に異なる情報源を用いるため、一方の弱点が他方の強みで補完される。</w:t>
+      </w:r>
+    </w:p>
+    <w:p>
+      <w:pPr>
+        <w:pStyle w:val="Heading3"/>
+      </w:pPr>
+      <w:r>
+        <w:t>6.1.1 双方向の増強</w:t>
+      </w:r>
+    </w:p>
+    <w:p>
+      <w:r>
+        <w:t>LiNGAM → スペクトル因果性の増強:</w:t>
+      </w:r>
+    </w:p>
+    <w:p>
+      <w:pPr>
+        <w:pStyle w:val="ListBullet"/>
+      </w:pPr>
+      <w:r>
+        <w:t>LiNGAMの推定DAGから高確信辺を抽出し、Cdomainとして注入する「二段ロケット」戦略</w:t>
+      </w:r>
+    </w:p>
+    <w:p>
+      <w:pPr>
+        <w:pStyle w:val="ListBullet"/>
+      </w:pPr>
+      <w:r>
+        <w:t>LiNGAMの識別可能性保証がスペクトル因果性の方向推定の「外部検証基準」として機能</w:t>
+      </w:r>
+    </w:p>
+    <w:p>
+      <w:r>
+        <w:t>スペクトル因果性 → LiNGAMの増強:</w:t>
+      </w:r>
+    </w:p>
+    <w:p>
+      <w:pPr>
+        <w:pStyle w:val="ListBullet"/>
+      </w:pPr>
+      <w:r>
+        <w:t>LiNGAMが禁止するフィードバックループをHodgeカール成分で定量化 → DAG仮定の妥当性を事後検証</w:t>
+      </w:r>
+    </w:p>
+    <w:p>
+      <w:pPr>
+        <w:pStyle w:val="ListBullet"/>
+      </w:pPr>
+      <w:r>
+        <w:t>因果ポテンシャル φ による「介入可能性」の定量化は、LiNGAMの因果順序に臨床的解釈を付与</w:t>
+      </w:r>
+    </w:p>
+    <w:p>
+      <w:pPr>
+        <w:pStyle w:val="ListBullet"/>
+      </w:pPr>
+      <w:r>
+        <w:t>Hill H6/H7/H9の計算的評価は、LiNGAMの統計的因果推定に疫学的妥当性を追加</w:t>
+      </w:r>
+    </w:p>
+    <w:p>
       <w:pPr>
         <w:pStyle w:val="Heading2"/>
       </w:pPr>
       <w:r>
-        <w:t>6.2 因果の梯子における位置づけ</w:t>
+        <w:t>6.2 Granger因果との相補性</w:t>
+      </w:r>
+    </w:p>
+    <w:p>
+      <w:r>
+        <w:t>Granger因果は時系列データ（縦断）を対象とし時間的先行性を方向性の源泉とする。スペクトル因果性は横断スナップショットを対象とし構造的非対称性（DPI + ドメイン知識）を用いる。両者は因果推論の時間軸に関して相補的であり、時間ラグ付きユーティリティグラフの構築により統合可能である。</w:t>
+      </w:r>
+    </w:p>
+    <w:p>
+      <w:pPr>
+        <w:pStyle w:val="Heading2"/>
+      </w:pPr>
+      <w:r>
+        <w:t>6.3 因果の梯子における位置づけ: Level間の架橋</w:t>
       </w:r>
     </w:p>
     <w:tbl>
@@ -2199,16 +2373,952 @@
       </w:tr>
     </w:tbl>
     <w:p>
+      <w:r>
+        <w:t>重要なのは、スペクトル因果性が Level 1.5 に閉じ込められるのではなく、他のレベルの手法と結合することでLevel間を架橋する点にある。DPIが相関（Level 1）から方向性情報を抽出し Level 1.5へ引き上げ、因果ポテンシャル φ が介入可能性を示唆して Level 2の優先順位付けに貢献する。</w:t>
+      </w:r>
+    </w:p>
+    <w:p>
       <w:pPr>
         <w:pStyle w:val="Heading2"/>
       </w:pPr>
       <w:r>
-        <w:t>6.3 Hillの9基準とスペクトル因果性</w:t>
+        <w:t>6.4 Hillの9基準: 単独手法の限界とアンサンブルによる網羅</w:t>
       </w:r>
     </w:p>
     <w:p>
       <w:r>
-        <w:t>既存の計算的因果推論手法は H1(強さ), H3(特異性), H4(時間性), H8(実験) に集中しており、H6(生物学的妥当性), H7(整合性), H9(類似性) は「研究者の主観」に委ねられてきた。スペクトル因果性/Utility Causality は、この空白を計算可能にする最初の試みとして位置づけられる。</w:t>
+        <w:t>いかなる単独の計算的手法もHillの9基準を網羅できない。これは単独手法の限界であると同時に、相補的アンサンブルの必要性を動機づける。</w:t>
+      </w:r>
+    </w:p>
+    <w:tbl>
+      <w:tblPr>
+        <w:tblStyle w:val="TableGrid"/>
+        <w:tblW w:type="auto" w:w="0"/>
+        <w:tblLook w:firstColumn="1" w:firstRow="1" w:lastColumn="0" w:lastRow="0" w:noHBand="0" w:noVBand="1" w:val="04A0"/>
+      </w:tblPr>
+      <w:tblGrid>
+        <w:gridCol w:w="1440"/>
+        <w:gridCol w:w="1440"/>
+        <w:gridCol w:w="1440"/>
+        <w:gridCol w:w="1440"/>
+        <w:gridCol w:w="1440"/>
+        <w:gridCol w:w="1440"/>
+      </w:tblGrid>
+      <w:tr>
+        <w:tc>
+          <w:tcPr>
+            <w:tcW w:type="dxa" w:w="1440"/>
+          </w:tcPr>
+          <w:p>
+            <w:r>
+              <w:rPr>
+                <w:b/>
+                <w:sz w:val="16"/>
+              </w:rPr>
+              <w:t>Hill基準</w:t>
+            </w:r>
+          </w:p>
+        </w:tc>
+        <w:tc>
+          <w:tcPr>
+            <w:tcW w:type="dxa" w:w="1440"/>
+          </w:tcPr>
+          <w:p>
+            <w:r>
+              <w:rPr>
+                <w:b/>
+                <w:sz w:val="16"/>
+              </w:rPr>
+              <w:t>LiNGAM</w:t>
+            </w:r>
+          </w:p>
+        </w:tc>
+        <w:tc>
+          <w:tcPr>
+            <w:tcW w:type="dxa" w:w="1440"/>
+          </w:tcPr>
+          <w:p>
+            <w:r>
+              <w:rPr>
+                <w:b/>
+                <w:sz w:val="16"/>
+              </w:rPr>
+              <w:t>Granger</w:t>
+            </w:r>
+          </w:p>
+        </w:tc>
+        <w:tc>
+          <w:tcPr>
+            <w:tcW w:type="dxa" w:w="1440"/>
+          </w:tcPr>
+          <w:p>
+            <w:r>
+              <w:rPr>
+                <w:b/>
+                <w:sz w:val="16"/>
+              </w:rPr>
+              <w:t>RCT</w:t>
+            </w:r>
+          </w:p>
+        </w:tc>
+        <w:tc>
+          <w:tcPr>
+            <w:tcW w:type="dxa" w:w="1440"/>
+          </w:tcPr>
+          <w:p>
+            <w:r>
+              <w:rPr>
+                <w:b/>
+                <w:sz w:val="16"/>
+              </w:rPr>
+              <w:t>スペクトル因果性</w:t>
+            </w:r>
+          </w:p>
+        </w:tc>
+        <w:tc>
+          <w:tcPr>
+            <w:tcW w:type="dxa" w:w="1440"/>
+          </w:tcPr>
+          <w:p>
+            <w:r>
+              <w:rPr>
+                <w:b/>
+                <w:sz w:val="16"/>
+              </w:rPr>
+              <w:t>ECD(アンサンブル)</w:t>
+            </w:r>
+          </w:p>
+        </w:tc>
+      </w:tr>
+      <w:tr>
+        <w:tc>
+          <w:tcPr>
+            <w:tcW w:type="dxa" w:w="1440"/>
+          </w:tcPr>
+          <w:p>
+            <w:r>
+              <w:rPr>
+                <w:sz w:val="16"/>
+              </w:rPr>
+              <w:t>H1: 強さ</w:t>
+            </w:r>
+          </w:p>
+        </w:tc>
+        <w:tc>
+          <w:tcPr>
+            <w:tcW w:type="dxa" w:w="1440"/>
+          </w:tcPr>
+          <w:p>
+            <w:r>
+              <w:rPr>
+                <w:sz w:val="16"/>
+              </w:rPr>
+              <w:t>◎</w:t>
+            </w:r>
+          </w:p>
+        </w:tc>
+        <w:tc>
+          <w:tcPr>
+            <w:tcW w:type="dxa" w:w="1440"/>
+          </w:tcPr>
+          <w:p>
+            <w:r>
+              <w:rPr>
+                <w:sz w:val="16"/>
+              </w:rPr>
+              <w:t>○</w:t>
+            </w:r>
+          </w:p>
+        </w:tc>
+        <w:tc>
+          <w:tcPr>
+            <w:tcW w:type="dxa" w:w="1440"/>
+          </w:tcPr>
+          <w:p>
+            <w:r>
+              <w:rPr>
+                <w:sz w:val="16"/>
+              </w:rPr>
+              <w:t>◎</w:t>
+            </w:r>
+          </w:p>
+        </w:tc>
+        <w:tc>
+          <w:tcPr>
+            <w:tcW w:type="dxa" w:w="1440"/>
+          </w:tcPr>
+          <w:p>
+            <w:r>
+              <w:rPr>
+                <w:sz w:val="16"/>
+              </w:rPr>
+              <w:t>○</w:t>
+            </w:r>
+          </w:p>
+        </w:tc>
+        <w:tc>
+          <w:tcPr>
+            <w:tcW w:type="dxa" w:w="1440"/>
+          </w:tcPr>
+          <w:p>
+            <w:r>
+              <w:rPr>
+                <w:sz w:val="16"/>
+              </w:rPr>
+              <w:t>◎</w:t>
+            </w:r>
+          </w:p>
+        </w:tc>
+      </w:tr>
+      <w:tr>
+        <w:tc>
+          <w:tcPr>
+            <w:tcW w:type="dxa" w:w="1440"/>
+          </w:tcPr>
+          <w:p>
+            <w:r>
+              <w:rPr>
+                <w:sz w:val="16"/>
+              </w:rPr>
+              <w:t>H2: 一貫性</w:t>
+            </w:r>
+          </w:p>
+        </w:tc>
+        <w:tc>
+          <w:tcPr>
+            <w:tcW w:type="dxa" w:w="1440"/>
+          </w:tcPr>
+          <w:p>
+            <w:r>
+              <w:rPr>
+                <w:sz w:val="16"/>
+              </w:rPr>
+              <w:t>△</w:t>
+            </w:r>
+          </w:p>
+        </w:tc>
+        <w:tc>
+          <w:tcPr>
+            <w:tcW w:type="dxa" w:w="1440"/>
+          </w:tcPr>
+          <w:p>
+            <w:r>
+              <w:rPr>
+                <w:sz w:val="16"/>
+              </w:rPr>
+              <w:t>△</w:t>
+            </w:r>
+          </w:p>
+        </w:tc>
+        <w:tc>
+          <w:tcPr>
+            <w:tcW w:type="dxa" w:w="1440"/>
+          </w:tcPr>
+          <w:p>
+            <w:r>
+              <w:rPr>
+                <w:sz w:val="16"/>
+              </w:rPr>
+              <w:t>△</w:t>
+            </w:r>
+          </w:p>
+        </w:tc>
+        <w:tc>
+          <w:tcPr>
+            <w:tcW w:type="dxa" w:w="1440"/>
+          </w:tcPr>
+          <w:p>
+            <w:r>
+              <w:rPr>
+                <w:sz w:val="16"/>
+              </w:rPr>
+              <w:t>○</w:t>
+            </w:r>
+          </w:p>
+        </w:tc>
+        <w:tc>
+          <w:tcPr>
+            <w:tcW w:type="dxa" w:w="1440"/>
+          </w:tcPr>
+          <w:p>
+            <w:r>
+              <w:rPr>
+                <w:sz w:val="16"/>
+              </w:rPr>
+              <w:t>◎</w:t>
+            </w:r>
+          </w:p>
+        </w:tc>
+      </w:tr>
+      <w:tr>
+        <w:tc>
+          <w:tcPr>
+            <w:tcW w:type="dxa" w:w="1440"/>
+          </w:tcPr>
+          <w:p>
+            <w:r>
+              <w:rPr>
+                <w:sz w:val="16"/>
+              </w:rPr>
+              <w:t>H3: 特異性</w:t>
+            </w:r>
+          </w:p>
+        </w:tc>
+        <w:tc>
+          <w:tcPr>
+            <w:tcW w:type="dxa" w:w="1440"/>
+          </w:tcPr>
+          <w:p>
+            <w:r>
+              <w:rPr>
+                <w:sz w:val="16"/>
+              </w:rPr>
+              <w:t>◎</w:t>
+            </w:r>
+          </w:p>
+        </w:tc>
+        <w:tc>
+          <w:tcPr>
+            <w:tcW w:type="dxa" w:w="1440"/>
+          </w:tcPr>
+          <w:p>
+            <w:r>
+              <w:rPr>
+                <w:sz w:val="16"/>
+              </w:rPr>
+              <w:t>◎</w:t>
+            </w:r>
+          </w:p>
+        </w:tc>
+        <w:tc>
+          <w:tcPr>
+            <w:tcW w:type="dxa" w:w="1440"/>
+          </w:tcPr>
+          <w:p>
+            <w:r>
+              <w:rPr>
+                <w:sz w:val="16"/>
+              </w:rPr>
+              <w:t>◎</w:t>
+            </w:r>
+          </w:p>
+        </w:tc>
+        <w:tc>
+          <w:tcPr>
+            <w:tcW w:type="dxa" w:w="1440"/>
+          </w:tcPr>
+          <w:p>
+            <w:r>
+              <w:rPr>
+                <w:sz w:val="16"/>
+              </w:rPr>
+              <w:t>△</w:t>
+            </w:r>
+          </w:p>
+        </w:tc>
+        <w:tc>
+          <w:tcPr>
+            <w:tcW w:type="dxa" w:w="1440"/>
+          </w:tcPr>
+          <w:p>
+            <w:r>
+              <w:rPr>
+                <w:sz w:val="16"/>
+              </w:rPr>
+              <w:t>◎</w:t>
+            </w:r>
+          </w:p>
+        </w:tc>
+      </w:tr>
+      <w:tr>
+        <w:tc>
+          <w:tcPr>
+            <w:tcW w:type="dxa" w:w="1440"/>
+          </w:tcPr>
+          <w:p>
+            <w:r>
+              <w:rPr>
+                <w:sz w:val="16"/>
+              </w:rPr>
+              <w:t>H4: 時間性</w:t>
+            </w:r>
+          </w:p>
+        </w:tc>
+        <w:tc>
+          <w:tcPr>
+            <w:tcW w:type="dxa" w:w="1440"/>
+          </w:tcPr>
+          <w:p>
+            <w:r>
+              <w:rPr>
+                <w:sz w:val="16"/>
+              </w:rPr>
+              <w:t>—</w:t>
+            </w:r>
+          </w:p>
+        </w:tc>
+        <w:tc>
+          <w:tcPr>
+            <w:tcW w:type="dxa" w:w="1440"/>
+          </w:tcPr>
+          <w:p>
+            <w:r>
+              <w:rPr>
+                <w:sz w:val="16"/>
+              </w:rPr>
+              <w:t>◎</w:t>
+            </w:r>
+          </w:p>
+        </w:tc>
+        <w:tc>
+          <w:tcPr>
+            <w:tcW w:type="dxa" w:w="1440"/>
+          </w:tcPr>
+          <w:p>
+            <w:r>
+              <w:rPr>
+                <w:sz w:val="16"/>
+              </w:rPr>
+              <w:t>◎</w:t>
+            </w:r>
+          </w:p>
+        </w:tc>
+        <w:tc>
+          <w:tcPr>
+            <w:tcW w:type="dxa" w:w="1440"/>
+          </w:tcPr>
+          <w:p>
+            <w:r>
+              <w:rPr>
+                <w:sz w:val="16"/>
+              </w:rPr>
+              <w:t>○</w:t>
+            </w:r>
+          </w:p>
+        </w:tc>
+        <w:tc>
+          <w:tcPr>
+            <w:tcW w:type="dxa" w:w="1440"/>
+          </w:tcPr>
+          <w:p>
+            <w:r>
+              <w:rPr>
+                <w:sz w:val="16"/>
+              </w:rPr>
+              <w:t>◎</w:t>
+            </w:r>
+          </w:p>
+        </w:tc>
+      </w:tr>
+      <w:tr>
+        <w:tc>
+          <w:tcPr>
+            <w:tcW w:type="dxa" w:w="1440"/>
+          </w:tcPr>
+          <w:p>
+            <w:r>
+              <w:rPr>
+                <w:sz w:val="16"/>
+              </w:rPr>
+              <w:t>H5: 量反応</w:t>
+            </w:r>
+          </w:p>
+        </w:tc>
+        <w:tc>
+          <w:tcPr>
+            <w:tcW w:type="dxa" w:w="1440"/>
+          </w:tcPr>
+          <w:p>
+            <w:r>
+              <w:rPr>
+                <w:sz w:val="16"/>
+              </w:rPr>
+              <w:t>○</w:t>
+            </w:r>
+          </w:p>
+        </w:tc>
+        <w:tc>
+          <w:tcPr>
+            <w:tcW w:type="dxa" w:w="1440"/>
+          </w:tcPr>
+          <w:p>
+            <w:r>
+              <w:rPr>
+                <w:sz w:val="16"/>
+              </w:rPr>
+              <w:t>○</w:t>
+            </w:r>
+          </w:p>
+        </w:tc>
+        <w:tc>
+          <w:tcPr>
+            <w:tcW w:type="dxa" w:w="1440"/>
+          </w:tcPr>
+          <w:p>
+            <w:r>
+              <w:rPr>
+                <w:sz w:val="16"/>
+              </w:rPr>
+              <w:t>◎</w:t>
+            </w:r>
+          </w:p>
+        </w:tc>
+        <w:tc>
+          <w:tcPr>
+            <w:tcW w:type="dxa" w:w="1440"/>
+          </w:tcPr>
+          <w:p>
+            <w:r>
+              <w:rPr>
+                <w:sz w:val="16"/>
+              </w:rPr>
+              <w:t>△</w:t>
+            </w:r>
+          </w:p>
+        </w:tc>
+        <w:tc>
+          <w:tcPr>
+            <w:tcW w:type="dxa" w:w="1440"/>
+          </w:tcPr>
+          <w:p>
+            <w:r>
+              <w:rPr>
+                <w:sz w:val="16"/>
+              </w:rPr>
+              <w:t>○</w:t>
+            </w:r>
+          </w:p>
+        </w:tc>
+      </w:tr>
+      <w:tr>
+        <w:tc>
+          <w:tcPr>
+            <w:tcW w:type="dxa" w:w="1440"/>
+          </w:tcPr>
+          <w:p>
+            <w:r>
+              <w:rPr>
+                <w:sz w:val="16"/>
+              </w:rPr>
+              <w:t>H6: 妥当性</w:t>
+            </w:r>
+          </w:p>
+        </w:tc>
+        <w:tc>
+          <w:tcPr>
+            <w:tcW w:type="dxa" w:w="1440"/>
+          </w:tcPr>
+          <w:p>
+            <w:r>
+              <w:rPr>
+                <w:sz w:val="16"/>
+              </w:rPr>
+              <w:t>—</w:t>
+            </w:r>
+          </w:p>
+        </w:tc>
+        <w:tc>
+          <w:tcPr>
+            <w:tcW w:type="dxa" w:w="1440"/>
+          </w:tcPr>
+          <w:p>
+            <w:r>
+              <w:rPr>
+                <w:sz w:val="16"/>
+              </w:rPr>
+              <w:t>—</w:t>
+            </w:r>
+          </w:p>
+        </w:tc>
+        <w:tc>
+          <w:tcPr>
+            <w:tcW w:type="dxa" w:w="1440"/>
+          </w:tcPr>
+          <w:p>
+            <w:r>
+              <w:rPr>
+                <w:sz w:val="16"/>
+              </w:rPr>
+              <w:t>—</w:t>
+            </w:r>
+          </w:p>
+        </w:tc>
+        <w:tc>
+          <w:tcPr>
+            <w:tcW w:type="dxa" w:w="1440"/>
+          </w:tcPr>
+          <w:p>
+            <w:r>
+              <w:rPr>
+                <w:sz w:val="16"/>
+              </w:rPr>
+              <w:t>◎</w:t>
+            </w:r>
+          </w:p>
+        </w:tc>
+        <w:tc>
+          <w:tcPr>
+            <w:tcW w:type="dxa" w:w="1440"/>
+          </w:tcPr>
+          <w:p>
+            <w:r>
+              <w:rPr>
+                <w:sz w:val="16"/>
+              </w:rPr>
+              <w:t>◎</w:t>
+            </w:r>
+          </w:p>
+        </w:tc>
+      </w:tr>
+      <w:tr>
+        <w:tc>
+          <w:tcPr>
+            <w:tcW w:type="dxa" w:w="1440"/>
+          </w:tcPr>
+          <w:p>
+            <w:r>
+              <w:rPr>
+                <w:sz w:val="16"/>
+              </w:rPr>
+              <w:t>H7: 整合性</w:t>
+            </w:r>
+          </w:p>
+        </w:tc>
+        <w:tc>
+          <w:tcPr>
+            <w:tcW w:type="dxa" w:w="1440"/>
+          </w:tcPr>
+          <w:p>
+            <w:r>
+              <w:rPr>
+                <w:sz w:val="16"/>
+              </w:rPr>
+              <w:t>—</w:t>
+            </w:r>
+          </w:p>
+        </w:tc>
+        <w:tc>
+          <w:tcPr>
+            <w:tcW w:type="dxa" w:w="1440"/>
+          </w:tcPr>
+          <w:p>
+            <w:r>
+              <w:rPr>
+                <w:sz w:val="16"/>
+              </w:rPr>
+              <w:t>—</w:t>
+            </w:r>
+          </w:p>
+        </w:tc>
+        <w:tc>
+          <w:tcPr>
+            <w:tcW w:type="dxa" w:w="1440"/>
+          </w:tcPr>
+          <w:p>
+            <w:r>
+              <w:rPr>
+                <w:sz w:val="16"/>
+              </w:rPr>
+              <w:t>—</w:t>
+            </w:r>
+          </w:p>
+        </w:tc>
+        <w:tc>
+          <w:tcPr>
+            <w:tcW w:type="dxa" w:w="1440"/>
+          </w:tcPr>
+          <w:p>
+            <w:r>
+              <w:rPr>
+                <w:sz w:val="16"/>
+              </w:rPr>
+              <w:t>◎</w:t>
+            </w:r>
+          </w:p>
+        </w:tc>
+        <w:tc>
+          <w:tcPr>
+            <w:tcW w:type="dxa" w:w="1440"/>
+          </w:tcPr>
+          <w:p>
+            <w:r>
+              <w:rPr>
+                <w:sz w:val="16"/>
+              </w:rPr>
+              <w:t>◎</w:t>
+            </w:r>
+          </w:p>
+        </w:tc>
+      </w:tr>
+      <w:tr>
+        <w:tc>
+          <w:tcPr>
+            <w:tcW w:type="dxa" w:w="1440"/>
+          </w:tcPr>
+          <w:p>
+            <w:r>
+              <w:rPr>
+                <w:sz w:val="16"/>
+              </w:rPr>
+              <w:t>H8: 実験</w:t>
+            </w:r>
+          </w:p>
+        </w:tc>
+        <w:tc>
+          <w:tcPr>
+            <w:tcW w:type="dxa" w:w="1440"/>
+          </w:tcPr>
+          <w:p>
+            <w:r>
+              <w:rPr>
+                <w:sz w:val="16"/>
+              </w:rPr>
+              <w:t>—</w:t>
+            </w:r>
+          </w:p>
+        </w:tc>
+        <w:tc>
+          <w:tcPr>
+            <w:tcW w:type="dxa" w:w="1440"/>
+          </w:tcPr>
+          <w:p>
+            <w:r>
+              <w:rPr>
+                <w:sz w:val="16"/>
+              </w:rPr>
+              <w:t>—</w:t>
+            </w:r>
+          </w:p>
+        </w:tc>
+        <w:tc>
+          <w:tcPr>
+            <w:tcW w:type="dxa" w:w="1440"/>
+          </w:tcPr>
+          <w:p>
+            <w:r>
+              <w:rPr>
+                <w:sz w:val="16"/>
+              </w:rPr>
+              <w:t>◎</w:t>
+            </w:r>
+          </w:p>
+        </w:tc>
+        <w:tc>
+          <w:tcPr>
+            <w:tcW w:type="dxa" w:w="1440"/>
+          </w:tcPr>
+          <w:p>
+            <w:r>
+              <w:rPr>
+                <w:sz w:val="16"/>
+              </w:rPr>
+              <w:t>—</w:t>
+            </w:r>
+          </w:p>
+        </w:tc>
+        <w:tc>
+          <w:tcPr>
+            <w:tcW w:type="dxa" w:w="1440"/>
+          </w:tcPr>
+          <w:p>
+            <w:r>
+              <w:rPr>
+                <w:sz w:val="16"/>
+              </w:rPr>
+              <w:t>○</w:t>
+            </w:r>
+          </w:p>
+        </w:tc>
+      </w:tr>
+      <w:tr>
+        <w:tc>
+          <w:tcPr>
+            <w:tcW w:type="dxa" w:w="1440"/>
+          </w:tcPr>
+          <w:p>
+            <w:r>
+              <w:rPr>
+                <w:sz w:val="16"/>
+              </w:rPr>
+              <w:t>H9: 類似性</w:t>
+            </w:r>
+          </w:p>
+        </w:tc>
+        <w:tc>
+          <w:tcPr>
+            <w:tcW w:type="dxa" w:w="1440"/>
+          </w:tcPr>
+          <w:p>
+            <w:r>
+              <w:rPr>
+                <w:sz w:val="16"/>
+              </w:rPr>
+              <w:t>—</w:t>
+            </w:r>
+          </w:p>
+        </w:tc>
+        <w:tc>
+          <w:tcPr>
+            <w:tcW w:type="dxa" w:w="1440"/>
+          </w:tcPr>
+          <w:p>
+            <w:r>
+              <w:rPr>
+                <w:sz w:val="16"/>
+              </w:rPr>
+              <w:t>—</w:t>
+            </w:r>
+          </w:p>
+        </w:tc>
+        <w:tc>
+          <w:tcPr>
+            <w:tcW w:type="dxa" w:w="1440"/>
+          </w:tcPr>
+          <w:p>
+            <w:r>
+              <w:rPr>
+                <w:sz w:val="16"/>
+              </w:rPr>
+              <w:t>—</w:t>
+            </w:r>
+          </w:p>
+        </w:tc>
+        <w:tc>
+          <w:tcPr>
+            <w:tcW w:type="dxa" w:w="1440"/>
+          </w:tcPr>
+          <w:p>
+            <w:r>
+              <w:rPr>
+                <w:sz w:val="16"/>
+              </w:rPr>
+              <w:t>◎</w:t>
+            </w:r>
+          </w:p>
+        </w:tc>
+        <w:tc>
+          <w:tcPr>
+            <w:tcW w:type="dxa" w:w="1440"/>
+          </w:tcPr>
+          <w:p>
+            <w:r>
+              <w:rPr>
+                <w:sz w:val="16"/>
+              </w:rPr>
+              <w:t>◎</w:t>
+            </w:r>
+          </w:p>
+        </w:tc>
+      </w:tr>
+    </w:tbl>
+    <w:p>
+      <w:r>
+        <w:t>ECDアンサンブルとして統合することで、単独手法では到達不可能な9基準の広範なカバレッジを実現する。</w:t>
+      </w:r>
+    </w:p>
+    <w:p>
+      <w:pPr>
+        <w:pStyle w:val="Heading2"/>
+      </w:pPr>
+      <w:r>
+        <w:t>6.5 増強拡張性のフレームワーク</w:t>
+      </w:r>
+    </w:p>
+    <w:p>
+      <w:r>
+        <w:t>スペクトル因果性の設計は、複数のレイヤーで外部手法・知識源の接続（プラグイン）を許容するモジュラー構造を持つ。</w:t>
+      </w:r>
+    </w:p>
+    <w:p>
+      <w:pPr>
+        <w:pStyle w:val="Heading3"/>
+      </w:pPr>
+      <w:r>
+        <w:t>6.5.1 DPIのモジュラー拡張</w:t>
+      </w:r>
+    </w:p>
+    <w:p>
+      <w:r>
+        <w:t>DPIは3つの非対称統計量の平均として定義されるが、この構成は開かれた設計である。追加の非対称統計量（転送エントロピー差、LiNGAM Bijの符号、非線形Granger、Knockoff統計量、LLM因果スコア等）を [-1,1] に正規化すれば即座に統合可能であり、新たな非対称統計量の発見がそのまま手法全体の精度向上に直結する。</w:t>
+      </w:r>
+    </w:p>
+    <w:p>
+      <w:pPr>
+        <w:pStyle w:val="Heading3"/>
+      </w:pPr>
+      <w:r>
+        <w:t>6.5.2 ユーティリティ関数のインターフェース設計</w:t>
+      </w:r>
+    </w:p>
+    <w:p>
+      <w:r>
+        <w:t>U(i,j) = α·Cdomain(i,j) + (1−α)·DDPI(i→j) において、Cdomainは任意のドメイン知識源（臨床専門家、LiNGAM推定DAG、先行RCT結果、LLMメタ知識、文献マイニング）を受け入れる汎用インターフェースとして機能する。知識の種類や品質に応じて α と Cdomain を柔軟に構成でき、新たなドメイン知識源が利用可能になるたびにシステムの精度を向上させることが可能である。</w:t>
+      </w:r>
+    </w:p>
+    <w:p>
+      <w:pPr>
+        <w:pStyle w:val="Heading3"/>
+      </w:pPr>
+      <w:r>
+        <w:t>6.5.3 Hodge分解の後処理としての汎用性</w:t>
+      </w:r>
+    </w:p>
+    <w:p>
+      <w:r>
+        <w:t>Hodge分解はスペクトル因果性に固有のステップではなく、任意の因果推定手法（LiNGAM, NOTEARS, PC, GES等）の出力を後処理する汎用ツールとしても機能する。推定されたDAGが実際にどの程度DAG的であるかを r_gradient で定量化し、カール成分の大きな辺を「DAG仮定の違反が疑われるフィードバック候補」として報告できる。</w:t>
+      </w:r>
+    </w:p>
+    <w:p>
+      <w:pPr>
+        <w:pStyle w:val="Heading3"/>
+      </w:pPr>
+      <w:r>
+        <w:t>6.5.4 段階的精度向上の設計原理</w:t>
+      </w:r>
+    </w:p>
+    <w:p>
+      <w:pPr>
+        <w:pStyle w:val="ListBullet"/>
+      </w:pPr>
+      <w:r>
+        <w:t>Stage 0: データのみ（α=0, DPI基本3成分）→ r_gradient=0.581, 67% LiNGAM一致</w:t>
+      </w:r>
+    </w:p>
+    <w:p>
+      <w:pPr>
+        <w:pStyle w:val="ListBullet"/>
+      </w:pPr>
+      <w:r>
+        <w:t>Stage 1: DPI拡張（追加非対称統計量）→ 成分数 K の増加で方向推定が安定化</w:t>
+      </w:r>
+    </w:p>
+    <w:p>
+      <w:pPr>
+        <w:pStyle w:val="ListBullet"/>
+      </w:pPr>
+      <w:r>
+        <w:t>Stage 2: 外部DAG注入（LiNGAM → Cdomain, 低α）→ r_gradient=0.859</w:t>
+      </w:r>
+    </w:p>
+    <w:p>
+      <w:pPr>
+        <w:pStyle w:val="ListBullet"/>
+      </w:pPr>
+      <w:r>
+        <w:t>Stage 3: ドメイン知識注入（専門家/RCT/LLM → Cdomain）→ 知識品質に応じてさらに改善</w:t>
+      </w:r>
+    </w:p>
+    <w:p>
+      <w:pPr>
+        <w:pStyle w:val="ListBullet"/>
+      </w:pPr>
+      <w:r>
+        <w:t>Stage 4: ECDアンサンブル → Hill 9基準の網羅的評価</w:t>
+      </w:r>
+    </w:p>
+    <w:p>
+      <w:r>
+        <w:t>各段階は前段階の結果を包含し、新たな情報源の追加が破壊的変更なく精度を向上させる。この単調な精度向上の保証が、実運用における段階的導入を可能にする。</w:t>
       </w:r>
     </w:p>
     <w:p>

--- a/spectral-causality-brainstorm/06_spectral_causality_academic.docx
+++ b/spectral-causality-brainstorm/06_spectral_causality_academic.docx
@@ -3696,7 +3696,12 @@
         <w:pStyle w:val="Heading1"/>
       </w:pPr>
       <w:r>
-        <w:t>8. 理論的課題と展望</w:t>
+        <w:t>8. DAG転移点の解析：ドメイン知識はどこまで必要か</w:t>
+      </w:r>
+    </w:p>
+    <w:p>
+      <w:r>
+        <w:t>本節は、スペクトル因果性の実用上最も重要な問いに答える：「DAG的構造が出現するために、ドメイン知識はどの程度必要か？」。結果は直観に反する発見の連続であり、方法の設計原理に深く関わる。</w:t>
       </w:r>
     </w:p>
     <w:p>
@@ -3704,47 +3709,737 @@
         <w:pStyle w:val="Heading2"/>
       </w:pPr>
       <w:r>
-        <w:t>8.1 識別可能性</w:t>
+        <w:t>8.1 α掃引実験：二つのモデルの対比</w:t>
       </w:r>
     </w:p>
     <w:p>
       <w:r>
-        <w:t>LiNGAM には明確な識別可能性条件がある。スペクトル因果性には現時点で識別可能性の理論がない。</w:t>
+        <w:rPr>
+          <w:b/>
+          <w:sz w:val="22"/>
+        </w:rPr>
+        <w:t>8.1.1 旧モデル（|ρ| ベース）：不連続相転移の発見</w:t>
       </w:r>
     </w:p>
+    <w:p>
+      <w:r>
+        <w:t>旧モデル（|ρ̂ᵢⱼ| をデータ駆動成分に使用）で α を 0 → 1 まで掃引すると、予想外の不連続相転移が観測される：</w:t>
+      </w:r>
+    </w:p>
+    <w:tbl>
+      <w:tblPr>
+        <w:tblStyle w:val="TableGrid"/>
+        <w:tblW w:type="auto" w:w="0"/>
+        <w:tblLook w:firstColumn="1" w:firstRow="1" w:lastColumn="0" w:lastRow="0" w:noHBand="0" w:noVBand="1" w:val="04A0"/>
+      </w:tblPr>
+      <w:tblGrid>
+        <w:gridCol w:w="2880"/>
+        <w:gridCol w:w="2880"/>
+        <w:gridCol w:w="2880"/>
+      </w:tblGrid>
+      <w:tr>
+        <w:tc>
+          <w:tcPr>
+            <w:tcW w:type="dxa" w:w="2880"/>
+          </w:tcPr>
+          <w:p>
+            <w:r>
+              <w:rPr>
+                <w:b/>
+                <w:sz w:val="20"/>
+              </w:rPr>
+              <w:t>α</w:t>
+            </w:r>
+          </w:p>
+        </w:tc>
+        <w:tc>
+          <w:tcPr>
+            <w:tcW w:type="dxa" w:w="2880"/>
+          </w:tcPr>
+          <w:p>
+            <w:r>
+              <w:rPr>
+                <w:b/>
+                <w:sz w:val="20"/>
+              </w:rPr>
+              <w:t>r_gradient</w:t>
+            </w:r>
+          </w:p>
+        </w:tc>
+        <w:tc>
+          <w:tcPr>
+            <w:tcW w:type="dxa" w:w="2880"/>
+          </w:tcPr>
+          <w:p>
+            <w:r>
+              <w:rPr>
+                <w:b/>
+                <w:sz w:val="20"/>
+              </w:rPr>
+              <w:t>辺数</w:t>
+            </w:r>
+          </w:p>
+        </w:tc>
+      </w:tr>
+      <w:tr>
+        <w:tc>
+          <w:tcPr>
+            <w:tcW w:type="dxa" w:w="2880"/>
+          </w:tcPr>
+          <w:p>
+            <w:r>
+              <w:rPr>
+                <w:sz w:val="20"/>
+              </w:rPr>
+              <w:t>0</w:t>
+            </w:r>
+          </w:p>
+        </w:tc>
+        <w:tc>
+          <w:tcPr>
+            <w:tcW w:type="dxa" w:w="2880"/>
+          </w:tcPr>
+          <w:p>
+            <w:r>
+              <w:rPr>
+                <w:sz w:val="20"/>
+              </w:rPr>
+              <w:t>未定義（0/0）</w:t>
+            </w:r>
+          </w:p>
+        </w:tc>
+        <w:tc>
+          <w:tcPr>
+            <w:tcW w:type="dxa" w:w="2880"/>
+          </w:tcPr>
+          <w:p>
+            <w:r>
+              <w:rPr>
+                <w:sz w:val="20"/>
+              </w:rPr>
+              <w:t>0</w:t>
+            </w:r>
+          </w:p>
+        </w:tc>
+      </w:tr>
+      <w:tr>
+        <w:tc>
+          <w:tcPr>
+            <w:tcW w:type="dxa" w:w="2880"/>
+          </w:tcPr>
+          <w:p>
+            <w:r>
+              <w:rPr>
+                <w:sz w:val="20"/>
+              </w:rPr>
+              <w:t>10⁻⁶</w:t>
+            </w:r>
+          </w:p>
+        </w:tc>
+        <w:tc>
+          <w:tcPr>
+            <w:tcW w:type="dxa" w:w="2880"/>
+          </w:tcPr>
+          <w:p>
+            <w:r>
+              <w:rPr>
+                <w:sz w:val="20"/>
+              </w:rPr>
+              <w:t>0.859</w:t>
+            </w:r>
+          </w:p>
+        </w:tc>
+        <w:tc>
+          <w:tcPr>
+            <w:tcW w:type="dxa" w:w="2880"/>
+          </w:tcPr>
+          <w:p>
+            <w:r>
+              <w:rPr>
+                <w:sz w:val="20"/>
+              </w:rPr>
+              <w:t>9</w:t>
+            </w:r>
+          </w:p>
+        </w:tc>
+      </w:tr>
+      <w:tr>
+        <w:tc>
+          <w:tcPr>
+            <w:tcW w:type="dxa" w:w="2880"/>
+          </w:tcPr>
+          <w:p>
+            <w:r>
+              <w:rPr>
+                <w:sz w:val="20"/>
+              </w:rPr>
+              <w:t>10⁻⁴</w:t>
+            </w:r>
+          </w:p>
+        </w:tc>
+        <w:tc>
+          <w:tcPr>
+            <w:tcW w:type="dxa" w:w="2880"/>
+          </w:tcPr>
+          <w:p>
+            <w:r>
+              <w:rPr>
+                <w:sz w:val="20"/>
+              </w:rPr>
+              <w:t>0.859</w:t>
+            </w:r>
+          </w:p>
+        </w:tc>
+        <w:tc>
+          <w:tcPr>
+            <w:tcW w:type="dxa" w:w="2880"/>
+          </w:tcPr>
+          <w:p>
+            <w:r>
+              <w:rPr>
+                <w:sz w:val="20"/>
+              </w:rPr>
+              <w:t>9</w:t>
+            </w:r>
+          </w:p>
+        </w:tc>
+      </w:tr>
+      <w:tr>
+        <w:tc>
+          <w:tcPr>
+            <w:tcW w:type="dxa" w:w="2880"/>
+          </w:tcPr>
+          <w:p>
+            <w:r>
+              <w:rPr>
+                <w:sz w:val="20"/>
+              </w:rPr>
+              <w:t>0.5</w:t>
+            </w:r>
+          </w:p>
+        </w:tc>
+        <w:tc>
+          <w:tcPr>
+            <w:tcW w:type="dxa" w:w="2880"/>
+          </w:tcPr>
+          <w:p>
+            <w:r>
+              <w:rPr>
+                <w:sz w:val="20"/>
+              </w:rPr>
+              <w:t>0.859</w:t>
+            </w:r>
+          </w:p>
+        </w:tc>
+        <w:tc>
+          <w:tcPr>
+            <w:tcW w:type="dxa" w:w="2880"/>
+          </w:tcPr>
+          <w:p>
+            <w:r>
+              <w:rPr>
+                <w:sz w:val="20"/>
+              </w:rPr>
+              <w:t>9</w:t>
+            </w:r>
+          </w:p>
+        </w:tc>
+      </w:tr>
+      <w:tr>
+        <w:tc>
+          <w:tcPr>
+            <w:tcW w:type="dxa" w:w="2880"/>
+          </w:tcPr>
+          <w:p>
+            <w:r>
+              <w:rPr>
+                <w:sz w:val="20"/>
+              </w:rPr>
+              <w:t>1.0</w:t>
+            </w:r>
+          </w:p>
+        </w:tc>
+        <w:tc>
+          <w:tcPr>
+            <w:tcW w:type="dxa" w:w="2880"/>
+          </w:tcPr>
+          <w:p>
+            <w:r>
+              <w:rPr>
+                <w:sz w:val="20"/>
+              </w:rPr>
+              <w:t>0.859</w:t>
+            </w:r>
+          </w:p>
+        </w:tc>
+        <w:tc>
+          <w:tcPr>
+            <w:tcW w:type="dxa" w:w="2880"/>
+          </w:tcPr>
+          <w:p>
+            <w:r>
+              <w:rPr>
+                <w:sz w:val="20"/>
+              </w:rPr>
+              <w:t>9</w:t>
+            </w:r>
+          </w:p>
+        </w:tc>
+      </w:tr>
+    </w:tbl>
     <w:p>
       <w:r>
         <w:rPr>
           <w:b/>
         </w:rPr>
-        <w:t>予想 8.1</w:t>
-      </w:r>
-      <w:r>
-        <w:t xml:space="preserve"> 以下の条件下で、SCD は因果方向と一致する：</w:t>
+        <w:t>命題 8.1</w:t>
+      </w:r>
+      <w:r>
+        <w:t>（r_gradient のスカラー倍不変性） 対称なデータ行列 |ρ̂| に非対称行列 C をスカラー α &gt; 0 で混合するとき、ユーティリティ行列の非対称成分は A(α) = α·(C − C⊤) となる。Hodge分解の勾配比率 r_gradient はフローの構造にのみ依存し、フローの大きさには依存しない。</w:t>
       </w:r>
     </w:p>
     <w:p>
       <w:pPr>
-        <w:pStyle w:val="ListNumber"/>
+        <w:spacing w:before="160" w:after="160"/>
+        <w:jc w:val="center"/>
       </w:pPr>
       <w:r>
-        <w:t>1. ユーティリティ非対称性 U(i,j) − U(j,i) が真の因果方向と同符号</w:t>
+        <w:rPr>
+          <w:rFonts w:ascii="Cambria Math" w:hAnsi="Cambria Math"/>
+          <w:i/>
+          <w:sz w:val="22"/>
+        </w:rPr>
+        <w:t>A_old(α) = α·(C − C⊤) + (1−α)·(|ρ| − |ρ|⊤) = α·(C − C⊤)</w:t>
       </w:r>
     </w:p>
     <w:p>
-      <w:pPr>
-        <w:pStyle w:val="ListNumber"/>
-      </w:pPr>
-      <w:r>
-        <w:t>2. ユーティリティ重み w(i,j) が因果効果の強さの単調関数</w:t>
+      <w:r>
+        <w:t>証明のスケッチ：r_gradient = ‖δ₀φ‖² / ‖ω‖² において、ω → cω（c &gt; 0）とスケールすると、φ → cφ であり、分子・分母ともに c² でスケールされるため比率は不変。□</w:t>
       </w:r>
     </w:p>
     <w:p>
-      <w:pPr>
-        <w:pStyle w:val="ListNumber"/>
-      </w:pPr>
-      <w:r>
-        <w:t>3. グラフがDAG的構造を持つ（r_gradient ≈ 1）</w:t>
+      <w:r>
+        <w:rPr>
+          <w:b/>
+        </w:rPr>
+        <w:t xml:space="preserve">実用的含意: </w:t>
+      </w:r>
+      <w:r>
+        <w:t>αの値そのものは実質的に無意味。α = 0.01 と α = 0.9 で結果は同一。α はDAG構造の「スイッチ」であり、「ボリューム」ではない。重要なのは α &gt; 0 か否か、すなわち非対称な方向性信号が存在するか否かのみである。</w:t>
+      </w:r>
+    </w:p>
+    <w:p>
+      <w:r>
+        <w:rPr>
+          <w:b/>
+          <w:sz w:val="22"/>
+        </w:rPr>
+        <w:t>8.1.2 DPIモデル：滑らかな相転移への移行</w:t>
+      </w:r>
+    </w:p>
+    <w:p>
+      <w:r>
+        <w:t>§4.1.1 で導入した DPI をデータ駆動成分に用いると、状況は質的に変化する：</w:t>
+      </w:r>
+    </w:p>
+    <w:tbl>
+      <w:tblPr>
+        <w:tblStyle w:val="TableGrid"/>
+        <w:tblW w:type="auto" w:w="0"/>
+        <w:tblLook w:firstColumn="1" w:firstRow="1" w:lastColumn="0" w:lastRow="0" w:noHBand="0" w:noVBand="1" w:val="04A0"/>
+      </w:tblPr>
+      <w:tblGrid>
+        <w:gridCol w:w="2160"/>
+        <w:gridCol w:w="2160"/>
+        <w:gridCol w:w="2160"/>
+        <w:gridCol w:w="2160"/>
+      </w:tblGrid>
+      <w:tr>
+        <w:tc>
+          <w:tcPr>
+            <w:tcW w:type="dxa" w:w="2160"/>
+          </w:tcPr>
+          <w:p>
+            <w:r>
+              <w:rPr>
+                <w:b/>
+                <w:sz w:val="20"/>
+              </w:rPr>
+              <w:t>α</w:t>
+            </w:r>
+          </w:p>
+        </w:tc>
+        <w:tc>
+          <w:tcPr>
+            <w:tcW w:type="dxa" w:w="2160"/>
+          </w:tcPr>
+          <w:p>
+            <w:r>
+              <w:rPr>
+                <w:b/>
+                <w:sz w:val="20"/>
+              </w:rPr>
+              <w:t>r_gradient</w:t>
+            </w:r>
+          </w:p>
+        </w:tc>
+        <w:tc>
+          <w:tcPr>
+            <w:tcW w:type="dxa" w:w="2160"/>
+          </w:tcPr>
+          <w:p>
+            <w:r>
+              <w:rPr>
+                <w:b/>
+                <w:sz w:val="20"/>
+              </w:rPr>
+              <w:t>辺数</w:t>
+            </w:r>
+          </w:p>
+        </w:tc>
+        <w:tc>
+          <w:tcPr>
+            <w:tcW w:type="dxa" w:w="2160"/>
+          </w:tcPr>
+          <w:p>
+            <w:r>
+              <w:rPr>
+                <w:b/>
+                <w:sz w:val="20"/>
+              </w:rPr>
+              <w:t>非対称ノルム</w:t>
+            </w:r>
+          </w:p>
+        </w:tc>
+      </w:tr>
+      <w:tr>
+        <w:tc>
+          <w:tcPr>
+            <w:tcW w:type="dxa" w:w="2160"/>
+          </w:tcPr>
+          <w:p>
+            <w:r>
+              <w:rPr>
+                <w:sz w:val="20"/>
+              </w:rPr>
+              <w:t>0.0</w:t>
+            </w:r>
+          </w:p>
+        </w:tc>
+        <w:tc>
+          <w:tcPr>
+            <w:tcW w:type="dxa" w:w="2160"/>
+          </w:tcPr>
+          <w:p>
+            <w:r>
+              <w:rPr>
+                <w:sz w:val="20"/>
+              </w:rPr>
+              <w:t>0.581</w:t>
+            </w:r>
+          </w:p>
+        </w:tc>
+        <w:tc>
+          <w:tcPr>
+            <w:tcW w:type="dxa" w:w="2160"/>
+          </w:tcPr>
+          <w:p>
+            <w:r>
+              <w:rPr>
+                <w:sz w:val="20"/>
+              </w:rPr>
+              <w:t>9</w:t>
+            </w:r>
+          </w:p>
+        </w:tc>
+        <w:tc>
+          <w:tcPr>
+            <w:tcW w:type="dxa" w:w="2160"/>
+          </w:tcPr>
+          <w:p>
+            <w:r>
+              <w:rPr>
+                <w:sz w:val="20"/>
+              </w:rPr>
+              <w:t>0.815</w:t>
+            </w:r>
+          </w:p>
+        </w:tc>
+      </w:tr>
+      <w:tr>
+        <w:tc>
+          <w:tcPr>
+            <w:tcW w:type="dxa" w:w="2160"/>
+          </w:tcPr>
+          <w:p>
+            <w:r>
+              <w:rPr>
+                <w:sz w:val="20"/>
+              </w:rPr>
+              <w:t>0.1</w:t>
+            </w:r>
+          </w:p>
+        </w:tc>
+        <w:tc>
+          <w:tcPr>
+            <w:tcW w:type="dxa" w:w="2160"/>
+          </w:tcPr>
+          <w:p>
+            <w:r>
+              <w:rPr>
+                <w:sz w:val="20"/>
+              </w:rPr>
+              <w:t>0.598</w:t>
+            </w:r>
+          </w:p>
+        </w:tc>
+        <w:tc>
+          <w:tcPr>
+            <w:tcW w:type="dxa" w:w="2160"/>
+          </w:tcPr>
+          <w:p>
+            <w:r>
+              <w:rPr>
+                <w:sz w:val="20"/>
+              </w:rPr>
+              <w:t>9</w:t>
+            </w:r>
+          </w:p>
+        </w:tc>
+        <w:tc>
+          <w:tcPr>
+            <w:tcW w:type="dxa" w:w="2160"/>
+          </w:tcPr>
+          <w:p>
+            <w:r>
+              <w:rPr>
+                <w:sz w:val="20"/>
+              </w:rPr>
+              <w:t>0.755</w:t>
+            </w:r>
+          </w:p>
+        </w:tc>
+      </w:tr>
+      <w:tr>
+        <w:tc>
+          <w:tcPr>
+            <w:tcW w:type="dxa" w:w="2160"/>
+          </w:tcPr>
+          <w:p>
+            <w:r>
+              <w:rPr>
+                <w:sz w:val="20"/>
+              </w:rPr>
+              <w:t>0.3</w:t>
+            </w:r>
+          </w:p>
+        </w:tc>
+        <w:tc>
+          <w:tcPr>
+            <w:tcW w:type="dxa" w:w="2160"/>
+          </w:tcPr>
+          <w:p>
+            <w:r>
+              <w:rPr>
+                <w:sz w:val="20"/>
+              </w:rPr>
+              <w:t>0.688</w:t>
+            </w:r>
+          </w:p>
+        </w:tc>
+        <w:tc>
+          <w:tcPr>
+            <w:tcW w:type="dxa" w:w="2160"/>
+          </w:tcPr>
+          <w:p>
+            <w:r>
+              <w:rPr>
+                <w:sz w:val="20"/>
+              </w:rPr>
+              <w:t>9</w:t>
+            </w:r>
+          </w:p>
+        </w:tc>
+        <w:tc>
+          <w:tcPr>
+            <w:tcW w:type="dxa" w:w="2160"/>
+          </w:tcPr>
+          <w:p>
+            <w:r>
+              <w:rPr>
+                <w:sz w:val="20"/>
+              </w:rPr>
+              <w:t>0.719</w:t>
+            </w:r>
+          </w:p>
+        </w:tc>
+      </w:tr>
+      <w:tr>
+        <w:tc>
+          <w:tcPr>
+            <w:tcW w:type="dxa" w:w="2160"/>
+          </w:tcPr>
+          <w:p>
+            <w:r>
+              <w:rPr>
+                <w:sz w:val="20"/>
+              </w:rPr>
+              <w:t>0.5</w:t>
+            </w:r>
+          </w:p>
+        </w:tc>
+        <w:tc>
+          <w:tcPr>
+            <w:tcW w:type="dxa" w:w="2160"/>
+          </w:tcPr>
+          <w:p>
+            <w:r>
+              <w:rPr>
+                <w:sz w:val="20"/>
+              </w:rPr>
+              <w:t>0.792</w:t>
+            </w:r>
+          </w:p>
+        </w:tc>
+        <w:tc>
+          <w:tcPr>
+            <w:tcW w:type="dxa" w:w="2160"/>
+          </w:tcPr>
+          <w:p>
+            <w:r>
+              <w:rPr>
+                <w:sz w:val="20"/>
+              </w:rPr>
+              <w:t>10</w:t>
+            </w:r>
+          </w:p>
+        </w:tc>
+        <w:tc>
+          <w:tcPr>
+            <w:tcW w:type="dxa" w:w="2160"/>
+          </w:tcPr>
+          <w:p>
+            <w:r>
+              <w:rPr>
+                <w:sz w:val="20"/>
+              </w:rPr>
+              <w:t>0.803</w:t>
+            </w:r>
+          </w:p>
+        </w:tc>
+      </w:tr>
+      <w:tr>
+        <w:tc>
+          <w:tcPr>
+            <w:tcW w:type="dxa" w:w="2160"/>
+          </w:tcPr>
+          <w:p>
+            <w:r>
+              <w:rPr>
+                <w:sz w:val="20"/>
+              </w:rPr>
+              <w:t>0.6</w:t>
+            </w:r>
+          </w:p>
+        </w:tc>
+        <w:tc>
+          <w:tcPr>
+            <w:tcW w:type="dxa" w:w="2160"/>
+          </w:tcPr>
+          <w:p>
+            <w:r>
+              <w:rPr>
+                <w:sz w:val="20"/>
+              </w:rPr>
+              <w:t>0.824</w:t>
+            </w:r>
+          </w:p>
+        </w:tc>
+        <w:tc>
+          <w:tcPr>
+            <w:tcW w:type="dxa" w:w="2160"/>
+          </w:tcPr>
+          <w:p>
+            <w:r>
+              <w:rPr>
+                <w:sz w:val="20"/>
+              </w:rPr>
+              <w:t>10</w:t>
+            </w:r>
+          </w:p>
+        </w:tc>
+        <w:tc>
+          <w:tcPr>
+            <w:tcW w:type="dxa" w:w="2160"/>
+          </w:tcPr>
+          <w:p>
+            <w:r>
+              <w:rPr>
+                <w:sz w:val="20"/>
+              </w:rPr>
+              <w:t>0.882</w:t>
+            </w:r>
+          </w:p>
+        </w:tc>
+      </w:tr>
+      <w:tr>
+        <w:tc>
+          <w:tcPr>
+            <w:tcW w:type="dxa" w:w="2160"/>
+          </w:tcPr>
+          <w:p>
+            <w:r>
+              <w:rPr>
+                <w:sz w:val="20"/>
+              </w:rPr>
+              <w:t>1.0</w:t>
+            </w:r>
+          </w:p>
+        </w:tc>
+        <w:tc>
+          <w:tcPr>
+            <w:tcW w:type="dxa" w:w="2160"/>
+          </w:tcPr>
+          <w:p>
+            <w:r>
+              <w:rPr>
+                <w:sz w:val="20"/>
+              </w:rPr>
+              <w:t>0.859</w:t>
+            </w:r>
+          </w:p>
+        </w:tc>
+        <w:tc>
+          <w:tcPr>
+            <w:tcW w:type="dxa" w:w="2160"/>
+          </w:tcPr>
+          <w:p>
+            <w:r>
+              <w:rPr>
+                <w:sz w:val="20"/>
+              </w:rPr>
+              <w:t>9</w:t>
+            </w:r>
+          </w:p>
+        </w:tc>
+        <w:tc>
+          <w:tcPr>
+            <w:tcW w:type="dxa" w:w="2160"/>
+          </w:tcPr>
+          <w:p>
+            <w:r>
+              <w:rPr>
+                <w:sz w:val="20"/>
+              </w:rPr>
+              <w:t>1.327</w:t>
+            </w:r>
+          </w:p>
+        </w:tc>
+      </w:tr>
+    </w:tbl>
+    <w:p>
+      <w:r>
+        <w:t>旧モデルからDPIモデルへの移行は、一次相転移（不連続）から二次相転移（連続）への質的変化に相当する。DPIのデータ駆動的方向性信号は「残留磁化」の役割を果たし、外部磁場 h = 0（α = 0）でも部分的な秩序状態を維持する。</w:t>
       </w:r>
     </w:p>
     <w:p>
@@ -3752,28 +4447,412 @@
         <w:pStyle w:val="Heading2"/>
       </w:pPr>
       <w:r>
-        <w:t>8.2 ユーティリティ関数の構成とDPIの役割</w:t>
+        <w:t>8.2 真の閾値：知識の「量」ではなく「質」</w:t>
       </w:r>
     </w:p>
     <w:p>
       <w:r>
-        <w:t>初期モデルではデータ駆動成分に |ρ̂ᵢⱼ|（相関係数の絶対値）を用いていた。しかし |ρ̂ᵢⱼ| は対称であり、α = 0 では方向性信号が消失する。</w:t>
+        <w:t>§8.1 の結果は、DAG構造の出現を支配するのが α（知識の量）ではないことを示した。真の閾値は知識の質（方向性の正確さ）にある。</w:t>
       </w:r>
     </w:p>
+    <w:p>
+      <w:r>
+        <w:t>正しいドメイン知識の辺方向を p_flip の割合でランダムに反転させた実験（200試行, α = 0.6）：</w:t>
+      </w:r>
+    </w:p>
+    <w:tbl>
+      <w:tblPr>
+        <w:tblStyle w:val="TableGrid"/>
+        <w:tblW w:type="auto" w:w="0"/>
+        <w:tblLook w:firstColumn="1" w:firstRow="1" w:lastColumn="0" w:lastRow="0" w:noHBand="0" w:noVBand="1" w:val="04A0"/>
+      </w:tblPr>
+      <w:tblGrid>
+        <w:gridCol w:w="2880"/>
+        <w:gridCol w:w="2880"/>
+        <w:gridCol w:w="2880"/>
+      </w:tblGrid>
+      <w:tr>
+        <w:tc>
+          <w:tcPr>
+            <w:tcW w:type="dxa" w:w="2880"/>
+          </w:tcPr>
+          <w:p>
+            <w:r>
+              <w:rPr>
+                <w:b/>
+                <w:sz w:val="20"/>
+              </w:rPr>
+              <w:t>p_flip</w:t>
+            </w:r>
+          </w:p>
+        </w:tc>
+        <w:tc>
+          <w:tcPr>
+            <w:tcW w:type="dxa" w:w="2880"/>
+          </w:tcPr>
+          <w:p>
+            <w:r>
+              <w:rPr>
+                <w:b/>
+                <w:sz w:val="20"/>
+              </w:rPr>
+              <w:t>r_gradient（平均 ± SD）</w:t>
+            </w:r>
+          </w:p>
+        </w:tc>
+        <w:tc>
+          <w:tcPr>
+            <w:tcW w:type="dxa" w:w="2880"/>
+          </w:tcPr>
+          <w:p>
+            <w:r>
+              <w:rPr>
+                <w:b/>
+                <w:sz w:val="20"/>
+              </w:rPr>
+              <w:t>解釈</w:t>
+            </w:r>
+          </w:p>
+        </w:tc>
+      </w:tr>
+      <w:tr>
+        <w:tc>
+          <w:tcPr>
+            <w:tcW w:type="dxa" w:w="2880"/>
+          </w:tcPr>
+          <w:p>
+            <w:r>
+              <w:rPr>
+                <w:sz w:val="20"/>
+              </w:rPr>
+              <w:t>0.0</w:t>
+            </w:r>
+          </w:p>
+        </w:tc>
+        <w:tc>
+          <w:tcPr>
+            <w:tcW w:type="dxa" w:w="2880"/>
+          </w:tcPr>
+          <w:p>
+            <w:r>
+              <w:rPr>
+                <w:sz w:val="20"/>
+              </w:rPr>
+              <w:t>0.859 ± 0.000</w:t>
+            </w:r>
+          </w:p>
+        </w:tc>
+        <w:tc>
+          <w:tcPr>
+            <w:tcW w:type="dxa" w:w="2880"/>
+          </w:tcPr>
+          <w:p>
+            <w:r>
+              <w:rPr>
+                <w:sz w:val="20"/>
+              </w:rPr>
+              <w:t>完全に正しい → 高DAG</w:t>
+            </w:r>
+          </w:p>
+        </w:tc>
+      </w:tr>
+      <w:tr>
+        <w:tc>
+          <w:tcPr>
+            <w:tcW w:type="dxa" w:w="2880"/>
+          </w:tcPr>
+          <w:p>
+            <w:r>
+              <w:rPr>
+                <w:sz w:val="20"/>
+              </w:rPr>
+              <w:t>0.1</w:t>
+            </w:r>
+          </w:p>
+        </w:tc>
+        <w:tc>
+          <w:tcPr>
+            <w:tcW w:type="dxa" w:w="2880"/>
+          </w:tcPr>
+          <w:p>
+            <w:r>
+              <w:rPr>
+                <w:sz w:val="20"/>
+              </w:rPr>
+              <w:t>0.576 ± 0.242</w:t>
+            </w:r>
+          </w:p>
+        </w:tc>
+        <w:tc>
+          <w:tcPr>
+            <w:tcW w:type="dxa" w:w="2880"/>
+          </w:tcPr>
+          <w:p>
+            <w:r>
+              <w:rPr>
+                <w:sz w:val="20"/>
+              </w:rPr>
+              <w:t>10%誤り → 急落</w:t>
+            </w:r>
+          </w:p>
+        </w:tc>
+      </w:tr>
+      <w:tr>
+        <w:tc>
+          <w:tcPr>
+            <w:tcW w:type="dxa" w:w="2880"/>
+          </w:tcPr>
+          <w:p>
+            <w:r>
+              <w:rPr>
+                <w:sz w:val="20"/>
+              </w:rPr>
+              <w:t>0.2</w:t>
+            </w:r>
+          </w:p>
+        </w:tc>
+        <w:tc>
+          <w:tcPr>
+            <w:tcW w:type="dxa" w:w="2880"/>
+          </w:tcPr>
+          <w:p>
+            <w:r>
+              <w:rPr>
+                <w:sz w:val="20"/>
+              </w:rPr>
+              <w:t>0.443 ± 0.226</w:t>
+            </w:r>
+          </w:p>
+        </w:tc>
+        <w:tc>
+          <w:tcPr>
+            <w:tcW w:type="dxa" w:w="2880"/>
+          </w:tcPr>
+          <w:p>
+            <w:r>
+              <w:rPr>
+                <w:sz w:val="20"/>
+              </w:rPr>
+              <w:t>ほぼランダム水準</w:t>
+            </w:r>
+          </w:p>
+        </w:tc>
+      </w:tr>
+      <w:tr>
+        <w:tc>
+          <w:tcPr>
+            <w:tcW w:type="dxa" w:w="2880"/>
+          </w:tcPr>
+          <w:p>
+            <w:r>
+              <w:rPr>
+                <w:sz w:val="20"/>
+              </w:rPr>
+              <w:t>0.3</w:t>
+            </w:r>
+          </w:p>
+        </w:tc>
+        <w:tc>
+          <w:tcPr>
+            <w:tcW w:type="dxa" w:w="2880"/>
+          </w:tcPr>
+          <w:p>
+            <w:r>
+              <w:rPr>
+                <w:sz w:val="20"/>
+              </w:rPr>
+              <w:t>0.371 ± 0.214</w:t>
+            </w:r>
+          </w:p>
+        </w:tc>
+        <w:tc>
+          <w:tcPr>
+            <w:tcW w:type="dxa" w:w="2880"/>
+          </w:tcPr>
+          <w:p>
+            <w:r>
+              <w:rPr>
+                <w:sz w:val="20"/>
+              </w:rPr>
+              <w:t>最低点（最大循環）</w:t>
+            </w:r>
+          </w:p>
+        </w:tc>
+      </w:tr>
+      <w:tr>
+        <w:tc>
+          <w:tcPr>
+            <w:tcW w:type="dxa" w:w="2880"/>
+          </w:tcPr>
+          <w:p>
+            <w:r>
+              <w:rPr>
+                <w:sz w:val="20"/>
+              </w:rPr>
+              <w:t>0.4</w:t>
+            </w:r>
+          </w:p>
+        </w:tc>
+        <w:tc>
+          <w:tcPr>
+            <w:tcW w:type="dxa" w:w="2880"/>
+          </w:tcPr>
+          <w:p>
+            <w:r>
+              <w:rPr>
+                <w:sz w:val="20"/>
+              </w:rPr>
+              <w:t>0.434 ± 0.214</w:t>
+            </w:r>
+          </w:p>
+        </w:tc>
+        <w:tc>
+          <w:tcPr>
+            <w:tcW w:type="dxa" w:w="2880"/>
+          </w:tcPr>
+          <w:p>
+            <w:r>
+              <w:rPr>
+                <w:sz w:val="20"/>
+              </w:rPr>
+              <w:t>回復開始</w:t>
+            </w:r>
+          </w:p>
+        </w:tc>
+      </w:tr>
+      <w:tr>
+        <w:tc>
+          <w:tcPr>
+            <w:tcW w:type="dxa" w:w="2880"/>
+          </w:tcPr>
+          <w:p>
+            <w:r>
+              <w:rPr>
+                <w:sz w:val="20"/>
+              </w:rPr>
+              <w:t>0.5</w:t>
+            </w:r>
+          </w:p>
+        </w:tc>
+        <w:tc>
+          <w:tcPr>
+            <w:tcW w:type="dxa" w:w="2880"/>
+          </w:tcPr>
+          <w:p>
+            <w:r>
+              <w:rPr>
+                <w:sz w:val="20"/>
+              </w:rPr>
+              <w:t>0.516 ± 0.232</w:t>
+            </w:r>
+          </w:p>
+        </w:tc>
+        <w:tc>
+          <w:tcPr>
+            <w:tcW w:type="dxa" w:w="2880"/>
+          </w:tcPr>
+          <w:p>
+            <w:r>
+              <w:rPr>
+                <w:sz w:val="20"/>
+              </w:rPr>
+              <w:t>半分反転</w:t>
+            </w:r>
+          </w:p>
+        </w:tc>
+      </w:tr>
+      <w:tr>
+        <w:tc>
+          <w:tcPr>
+            <w:tcW w:type="dxa" w:w="2880"/>
+          </w:tcPr>
+          <w:p>
+            <w:r>
+              <w:rPr>
+                <w:sz w:val="20"/>
+              </w:rPr>
+              <w:t>0.7</w:t>
+            </w:r>
+          </w:p>
+        </w:tc>
+        <w:tc>
+          <w:tcPr>
+            <w:tcW w:type="dxa" w:w="2880"/>
+          </w:tcPr>
+          <w:p>
+            <w:r>
+              <w:rPr>
+                <w:sz w:val="20"/>
+              </w:rPr>
+              <w:t>0.733 ± 0.164</w:t>
+            </w:r>
+          </w:p>
+        </w:tc>
+        <w:tc>
+          <w:tcPr>
+            <w:tcW w:type="dxa" w:w="2880"/>
+          </w:tcPr>
+          <w:p>
+            <w:r>
+              <w:rPr>
+                <w:sz w:val="20"/>
+              </w:rPr>
+              <w:t>大部分反転 → DAG回復</w:t>
+            </w:r>
+          </w:p>
+        </w:tc>
+      </w:tr>
+      <w:tr>
+        <w:tc>
+          <w:tcPr>
+            <w:tcW w:type="dxa" w:w="2880"/>
+          </w:tcPr>
+          <w:p>
+            <w:r>
+              <w:rPr>
+                <w:sz w:val="20"/>
+              </w:rPr>
+              <w:t>1.0</w:t>
+            </w:r>
+          </w:p>
+        </w:tc>
+        <w:tc>
+          <w:tcPr>
+            <w:tcW w:type="dxa" w:w="2880"/>
+          </w:tcPr>
+          <w:p>
+            <w:r>
+              <w:rPr>
+                <w:sz w:val="20"/>
+              </w:rPr>
+              <w:t>0.859 ± 0.000</w:t>
+            </w:r>
+          </w:p>
+        </w:tc>
+        <w:tc>
+          <w:tcPr>
+            <w:tcW w:type="dxa" w:w="2880"/>
+          </w:tcPr>
+          <w:p>
+            <w:r>
+              <w:rPr>
+                <w:sz w:val="20"/>
+              </w:rPr>
+              <w:t>完全反転 → 逆DAGで回復</w:t>
+            </w:r>
+          </w:p>
+        </w:tc>
+      </w:tr>
+    </w:tbl>
     <w:p>
       <w:r>
         <w:rPr>
           <w:b/>
         </w:rPr>
-        <w:t xml:space="preserve">ベース手法の理論的限界: </w:t>
-      </w:r>
-      <w:r>
-        <w:t>対称な統計量を用いるかぎり、ドメイン知識なし（α = 0）での因果方向推定は原理的に不可能である。本稿では §4.1.1 で定義した DPI（方向性予測指標）を導入することにより、この理論的限界を克服した。</w:t>
-      </w:r>
-    </w:p>
-    <w:p>
-      <w:r>
-        <w:t>DPIの導入により、スペクトル因果性の運用は以下の段階的フレームワークとなる：</w:t>
+        <w:t xml:space="preserve">U字型カーブの驚き: </w:t>
+      </w:r>
+      <w:r>
+        <w:t>p_flip = 0（全て正しい）と p_flip = 1（全て逆転）で同じDAG度。最低点は p_flip ≈ 0.3。</w:t>
       </w:r>
     </w:p>
     <w:p>
@@ -3781,7 +4860,7 @@
         <w:pStyle w:val="ListBullet"/>
       </w:pPr>
       <w:r>
-        <w:t>(a) ドメイン知識なし（α = 0）: U(i,j) = D_DPI(i → j)。DPIの非対称性のみで因果方向を推定。UCI心疾患データで r_gradient = 0.581, 9本の有向辺を検出, LiNGAM方向一致率67%。</w:t>
+        <w:t>p = 0: 全辺が整合的 → 強いDAG</w:t>
       </w:r>
     </w:p>
     <w:p>
@@ -3789,7 +4868,7 @@
         <w:pStyle w:val="ListBullet"/>
       </w:pPr>
       <w:r>
-        <w:t>(b) ドメイン知識あり（α &gt; 0）: U(i,j) = α·C_domain + (1−α)·D_DPI。r_gradient は 0.581 → 0.859 へ滑らかに増加。</w:t>
+        <w:t>p = 1: 全辺が逆転しているが、互いに整合的 → 逆方向の強いDAG</w:t>
       </w:r>
     </w:p>
     <w:p>
@@ -3797,7 +4876,27 @@
         <w:pStyle w:val="ListBullet"/>
       </w:pPr>
       <w:r>
-        <w:t>(c) LiNGAMとのアンサンブル（ECD）: LiNGAMの推定DAGから高確信辺のみを C_domain に設定可能。Hill の9基準の網羅性も向上（H6/H7/H9をカバー）。</w:t>
+        <w:t>p ≈ 0.3: 一部が正方向、一部が逆方向 → 矛盾する方向指示がカール（循環）を最大化</w:t>
+      </w:r>
+    </w:p>
+    <w:p>
+      <w:pPr>
+        <w:spacing w:before="120"/>
+      </w:pPr>
+      <w:r>
+        <w:rPr>
+          <w:b/>
+          <w:i/>
+        </w:rPr>
+        <w:t>「部分的な誤情報は完全な無知より悪い」</w:t>
+      </w:r>
+      <w:r>
+        <w:t xml:space="preserve"> — これはドメイン知識に基づく因果推論一般に対する警告である。</w:t>
+      </w:r>
+    </w:p>
+    <w:p>
+      <w:r>
+        <w:t>臨界閾値：p*_flip ≈ 0.15（辺方向の85%以上が正しければDAG構造が維持される）。</w:t>
       </w:r>
     </w:p>
     <w:p>
@@ -3805,47 +4904,335 @@
         <w:pStyle w:val="Heading2"/>
       </w:pPr>
       <w:r>
-        <w:t>8.3 今後の方向性</w:t>
+        <w:t>8.3 Leave-One-Edge-Out：根ノードの方向性が骨格</w:t>
+      </w:r>
+    </w:p>
+    <w:tbl>
+      <w:tblPr>
+        <w:tblStyle w:val="TableGrid"/>
+        <w:tblW w:type="auto" w:w="0"/>
+        <w:tblLook w:firstColumn="1" w:firstRow="1" w:lastColumn="0" w:lastRow="0" w:noHBand="0" w:noVBand="1" w:val="04A0"/>
+      </w:tblPr>
+      <w:tblGrid>
+        <w:gridCol w:w="2880"/>
+        <w:gridCol w:w="2880"/>
+        <w:gridCol w:w="2880"/>
+      </w:tblGrid>
+      <w:tr>
+        <w:tc>
+          <w:tcPr>
+            <w:tcW w:type="dxa" w:w="2880"/>
+          </w:tcPr>
+          <w:p>
+            <w:r>
+              <w:rPr>
+                <w:b/>
+                <w:sz w:val="20"/>
+              </w:rPr>
+              <w:t>除去した辺</w:t>
+            </w:r>
+          </w:p>
+        </w:tc>
+        <w:tc>
+          <w:tcPr>
+            <w:tcW w:type="dxa" w:w="2880"/>
+          </w:tcPr>
+          <w:p>
+            <w:r>
+              <w:rPr>
+                <w:b/>
+                <w:sz w:val="20"/>
+              </w:rPr>
+              <w:t>Δr_gradient</w:t>
+            </w:r>
+          </w:p>
+        </w:tc>
+        <w:tc>
+          <w:tcPr>
+            <w:tcW w:type="dxa" w:w="2880"/>
+          </w:tcPr>
+          <w:p>
+            <w:r>
+              <w:rPr>
+                <w:b/>
+                <w:sz w:val="20"/>
+              </w:rPr>
+              <w:t>重要度</w:t>
+            </w:r>
+          </w:p>
+        </w:tc>
+      </w:tr>
+      <w:tr>
+        <w:tc>
+          <w:tcPr>
+            <w:tcW w:type="dxa" w:w="2880"/>
+          </w:tcPr>
+          <w:p>
+            <w:r>
+              <w:rPr>
+                <w:sz w:val="20"/>
+              </w:rPr>
+              <w:t>Age ↔ STDep</w:t>
+            </w:r>
+          </w:p>
+        </w:tc>
+        <w:tc>
+          <w:tcPr>
+            <w:tcW w:type="dxa" w:w="2880"/>
+          </w:tcPr>
+          <w:p>
+            <w:r>
+              <w:rPr>
+                <w:sz w:val="20"/>
+              </w:rPr>
+              <w:t>−0.267</w:t>
+            </w:r>
+          </w:p>
+        </w:tc>
+        <w:tc>
+          <w:tcPr>
+            <w:tcW w:type="dxa" w:w="2880"/>
+          </w:tcPr>
+          <w:p>
+            <w:r>
+              <w:rPr>
+                <w:sz w:val="20"/>
+              </w:rPr>
+              <w:t>★★★（最重要）</w:t>
+            </w:r>
+          </w:p>
+        </w:tc>
+      </w:tr>
+      <w:tr>
+        <w:tc>
+          <w:tcPr>
+            <w:tcW w:type="dxa" w:w="2880"/>
+          </w:tcPr>
+          <w:p>
+            <w:r>
+              <w:rPr>
+                <w:sz w:val="20"/>
+              </w:rPr>
+              <w:t>Age ↔ MaxHR</w:t>
+            </w:r>
+          </w:p>
+        </w:tc>
+        <w:tc>
+          <w:tcPr>
+            <w:tcW w:type="dxa" w:w="2880"/>
+          </w:tcPr>
+          <w:p>
+            <w:r>
+              <w:rPr>
+                <w:sz w:val="20"/>
+              </w:rPr>
+              <w:t>−0.098</w:t>
+            </w:r>
+          </w:p>
+        </w:tc>
+        <w:tc>
+          <w:tcPr>
+            <w:tcW w:type="dxa" w:w="2880"/>
+          </w:tcPr>
+          <w:p>
+            <w:r>
+              <w:rPr>
+                <w:sz w:val="20"/>
+              </w:rPr>
+              <w:t>★★</w:t>
+            </w:r>
+          </w:p>
+        </w:tc>
+      </w:tr>
+      <w:tr>
+        <w:tc>
+          <w:tcPr>
+            <w:tcW w:type="dxa" w:w="2880"/>
+          </w:tcPr>
+          <w:p>
+            <w:r>
+              <w:rPr>
+                <w:sz w:val="20"/>
+              </w:rPr>
+              <w:t>Age ↔ Chol</w:t>
+            </w:r>
+          </w:p>
+        </w:tc>
+        <w:tc>
+          <w:tcPr>
+            <w:tcW w:type="dxa" w:w="2880"/>
+          </w:tcPr>
+          <w:p>
+            <w:r>
+              <w:rPr>
+                <w:sz w:val="20"/>
+              </w:rPr>
+              <w:t>−0.069</w:t>
+            </w:r>
+          </w:p>
+        </w:tc>
+        <w:tc>
+          <w:tcPr>
+            <w:tcW w:type="dxa" w:w="2880"/>
+          </w:tcPr>
+          <w:p>
+            <w:r>
+              <w:rPr>
+                <w:sz w:val="20"/>
+              </w:rPr>
+              <w:t>★★</w:t>
+            </w:r>
+          </w:p>
+        </w:tc>
+      </w:tr>
+      <w:tr>
+        <w:tc>
+          <w:tcPr>
+            <w:tcW w:type="dxa" w:w="2880"/>
+          </w:tcPr>
+          <w:p>
+            <w:r>
+              <w:rPr>
+                <w:sz w:val="20"/>
+              </w:rPr>
+              <w:t>Age ↔ RestBP</w:t>
+            </w:r>
+          </w:p>
+        </w:tc>
+        <w:tc>
+          <w:tcPr>
+            <w:tcW w:type="dxa" w:w="2880"/>
+          </w:tcPr>
+          <w:p>
+            <w:r>
+              <w:rPr>
+                <w:sz w:val="20"/>
+              </w:rPr>
+              <w:t>−0.040</w:t>
+            </w:r>
+          </w:p>
+        </w:tc>
+        <w:tc>
+          <w:tcPr>
+            <w:tcW w:type="dxa" w:w="2880"/>
+          </w:tcPr>
+          <w:p>
+            <w:r>
+              <w:rPr>
+                <w:sz w:val="20"/>
+              </w:rPr>
+              <w:t>★</w:t>
+            </w:r>
+          </w:p>
+        </w:tc>
+      </w:tr>
+      <w:tr>
+        <w:tc>
+          <w:tcPr>
+            <w:tcW w:type="dxa" w:w="2880"/>
+          </w:tcPr>
+          <w:p>
+            <w:r>
+              <w:rPr>
+                <w:sz w:val="20"/>
+              </w:rPr>
+              <w:t>Chol ↔ STDep</w:t>
+            </w:r>
+          </w:p>
+        </w:tc>
+        <w:tc>
+          <w:tcPr>
+            <w:tcW w:type="dxa" w:w="2880"/>
+          </w:tcPr>
+          <w:p>
+            <w:r>
+              <w:rPr>
+                <w:sz w:val="20"/>
+              </w:rPr>
+              <w:t>−0.054</w:t>
+            </w:r>
+          </w:p>
+        </w:tc>
+        <w:tc>
+          <w:tcPr>
+            <w:tcW w:type="dxa" w:w="2880"/>
+          </w:tcPr>
+          <w:p>
+            <w:r>
+              <w:rPr>
+                <w:sz w:val="20"/>
+              </w:rPr>
+              <w:t>★</w:t>
+            </w:r>
+          </w:p>
+        </w:tc>
+      </w:tr>
+      <w:tr>
+        <w:tc>
+          <w:tcPr>
+            <w:tcW w:type="dxa" w:w="2880"/>
+          </w:tcPr>
+          <w:p>
+            <w:r>
+              <w:rPr>
+                <w:sz w:val="20"/>
+              </w:rPr>
+              <w:t>RestBP ↔ MaxHR</w:t>
+            </w:r>
+          </w:p>
+        </w:tc>
+        <w:tc>
+          <w:tcPr>
+            <w:tcW w:type="dxa" w:w="2880"/>
+          </w:tcPr>
+          <w:p>
+            <w:r>
+              <w:rPr>
+                <w:sz w:val="20"/>
+              </w:rPr>
+              <w:t>+0.015</w:t>
+            </w:r>
+          </w:p>
+        </w:tc>
+        <w:tc>
+          <w:tcPr>
+            <w:tcW w:type="dxa" w:w="2880"/>
+          </w:tcPr>
+          <w:p>
+            <w:r>
+              <w:rPr>
+                <w:sz w:val="20"/>
+              </w:rPr>
+              <w:t>除去で改善</w:t>
+            </w:r>
+          </w:p>
+        </w:tc>
+      </w:tr>
+    </w:tbl>
+    <w:p>
+      <w:r>
+        <w:t>Age（根ノード = 外生変数）に関連する辺がDAG構造の骨格を形成している。「この変数は他に影響されない（外生的だ）」という最小限の知識が最大のレバレッジを持つ。全ての辺の方向を知る必要はなく、根ノード1つの同定が全体構造を大きく改善する。</w:t>
       </w:r>
     </w:p>
     <w:p>
       <w:pPr>
-        <w:pStyle w:val="ListNumber"/>
+        <w:pStyle w:val="Heading2"/>
       </w:pPr>
       <w:r>
-        <w:t>識別可能性の理論構築: 特殊ケース（ツリーDAG + 線形SEM）での証明</w:t>
+        <w:t>8.4 ランダム知識との比較</w:t>
+      </w:r>
+    </w:p>
+    <w:p>
+      <w:r>
+        <w:t>ドメイン知識をランダム行列に置換した場合（50試行平均）：r_gradient ≈ 0.4（構造なし）。正しい臨床知識の0.859と大きく異なる。αを大きくしてもDAG度が改善しない点が注目に値する — これは命題8.1と整合する：r_gradient は非対称成分の構造に依存し、大きさには依存しない。</w:t>
       </w:r>
     </w:p>
     <w:p>
       <w:pPr>
-        <w:pStyle w:val="ListNumber"/>
+        <w:pStyle w:val="Heading2"/>
       </w:pPr>
       <w:r>
-        <w:t>アンサンブル因果推定: ECD(i,j) = α·LiNGAM + β·SCD + γ·Granger の統計的性質</w:t>
-      </w:r>
-    </w:p>
-    <w:p>
-      <w:pPr>
-        <w:pStyle w:val="ListNumber"/>
-      </w:pPr>
-      <w:r>
-        <w:t>経時データへの拡張: 時間的ユーティリティグラフの構築</w:t>
-      </w:r>
-    </w:p>
-    <w:p>
-      <w:pPr>
-        <w:pStyle w:val="ListNumber"/>
-      </w:pPr>
-      <w:r>
-        <w:t>大規模データでの検証: 日本健診コホート（n &gt; 10⁵）やMIMIC-IV</w:t>
-      </w:r>
-    </w:p>
-    <w:p>
-      <w:pPr>
-        <w:pStyle w:val="Heading1"/>
-      </w:pPr>
-      <w:r>
-        <w:t>記号一覧</w:t>
+        <w:t>8.5 相転移の物理学的類推：Ising模型との対応</w:t>
       </w:r>
     </w:p>
     <w:tbl>
@@ -3867,6 +5254,1259 @@
             <w:r>
               <w:rPr>
                 <w:b/>
+                <w:sz w:val="20"/>
+              </w:rPr>
+              <w:t>物理系（Ising模型）</w:t>
+            </w:r>
+          </w:p>
+        </w:tc>
+        <w:tc>
+          <w:tcPr>
+            <w:tcW w:type="dxa" w:w="4320"/>
+          </w:tcPr>
+          <w:p>
+            <w:r>
+              <w:rPr>
+                <w:b/>
+                <w:sz w:val="20"/>
+              </w:rPr>
+              <w:t>因果推定系（スペクトル因果性）</w:t>
+            </w:r>
+          </w:p>
+        </w:tc>
+      </w:tr>
+      <w:tr>
+        <w:tc>
+          <w:tcPr>
+            <w:tcW w:type="dxa" w:w="4320"/>
+          </w:tcPr>
+          <w:p>
+            <w:r>
+              <w:rPr>
+                <w:sz w:val="20"/>
+              </w:rPr>
+              <w:t>温度 T</w:t>
+            </w:r>
+          </w:p>
+        </w:tc>
+        <w:tc>
+          <w:tcPr>
+            <w:tcW w:type="dxa" w:w="4320"/>
+          </w:tcPr>
+          <w:p>
+            <w:r>
+              <w:rPr>
+                <w:sz w:val="20"/>
+              </w:rPr>
+              <w:t>知識品質の逆数 p_flip</w:t>
+            </w:r>
+          </w:p>
+        </w:tc>
+      </w:tr>
+      <w:tr>
+        <w:tc>
+          <w:tcPr>
+            <w:tcW w:type="dxa" w:w="4320"/>
+          </w:tcPr>
+          <w:p>
+            <w:r>
+              <w:rPr>
+                <w:sz w:val="20"/>
+              </w:rPr>
+              <w:t>秩序パラメータ（磁化率）</w:t>
+            </w:r>
+          </w:p>
+        </w:tc>
+        <w:tc>
+          <w:tcPr>
+            <w:tcW w:type="dxa" w:w="4320"/>
+          </w:tcPr>
+          <w:p>
+            <w:r>
+              <w:rPr>
+                <w:sz w:val="20"/>
+              </w:rPr>
+              <w:t>r_gradient（DAG度）</w:t>
+            </w:r>
+          </w:p>
+        </w:tc>
+      </w:tr>
+      <w:tr>
+        <w:tc>
+          <w:tcPr>
+            <w:tcW w:type="dxa" w:w="4320"/>
+          </w:tcPr>
+          <w:p>
+            <w:r>
+              <w:rPr>
+                <w:sz w:val="20"/>
+              </w:rPr>
+              <w:t>外部磁場 h</w:t>
+            </w:r>
+          </w:p>
+        </w:tc>
+        <w:tc>
+          <w:tcPr>
+            <w:tcW w:type="dxa" w:w="4320"/>
+          </w:tcPr>
+          <w:p>
+            <w:r>
+              <w:rPr>
+                <w:sz w:val="20"/>
+              </w:rPr>
+              <w:t>知識量 α / DPIの方向性信号</w:t>
+            </w:r>
+          </w:p>
+        </w:tc>
+      </w:tr>
+      <w:tr>
+        <w:tc>
+          <w:tcPr>
+            <w:tcW w:type="dxa" w:w="4320"/>
+          </w:tcPr>
+          <w:p>
+            <w:r>
+              <w:rPr>
+                <w:sz w:val="20"/>
+              </w:rPr>
+              <w:t>相転移温度 Tc</w:t>
+            </w:r>
+          </w:p>
+        </w:tc>
+        <w:tc>
+          <w:tcPr>
+            <w:tcW w:type="dxa" w:w="4320"/>
+          </w:tcPr>
+          <w:p>
+            <w:r>
+              <w:rPr>
+                <w:sz w:val="20"/>
+              </w:rPr>
+              <w:t>p*_flip ≈ 0.15</w:t>
+            </w:r>
+          </w:p>
+        </w:tc>
+      </w:tr>
+      <w:tr>
+        <w:tc>
+          <w:tcPr>
+            <w:tcW w:type="dxa" w:w="4320"/>
+          </w:tcPr>
+          <w:p>
+            <w:r>
+              <w:rPr>
+                <w:sz w:val="20"/>
+              </w:rPr>
+              <w:t>強磁性相（低温）</w:t>
+            </w:r>
+          </w:p>
+        </w:tc>
+        <w:tc>
+          <w:tcPr>
+            <w:tcW w:type="dxa" w:w="4320"/>
+          </w:tcPr>
+          <w:p>
+            <w:r>
+              <w:rPr>
+                <w:sz w:val="20"/>
+              </w:rPr>
+              <w:t>DAG的因果構造</w:t>
+            </w:r>
+          </w:p>
+        </w:tc>
+      </w:tr>
+      <w:tr>
+        <w:tc>
+          <w:tcPr>
+            <w:tcW w:type="dxa" w:w="4320"/>
+          </w:tcPr>
+          <w:p>
+            <w:r>
+              <w:rPr>
+                <w:sz w:val="20"/>
+              </w:rPr>
+              <w:t>常磁性相（高温）</w:t>
+            </w:r>
+          </w:p>
+        </w:tc>
+        <w:tc>
+          <w:tcPr>
+            <w:tcW w:type="dxa" w:w="4320"/>
+          </w:tcPr>
+          <w:p>
+            <w:r>
+              <w:rPr>
+                <w:sz w:val="20"/>
+              </w:rPr>
+              <w:t>循環的（DCG）構造</w:t>
+            </w:r>
+          </w:p>
+        </w:tc>
+      </w:tr>
+    </w:tbl>
+    <w:p>
+      <w:r>
+        <w:t>U字型カーブの物理的解釈：p_flip の増加は「スピンの一部を逆転させる」ことに対応する。p ≈ 0.3 では正方向群と逆方向群の境界が最も複雑になり、フラストレーション（矛盾）が最大化する — これがカール成分の最大化に対応する。</w:t>
+      </w:r>
+    </w:p>
+    <w:p>
+      <w:pPr>
+        <w:pStyle w:val="Heading2"/>
+      </w:pPr>
+      <w:r>
+        <w:t>8.6 三つの閾値のまとめと実用指針</w:t>
+      </w:r>
+    </w:p>
+    <w:tbl>
+      <w:tblPr>
+        <w:tblStyle w:val="TableGrid"/>
+        <w:tblW w:type="auto" w:w="0"/>
+        <w:tblLook w:firstColumn="1" w:firstRow="1" w:lastColumn="0" w:lastRow="0" w:noHBand="0" w:noVBand="1" w:val="04A0"/>
+      </w:tblPr>
+      <w:tblGrid>
+        <w:gridCol w:w="2160"/>
+        <w:gridCol w:w="2160"/>
+        <w:gridCol w:w="2160"/>
+        <w:gridCol w:w="2160"/>
+      </w:tblGrid>
+      <w:tr>
+        <w:tc>
+          <w:tcPr>
+            <w:tcW w:type="dxa" w:w="2160"/>
+          </w:tcPr>
+          <w:p>
+            <w:r>
+              <w:rPr>
+                <w:b/>
+                <w:sz w:val="20"/>
+              </w:rPr>
+              <w:t>閾値</w:t>
+            </w:r>
+          </w:p>
+        </w:tc>
+        <w:tc>
+          <w:tcPr>
+            <w:tcW w:type="dxa" w:w="2160"/>
+          </w:tcPr>
+          <w:p>
+            <w:r>
+              <w:rPr>
+                <w:b/>
+                <w:sz w:val="20"/>
+              </w:rPr>
+              <w:t>値</w:t>
+            </w:r>
+          </w:p>
+        </w:tc>
+        <w:tc>
+          <w:tcPr>
+            <w:tcW w:type="dxa" w:w="2160"/>
+          </w:tcPr>
+          <w:p>
+            <w:r>
+              <w:rPr>
+                <w:b/>
+                <w:sz w:val="20"/>
+              </w:rPr>
+              <w:t>意味</w:t>
+            </w:r>
+          </w:p>
+        </w:tc>
+        <w:tc>
+          <w:tcPr>
+            <w:tcW w:type="dxa" w:w="2160"/>
+          </w:tcPr>
+          <w:p>
+            <w:r>
+              <w:rPr>
+                <w:b/>
+                <w:sz w:val="20"/>
+              </w:rPr>
+              <w:t>実用的含意</w:t>
+            </w:r>
+          </w:p>
+        </w:tc>
+      </w:tr>
+      <w:tr>
+        <w:tc>
+          <w:tcPr>
+            <w:tcW w:type="dxa" w:w="2160"/>
+          </w:tcPr>
+          <w:p>
+            <w:r>
+              <w:rPr>
+                <w:sz w:val="20"/>
+              </w:rPr>
+              <w:t>α*（知識量）</w:t>
+            </w:r>
+          </w:p>
+        </w:tc>
+        <w:tc>
+          <w:tcPr>
+            <w:tcW w:type="dxa" w:w="2160"/>
+          </w:tcPr>
+          <w:p>
+            <w:r>
+              <w:rPr>
+                <w:sz w:val="20"/>
+              </w:rPr>
+              <w:t>DPIにより連続化</w:t>
+            </w:r>
+          </w:p>
+        </w:tc>
+        <w:tc>
+          <w:tcPr>
+            <w:tcW w:type="dxa" w:w="2160"/>
+          </w:tcPr>
+          <w:p>
+            <w:r>
+              <w:rPr>
+                <w:sz w:val="20"/>
+              </w:rPr>
+              <w:t>α=0でもr_gradient=0.581</w:t>
+            </w:r>
+          </w:p>
+        </w:tc>
+        <w:tc>
+          <w:tcPr>
+            <w:tcW w:type="dxa" w:w="2160"/>
+          </w:tcPr>
+          <w:p>
+            <w:r>
+              <w:rPr>
+                <w:sz w:val="20"/>
+              </w:rPr>
+              <w:t>αの厳密な設定は不要</w:t>
+            </w:r>
+          </w:p>
+        </w:tc>
+      </w:tr>
+      <w:tr>
+        <w:tc>
+          <w:tcPr>
+            <w:tcW w:type="dxa" w:w="2160"/>
+          </w:tcPr>
+          <w:p>
+            <w:r>
+              <w:rPr>
+                <w:sz w:val="20"/>
+              </w:rPr>
+              <w:t>p*_flip（知識品質）</w:t>
+            </w:r>
+          </w:p>
+        </w:tc>
+        <w:tc>
+          <w:tcPr>
+            <w:tcW w:type="dxa" w:w="2160"/>
+          </w:tcPr>
+          <w:p>
+            <w:r>
+              <w:rPr>
+                <w:sz w:val="20"/>
+              </w:rPr>
+              <w:t>≈ 0.15</w:t>
+            </w:r>
+          </w:p>
+        </w:tc>
+        <w:tc>
+          <w:tcPr>
+            <w:tcW w:type="dxa" w:w="2160"/>
+          </w:tcPr>
+          <w:p>
+            <w:r>
+              <w:rPr>
+                <w:sz w:val="20"/>
+              </w:rPr>
+              <w:t>85%以上正しければDAG</w:t>
+            </w:r>
+          </w:p>
+        </w:tc>
+        <w:tc>
+          <w:tcPr>
+            <w:tcW w:type="dxa" w:w="2160"/>
+          </w:tcPr>
+          <w:p>
+            <w:r>
+              <w:rPr>
+                <w:sz w:val="20"/>
+              </w:rPr>
+              <w:t>少数でも確実な知識が最良</w:t>
+            </w:r>
+          </w:p>
+        </w:tc>
+      </w:tr>
+      <w:tr>
+        <w:tc>
+          <w:tcPr>
+            <w:tcW w:type="dxa" w:w="2160"/>
+          </w:tcPr>
+          <w:p>
+            <w:r>
+              <w:rPr>
+                <w:sz w:val="20"/>
+              </w:rPr>
+              <w:t>Δr*（骨格辺）</w:t>
+            </w:r>
+          </w:p>
+        </w:tc>
+        <w:tc>
+          <w:tcPr>
+            <w:tcW w:type="dxa" w:w="2160"/>
+          </w:tcPr>
+          <w:p>
+            <w:r>
+              <w:rPr>
+                <w:sz w:val="20"/>
+              </w:rPr>
+              <w:t>根ノード（Age等）</w:t>
+            </w:r>
+          </w:p>
+        </w:tc>
+        <w:tc>
+          <w:tcPr>
+            <w:tcW w:type="dxa" w:w="2160"/>
+          </w:tcPr>
+          <w:p>
+            <w:r>
+              <w:rPr>
+                <w:sz w:val="20"/>
+              </w:rPr>
+              <w:t>外生変数の方向性がDAG維持に必須</w:t>
+            </w:r>
+          </w:p>
+        </w:tc>
+        <w:tc>
+          <w:tcPr>
+            <w:tcW w:type="dxa" w:w="2160"/>
+          </w:tcPr>
+          <w:p>
+            <w:r>
+              <w:rPr>
+                <w:sz w:val="20"/>
+              </w:rPr>
+              <w:t>最小限の知識が最大効果</w:t>
+            </w:r>
+          </w:p>
+        </w:tc>
+      </w:tr>
+    </w:tbl>
+    <w:p/>
+    <w:p>
+      <w:r>
+        <w:rPr>
+          <w:b/>
+        </w:rPr>
+        <w:t>α設定ガイドライン：</w:t>
+      </w:r>
+    </w:p>
+    <w:tbl>
+      <w:tblPr>
+        <w:tblStyle w:val="TableGrid"/>
+        <w:tblW w:type="auto" w:w="0"/>
+        <w:tblLook w:firstColumn="1" w:firstRow="1" w:lastColumn="0" w:lastRow="0" w:noHBand="0" w:noVBand="1" w:val="04A0"/>
+      </w:tblPr>
+      <w:tblGrid>
+        <w:gridCol w:w="2880"/>
+        <w:gridCol w:w="2880"/>
+        <w:gridCol w:w="2880"/>
+      </w:tblGrid>
+      <w:tr>
+        <w:tc>
+          <w:tcPr>
+            <w:tcW w:type="dxa" w:w="2880"/>
+          </w:tcPr>
+          <w:p>
+            <w:r>
+              <w:rPr>
+                <w:b/>
+                <w:sz w:val="20"/>
+              </w:rPr>
+              <w:t>状況</w:t>
+            </w:r>
+          </w:p>
+        </w:tc>
+        <w:tc>
+          <w:tcPr>
+            <w:tcW w:type="dxa" w:w="2880"/>
+          </w:tcPr>
+          <w:p>
+            <w:r>
+              <w:rPr>
+                <w:b/>
+                <w:sz w:val="20"/>
+              </w:rPr>
+              <w:t>推奨α</w:t>
+            </w:r>
+          </w:p>
+        </w:tc>
+        <w:tc>
+          <w:tcPr>
+            <w:tcW w:type="dxa" w:w="2880"/>
+          </w:tcPr>
+          <w:p>
+            <w:r>
+              <w:rPr>
+                <w:b/>
+                <w:sz w:val="20"/>
+              </w:rPr>
+              <w:t>理由</w:t>
+            </w:r>
+          </w:p>
+        </w:tc>
+      </w:tr>
+      <w:tr>
+        <w:tc>
+          <w:tcPr>
+            <w:tcW w:type="dxa" w:w="2880"/>
+          </w:tcPr>
+          <w:p>
+            <w:r>
+              <w:rPr>
+                <w:sz w:val="20"/>
+              </w:rPr>
+              <w:t>ドメイン知識に高い確信あり</w:t>
+            </w:r>
+          </w:p>
+        </w:tc>
+        <w:tc>
+          <w:tcPr>
+            <w:tcW w:type="dxa" w:w="2880"/>
+          </w:tcPr>
+          <w:p>
+            <w:r>
+              <w:rPr>
+                <w:sz w:val="20"/>
+              </w:rPr>
+              <w:t>0.01–0.1</w:t>
+            </w:r>
+          </w:p>
+        </w:tc>
+        <w:tc>
+          <w:tcPr>
+            <w:tcW w:type="dxa" w:w="2880"/>
+          </w:tcPr>
+          <w:p>
+            <w:r>
+              <w:rPr>
+                <w:sz w:val="20"/>
+              </w:rPr>
+              <w:t>構造は同一。データの相関重みも活かせる</w:t>
+            </w:r>
+          </w:p>
+        </w:tc>
+      </w:tr>
+      <w:tr>
+        <w:tc>
+          <w:tcPr>
+            <w:tcW w:type="dxa" w:w="2880"/>
+          </w:tcPr>
+          <w:p>
+            <w:r>
+              <w:rPr>
+                <w:sz w:val="20"/>
+              </w:rPr>
+              <w:t>ドメイン知識に不確実性あり</w:t>
+            </w:r>
+          </w:p>
+        </w:tc>
+        <w:tc>
+          <w:tcPr>
+            <w:tcW w:type="dxa" w:w="2880"/>
+          </w:tcPr>
+          <w:p>
+            <w:r>
+              <w:rPr>
+                <w:sz w:val="20"/>
+              </w:rPr>
+              <w:t>LiNGAMのDAGをCに</w:t>
+            </w:r>
+          </w:p>
+        </w:tc>
+        <w:tc>
+          <w:tcPr>
+            <w:tcW w:type="dxa" w:w="2880"/>
+          </w:tcPr>
+          <w:p>
+            <w:r>
+              <w:rPr>
+                <w:sz w:val="20"/>
+              </w:rPr>
+              <w:t>データ駆動でDAG構造を獲得</w:t>
+            </w:r>
+          </w:p>
+        </w:tc>
+      </w:tr>
+      <w:tr>
+        <w:tc>
+          <w:tcPr>
+            <w:tcW w:type="dxa" w:w="2880"/>
+          </w:tcPr>
+          <w:p>
+            <w:r>
+              <w:rPr>
+                <w:sz w:val="20"/>
+              </w:rPr>
+              <w:t>ドメイン知識がない</w:t>
+            </w:r>
+          </w:p>
+        </w:tc>
+        <w:tc>
+          <w:tcPr>
+            <w:tcW w:type="dxa" w:w="2880"/>
+          </w:tcPr>
+          <w:p>
+            <w:r>
+              <w:rPr>
+                <w:sz w:val="20"/>
+              </w:rPr>
+              <w:t>α=0（DPIのみ）</w:t>
+            </w:r>
+          </w:p>
+        </w:tc>
+        <w:tc>
+          <w:tcPr>
+            <w:tcW w:type="dxa" w:w="2880"/>
+          </w:tcPr>
+          <w:p>
+            <w:r>
+              <w:rPr>
+                <w:sz w:val="20"/>
+              </w:rPr>
+              <w:t>DPIが部分的DAGを提供</w:t>
+            </w:r>
+          </w:p>
+        </w:tc>
+      </w:tr>
+      <w:tr>
+        <w:tc>
+          <w:tcPr>
+            <w:tcW w:type="dxa" w:w="2880"/>
+          </w:tcPr>
+          <w:p>
+            <w:r>
+              <w:rPr>
+                <w:sz w:val="20"/>
+              </w:rPr>
+              <w:t>循環を含む分析がしたい</w:t>
+            </w:r>
+          </w:p>
+        </w:tc>
+        <w:tc>
+          <w:tcPr>
+            <w:tcW w:type="dxa" w:w="2880"/>
+          </w:tcPr>
+          <w:p>
+            <w:r>
+              <w:rPr>
+                <w:sz w:val="20"/>
+              </w:rPr>
+              <w:t>α=0でHodge分解</w:t>
+            </w:r>
+          </w:p>
+        </w:tc>
+        <w:tc>
+          <w:tcPr>
+            <w:tcW w:type="dxa" w:w="2880"/>
+          </w:tcPr>
+          <w:p>
+            <w:r>
+              <w:rPr>
+                <w:sz w:val="20"/>
+              </w:rPr>
+              <w:t>DAG仮定を置かない分析</w:t>
+            </w:r>
+          </w:p>
+        </w:tc>
+      </w:tr>
+    </w:tbl>
+    <w:p>
+      <w:pPr>
+        <w:spacing w:before="160"/>
+      </w:pPr>
+      <w:r>
+        <w:rPr>
+          <w:b/>
+        </w:rPr>
+        <w:t xml:space="preserve">最重要メッセージ: </w:t>
+      </w:r>
+      <w:r>
+        <w:t>重要なのは α の値ではなく、(1) C_domain の方向性が正しいかどうか、(2) 根ノード（外生変数）の同定、の二点である。</w:t>
+      </w:r>
+    </w:p>
+    <w:p>
+      <w:pPr>
+        <w:pStyle w:val="Heading1"/>
+      </w:pPr>
+      <w:r>
+        <w:t>9. 理論的課題と展望</w:t>
+      </w:r>
+    </w:p>
+    <w:p>
+      <w:pPr>
+        <w:pStyle w:val="Heading2"/>
+      </w:pPr>
+      <w:r>
+        <w:t>9.1 識別可能性</w:t>
+      </w:r>
+    </w:p>
+    <w:p>
+      <w:r>
+        <w:rPr>
+          <w:b/>
+          <w:sz w:val="22"/>
+        </w:rPr>
+        <w:t>9.1.1 初期モデルの識別可能性問題</w:t>
+      </w:r>
+    </w:p>
+    <w:p>
+      <w:r>
+        <w:t>LiNGAM には明確な識別可能性条件（非ガウス＋線形＋DAG＋共通原因なし → 因果方向が一意に同定）がある。初期のスペクトル因果性（|ρ̂ᵢⱼ| ベース）には識別可能性の理論がなかった。</w:t>
+      </w:r>
+    </w:p>
+    <w:p>
+      <w:r>
+        <w:rPr>
+          <w:b/>
+        </w:rPr>
+        <w:t>予想 9.1</w:t>
+      </w:r>
+      <w:r>
+        <w:t xml:space="preserve"> 以下の条件下で、SCD は因果方向と一致する：</w:t>
+      </w:r>
+    </w:p>
+    <w:p>
+      <w:pPr>
+        <w:pStyle w:val="ListNumber"/>
+      </w:pPr>
+      <w:r>
+        <w:t>1. ユーティリティ非対称性 U(i,j) − U(j,i) が真の因果方向と同符号</w:t>
+      </w:r>
+    </w:p>
+    <w:p>
+      <w:pPr>
+        <w:pStyle w:val="ListNumber"/>
+      </w:pPr>
+      <w:r>
+        <w:t>2. ユーティリティ重み w(i,j) が因果効果の強さの単調関数</w:t>
+      </w:r>
+    </w:p>
+    <w:p>
+      <w:pPr>
+        <w:pStyle w:val="ListNumber"/>
+      </w:pPr>
+      <w:r>
+        <w:t>3. グラフがDAG的構造を持つ（r_gradient ≈ 1）</w:t>
+      </w:r>
+    </w:p>
+    <w:p>
+      <w:r>
+        <w:rPr>
+          <w:b/>
+        </w:rPr>
+        <w:t xml:space="preserve">条件1の循環性問題: </w:t>
+      </w:r>
+      <w:r>
+        <w:t>条件1は「正しい因果方向をユーティリティに入力すれば、SCDが正しい因果方向を出力する」と述べており、循環論法である。|ρ̂ᵢⱼ| が対称であったため、ユーティリティの非対称性は外部から注入する以外に満たす方法がなかった。</w:t>
+      </w:r>
+    </w:p>
+    <w:p>
+      <w:r>
+        <w:rPr>
+          <w:b/>
+          <w:sz w:val="22"/>
+        </w:rPr>
+        <w:t>9.1.2 DPI導入による循環性の解消</w:t>
+      </w:r>
+    </w:p>
+    <w:p>
+      <w:r>
+        <w:t>§4.1.1 で導入した DPI は、条件1の循環性を部分的に解消する。DPIの3成分はそれぞれ、データの統計的性質から直接的に非対称な方向性信号を抽出するため、「真の因果方向を事前に知っている」必要がない：</w:t>
+      </w:r>
+    </w:p>
+    <w:tbl>
+      <w:tblPr>
+        <w:tblStyle w:val="TableGrid"/>
+        <w:tblW w:type="auto" w:w="0"/>
+        <w:tblLook w:firstColumn="1" w:firstRow="1" w:lastColumn="0" w:lastRow="0" w:noHBand="0" w:noVBand="1" w:val="04A0"/>
+      </w:tblPr>
+      <w:tblGrid>
+        <w:gridCol w:w="2880"/>
+        <w:gridCol w:w="2880"/>
+        <w:gridCol w:w="2880"/>
+      </w:tblGrid>
+      <w:tr>
+        <w:tc>
+          <w:tcPr>
+            <w:tcW w:type="dxa" w:w="2880"/>
+          </w:tcPr>
+          <w:p>
+            <w:r>
+              <w:rPr>
+                <w:b/>
+                <w:sz w:val="18"/>
+              </w:rPr>
+              <w:t>DPI成分</w:t>
+            </w:r>
+          </w:p>
+        </w:tc>
+        <w:tc>
+          <w:tcPr>
+            <w:tcW w:type="dxa" w:w="2880"/>
+          </w:tcPr>
+          <w:p>
+            <w:r>
+              <w:rPr>
+                <w:b/>
+                <w:sz w:val="18"/>
+              </w:rPr>
+              <w:t>識別可能性の理論的根拠</w:t>
+            </w:r>
+          </w:p>
+        </w:tc>
+        <w:tc>
+          <w:tcPr>
+            <w:tcW w:type="dxa" w:w="2880"/>
+          </w:tcPr>
+          <w:p>
+            <w:r>
+              <w:rPr>
+                <w:b/>
+                <w:sz w:val="18"/>
+              </w:rPr>
+              <w:t>成立条件</w:t>
+            </w:r>
+          </w:p>
+        </w:tc>
+      </w:tr>
+      <w:tr>
+        <w:tc>
+          <w:tcPr>
+            <w:tcW w:type="dxa" w:w="2880"/>
+          </w:tcPr>
+          <w:p>
+            <w:r>
+              <w:rPr>
+                <w:sz w:val="18"/>
+              </w:rPr>
+              <w:t>回帰係数非対称性</w:t>
+            </w:r>
+          </w:p>
+        </w:tc>
+        <w:tc>
+          <w:tcPr>
+            <w:tcW w:type="dxa" w:w="2880"/>
+          </w:tcPr>
+          <w:p>
+            <w:r>
+              <w:rPr>
+                <w:sz w:val="18"/>
+              </w:rPr>
+              <w:t>Var(Xi) ≠ Var(Xj) の下で |β(j|i)| ≠ |β(i|j)|。LiNGAM と同一の情報源</w:t>
+            </w:r>
+          </w:p>
+        </w:tc>
+        <w:tc>
+          <w:tcPr>
+            <w:tcW w:type="dxa" w:w="2880"/>
+          </w:tcPr>
+          <w:p>
+            <w:r>
+              <w:rPr>
+                <w:sz w:val="18"/>
+              </w:rPr>
+              <w:t>分散比が非自明</w:t>
+            </w:r>
+          </w:p>
+        </w:tc>
+      </w:tr>
+      <w:tr>
+        <w:tc>
+          <w:tcPr>
+            <w:tcW w:type="dxa" w:w="2880"/>
+          </w:tcPr>
+          <w:p>
+            <w:r>
+              <w:rPr>
+                <w:sz w:val="18"/>
+              </w:rPr>
+              <w:t>ANM残差独立性</w:t>
+            </w:r>
+          </w:p>
+        </w:tc>
+        <w:tc>
+          <w:tcPr>
+            <w:tcW w:type="dxa" w:w="2880"/>
+          </w:tcPr>
+          <w:p>
+            <w:r>
+              <w:rPr>
+                <w:sz w:val="18"/>
+              </w:rPr>
+              <w:t>Hoyer et al. (2009)の定理：ANMの下で正しい因果方向の残差のみが入力と独立。理論的保証が既に存在</w:t>
+            </w:r>
+          </w:p>
+        </w:tc>
+        <w:tc>
+          <w:tcPr>
+            <w:tcW w:type="dxa" w:w="2880"/>
+          </w:tcPr>
+          <w:p>
+            <w:r>
+              <w:rPr>
+                <w:sz w:val="18"/>
+              </w:rPr>
+              <w:t>ANM仮定</w:t>
+            </w:r>
+          </w:p>
+        </w:tc>
+      </w:tr>
+      <w:tr>
+        <w:tc>
+          <w:tcPr>
+            <w:tcW w:type="dxa" w:w="2880"/>
+          </w:tcPr>
+          <w:p>
+            <w:r>
+              <w:rPr>
+                <w:sz w:val="18"/>
+              </w:rPr>
+              <w:t>条件付きエントロピー縮減</w:t>
+            </w:r>
+          </w:p>
+        </w:tc>
+        <w:tc>
+          <w:tcPr>
+            <w:tcW w:type="dxa" w:w="2880"/>
+          </w:tcPr>
+          <w:p>
+            <w:r>
+              <w:rPr>
+                <w:sz w:val="18"/>
+              </w:rPr>
+              <w:t>独立メカニズム仮定の下で、原因→結果の方向でエントロピー縮減が大きい</w:t>
+            </w:r>
+          </w:p>
+        </w:tc>
+        <w:tc>
+          <w:tcPr>
+            <w:tcW w:type="dxa" w:w="2880"/>
+          </w:tcPr>
+          <w:p>
+            <w:r>
+              <w:rPr>
+                <w:sz w:val="18"/>
+              </w:rPr>
+              <w:t>ICM仮定</w:t>
+            </w:r>
+          </w:p>
+        </w:tc>
+      </w:tr>
+    </w:tbl>
+    <w:p>
+      <w:r>
+        <w:rPr>
+          <w:b/>
+        </w:rPr>
+        <w:t>命題 9.1a</w:t>
+      </w:r>
+      <w:r>
+        <w:t>（DPIの部分的識別可能性） データ生成過程が加法ノイズモデル Xⱼ = f(Xᵢ) + ε（ε ⊥ Xᵢ）に従うとき、DPIのANM成分 Â_ANM(i,j) &gt; 0 が n → ∞ で保証される。これにより、α = 0 においてもユーティリティ行列の非対称性は外部知識に依存しない。</w:t>
+      </w:r>
+    </w:p>
+    <w:p>
+      <w:r>
+        <w:rPr>
+          <w:b/>
+          <w:sz w:val="22"/>
+        </w:rPr>
+        <w:t>9.1.3 識別可能性の統合ロードマップ</w:t>
+      </w:r>
+    </w:p>
+    <w:p>
+      <w:r>
+        <w:t>DPI導入後の識別可能性は、3つのフェーズで段階的に到達可能である：</w:t>
+      </w:r>
+    </w:p>
+    <w:p>
+      <w:r>
+        <w:rPr>
+          <w:b/>
+        </w:rPr>
+        <w:t>Phase 1: DPI成分レベルの識別可能性（到達済み）</w:t>
+      </w:r>
+    </w:p>
+    <w:p>
+      <w:r>
+        <w:t>DPIの各成分は、それぞれの仮定の下で既に理論的識別可能性を持つ。特にANM成分は Hoyer et al. (2009) の定理に基づき、加法ノイズモデルの下で方向同定が保証される。回帰係数非対称性は、線形非ガウスモデルの下で LiNGAM の識別可能性理論がそのまま適用可能である。</w:t>
+      </w:r>
+    </w:p>
+    <w:p>
+      <w:r>
+        <w:rPr>
+          <w:b/>
+        </w:rPr>
+        <w:t>Phase 2: スペクトル伝播の整合性（到達可能）</w:t>
+      </w:r>
+    </w:p>
+    <w:p>
+      <w:r>
+        <w:t>DPIが根ノードの方向を正しく同定したとき、Hodge分解がその方向情報をグラフ全体に伝播する機構の証明が求められる。(i) ポアソン方程式の一意性：因果ポテンシャル φ は Lφ = δ₀*ω の解として一意に定まる。(ii) 根ノード方向の伝播：§8.3 の LOEO 解析は、根ノード（Age）の方向情報のみで r_gradient が 0.314 → 0.581 に改善することを実験的に示した。特殊ケース（ツリーDAG + 線形SEM）での証明が最初の到達目標となる。</w:t>
+      </w:r>
+    </w:p>
+    <w:p>
+      <w:r>
+        <w:rPr>
+          <w:b/>
+        </w:rPr>
+        <w:t>Phase 3: 完全な識別可能性（到達困難 — だが実用上は不要）</w:t>
+      </w:r>
+    </w:p>
+    <w:p>
+      <w:r>
+        <w:t>「全辺の方向を同時に正しく推定する」完全な識別可能性は、スペクトル等価性問題（異なる因果グラフが同一のスペクトル構造を持ちうる）のため証明が困難である。しかし、Phase 3 の到達は実用上は必要ない：</w:t>
+      </w:r>
+    </w:p>
+    <w:p>
+      <w:pPr>
+        <w:pStyle w:val="ListBullet"/>
+      </w:pPr>
+      <w:r>
+        <w:t>LiNGAM の識別可能性も有限標本では確率的保証に帰着し、完全な一致は保証されない</w:t>
+      </w:r>
+    </w:p>
+    <w:p>
+      <w:pPr>
+        <w:pStyle w:val="ListBullet"/>
+      </w:pPr>
+      <w:r>
+        <w:t>§8.2 の p_flip 解析は、方向推定の85%以上が正しければDAG構造が維持されることを示した</w:t>
+      </w:r>
+    </w:p>
+    <w:p>
+      <w:pPr>
+        <w:pStyle w:val="ListBullet"/>
+      </w:pPr>
+      <w:r>
+        <w:t>ECDアンサンブルにより、LiNGAMの識別可能性保証をコア辺で「借用」し、残りの構造をスペクトル因果性が補完する戦略が可能</w:t>
+      </w:r>
+    </w:p>
+    <w:p>
+      <w:r>
+        <w:rPr>
+          <w:b/>
+          <w:sz w:val="22"/>
+        </w:rPr>
+        <w:t>9.1.4 実用的な識別可能性の到達点</w:t>
+      </w:r>
+    </w:p>
+    <w:p>
+      <w:r>
+        <w:t>スペクトル因果性の識別可能性は、以下の3つの実用的保証として定式化されるべきである：</w:t>
+      </w:r>
+    </w:p>
+    <w:p>
+      <w:pPr>
+        <w:pStyle w:val="ListNumber"/>
+      </w:pPr>
+      <w:r>
+        <w:t>整合性（Consistency）：n → ∞ で DPI の各成分は真の非対称性に収束する</w:t>
+      </w:r>
+    </w:p>
+    <w:p>
+      <w:pPr>
+        <w:pStyle w:val="ListNumber"/>
+      </w:pPr>
+      <w:r>
+        <w:t>部分的識別可能性：ANM仮定または非ガウス仮定の下で、少なくとも根ノード群の方向は同定可能であり、Phase 2 の伝播機構によりグラフ全体の因果順序が定まる</w:t>
+      </w:r>
+    </w:p>
+    <w:p>
+      <w:pPr>
+        <w:pStyle w:val="ListNumber"/>
+      </w:pPr>
+      <w:r>
+        <w:t>頑健性限界：p*_flip ≈ 0.15 により、DPIの方向精度が85%以上であればDAG構造が実用的に維持される</w:t>
+      </w:r>
+    </w:p>
+    <w:p>
+      <w:r>
+        <w:rPr>
+          <w:b/>
+        </w:rPr>
+        <w:t xml:space="preserve">ECDアンサンブルの役割: </w:t>
+      </w:r>
+      <w:r>
+        <w:t>ドメイン知識も DPI 単独の精度も不十分な場合、LiNGAM の識別可能性保証をコア辺で借用し、スペクトル因果性がフィードバック定量化・Hill基準カバレッジ・グローバル構造推定で補完する。この「識別可能性の分業」が、完全な識別可能性に代わる現実的な統合パスである。</w:t>
+      </w:r>
+    </w:p>
+    <w:p>
+      <w:pPr>
+        <w:pStyle w:val="Heading2"/>
+      </w:pPr>
+      <w:r>
+        <w:t>9.2 ユーティリティ関数の構成とDPIの役割</w:t>
+      </w:r>
+    </w:p>
+    <w:p>
+      <w:r>
+        <w:t>初期モデルではデータ駆動成分に |ρ̂ᵢⱼ|（相関係数の絶対値）を用いていた。しかし |ρ̂ᵢⱼ| は対称であり、α = 0 では方向性信号が消失する。</w:t>
+      </w:r>
+    </w:p>
+    <w:p>
+      <w:r>
+        <w:rPr>
+          <w:b/>
+        </w:rPr>
+        <w:t xml:space="preserve">ベース手法の理論的限界: </w:t>
+      </w:r>
+      <w:r>
+        <w:t>対称な統計量を用いるかぎり、ドメイン知識なし（α = 0）での因果方向推定は原理的に不可能である。本稿では §4.1.1 で定義した DPI（方向性予測指標）を導入することにより、この理論的限界を克服した。</w:t>
+      </w:r>
+    </w:p>
+    <w:p>
+      <w:r>
+        <w:t>DPIの導入により、スペクトル因果性の運用は以下の段階的フレームワークとなる：</w:t>
+      </w:r>
+    </w:p>
+    <w:p>
+      <w:pPr>
+        <w:pStyle w:val="ListBullet"/>
+      </w:pPr>
+      <w:r>
+        <w:t>(a) ドメイン知識なし（α = 0）: U(i,j) = D_DPI(i → j)。DPIの非対称性のみで因果方向を推定。UCI心疾患データで r_gradient = 0.581, 9本の有向辺を検出, LiNGAM方向一致率67%。</w:t>
+      </w:r>
+    </w:p>
+    <w:p>
+      <w:pPr>
+        <w:pStyle w:val="ListBullet"/>
+      </w:pPr>
+      <w:r>
+        <w:t>(b) ドメイン知識あり（α &gt; 0）: U(i,j) = α·C_domain + (1−α)·D_DPI。r_gradient は 0.581 → 0.859 へ滑らかに増加。</w:t>
+      </w:r>
+    </w:p>
+    <w:p>
+      <w:pPr>
+        <w:pStyle w:val="ListBullet"/>
+      </w:pPr>
+      <w:r>
+        <w:t>(c) LiNGAMとのアンサンブル（ECD）: LiNGAMの推定DAGから高確信辺のみを C_domain に設定可能。Hill の9基準の網羅性も向上（H6/H7/H9をカバー）。</w:t>
+      </w:r>
+    </w:p>
+    <w:p>
+      <w:pPr>
+        <w:pStyle w:val="Heading2"/>
+      </w:pPr>
+      <w:r>
+        <w:t>9.3 今後の方向性</w:t>
+      </w:r>
+    </w:p>
+    <w:p>
+      <w:pPr>
+        <w:pStyle w:val="ListNumber"/>
+      </w:pPr>
+      <w:r>
+        <w:t>識別可能性 Phase 2 の証明：特殊ケース（ツリーDAG + 線形SEM）でのスペクトル伝播の整合性証明</w:t>
+      </w:r>
+    </w:p>
+    <w:p>
+      <w:pPr>
+        <w:pStyle w:val="ListNumber"/>
+      </w:pPr>
+      <w:r>
+        <w:t>ECDパイプラインの検証：MIMIC-IV、日本健診コホート（n &gt; 10⁵）での再現性評価</w:t>
+      </w:r>
+    </w:p>
+    <w:p>
+      <w:pPr>
+        <w:pStyle w:val="ListNumber"/>
+      </w:pPr>
+      <w:r>
+        <w:t>経時データへの拡張：時間的ユーティリティグラフの構築と Eigentrajectories の抽出</w:t>
+      </w:r>
+    </w:p>
+    <w:p>
+      <w:pPr>
+        <w:pStyle w:val="ListNumber"/>
+      </w:pPr>
+      <w:r>
+        <w:t>p_flip の自動推定：LiNGAMとの因果方向一致率からドメイン知識品質を推定</w:t>
+      </w:r>
+    </w:p>
+    <w:p>
+      <w:pPr>
+        <w:pStyle w:val="ListNumber"/>
+      </w:pPr>
+      <w:r>
+        <w:t>プルーニング閾値の自動化：フィードバック率のブートストラップ信頼区間に基づく統計的閾値</w:t>
+      </w:r>
+    </w:p>
+    <w:p>
+      <w:pPr>
+        <w:pStyle w:val="ListNumber"/>
+      </w:pPr>
+      <w:r>
+        <w:t>ドメイン知識のエンコード改善：「情報的影響度」ではなく「介入的因果強度」を</w:t>
+      </w:r>
+    </w:p>
+    <w:p>
+      <w:pPr>
+        <w:pStyle w:val="ListNumber"/>
+      </w:pPr>
+      <w:r>
+        <w:t>データ適応的 α：非対称行列とデータの相関構造の整合性ブートストラップテスト</w:t>
+      </w:r>
+    </w:p>
+    <w:p>
+      <w:pPr>
+        <w:pStyle w:val="ListNumber"/>
+      </w:pPr>
+      <w:r>
+        <w:t>相転移の理論的証明：命題8.1の一般化（Hodge理論の帰結として）</w:t>
+      </w:r>
+    </w:p>
+    <w:p>
+      <w:pPr>
+        <w:pStyle w:val="ListNumber"/>
+      </w:pPr>
+      <w:r>
+        <w:t>多変量スケーリング：50変数以上（&gt; 1225辺）への拡張、Leave-One-Node-Out解析</w:t>
+      </w:r>
+    </w:p>
+    <w:p>
+      <w:pPr>
+        <w:pStyle w:val="ListNumber"/>
+      </w:pPr>
+      <w:r>
+        <w:t>他のデータセットでの再現性検証：U字型カーブと p*_flip ≈ 0.15 の再現性</w:t>
+      </w:r>
+    </w:p>
+    <w:p>
+      <w:pPr>
+        <w:pStyle w:val="Heading1"/>
+      </w:pPr>
+      <w:r>
+        <w:t>記号一覧</w:t>
+      </w:r>
+    </w:p>
+    <w:tbl>
+      <w:tblPr>
+        <w:tblStyle w:val="TableGrid"/>
+        <w:tblW w:type="auto" w:w="0"/>
+        <w:tblLook w:firstColumn="1" w:firstRow="1" w:lastColumn="0" w:lastRow="0" w:noHBand="0" w:noVBand="1" w:val="04A0"/>
+      </w:tblPr>
+      <w:tblGrid>
+        <w:gridCol w:w="4320"/>
+        <w:gridCol w:w="4320"/>
+      </w:tblGrid>
+      <w:tr>
+        <w:tc>
+          <w:tcPr>
+            <w:tcW w:type="dxa" w:w="4320"/>
+          </w:tcPr>
+          <w:p>
+            <w:r>
+              <w:rPr>
+                <w:b/>
               </w:rPr>
               <w:t>記号</w:t>
             </w:r>
@@ -4678,6 +7318,36 @@
           <w:sz w:val="20"/>
         </w:rPr>
         <w:t>Rubin, D.B. (1974). Estimating causal effects of treatments in randomized and nonrandomized studies. J. Educ. Psychol., 66(5), 688–701.</w:t>
+      </w:r>
+    </w:p>
+    <w:p>
+      <w:r>
+        <w:rPr>
+          <w:b/>
+          <w:sz w:val="20"/>
+        </w:rPr>
+        <w:t xml:space="preserve">[16] </w:t>
+      </w:r>
+      <w:r>
+        <w:rPr>
+          <w:sz w:val="20"/>
+        </w:rPr>
+        <w:t>Hoyer, P.O. et al. (2009). Nonlinear causal discovery with additive noise models. NeurIPS 2008, 21, 689–696.</w:t>
+      </w:r>
+    </w:p>
+    <w:p>
+      <w:r>
+        <w:rPr>
+          <w:b/>
+          <w:sz w:val="20"/>
+        </w:rPr>
+        <w:t xml:space="preserve">[17] </w:t>
+      </w:r>
+      <w:r>
+        <w:rPr>
+          <w:sz w:val="20"/>
+        </w:rPr>
+        <w:t>Janzing, D. &amp; Schölkopf, B. (2010). Causal inference using the algorithmic Markov condition. IEEE Trans. IT, 56(10), 5168–5194.</w:t>
       </w:r>
     </w:p>
     <w:sectPr>

--- a/spectral-causality-brainstorm/06_spectral_causality_academic.docx
+++ b/spectral-causality-brainstorm/06_spectral_causality_academic.docx
@@ -113,6 +113,59 @@
     <w:p>
       <w:r>
         <w:t>特に、磁気ラプラシアン（magnetic Laplacian）と呼ばれるエルミート行列を用いると、エッジの方向性が固有ベクトルの複素位相（complex phase）として符号化され、因果方向の推定が可能になる。</w:t>
+      </w:r>
+    </w:p>
+    <w:p>
+      <w:pPr>
+        <w:spacing w:before="240"/>
+        <w:jc w:val="center"/>
+      </w:pPr>
+      <w:r>
+        <w:drawing>
+          <wp:inline xmlns:a="http://schemas.openxmlformats.org/drawingml/2006/main" xmlns:pic="http://schemas.openxmlformats.org/drawingml/2006/picture">
+            <wp:extent cx="5029200" cy="5497893"/>
+            <wp:docPr id="1" name="Picture 1"/>
+            <wp:cNvGraphicFramePr>
+              <a:graphicFrameLocks noChangeAspect="1"/>
+            </wp:cNvGraphicFramePr>
+            <a:graphic>
+              <a:graphicData uri="http://schemas.openxmlformats.org/drawingml/2006/picture">
+                <pic:pic>
+                  <pic:nvPicPr>
+                    <pic:cNvPr id="0" name="fig6_causal_dag.png"/>
+                    <pic:cNvPicPr/>
+                  </pic:nvPicPr>
+                  <pic:blipFill>
+                    <a:blip r:embed="rId9"/>
+                    <a:stretch>
+                      <a:fillRect/>
+                    </a:stretch>
+                  </pic:blipFill>
+                  <pic:spPr>
+                    <a:xfrm>
+                      <a:off x="0" y="0"/>
+                      <a:ext cx="5029200" cy="5497893"/>
+                    </a:xfrm>
+                    <a:prstGeom prst="rect"/>
+                  </pic:spPr>
+                </pic:pic>
+              </a:graphicData>
+            </a:graphic>
+          </wp:inline>
+        </w:drawing>
+      </w:r>
+    </w:p>
+    <w:p>
+      <w:pPr>
+        <w:spacing w:before="80" w:after="240"/>
+        <w:jc w:val="center"/>
+      </w:pPr>
+      <w:r>
+        <w:rPr>
+          <w:i/>
+          <w:sz w:val="18"/>
+        </w:rPr>
+        <w:t>図1: DirectLiNGAMによる推定因果DAG（UCI心疾患データ, n=297）。辺の太さは効果量 |Bᵢⱼ| に比例。Age が因果的最上流に位置する。</w:t>
       </w:r>
     </w:p>
     <w:p>
@@ -793,6 +846,59 @@
     </w:p>
     <w:p>
       <w:pPr>
+        <w:spacing w:before="240"/>
+        <w:jc w:val="center"/>
+      </w:pPr>
+      <w:r>
+        <w:drawing>
+          <wp:inline xmlns:a="http://schemas.openxmlformats.org/drawingml/2006/main" xmlns:pic="http://schemas.openxmlformats.org/drawingml/2006/picture">
+            <wp:extent cx="5029200" cy="1602402"/>
+            <wp:docPr id="2" name="Picture 2"/>
+            <wp:cNvGraphicFramePr>
+              <a:graphicFrameLocks noChangeAspect="1"/>
+            </wp:cNvGraphicFramePr>
+            <a:graphic>
+              <a:graphicData uri="http://schemas.openxmlformats.org/drawingml/2006/picture">
+                <pic:pic>
+                  <pic:nvPicPr>
+                    <pic:cNvPr id="0" name="fig2_magnetic_laplacian_q.png"/>
+                    <pic:cNvPicPr/>
+                  </pic:nvPicPr>
+                  <pic:blipFill>
+                    <a:blip r:embed="rId10"/>
+                    <a:stretch>
+                      <a:fillRect/>
+                    </a:stretch>
+                  </pic:blipFill>
+                  <pic:spPr>
+                    <a:xfrm>
+                      <a:off x="0" y="0"/>
+                      <a:ext cx="5029200" cy="1602402"/>
+                    </a:xfrm>
+                    <a:prstGeom prst="rect"/>
+                  </pic:spPr>
+                </pic:pic>
+              </a:graphicData>
+            </a:graphic>
+          </wp:inline>
+        </w:drawing>
+      </w:r>
+    </w:p>
+    <w:p>
+      <w:pPr>
+        <w:spacing w:before="80" w:after="240"/>
+        <w:jc w:val="center"/>
+      </w:pPr>
+      <w:r>
+        <w:rPr>
+          <w:i/>
+          <w:sz w:val="18"/>
+        </w:rPr>
+        <w:t>図3: 磁気ラプラシアン固有ベクトルの複素平面上の分布。各ノードの位相角 θₖ(j) が因果的上流（左）から下流（右）へと回転する。</w:t>
+      </w:r>
+    </w:p>
+    <w:p>
+      <w:pPr>
         <w:pStyle w:val="Heading1"/>
       </w:pPr>
       <w:r>
@@ -1579,6 +1685,59 @@
         </w:tc>
       </w:tr>
     </w:tbl>
+    <w:p>
+      <w:pPr>
+        <w:spacing w:before="240"/>
+        <w:jc w:val="center"/>
+      </w:pPr>
+      <w:r>
+        <w:drawing>
+          <wp:inline xmlns:a="http://schemas.openxmlformats.org/drawingml/2006/main" xmlns:pic="http://schemas.openxmlformats.org/drawingml/2006/picture">
+            <wp:extent cx="5029200" cy="2185959"/>
+            <wp:docPr id="3" name="Picture 3"/>
+            <wp:cNvGraphicFramePr>
+              <a:graphicFrameLocks noChangeAspect="1"/>
+            </wp:cNvGraphicFramePr>
+            <a:graphic>
+              <a:graphicData uri="http://schemas.openxmlformats.org/drawingml/2006/picture">
+                <pic:pic>
+                  <pic:nvPicPr>
+                    <pic:cNvPr id="0" name="fig3_hodge_decomposition.png"/>
+                    <pic:cNvPicPr/>
+                  </pic:nvPicPr>
+                  <pic:blipFill>
+                    <a:blip r:embed="rId11"/>
+                    <a:stretch>
+                      <a:fillRect/>
+                    </a:stretch>
+                  </pic:blipFill>
+                  <pic:spPr>
+                    <a:xfrm>
+                      <a:off x="0" y="0"/>
+                      <a:ext cx="5029200" cy="2185959"/>
+                    </a:xfrm>
+                    <a:prstGeom prst="rect"/>
+                  </pic:spPr>
+                </pic:pic>
+              </a:graphicData>
+            </a:graphic>
+          </wp:inline>
+        </w:drawing>
+      </w:r>
+    </w:p>
+    <w:p>
+      <w:pPr>
+        <w:spacing w:before="80" w:after="240"/>
+        <w:jc w:val="center"/>
+      </w:pPr>
+      <w:r>
+        <w:rPr>
+          <w:i/>
+          <w:sz w:val="18"/>
+        </w:rPr>
+        <w:t>図4: Hodge分解による情報フローの直交分解。勾配成分（DAG的因果フロー）85.9%、カール成分（フィードバック）14.1%。</w:t>
+      </w:r>
+    </w:p>
     <w:p>
       <w:pPr>
         <w:pStyle w:val="Heading2"/>
@@ -3218,6 +3377,59 @@
     </w:p>
     <w:p>
       <w:pPr>
+        <w:spacing w:before="240"/>
+        <w:jc w:val="center"/>
+      </w:pPr>
+      <w:r>
+        <w:drawing>
+          <wp:inline xmlns:a="http://schemas.openxmlformats.org/drawingml/2006/main" xmlns:pic="http://schemas.openxmlformats.org/drawingml/2006/picture">
+            <wp:extent cx="5029200" cy="1814057"/>
+            <wp:docPr id="4" name="Picture 4"/>
+            <wp:cNvGraphicFramePr>
+              <a:graphicFrameLocks noChangeAspect="1"/>
+            </wp:cNvGraphicFramePr>
+            <a:graphic>
+              <a:graphicData uri="http://schemas.openxmlformats.org/drawingml/2006/picture">
+                <pic:pic>
+                  <pic:nvPicPr>
+                    <pic:cNvPr id="0" name="fig5_hill_radar.png"/>
+                    <pic:cNvPicPr/>
+                  </pic:nvPicPr>
+                  <pic:blipFill>
+                    <a:blip r:embed="rId12"/>
+                    <a:stretch>
+                      <a:fillRect/>
+                    </a:stretch>
+                  </pic:blipFill>
+                  <pic:spPr>
+                    <a:xfrm>
+                      <a:off x="0" y="0"/>
+                      <a:ext cx="5029200" cy="1814057"/>
+                    </a:xfrm>
+                    <a:prstGeom prst="rect"/>
+                  </pic:spPr>
+                </pic:pic>
+              </a:graphicData>
+            </a:graphic>
+          </wp:inline>
+        </w:drawing>
+      </w:r>
+    </w:p>
+    <w:p>
+      <w:pPr>
+        <w:spacing w:before="80" w:after="240"/>
+        <w:jc w:val="center"/>
+      </w:pPr>
+      <w:r>
+        <w:rPr>
+          <w:i/>
+          <w:sz w:val="18"/>
+        </w:rPr>
+        <w:t>図2: Hill の9基準に対する各手法のカバレッジ。単独手法ではカバーできない基準がECDアンサンブルにより網羅される。</w:t>
+      </w:r>
+    </w:p>
+    <w:p>
+      <w:pPr>
         <w:pStyle w:val="Heading2"/>
       </w:pPr>
       <w:r>
@@ -3689,6 +3901,165 @@
     <w:p>
       <w:r>
         <w:t>Age が最上流、ST Depression が最下流という結果は臨床的に妥当である。LiNGAM の因果順序との Kendall 順位相関は τ = 0.50。</w:t>
+      </w:r>
+    </w:p>
+    <w:p>
+      <w:pPr>
+        <w:spacing w:before="240"/>
+        <w:jc w:val="center"/>
+      </w:pPr>
+      <w:r>
+        <w:drawing>
+          <wp:inline xmlns:a="http://schemas.openxmlformats.org/drawingml/2006/main" xmlns:pic="http://schemas.openxmlformats.org/drawingml/2006/picture">
+            <wp:extent cx="5029200" cy="2515806"/>
+            <wp:docPr id="5" name="Picture 5"/>
+            <wp:cNvGraphicFramePr>
+              <a:graphicFrameLocks noChangeAspect="1"/>
+            </wp:cNvGraphicFramePr>
+            <a:graphic>
+              <a:graphicData uri="http://schemas.openxmlformats.org/drawingml/2006/picture">
+                <pic:pic>
+                  <pic:nvPicPr>
+                    <pic:cNvPr id="0" name="fig4_direction_comparison.png"/>
+                    <pic:cNvPicPr/>
+                  </pic:nvPicPr>
+                  <pic:blipFill>
+                    <a:blip r:embed="rId13"/>
+                    <a:stretch>
+                      <a:fillRect/>
+                    </a:stretch>
+                  </pic:blipFill>
+                  <pic:spPr>
+                    <a:xfrm>
+                      <a:off x="0" y="0"/>
+                      <a:ext cx="5029200" cy="2515806"/>
+                    </a:xfrm>
+                    <a:prstGeom prst="rect"/>
+                  </pic:spPr>
+                </pic:pic>
+              </a:graphicData>
+            </a:graphic>
+          </wp:inline>
+        </w:drawing>
+      </w:r>
+    </w:p>
+    <w:p>
+      <w:pPr>
+        <w:spacing w:before="80" w:after="240"/>
+        <w:jc w:val="center"/>
+      </w:pPr>
+      <w:r>
+        <w:rPr>
+          <w:i/>
+          <w:sz w:val="18"/>
+        </w:rPr>
+        <w:t>図5: 3手法（LiNGAM, スペクトル因果性, Granger）による因果方向の比較。スペクトル因果性はLiNGAMと67%の方向一致を示す。</w:t>
+      </w:r>
+    </w:p>
+    <w:p>
+      <w:pPr>
+        <w:spacing w:before="240"/>
+        <w:jc w:val="center"/>
+      </w:pPr>
+      <w:r>
+        <w:drawing>
+          <wp:inline xmlns:a="http://schemas.openxmlformats.org/drawingml/2006/main" xmlns:pic="http://schemas.openxmlformats.org/drawingml/2006/picture">
+            <wp:extent cx="5029200" cy="2187657"/>
+            <wp:docPr id="6" name="Picture 6"/>
+            <wp:cNvGraphicFramePr>
+              <a:graphicFrameLocks noChangeAspect="1"/>
+            </wp:cNvGraphicFramePr>
+            <a:graphic>
+              <a:graphicData uri="http://schemas.openxmlformats.org/drawingml/2006/picture">
+                <pic:pic>
+                  <pic:nvPicPr>
+                    <pic:cNvPr id="0" name="fig7_lingam_vs_spectral.png"/>
+                    <pic:cNvPicPr/>
+                  </pic:nvPicPr>
+                  <pic:blipFill>
+                    <a:blip r:embed="rId14"/>
+                    <a:stretch>
+                      <a:fillRect/>
+                    </a:stretch>
+                  </pic:blipFill>
+                  <pic:spPr>
+                    <a:xfrm>
+                      <a:off x="0" y="0"/>
+                      <a:ext cx="5029200" cy="2187657"/>
+                    </a:xfrm>
+                    <a:prstGeom prst="rect"/>
+                  </pic:spPr>
+                </pic:pic>
+              </a:graphicData>
+            </a:graphic>
+          </wp:inline>
+        </w:drawing>
+      </w:r>
+    </w:p>
+    <w:p>
+      <w:pPr>
+        <w:spacing w:before="80" w:after="240"/>
+        <w:jc w:val="center"/>
+      </w:pPr>
+      <w:r>
+        <w:rPr>
+          <w:i/>
+          <w:sz w:val="18"/>
+        </w:rPr>
+        <w:t>図6: LiNGAM DAG vs スペクトル因果性 DCG の3条件比較。左: LiNGAM（DAG仮定）、中: スペクトル因果性（α=0.6）、右: スペクトル因果性（α=0, DPIのみ）。</w:t>
+      </w:r>
+    </w:p>
+    <w:p>
+      <w:pPr>
+        <w:spacing w:before="240"/>
+        <w:jc w:val="center"/>
+      </w:pPr>
+      <w:r>
+        <w:drawing>
+          <wp:inline xmlns:a="http://schemas.openxmlformats.org/drawingml/2006/main" xmlns:pic="http://schemas.openxmlformats.org/drawingml/2006/picture">
+            <wp:extent cx="5029200" cy="4481653"/>
+            <wp:docPr id="7" name="Picture 7"/>
+            <wp:cNvGraphicFramePr>
+              <a:graphicFrameLocks noChangeAspect="1"/>
+            </wp:cNvGraphicFramePr>
+            <a:graphic>
+              <a:graphicData uri="http://schemas.openxmlformats.org/drawingml/2006/picture">
+                <pic:pic>
+                  <pic:nvPicPr>
+                    <pic:cNvPr id="0" name="fig9_ecd_pruning_analysis.png"/>
+                    <pic:cNvPicPr/>
+                  </pic:nvPicPr>
+                  <pic:blipFill>
+                    <a:blip r:embed="rId15"/>
+                    <a:stretch>
+                      <a:fillRect/>
+                    </a:stretch>
+                  </pic:blipFill>
+                  <pic:spPr>
+                    <a:xfrm>
+                      <a:off x="0" y="0"/>
+                      <a:ext cx="5029200" cy="4481653"/>
+                    </a:xfrm>
+                    <a:prstGeom prst="rect"/>
+                  </pic:spPr>
+                </pic:pic>
+              </a:graphicData>
+            </a:graphic>
+          </wp:inline>
+        </w:drawing>
+      </w:r>
+    </w:p>
+    <w:p>
+      <w:pPr>
+        <w:spacing w:before="80" w:after="240"/>
+        <w:jc w:val="center"/>
+      </w:pPr>
+      <w:r>
+        <w:rPr>
+          <w:i/>
+          <w:sz w:val="18"/>
+        </w:rPr>
+        <w:t>図7: ECDアンサンブルとプルーニング解析。(A) 因果ポテンシャル比較、(B) フィードバック率別プルーニング、(C) 因果上流性 vs 介入可能性。</w:t>
       </w:r>
     </w:p>
     <w:p>
@@ -4440,6 +4811,59 @@
     <w:p>
       <w:r>
         <w:t>旧モデルからDPIモデルへの移行は、一次相転移（不連続）から二次相転移（連続）への質的変化に相当する。DPIのデータ駆動的方向性信号は「残留磁化」の役割を果たし、外部磁場 h = 0（α = 0）でも部分的な秩序状態を維持する。</w:t>
+      </w:r>
+    </w:p>
+    <w:p>
+      <w:pPr>
+        <w:spacing w:before="240"/>
+        <w:jc w:val="center"/>
+      </w:pPr>
+      <w:r>
+        <w:drawing>
+          <wp:inline xmlns:a="http://schemas.openxmlformats.org/drawingml/2006/main" xmlns:pic="http://schemas.openxmlformats.org/drawingml/2006/picture">
+            <wp:extent cx="5029200" cy="3715183"/>
+            <wp:docPr id="8" name="Picture 8"/>
+            <wp:cNvGraphicFramePr>
+              <a:graphicFrameLocks noChangeAspect="1"/>
+            </wp:cNvGraphicFramePr>
+            <a:graphic>
+              <a:graphicData uri="http://schemas.openxmlformats.org/drawingml/2006/picture">
+                <pic:pic>
+                  <pic:nvPicPr>
+                    <pic:cNvPr id="0" name="fig8_alpha_sweep.png"/>
+                    <pic:cNvPicPr/>
+                  </pic:nvPicPr>
+                  <pic:blipFill>
+                    <a:blip r:embed="rId16"/>
+                    <a:stretch>
+                      <a:fillRect/>
+                    </a:stretch>
+                  </pic:blipFill>
+                  <pic:spPr>
+                    <a:xfrm>
+                      <a:off x="0" y="0"/>
+                      <a:ext cx="5029200" cy="3715183"/>
+                    </a:xfrm>
+                    <a:prstGeom prst="rect"/>
+                  </pic:spPr>
+                </pic:pic>
+              </a:graphicData>
+            </a:graphic>
+          </wp:inline>
+        </w:drawing>
+      </w:r>
+    </w:p>
+    <w:p>
+      <w:pPr>
+        <w:spacing w:before="80" w:after="240"/>
+        <w:jc w:val="center"/>
+      </w:pPr>
+      <w:r>
+        <w:rPr>
+          <w:i/>
+          <w:sz w:val="18"/>
+        </w:rPr>
+        <w:t>図8: α掃引によるDAG転移解析。(A) r_gradient は α=0 で 0.581 から始まり滑らかに 0.859 へ到達。(B) 辺数とLiNGAM一致率。(C) 非対称ノルム。(D) 位相図。</w:t>
       </w:r>
     </w:p>
     <w:p>
